--- a/Testing.docx
+++ b/Testing.docx
@@ -4,781 +4,6 @@
   <w:body>
     <w:p>
       <w:pPr>
-        <w:spacing w:after="240" w:line="240" w:lineRule="auto"/>
-        <w:jc w:val="both"/>
-        <w:rPr>
-          <w:rFonts w:ascii="Arial" w:hAnsi="Arial" w:cs="Arial"/>
-          <w:b/>
-          <w:i/>
-          <w:color w:val="0070C0"/>
-          <w:kern w:val="12"/>
-          <w:sz w:val="20"/>
-          <w:szCs w:val="20"/>
-          <w:highlight w:val="yellow"/>
-          <w:lang w:val="en-GB"/>
-        </w:rPr>
-      </w:pPr>
-      <w:r>
-        <w:rPr>
-          <w:rFonts w:ascii="Arial" w:hAnsi="Arial" w:cs="Arial"/>
-          <w:b/>
-          <w:i/>
-          <w:color w:val="0070C0"/>
-          <w:kern w:val="12"/>
-          <w:sz w:val="20"/>
-          <w:szCs w:val="20"/>
-          <w:highlight w:val="yellow"/>
-          <w:lang w:val="en-GB"/>
-        </w:rPr>
-        <w:t xml:space="preserve">IMPORTANT USAGE NOTE:  This is a framework starting point Statement of Work for Managed Services.  It is important to be thoughtful and consult with </w:t>
-      </w:r>
-      <w:r>
-        <w:rPr>
-          <w:rFonts w:ascii="Arial" w:hAnsi="Arial" w:cs="Arial"/>
-          <w:b/>
-          <w:i/>
-          <w:color w:val="0070C0"/>
-          <w:kern w:val="12"/>
-          <w:sz w:val="20"/>
-          <w:szCs w:val="20"/>
-          <w:highlight w:val="yellow"/>
-          <w:lang w:val="en-GB"/>
-        </w:rPr>
-        <w:t xml:space="preserve">Solution Leaders, </w:t>
-      </w:r>
-      <w:r>
-        <w:rPr>
-          <w:rFonts w:ascii="Arial" w:hAnsi="Arial" w:cs="Arial"/>
-          <w:b/>
-          <w:i/>
-          <w:color w:val="0070C0"/>
-          <w:kern w:val="12"/>
-          <w:sz w:val="20"/>
-          <w:szCs w:val="20"/>
-          <w:highlight w:val="yellow"/>
-          <w:lang w:val="en-GB"/>
-        </w:rPr>
-        <w:t>Region/local PPD, Region FAAS Quality Leader, Area Managed Services Oversight Committee (</w:t>
-      </w:r>
-      <w:r>
-        <w:rPr>
-          <w:rFonts w:ascii="Arial" w:hAnsi="Arial" w:cs="Arial"/>
-          <w:b/>
-          <w:i/>
-          <w:color w:val="0070C0"/>
-          <w:kern w:val="12"/>
-          <w:sz w:val="20"/>
-          <w:szCs w:val="20"/>
-          <w:highlight w:val="yellow"/>
-          <w:lang w:val="en-GB"/>
-        </w:rPr>
-        <w:t>MSOC)</w:t>
-      </w:r>
-      <w:r>
-        <w:rPr>
-          <w:rFonts w:ascii="Arial" w:hAnsi="Arial" w:cs="Arial"/>
-          <w:b/>
-          <w:i/>
-          <w:color w:val="0070C0"/>
-          <w:kern w:val="12"/>
-          <w:sz w:val="20"/>
-          <w:szCs w:val="20"/>
-          <w:highlight w:val="yellow"/>
-          <w:lang w:val="en-GB"/>
-        </w:rPr>
-        <w:t xml:space="preserve">, and GCO at the outset of any pursuit that may use this SOW to obtain guidance on tailoring to a specific offering. </w:t>
-      </w:r>
-      <w:r>
-        <w:rPr>
-          <w:rFonts w:ascii="Arial" w:hAnsi="Arial" w:cs="Arial"/>
-          <w:b/>
-          <w:i/>
-          <w:color w:val="0070C0"/>
-          <w:kern w:val="12"/>
-          <w:sz w:val="20"/>
-          <w:szCs w:val="20"/>
-          <w:highlight w:val="yellow"/>
-          <w:lang w:val="en-GB"/>
-        </w:rPr>
-        <w:t>In addition, all managed services must receive approval from the MSOC prior to client engagement.</w:t>
-      </w:r>
-      <w:r>
-        <w:rPr>
-          <w:rFonts w:ascii="Arial" w:hAnsi="Arial" w:cs="Arial"/>
-          <w:b/>
-          <w:i/>
-          <w:color w:val="0070C0"/>
-          <w:kern w:val="12"/>
-          <w:sz w:val="20"/>
-          <w:szCs w:val="20"/>
-          <w:highlight w:val="yellow"/>
-          <w:lang w:val="en-GB"/>
-        </w:rPr>
-        <w:t xml:space="preserve"> This SOW assumes that EY and CLIENT </w:t>
-      </w:r>
-      <w:r>
-        <w:rPr>
-          <w:rFonts w:ascii="Arial" w:hAnsi="Arial" w:cs="Arial"/>
-          <w:b/>
-          <w:i/>
-          <w:color w:val="0070C0"/>
-          <w:kern w:val="12"/>
-          <w:sz w:val="20"/>
-          <w:szCs w:val="20"/>
-          <w:highlight w:val="yellow"/>
-          <w:lang w:val="en-GB"/>
-        </w:rPr>
-        <w:t>use</w:t>
-      </w:r>
-      <w:r>
-        <w:rPr>
-          <w:rFonts w:ascii="Arial" w:hAnsi="Arial" w:cs="Arial"/>
-          <w:b/>
-          <w:i/>
-          <w:color w:val="0070C0"/>
-          <w:kern w:val="12"/>
-          <w:sz w:val="20"/>
-          <w:szCs w:val="20"/>
-          <w:highlight w:val="yellow"/>
-          <w:lang w:val="en-GB"/>
-        </w:rPr>
-        <w:t xml:space="preserve"> an </w:t>
-      </w:r>
-      <w:r>
-        <w:rPr>
-          <w:rFonts w:ascii="Arial" w:hAnsi="Arial" w:cs="Arial"/>
-          <w:b/>
-          <w:i/>
-          <w:color w:val="0070C0"/>
-          <w:kern w:val="12"/>
-          <w:sz w:val="20"/>
-          <w:szCs w:val="20"/>
-          <w:highlight w:val="yellow"/>
-          <w:lang w:val="en-GB"/>
-        </w:rPr>
-        <w:t xml:space="preserve">EY-standard </w:t>
-      </w:r>
-      <w:r>
-        <w:rPr>
-          <w:rFonts w:ascii="Arial" w:hAnsi="Arial" w:cs="Arial"/>
-          <w:b/>
-          <w:i/>
-          <w:color w:val="0070C0"/>
-          <w:kern w:val="12"/>
-          <w:sz w:val="20"/>
-          <w:szCs w:val="20"/>
-          <w:highlight w:val="yellow"/>
-          <w:lang w:val="en-GB"/>
-        </w:rPr>
-        <w:t xml:space="preserve">agreement </w:t>
-      </w:r>
-      <w:r>
-        <w:rPr>
-          <w:rFonts w:ascii="Arial" w:hAnsi="Arial" w:cs="Arial"/>
-          <w:b/>
-          <w:i/>
-          <w:color w:val="0070C0"/>
-          <w:kern w:val="12"/>
-          <w:sz w:val="20"/>
-          <w:szCs w:val="20"/>
-          <w:highlight w:val="yellow"/>
-          <w:lang w:val="en-GB"/>
-        </w:rPr>
-        <w:t>including</w:t>
-      </w:r>
-      <w:r>
-        <w:rPr>
-          <w:rFonts w:ascii="Arial" w:hAnsi="Arial" w:cs="Arial"/>
-          <w:b/>
-          <w:i/>
-          <w:color w:val="0070C0"/>
-          <w:kern w:val="12"/>
-          <w:sz w:val="20"/>
-          <w:szCs w:val="20"/>
-          <w:highlight w:val="yellow"/>
-          <w:lang w:val="en-GB"/>
-        </w:rPr>
-        <w:t xml:space="preserve"> EY’s standard General Terms and Conditions</w:t>
-      </w:r>
-      <w:r>
-        <w:rPr>
-          <w:rFonts w:ascii="Arial" w:hAnsi="Arial" w:cs="Arial"/>
-          <w:b/>
-          <w:i/>
-          <w:color w:val="0070C0"/>
-          <w:kern w:val="12"/>
-          <w:sz w:val="20"/>
-          <w:szCs w:val="20"/>
-          <w:highlight w:val="yellow"/>
-          <w:lang w:val="en-GB"/>
-        </w:rPr>
-        <w:t>.</w:t>
-      </w:r>
-      <w:r>
-        <w:rPr>
-          <w:rFonts w:ascii="Arial" w:hAnsi="Arial" w:cs="Arial"/>
-          <w:b/>
-          <w:i/>
-          <w:color w:val="0070C0"/>
-          <w:kern w:val="12"/>
-          <w:sz w:val="20"/>
-          <w:szCs w:val="20"/>
-          <w:highlight w:val="yellow"/>
-          <w:lang w:val="en-GB"/>
-        </w:rPr>
-        <w:t xml:space="preserve"> </w:t>
-      </w:r>
-    </w:p>
-    <w:p>
-      <w:pPr>
-        <w:spacing w:after="240" w:line="240" w:lineRule="auto"/>
-        <w:jc w:val="both"/>
-        <w:rPr>
-          <w:rFonts w:ascii="Arial" w:hAnsi="Arial" w:cs="Arial"/>
-          <w:b/>
-          <w:i/>
-          <w:color w:val="0070C0"/>
-          <w:kern w:val="12"/>
-          <w:sz w:val="20"/>
-          <w:szCs w:val="20"/>
-          <w:highlight w:val="yellow"/>
-          <w:lang w:val="en-GB"/>
-        </w:rPr>
-      </w:pPr>
-      <w:r>
-        <w:rPr>
-          <w:rFonts w:ascii="Arial" w:hAnsi="Arial" w:cs="Arial"/>
-          <w:b/>
-          <w:i/>
-          <w:color w:val="0070C0"/>
-          <w:kern w:val="12"/>
-          <w:sz w:val="20"/>
-          <w:szCs w:val="20"/>
-          <w:highlight w:val="yellow"/>
-          <w:lang w:val="en-GB"/>
-        </w:rPr>
-        <w:t xml:space="preserve">Teams should </w:t>
-      </w:r>
-      <w:r>
-        <w:rPr>
-          <w:rFonts w:ascii="Arial" w:hAnsi="Arial" w:cs="Arial"/>
-          <w:b/>
-          <w:i/>
-          <w:color w:val="0070C0"/>
-          <w:kern w:val="12"/>
-          <w:sz w:val="20"/>
-          <w:szCs w:val="20"/>
-          <w:highlight w:val="yellow"/>
-          <w:lang w:val="en-GB"/>
-        </w:rPr>
-        <w:t xml:space="preserve">first focus on </w:t>
-      </w:r>
-      <w:r>
-        <w:rPr>
-          <w:rFonts w:ascii="Arial" w:hAnsi="Arial" w:cs="Arial"/>
-          <w:b/>
-          <w:i/>
-          <w:color w:val="0070C0"/>
-          <w:kern w:val="12"/>
-          <w:sz w:val="20"/>
-          <w:szCs w:val="20"/>
-          <w:highlight w:val="yellow"/>
-          <w:lang w:val="en-GB"/>
-        </w:rPr>
-        <w:t>draft</w:t>
-      </w:r>
-      <w:r>
-        <w:rPr>
-          <w:rFonts w:ascii="Arial" w:hAnsi="Arial" w:cs="Arial"/>
-          <w:b/>
-          <w:i/>
-          <w:color w:val="0070C0"/>
-          <w:kern w:val="12"/>
-          <w:sz w:val="20"/>
-          <w:szCs w:val="20"/>
-          <w:highlight w:val="yellow"/>
-          <w:lang w:val="en-GB"/>
-        </w:rPr>
-        <w:t>ing</w:t>
-      </w:r>
-      <w:r>
-        <w:rPr>
-          <w:rFonts w:ascii="Arial" w:hAnsi="Arial" w:cs="Arial"/>
-          <w:b/>
-          <w:i/>
-          <w:color w:val="0070C0"/>
-          <w:kern w:val="12"/>
-          <w:sz w:val="20"/>
-          <w:szCs w:val="20"/>
-          <w:highlight w:val="yellow"/>
-          <w:lang w:val="en-GB"/>
-        </w:rPr>
-        <w:t xml:space="preserve"> Schedule A </w:t>
-      </w:r>
-      <w:r>
-        <w:rPr>
-          <w:rFonts w:ascii="Arial" w:hAnsi="Arial" w:cs="Arial"/>
-          <w:b/>
-          <w:i/>
-          <w:color w:val="0070C0"/>
-          <w:kern w:val="12"/>
-          <w:sz w:val="20"/>
-          <w:szCs w:val="20"/>
-          <w:highlight w:val="yellow"/>
-          <w:lang w:val="en-GB"/>
-        </w:rPr>
-        <w:t xml:space="preserve">(Description of Services), to describe the </w:t>
-      </w:r>
-      <w:r>
-        <w:rPr>
-          <w:rFonts w:ascii="Arial" w:hAnsi="Arial" w:cs="Arial"/>
-          <w:b/>
-          <w:i/>
-          <w:color w:val="0070C0"/>
-          <w:kern w:val="12"/>
-          <w:sz w:val="20"/>
-          <w:szCs w:val="20"/>
-          <w:highlight w:val="yellow"/>
-          <w:lang w:val="en-GB"/>
-        </w:rPr>
-        <w:t>scope of services, deliverables, output, roles and responsibilities, key assumptions and attributes</w:t>
-      </w:r>
-      <w:r>
-        <w:rPr>
-          <w:rFonts w:ascii="Arial" w:hAnsi="Arial" w:cs="Arial"/>
-          <w:b/>
-          <w:i/>
-          <w:color w:val="0070C0"/>
-          <w:kern w:val="12"/>
-          <w:sz w:val="20"/>
-          <w:szCs w:val="20"/>
-          <w:highlight w:val="yellow"/>
-          <w:lang w:val="en-GB"/>
-        </w:rPr>
-        <w:t xml:space="preserve">.  This should be done </w:t>
-      </w:r>
-      <w:r>
-        <w:rPr>
-          <w:rFonts w:ascii="Arial" w:hAnsi="Arial" w:cs="Arial"/>
-          <w:b/>
-          <w:i/>
-          <w:color w:val="0070C0"/>
-          <w:kern w:val="12"/>
-          <w:sz w:val="20"/>
-          <w:szCs w:val="20"/>
-          <w:highlight w:val="yellow"/>
-          <w:lang w:val="en-GB"/>
-        </w:rPr>
-        <w:t xml:space="preserve">as early as possible </w:t>
-      </w:r>
-      <w:r>
-        <w:rPr>
-          <w:rFonts w:ascii="Arial" w:hAnsi="Arial" w:cs="Arial"/>
-          <w:b/>
-          <w:i/>
-          <w:color w:val="0070C0"/>
-          <w:kern w:val="12"/>
-          <w:sz w:val="20"/>
-          <w:szCs w:val="20"/>
-          <w:highlight w:val="yellow"/>
-          <w:lang w:val="en-GB"/>
-        </w:rPr>
-        <w:t xml:space="preserve">and as completely as possible </w:t>
-      </w:r>
-      <w:r>
-        <w:rPr>
-          <w:rFonts w:ascii="Arial" w:hAnsi="Arial" w:cs="Arial"/>
-          <w:b/>
-          <w:i/>
-          <w:color w:val="0070C0"/>
-          <w:kern w:val="12"/>
-          <w:sz w:val="20"/>
-          <w:szCs w:val="20"/>
-          <w:highlight w:val="yellow"/>
-          <w:lang w:val="en-GB"/>
-        </w:rPr>
-        <w:t xml:space="preserve">since it </w:t>
-      </w:r>
-      <w:r>
-        <w:rPr>
-          <w:rFonts w:ascii="Arial" w:hAnsi="Arial" w:cs="Arial"/>
-          <w:b/>
-          <w:i/>
-          <w:color w:val="0070C0"/>
-          <w:kern w:val="12"/>
-          <w:sz w:val="20"/>
-          <w:szCs w:val="20"/>
-          <w:highlight w:val="yellow"/>
-          <w:lang w:val="en-GB"/>
-        </w:rPr>
-        <w:t xml:space="preserve">is the cornerstone to </w:t>
-      </w:r>
-      <w:r>
-        <w:rPr>
-          <w:rFonts w:ascii="Arial" w:hAnsi="Arial" w:cs="Arial"/>
-          <w:b/>
-          <w:i/>
-          <w:color w:val="0070C0"/>
-          <w:kern w:val="12"/>
-          <w:sz w:val="20"/>
-          <w:szCs w:val="20"/>
-          <w:highlight w:val="yellow"/>
-          <w:lang w:val="en-GB"/>
-        </w:rPr>
-        <w:t xml:space="preserve">agreeing </w:t>
-      </w:r>
-      <w:r>
-        <w:rPr>
-          <w:rFonts w:ascii="Arial" w:hAnsi="Arial" w:cs="Arial"/>
-          <w:b/>
-          <w:i/>
-          <w:color w:val="0070C0"/>
-          <w:kern w:val="12"/>
-          <w:sz w:val="20"/>
-          <w:szCs w:val="20"/>
-          <w:highlight w:val="yellow"/>
-          <w:lang w:val="en-GB"/>
-        </w:rPr>
-        <w:t xml:space="preserve">with the client, and to </w:t>
-      </w:r>
-      <w:r>
-        <w:rPr>
-          <w:rFonts w:ascii="Arial" w:hAnsi="Arial" w:cs="Arial"/>
-          <w:b/>
-          <w:i/>
-          <w:color w:val="0070C0"/>
-          <w:kern w:val="12"/>
-          <w:sz w:val="20"/>
-          <w:szCs w:val="20"/>
-          <w:highlight w:val="yellow"/>
-          <w:lang w:val="en-GB"/>
-        </w:rPr>
-        <w:t xml:space="preserve">ensure </w:t>
-      </w:r>
-      <w:r>
-        <w:rPr>
-          <w:rFonts w:ascii="Arial" w:hAnsi="Arial" w:cs="Arial"/>
-          <w:b/>
-          <w:i/>
-          <w:color w:val="0070C0"/>
-          <w:kern w:val="12"/>
-          <w:sz w:val="20"/>
-          <w:szCs w:val="20"/>
-          <w:highlight w:val="yellow"/>
-          <w:lang w:val="en-GB"/>
-        </w:rPr>
-        <w:t xml:space="preserve">that EY’s </w:t>
-      </w:r>
-      <w:r>
-        <w:rPr>
-          <w:rFonts w:ascii="Arial" w:hAnsi="Arial" w:cs="Arial"/>
-          <w:b/>
-          <w:i/>
-          <w:color w:val="0070C0"/>
-          <w:kern w:val="12"/>
-          <w:sz w:val="20"/>
-          <w:szCs w:val="20"/>
-          <w:highlight w:val="yellow"/>
-          <w:lang w:val="en-GB"/>
-        </w:rPr>
-        <w:t xml:space="preserve">delivery model, </w:t>
-      </w:r>
-      <w:r>
-        <w:rPr>
-          <w:rFonts w:ascii="Arial" w:hAnsi="Arial" w:cs="Arial"/>
-          <w:b/>
-          <w:i/>
-          <w:color w:val="0070C0"/>
-          <w:kern w:val="12"/>
-          <w:sz w:val="20"/>
-          <w:szCs w:val="20"/>
-          <w:highlight w:val="yellow"/>
-          <w:lang w:val="en-GB"/>
-        </w:rPr>
-        <w:t>pricing and service levels are aligned to the scope expectations</w:t>
-      </w:r>
-      <w:r>
-        <w:rPr>
-          <w:rFonts w:ascii="Arial" w:hAnsi="Arial" w:cs="Arial"/>
-          <w:b/>
-          <w:i/>
-          <w:color w:val="0070C0"/>
-          <w:kern w:val="12"/>
-          <w:sz w:val="20"/>
-          <w:szCs w:val="20"/>
-          <w:highlight w:val="yellow"/>
-          <w:lang w:val="en-GB"/>
-        </w:rPr>
-        <w:t>. Teams should not underestimate the time it takes to draft Schedule A</w:t>
-      </w:r>
-      <w:r>
-        <w:rPr>
-          <w:rFonts w:ascii="Arial" w:hAnsi="Arial" w:cs="Arial"/>
-          <w:b/>
-          <w:i/>
-          <w:color w:val="0070C0"/>
-          <w:kern w:val="12"/>
-          <w:sz w:val="20"/>
-          <w:szCs w:val="20"/>
-          <w:highlight w:val="yellow"/>
-          <w:lang w:val="en-GB"/>
-        </w:rPr>
-        <w:t xml:space="preserve"> (Description of Services)</w:t>
-      </w:r>
-      <w:r>
-        <w:rPr>
-          <w:rFonts w:ascii="Arial" w:hAnsi="Arial" w:cs="Arial"/>
-          <w:b/>
-          <w:i/>
-          <w:color w:val="0070C0"/>
-          <w:kern w:val="12"/>
-          <w:sz w:val="20"/>
-          <w:szCs w:val="20"/>
-          <w:highlight w:val="yellow"/>
-          <w:lang w:val="en-GB"/>
-        </w:rPr>
-        <w:t xml:space="preserve">. Teams should also confirm Defined Terms early in the drafting process so that they </w:t>
-      </w:r>
-      <w:proofErr w:type="gramStart"/>
-      <w:r>
-        <w:rPr>
-          <w:rFonts w:ascii="Arial" w:hAnsi="Arial" w:cs="Arial"/>
-          <w:b/>
-          <w:i/>
-          <w:color w:val="0070C0"/>
-          <w:kern w:val="12"/>
-          <w:sz w:val="20"/>
-          <w:szCs w:val="20"/>
-          <w:highlight w:val="yellow"/>
-          <w:lang w:val="en-GB"/>
-        </w:rPr>
-        <w:t>can be consistently be</w:t>
-      </w:r>
-      <w:proofErr w:type="gramEnd"/>
-      <w:r>
-        <w:rPr>
-          <w:rFonts w:ascii="Arial" w:hAnsi="Arial" w:cs="Arial"/>
-          <w:b/>
-          <w:i/>
-          <w:color w:val="0070C0"/>
-          <w:kern w:val="12"/>
-          <w:sz w:val="20"/>
-          <w:szCs w:val="20"/>
-          <w:highlight w:val="yellow"/>
-          <w:lang w:val="en-GB"/>
-        </w:rPr>
-        <w:t xml:space="preserve"> applied throughout the contract and avoid unnecessary rework.</w:t>
-      </w:r>
-    </w:p>
-    <w:p>
-      <w:pPr>
-        <w:spacing w:after="240" w:line="240" w:lineRule="auto"/>
-        <w:jc w:val="both"/>
-        <w:rPr>
-          <w:rFonts w:ascii="Arial" w:hAnsi="Arial" w:cs="Arial"/>
-          <w:b/>
-          <w:i/>
-          <w:color w:val="0070C0"/>
-          <w:kern w:val="12"/>
-          <w:sz w:val="20"/>
-          <w:szCs w:val="20"/>
-          <w:highlight w:val="yellow"/>
-          <w:lang w:val="en-GB"/>
-        </w:rPr>
-      </w:pPr>
-      <w:r>
-        <w:rPr>
-          <w:rFonts w:ascii="Arial" w:hAnsi="Arial" w:cs="Arial"/>
-          <w:b/>
-          <w:i/>
-          <w:color w:val="0070C0"/>
-          <w:kern w:val="12"/>
-          <w:sz w:val="20"/>
-          <w:szCs w:val="20"/>
-          <w:highlight w:val="yellow"/>
-          <w:lang w:val="en-GB"/>
-        </w:rPr>
-        <w:t xml:space="preserve">“NOTES TO DRAFT” (in </w:t>
-      </w:r>
-      <w:r>
-        <w:rPr>
-          <w:rFonts w:ascii="Arial" w:hAnsi="Arial" w:cs="Arial"/>
-          <w:b/>
-          <w:i/>
-          <w:kern w:val="12"/>
-          <w:sz w:val="20"/>
-          <w:szCs w:val="20"/>
-          <w:highlight w:val="yellow"/>
-          <w:lang w:val="en-GB"/>
-        </w:rPr>
-        <w:t>Black BOLD text</w:t>
-      </w:r>
-      <w:r>
-        <w:rPr>
-          <w:rFonts w:ascii="Arial" w:hAnsi="Arial" w:cs="Arial"/>
-          <w:b/>
-          <w:i/>
-          <w:color w:val="0070C0"/>
-          <w:kern w:val="12"/>
-          <w:sz w:val="20"/>
-          <w:szCs w:val="20"/>
-          <w:highlight w:val="yellow"/>
-          <w:lang w:val="en-GB"/>
-        </w:rPr>
-        <w:t xml:space="preserve">) reflect important usage considerations that should be reviewed carefully by the team working with this framework, with appropriate consultation of the </w:t>
-      </w:r>
-      <w:r>
-        <w:rPr>
-          <w:rFonts w:ascii="Arial" w:hAnsi="Arial" w:cs="Arial"/>
-          <w:b/>
-          <w:i/>
-          <w:color w:val="0070C0"/>
-          <w:kern w:val="12"/>
-          <w:sz w:val="20"/>
-          <w:szCs w:val="20"/>
-          <w:highlight w:val="yellow"/>
-          <w:lang w:val="en-GB"/>
-        </w:rPr>
-        <w:t>subject matter resources</w:t>
-      </w:r>
-      <w:r>
-        <w:rPr>
-          <w:rFonts w:ascii="Arial" w:hAnsi="Arial" w:cs="Arial"/>
-          <w:b/>
-          <w:i/>
-          <w:color w:val="0070C0"/>
-          <w:kern w:val="12"/>
-          <w:sz w:val="20"/>
-          <w:szCs w:val="20"/>
-          <w:highlight w:val="yellow"/>
-          <w:lang w:val="en-GB"/>
-        </w:rPr>
-        <w:t xml:space="preserve"> (including those noted above).  Text in yellow-highlighted italics indicate either (1) blanks that need to be populated with deal / Client-specific information; or (2) terms that may be optional, given the deal / offering / Client characteristics.</w:t>
-      </w:r>
-    </w:p>
-    <w:p>
-      <w:pPr>
-        <w:spacing w:after="240" w:line="240" w:lineRule="auto"/>
-        <w:jc w:val="both"/>
-        <w:rPr>
-          <w:rFonts w:ascii="Arial" w:hAnsi="Arial" w:cs="Arial"/>
-          <w:b/>
-          <w:i/>
-          <w:color w:val="0070C0"/>
-          <w:kern w:val="12"/>
-          <w:sz w:val="20"/>
-          <w:szCs w:val="20"/>
-          <w:highlight w:val="yellow"/>
-          <w:lang w:val="en-GB"/>
-        </w:rPr>
-      </w:pPr>
-      <w:r>
-        <w:rPr>
-          <w:rFonts w:ascii="Arial" w:hAnsi="Arial" w:cs="Arial"/>
-          <w:b/>
-          <w:i/>
-          <w:color w:val="0070C0"/>
-          <w:kern w:val="12"/>
-          <w:sz w:val="20"/>
-          <w:szCs w:val="20"/>
-          <w:highlight w:val="yellow"/>
-          <w:lang w:val="en-GB"/>
-        </w:rPr>
-        <w:t>[NOTE TO DRAFT:  This document utilizes automatic cross references, which can be updated by using “select all” then “refresh {F9 key}”.  If you separate the Schedules into separate word documents, these cross references may need to be re-established manually.  Naturally, the user should verify the integrity of the cross references prior to sending the draft to Client.]</w:t>
-      </w:r>
-    </w:p>
-    <w:p>
-      <w:pPr>
-        <w:spacing w:after="240" w:line="240" w:lineRule="auto"/>
-        <w:jc w:val="center"/>
-        <w:rPr>
-          <w:rFonts w:ascii="Arial" w:hAnsi="Arial" w:cs="Arial"/>
-          <w:b/>
-          <w:i/>
-          <w:color w:val="0070C0"/>
-          <w:kern w:val="12"/>
-          <w:sz w:val="20"/>
-          <w:szCs w:val="20"/>
-          <w:lang w:val="en-GB"/>
-        </w:rPr>
-      </w:pPr>
-      <w:r>
-        <w:rPr>
-          <w:rFonts w:ascii="Arial" w:hAnsi="Arial" w:cs="Arial"/>
-          <w:b/>
-          <w:i/>
-          <w:color w:val="0070C0"/>
-          <w:kern w:val="12"/>
-          <w:sz w:val="20"/>
-          <w:szCs w:val="20"/>
-          <w:highlight w:val="yellow"/>
-          <w:lang w:val="en-GB"/>
-        </w:rPr>
-        <w:t xml:space="preserve">THE NOTES ON THIS </w:t>
-      </w:r>
-      <w:r>
-        <w:rPr>
-          <w:rFonts w:ascii="Arial" w:hAnsi="Arial" w:cs="Arial"/>
-          <w:b/>
-          <w:i/>
-          <w:color w:val="0070C0"/>
-          <w:kern w:val="12"/>
-          <w:sz w:val="20"/>
-          <w:szCs w:val="20"/>
-          <w:highlight w:val="yellow"/>
-          <w:lang w:val="en-GB"/>
-        </w:rPr>
-        <w:t xml:space="preserve">PAGE </w:t>
-      </w:r>
-      <w:r>
-        <w:rPr>
-          <w:rFonts w:ascii="Arial" w:hAnsi="Arial" w:cs="Arial"/>
-          <w:b/>
-          <w:i/>
-          <w:color w:val="0070C0"/>
-          <w:kern w:val="12"/>
-          <w:sz w:val="20"/>
-          <w:szCs w:val="20"/>
-          <w:highlight w:val="yellow"/>
-          <w:lang w:val="en-GB"/>
-        </w:rPr>
-        <w:t xml:space="preserve">AND OTHER DRAFTING NOTES </w:t>
-      </w:r>
-      <w:r>
-        <w:rPr>
-          <w:rFonts w:ascii="Arial" w:hAnsi="Arial" w:cs="Arial"/>
-          <w:b/>
-          <w:i/>
-          <w:color w:val="0070C0"/>
-          <w:kern w:val="12"/>
-          <w:sz w:val="20"/>
-          <w:szCs w:val="20"/>
-          <w:highlight w:val="yellow"/>
-          <w:lang w:val="en-GB"/>
-        </w:rPr>
-        <w:t>SHOULD BE DELETED BEFORE AN SOW IS DELIVERED TO THE CLIENT</w:t>
-      </w:r>
-    </w:p>
-    <w:p>
-      <w:pPr>
-        <w:spacing w:line="240" w:lineRule="auto"/>
-        <w:rPr>
-          <w:rFonts w:ascii="Arial" w:hAnsi="Arial" w:cs="Arial"/>
-          <w:sz w:val="20"/>
-          <w:szCs w:val="20"/>
-        </w:rPr>
-      </w:pPr>
-      <w:r>
-        <w:rPr>
-          <w:rFonts w:ascii="Arial" w:hAnsi="Arial" w:cs="Arial"/>
-          <w:sz w:val="20"/>
-          <w:szCs w:val="20"/>
-        </w:rPr>
-        <w:br w:type="page"/>
-      </w:r>
-    </w:p>
-    <w:p>
-      <w:pPr>
         <w:pStyle w:val="0-05-AppendixSchedule-Heading"/>
         <w:rPr>
           <w:rFonts w:asciiTheme="minorBidi" w:hAnsiTheme="minorBidi" w:cstheme="minorBidi"/>
@@ -789,7 +14,6 @@
         <w:rPr>
           <w:rFonts w:asciiTheme="minorBidi" w:hAnsiTheme="minorBidi" w:cstheme="minorBidi"/>
         </w:rPr>
-        <w:lastRenderedPageBreak/>
         <w:t>Appendix A</w:t>
       </w:r>
     </w:p>
@@ -1232,7 +456,6 @@
         </w:rPr>
         <w:t>NOTE TO DRAFT</w:t>
       </w:r>
-      <w:proofErr w:type="gramStart"/>
       <w:r>
         <w:rPr>
           <w:rFonts w:asciiTheme="minorBidi" w:hAnsiTheme="minorBidi" w:cstheme="minorBidi"/>
@@ -1241,18 +464,7 @@
           <w:szCs w:val="20"/>
           <w:highlight w:val="yellow"/>
         </w:rPr>
-        <w:t>:  This</w:t>
-      </w:r>
-      <w:proofErr w:type="gramEnd"/>
-      <w:r>
-        <w:rPr>
-          <w:rFonts w:asciiTheme="minorBidi" w:hAnsiTheme="minorBidi" w:cstheme="minorBidi"/>
-          <w:b/>
-          <w:sz w:val="20"/>
-          <w:szCs w:val="20"/>
-          <w:highlight w:val="yellow"/>
-        </w:rPr>
-        <w:t xml:space="preserve"> framework references 3 key dates from a contractual basis.  These may need to be adjusted based on the specifics of a deal, and include:  “Effective Date” the date the Parties sign (binding contract); “Commencement Date” the date the Onboarding </w:t>
+        <w:t xml:space="preserve">:  This framework references 3 key dates from a contractual basis.  These may need to be adjusted based on the specifics of a deal, and include:  “Effective Date” the date the Parties sign (binding contract); “Commencement Date” the date the Onboarding </w:t>
       </w:r>
       <w:r>
         <w:rPr>
@@ -1387,82 +599,51 @@
           <w:szCs w:val="20"/>
           <w:highlight w:val="yellow"/>
         </w:rPr>
-        <w:t>insert meaningful, yet high level summary of the services, e.g. “regulatory reporting” or “anti-money laundering monitoring” or “fraud detection</w:t>
-      </w:r>
-      <w:proofErr w:type="gramStart"/>
+        <w:t>insert meaningful, yet high level summary of the services, e.g. “regulatory reporting” or “anti-money laundering monitoring” or “fraud detection”</w:t>
+      </w:r>
       <w:r>
         <w:rPr>
           <w:rFonts w:ascii="Arial" w:hAnsi="Arial" w:cs="Arial"/>
           <w:i/>
           <w:sz w:val="20"/>
           <w:szCs w:val="20"/>
-          <w:highlight w:val="yellow"/>
-        </w:rPr>
-        <w:t>”</w:t>
-      </w:r>
-      <w:r>
-        <w:rPr>
-          <w:rFonts w:ascii="Arial" w:hAnsi="Arial" w:cs="Arial"/>
+        </w:rPr>
+        <w:t xml:space="preserve"> </w:t>
+      </w:r>
+      <w:r>
+        <w:rPr>
+          <w:rFonts w:ascii="Arial" w:hAnsi="Arial" w:cs="Arial"/>
+          <w:sz w:val="20"/>
+          <w:szCs w:val="20"/>
+        </w:rPr>
+        <w:t xml:space="preserve">} services as a managed service.  </w:t>
+      </w:r>
+      <w:r>
+        <w:rPr>
+          <w:rFonts w:ascii="Arial" w:hAnsi="Arial" w:cs="Arial"/>
+          <w:sz w:val="20"/>
+          <w:szCs w:val="20"/>
+        </w:rPr>
+        <w:t>[</w:t>
+      </w:r>
+      <w:r>
+        <w:rPr>
+          <w:rFonts w:ascii="Arial" w:hAnsi="Arial" w:cs="Arial"/>
+          <w:b/>
           <w:i/>
           <w:sz w:val="20"/>
           <w:szCs w:val="20"/>
         </w:rPr>
-        <w:t xml:space="preserve"> </w:t>
-      </w:r>
-      <w:r>
-        <w:rPr>
-          <w:rFonts w:ascii="Arial" w:hAnsi="Arial" w:cs="Arial"/>
-          <w:sz w:val="20"/>
-          <w:szCs w:val="20"/>
-        </w:rPr>
-        <w:t>}</w:t>
-      </w:r>
-      <w:proofErr w:type="gramEnd"/>
-      <w:r>
-        <w:rPr>
-          <w:rFonts w:ascii="Arial" w:hAnsi="Arial" w:cs="Arial"/>
-          <w:sz w:val="20"/>
-          <w:szCs w:val="20"/>
-        </w:rPr>
-        <w:t xml:space="preserve"> services as a managed service.  </w:t>
-      </w:r>
-      <w:r>
-        <w:rPr>
-          <w:rFonts w:ascii="Arial" w:hAnsi="Arial" w:cs="Arial"/>
-          <w:sz w:val="20"/>
-          <w:szCs w:val="20"/>
-        </w:rPr>
-        <w:t>[</w:t>
-      </w:r>
-      <w:r>
-        <w:rPr>
-          <w:rFonts w:ascii="Arial" w:hAnsi="Arial" w:cs="Arial"/>
-          <w:b/>
-          <w:i/>
-          <w:sz w:val="20"/>
-          <w:szCs w:val="20"/>
-        </w:rPr>
         <w:t>NOTE TO DRAFT</w:t>
       </w:r>
-      <w:proofErr w:type="gramStart"/>
-      <w:r>
-        <w:rPr>
-          <w:rFonts w:ascii="Arial" w:hAnsi="Arial" w:cs="Arial"/>
-          <w:b/>
-          <w:sz w:val="20"/>
-          <w:szCs w:val="20"/>
-        </w:rPr>
-        <w:t>:  Consider</w:t>
-      </w:r>
-      <w:proofErr w:type="gramEnd"/>
-      <w:r>
-        <w:rPr>
-          <w:rFonts w:ascii="Arial" w:hAnsi="Arial" w:cs="Arial"/>
-          <w:b/>
-          <w:sz w:val="20"/>
-          <w:szCs w:val="20"/>
-        </w:rPr>
-        <w:t xml:space="preserve"> adding other useful background information to provide context to reader, keeping in mind that the SOW is a contractual document. Statements about what the client wants to accomplish, for example, are not contractual statements</w:t>
+      <w:r>
+        <w:rPr>
+          <w:rFonts w:ascii="Arial" w:hAnsi="Arial" w:cs="Arial"/>
+          <w:b/>
+          <w:sz w:val="20"/>
+          <w:szCs w:val="20"/>
+        </w:rPr>
+        <w:t>:  Consider adding other useful background information to provide context to reader, keeping in mind that the SOW is a contractual document. Statements about what the client wants to accomplish, for example, are not contractual statements</w:t>
       </w:r>
       <w:r>
         <w:rPr>
@@ -1814,31 +995,7 @@
           <w:szCs w:val="20"/>
           <w:highlight w:val="yellow"/>
         </w:rPr>
-        <w:t xml:space="preserve">Provide </w:t>
-      </w:r>
-      <w:proofErr w:type="gramStart"/>
-      <w:r>
-        <w:rPr>
-          <w:rFonts w:ascii="Arial" w:hAnsi="Arial" w:cs="Arial"/>
-          <w:b/>
-          <w:kern w:val="12"/>
-          <w:sz w:val="20"/>
-          <w:szCs w:val="20"/>
-          <w:highlight w:val="yellow"/>
-        </w:rPr>
-        <w:t>brief summary</w:t>
-      </w:r>
-      <w:proofErr w:type="gramEnd"/>
-      <w:r>
-        <w:rPr>
-          <w:rFonts w:ascii="Arial" w:hAnsi="Arial" w:cs="Arial"/>
-          <w:b/>
-          <w:kern w:val="12"/>
-          <w:sz w:val="20"/>
-          <w:szCs w:val="20"/>
-          <w:highlight w:val="yellow"/>
-        </w:rPr>
-        <w:t xml:space="preserve"> of the one-time, onboarding services necessary to enable the managed services, e.g., configuration of tools, service transition, etc.  The details will be in Schedule A (Description of Services).</w:t>
+        <w:t>Provide brief summary of the one-time, onboarding services necessary to enable the managed services, e.g., configuration of tools, service transition, etc.  The details will be in Schedule A (Description of Services).</w:t>
       </w:r>
       <w:r>
         <w:rPr>
@@ -2034,19 +1191,7 @@
           <w:sz w:val="20"/>
           <w:szCs w:val="20"/>
         </w:rPr>
-        <w:t>*</w:t>
-      </w:r>
-      <w:proofErr w:type="gramStart"/>
-      <w:r>
-        <w:rPr>
-          <w:rFonts w:ascii="Arial" w:hAnsi="Arial" w:cs="Arial"/>
-          <w:b/>
-          <w:i/>
-          <w:kern w:val="0"/>
-          <w:sz w:val="20"/>
-          <w:szCs w:val="20"/>
-        </w:rPr>
-        <w:t>*</w:t>
+        <w:t>**</w:t>
       </w:r>
       <w:r>
         <w:rPr>
@@ -2063,16 +1208,7 @@
           <w:sz w:val="20"/>
           <w:szCs w:val="20"/>
         </w:rPr>
-        <w:t>GO</w:t>
-      </w:r>
-      <w:proofErr w:type="gramEnd"/>
-      <w:r>
-        <w:rPr>
-          <w:rFonts w:ascii="Arial" w:hAnsi="Arial" w:cs="Arial"/>
-          <w:sz w:val="20"/>
-          <w:szCs w:val="20"/>
-        </w:rPr>
-        <w:t>_LIVE_DATE**</w:t>
+        <w:t>GO_LIVE_DATE**</w:t>
       </w:r>
     </w:p>
     <w:p>
@@ -2119,31 +1255,7 @@
           <w:szCs w:val="20"/>
           <w:highlight w:val="yellow"/>
         </w:rPr>
-        <w:t xml:space="preserve">Provide </w:t>
-      </w:r>
-      <w:proofErr w:type="gramStart"/>
-      <w:r>
-        <w:rPr>
-          <w:rFonts w:ascii="Arial" w:hAnsi="Arial" w:cs="Arial"/>
-          <w:b/>
-          <w:kern w:val="12"/>
-          <w:sz w:val="20"/>
-          <w:szCs w:val="20"/>
-          <w:highlight w:val="yellow"/>
-        </w:rPr>
-        <w:t>brief summary</w:t>
-      </w:r>
-      <w:proofErr w:type="gramEnd"/>
-      <w:r>
-        <w:rPr>
-          <w:rFonts w:ascii="Arial" w:hAnsi="Arial" w:cs="Arial"/>
-          <w:b/>
-          <w:kern w:val="12"/>
-          <w:sz w:val="20"/>
-          <w:szCs w:val="20"/>
-          <w:highlight w:val="yellow"/>
-        </w:rPr>
-        <w:t xml:space="preserve"> of the managed services, which are the ongoing services</w:t>
+        <w:t>Provide brief summary of the managed services, which are the ongoing services</w:t>
       </w:r>
       <w:r>
         <w:rPr>
@@ -2955,16 +2067,7 @@
           <w:sz w:val="20"/>
           <w:szCs w:val="20"/>
         </w:rPr>
-        <w:t xml:space="preserve">shall have the meanings in the Agreement, and references in the Agreement </w:t>
-      </w:r>
-      <w:proofErr w:type="gramStart"/>
-      <w:r>
-        <w:rPr>
-          <w:rFonts w:ascii="Arial" w:hAnsi="Arial" w:cs="Arial"/>
-          <w:sz w:val="20"/>
-          <w:szCs w:val="20"/>
-        </w:rPr>
-        <w:t xml:space="preserve">to  </w:t>
+        <w:t xml:space="preserve">shall have the meanings in the Agreement, and references in the Agreement to  </w:t>
       </w:r>
       <w:r>
         <w:rPr>
@@ -2974,7 +2077,6 @@
         </w:rPr>
         <w:t>“</w:t>
       </w:r>
-      <w:proofErr w:type="gramEnd"/>
       <w:r>
         <w:rPr>
           <w:rFonts w:ascii="Arial" w:hAnsi="Arial" w:cs="Arial"/>
@@ -3178,41 +2280,13 @@
           <w:szCs w:val="20"/>
         </w:rPr>
       </w:pPr>
-      <w:proofErr w:type="gramStart"/>
-      <w:r>
-        <w:rPr>
-          <w:rFonts w:ascii="Arial" w:hAnsi="Arial" w:cs="Arial"/>
-          <w:sz w:val="20"/>
-          <w:szCs w:val="20"/>
-        </w:rPr>
-        <w:t>Client</w:t>
-      </w:r>
-      <w:proofErr w:type="gramEnd"/>
-      <w:r>
-        <w:rPr>
-          <w:rFonts w:ascii="Arial" w:hAnsi="Arial" w:cs="Arial"/>
-          <w:sz w:val="20"/>
-          <w:szCs w:val="20"/>
-        </w:rPr>
-        <w:t xml:space="preserve"> will provide appropriately experienced and trained </w:t>
-      </w:r>
-      <w:proofErr w:type="gramStart"/>
-      <w:r>
-        <w:rPr>
-          <w:rFonts w:ascii="Arial" w:hAnsi="Arial" w:cs="Arial"/>
-          <w:sz w:val="20"/>
-          <w:szCs w:val="20"/>
-        </w:rPr>
-        <w:t>persons</w:t>
-      </w:r>
-      <w:proofErr w:type="gramEnd"/>
-      <w:r>
-        <w:rPr>
-          <w:rFonts w:ascii="Arial" w:hAnsi="Arial" w:cs="Arial"/>
-          <w:sz w:val="20"/>
-          <w:szCs w:val="20"/>
-        </w:rPr>
-        <w:t xml:space="preserve"> to interact with EY as primary points of contact to serve as project managers/coordinators, and to oversee the Services. These persons will be responsible for arranging meetings, scheduling interviews, reviewing Performance Reports, establishing a governance structure for monitoring and tracking status and progress, supporting prompt issue resolution and decision making, providing timely and reasonable approvals on behalf of Client and answering questions that may arise with respect to the Services and/or related topics; and shall have sufficient authority to make operational and day-to-day decisions to enable the Services.</w:t>
+      <w:r>
+        <w:rPr>
+          <w:rFonts w:ascii="Arial" w:hAnsi="Arial" w:cs="Arial"/>
+          <w:sz w:val="20"/>
+          <w:szCs w:val="20"/>
+        </w:rPr>
+        <w:t>Client will provide appropriately experienced and trained persons to interact with EY as primary points of contact to serve as project managers/coordinators, and to oversee the Services. These persons will be responsible for arranging meetings, scheduling interviews, reviewing Performance Reports, establishing a governance structure for monitoring and tracking status and progress, supporting prompt issue resolution and decision making, providing timely and reasonable approvals on behalf of Client and answering questions that may arise with respect to the Services and/or related topics; and shall have sufficient authority to make operational and day-to-day decisions to enable the Services.</w:t>
       </w:r>
     </w:p>
     <w:p>
@@ -3231,43 +2305,7 @@
           <w:sz w:val="20"/>
           <w:szCs w:val="20"/>
         </w:rPr>
-        <w:t xml:space="preserve">Client has previously obtained or will promptly obtain all necessary consents from Client’s licensors and third-party service providers in connection with the Services. </w:t>
-      </w:r>
-      <w:proofErr w:type="gramStart"/>
-      <w:r>
-        <w:rPr>
-          <w:rFonts w:ascii="Arial" w:hAnsi="Arial" w:cs="Arial"/>
-          <w:sz w:val="20"/>
-          <w:szCs w:val="20"/>
-        </w:rPr>
-        <w:t>In the event that</w:t>
-      </w:r>
-      <w:proofErr w:type="gramEnd"/>
-      <w:r>
-        <w:rPr>
-          <w:rFonts w:ascii="Arial" w:hAnsi="Arial" w:cs="Arial"/>
-          <w:sz w:val="20"/>
-          <w:szCs w:val="20"/>
-        </w:rPr>
-        <w:t xml:space="preserve"> Client is unable to obtain such necessary consent to interact with or access a third-party product, Client and EY will mutually </w:t>
-      </w:r>
-      <w:proofErr w:type="gramStart"/>
-      <w:r>
-        <w:rPr>
-          <w:rFonts w:ascii="Arial" w:hAnsi="Arial" w:cs="Arial"/>
-          <w:sz w:val="20"/>
-          <w:szCs w:val="20"/>
-        </w:rPr>
-        <w:t>agree</w:t>
-      </w:r>
-      <w:proofErr w:type="gramEnd"/>
-      <w:r>
-        <w:rPr>
-          <w:rFonts w:ascii="Arial" w:hAnsi="Arial" w:cs="Arial"/>
-          <w:sz w:val="20"/>
-          <w:szCs w:val="20"/>
-        </w:rPr>
-        <w:t xml:space="preserve"> </w:t>
+        <w:t xml:space="preserve">Client has previously obtained or will promptly obtain all necessary consents from Client’s licensors and third-party service providers in connection with the Services. In the event that Client is unable to obtain such necessary consent to interact with or access a third-party product, Client and EY will mutually agree </w:t>
       </w:r>
       <w:r>
         <w:rPr>
@@ -3325,29 +2363,7 @@
           <w:szCs w:val="20"/>
           <w:highlight w:val="yellow"/>
         </w:rPr>
-        <w:t xml:space="preserve">: The following is a general provision, but if EY expects specific personnel, facilities, or systems, further </w:t>
-      </w:r>
-      <w:proofErr w:type="gramStart"/>
-      <w:r>
-        <w:rPr>
-          <w:rFonts w:ascii="Arial" w:hAnsi="Arial" w:cs="Arial"/>
-          <w:b/>
-          <w:sz w:val="20"/>
-          <w:szCs w:val="20"/>
-          <w:highlight w:val="yellow"/>
-        </w:rPr>
-        <w:t>detail</w:t>
-      </w:r>
-      <w:proofErr w:type="gramEnd"/>
-      <w:r>
-        <w:rPr>
-          <w:rFonts w:ascii="Arial" w:hAnsi="Arial" w:cs="Arial"/>
-          <w:b/>
-          <w:sz w:val="20"/>
-          <w:szCs w:val="20"/>
-          <w:highlight w:val="yellow"/>
-        </w:rPr>
-        <w:t xml:space="preserve"> should also be included in Schedule A.]</w:t>
+        <w:t>: The following is a general provision, but if EY expects specific personnel, facilities, or systems, further detail should also be included in Schedule A.]</w:t>
       </w:r>
       <w:r>
         <w:rPr>
@@ -3407,25 +2423,7 @@
           <w:sz w:val="20"/>
           <w:szCs w:val="20"/>
         </w:rPr>
-        <w:t xml:space="preserve">Timely and adequate access to Client personnel, facilities (including appropriate </w:t>
-      </w:r>
-      <w:proofErr w:type="gramStart"/>
-      <w:r>
-        <w:rPr>
-          <w:rFonts w:ascii="Arial" w:hAnsi="Arial" w:cs="Arial"/>
-          <w:sz w:val="20"/>
-          <w:szCs w:val="20"/>
-        </w:rPr>
-        <w:t>work space</w:t>
-      </w:r>
-      <w:proofErr w:type="gramEnd"/>
-      <w:r>
-        <w:rPr>
-          <w:rFonts w:ascii="Arial" w:hAnsi="Arial" w:cs="Arial"/>
-          <w:sz w:val="20"/>
-          <w:szCs w:val="20"/>
-        </w:rPr>
-        <w:t xml:space="preserve">) and Client’s third-party vendors that EY requests in connection with performing the Services; and </w:t>
+        <w:t xml:space="preserve">Timely and adequate access to Client personnel, facilities (including appropriate work space) and Client’s third-party vendors that EY requests in connection with performing the Services; and </w:t>
       </w:r>
     </w:p>
     <w:p>
@@ -3722,39 +2720,17 @@
           <w:szCs w:val="20"/>
           <w:highlight w:val="yellow"/>
         </w:rPr>
-        <w:t>NOTE TO DRAFT</w:t>
-      </w:r>
-      <w:proofErr w:type="gramStart"/>
-      <w:r>
-        <w:rPr>
-          <w:rFonts w:ascii="Arial" w:hAnsi="Arial" w:cs="Arial"/>
-          <w:b/>
-          <w:sz w:val="20"/>
-          <w:szCs w:val="20"/>
-          <w:highlight w:val="yellow"/>
-        </w:rPr>
-        <w:t xml:space="preserve">:  </w:t>
-      </w:r>
-      <w:r>
-        <w:rPr>
-          <w:rFonts w:ascii="Arial" w:hAnsi="Arial" w:cs="Arial"/>
-          <w:b/>
-          <w:sz w:val="20"/>
-          <w:szCs w:val="20"/>
-          <w:highlight w:val="yellow"/>
-        </w:rPr>
-        <w:t>Teams</w:t>
-      </w:r>
-      <w:proofErr w:type="gramEnd"/>
-      <w:r>
-        <w:rPr>
-          <w:rFonts w:ascii="Arial" w:hAnsi="Arial" w:cs="Arial"/>
-          <w:b/>
-          <w:sz w:val="20"/>
-          <w:szCs w:val="20"/>
-          <w:highlight w:val="yellow"/>
-        </w:rPr>
-        <w:t xml:space="preserve"> can delete </w:t>
+        <w:t xml:space="preserve">NOTE TO DRAFT:  </w:t>
+      </w:r>
+      <w:r>
+        <w:rPr>
+          <w:rFonts w:ascii="Arial" w:hAnsi="Arial" w:cs="Arial"/>
+          <w:b/>
+          <w:sz w:val="20"/>
+          <w:szCs w:val="20"/>
+          <w:highlight w:val="yellow"/>
+        </w:rPr>
+        <w:t xml:space="preserve">Teams can delete </w:t>
       </w:r>
       <w:r>
         <w:rPr>
@@ -4185,27 +3161,7 @@
           <w:szCs w:val="20"/>
           <w:highlight w:val="yellow"/>
         </w:rPr>
-        <w:t xml:space="preserve">general </w:t>
-      </w:r>
-      <w:proofErr w:type="gramStart"/>
-      <w:r>
-        <w:rPr>
-          <w:rFonts w:ascii="Arial" w:hAnsi="Arial" w:cs="Arial"/>
-          <w:sz w:val="20"/>
-          <w:szCs w:val="20"/>
-          <w:highlight w:val="yellow"/>
-        </w:rPr>
-        <w:t>circumstances, and</w:t>
-      </w:r>
-      <w:proofErr w:type="gramEnd"/>
-      <w:r>
-        <w:rPr>
-          <w:rFonts w:ascii="Arial" w:hAnsi="Arial" w:cs="Arial"/>
-          <w:sz w:val="20"/>
-          <w:szCs w:val="20"/>
-          <w:highlight w:val="yellow"/>
-        </w:rPr>
-        <w:t xml:space="preserve"> provide our views on those factors (including </w:t>
+        <w:t xml:space="preserve">general circumstances, and provide our views on those factors (including </w:t>
       </w:r>
       <w:r>
         <w:rPr>
@@ -4536,7 +3492,6 @@
         </w:rPr>
         <w:t>Accordingly, EY will not express any form of assurance on accounting matters, financial statements, any financial or other information or internal controls as part of the Services</w:t>
       </w:r>
-      <w:proofErr w:type="gramStart"/>
       <w:r>
         <w:rPr>
           <w:rFonts w:ascii="Arial" w:hAnsi="Arial" w:cs="Arial"/>
@@ -4566,7 +3521,6 @@
         </w:rPr>
         <w:t>*</w:t>
       </w:r>
-      <w:proofErr w:type="gramEnd"/>
       <w:r>
         <w:rPr>
           <w:rFonts w:ascii="Arial" w:hAnsi="Arial" w:cs="Arial"/>
@@ -4718,33 +3672,15 @@
           <w:sz w:val="20"/>
           <w:highlight w:val="yellow"/>
         </w:rPr>
-        <w:t xml:space="preserve">the </w:t>
-      </w:r>
-      <w:proofErr w:type="gramStart"/>
-      <w:r>
-        <w:rPr>
-          <w:rFonts w:ascii="Arial" w:hAnsi="Arial" w:cs="Arial"/>
-          <w:sz w:val="20"/>
-          <w:highlight w:val="yellow"/>
-        </w:rPr>
-        <w:t xml:space="preserve">Client </w:t>
-      </w:r>
-      <w:r>
-        <w:rPr>
-          <w:rFonts w:ascii="Arial" w:hAnsi="Arial" w:cs="Arial"/>
-          <w:sz w:val="20"/>
-          <w:highlight w:val="yellow"/>
-        </w:rPr>
-        <w:t xml:space="preserve"> comply</w:t>
-      </w:r>
-      <w:proofErr w:type="gramEnd"/>
-      <w:r>
-        <w:rPr>
-          <w:rFonts w:ascii="Arial" w:hAnsi="Arial" w:cs="Arial"/>
-          <w:sz w:val="20"/>
-          <w:highlight w:val="yellow"/>
-        </w:rPr>
-        <w:t xml:space="preserve"> with IFRS or Local GAAP.</w:t>
+        <w:t xml:space="preserve">the Client </w:t>
+      </w:r>
+      <w:r>
+        <w:rPr>
+          <w:rFonts w:ascii="Arial" w:hAnsi="Arial" w:cs="Arial"/>
+          <w:sz w:val="20"/>
+          <w:highlight w:val="yellow"/>
+        </w:rPr>
+        <w:t xml:space="preserve"> comply with IFRS or Local GAAP.</w:t>
       </w:r>
     </w:p>
     <w:p>
@@ -4780,25 +3716,7 @@
           <w:sz w:val="20"/>
           <w:szCs w:val="20"/>
         </w:rPr>
-        <w:t xml:space="preserve">.  Client will remain fully responsible for each Eligible Recipient’s compliance with the terms and conditions of this SOW and for the payment of </w:t>
-      </w:r>
-      <w:proofErr w:type="gramStart"/>
-      <w:r>
-        <w:rPr>
-          <w:rFonts w:ascii="Arial" w:hAnsi="Arial" w:cs="Arial"/>
-          <w:sz w:val="20"/>
-          <w:szCs w:val="20"/>
-        </w:rPr>
-        <w:t>all of</w:t>
-      </w:r>
-      <w:proofErr w:type="gramEnd"/>
-      <w:r>
-        <w:rPr>
-          <w:rFonts w:ascii="Arial" w:hAnsi="Arial" w:cs="Arial"/>
-          <w:sz w:val="20"/>
-          <w:szCs w:val="20"/>
-        </w:rPr>
-        <w:t xml:space="preserve"> EY’s charges for Services provided to the Eligible Recipients.  Client shall be the only entity that may bring any claims or actions against EY under this SOW (including on behalf of Eligible Recipients) and that, subject to the terms of this Agreement, any damages suffered by an Eligible Recipient shall be considered as if such damages had instead been suffered by Client and subject to the terms of this SOW and the Agreement</w:t>
+        <w:t>.  Client will remain fully responsible for each Eligible Recipient’s compliance with the terms and conditions of this SOW and for the payment of all of EY’s charges for Services provided to the Eligible Recipients.  Client shall be the only entity that may bring any claims or actions against EY under this SOW (including on behalf of Eligible Recipients) and that, subject to the terms of this Agreement, any damages suffered by an Eligible Recipient shall be considered as if such damages had instead been suffered by Client and subject to the terms of this SOW and the Agreement</w:t>
       </w:r>
       <w:r>
         <w:rPr>
@@ -4839,27 +3757,15 @@
         </w:rPr>
         <w:t>NOTE TO DRAFT</w:t>
       </w:r>
-      <w:proofErr w:type="gramStart"/>
-      <w:r>
-        <w:rPr>
-          <w:rFonts w:ascii="Arial" w:hAnsi="Arial" w:cs="Arial"/>
-          <w:b/>
-          <w:sz w:val="20"/>
-          <w:szCs w:val="20"/>
-          <w:highlight w:val="yellow"/>
-        </w:rPr>
-        <w:t>:  Carefully</w:t>
-      </w:r>
-      <w:proofErr w:type="gramEnd"/>
-      <w:r>
-        <w:rPr>
-          <w:rFonts w:ascii="Arial" w:hAnsi="Arial" w:cs="Arial"/>
-          <w:b/>
-          <w:sz w:val="20"/>
-          <w:szCs w:val="20"/>
-          <w:highlight w:val="yellow"/>
-        </w:rPr>
-        <w:t xml:space="preserve"> consider the relationship between this clause and the following two </w:t>
+      <w:r>
+        <w:rPr>
+          <w:rFonts w:ascii="Arial" w:hAnsi="Arial" w:cs="Arial"/>
+          <w:b/>
+          <w:sz w:val="20"/>
+          <w:szCs w:val="20"/>
+          <w:highlight w:val="yellow"/>
+        </w:rPr>
+        <w:t xml:space="preserve">:  Carefully consider the relationship between this clause and the following two </w:t>
       </w:r>
       <w:r>
         <w:rPr>
@@ -4870,29 +3776,7 @@
           <w:highlight w:val="yellow"/>
         </w:rPr>
         <w:lastRenderedPageBreak/>
-        <w:t xml:space="preserve">clauses and be sure the language fits the specific deal and Client </w:t>
-      </w:r>
-      <w:proofErr w:type="gramStart"/>
-      <w:r>
-        <w:rPr>
-          <w:rFonts w:ascii="Arial" w:hAnsi="Arial" w:cs="Arial"/>
-          <w:b/>
-          <w:sz w:val="20"/>
-          <w:szCs w:val="20"/>
-          <w:highlight w:val="yellow"/>
-        </w:rPr>
-        <w:t>situation, and</w:t>
-      </w:r>
-      <w:proofErr w:type="gramEnd"/>
-      <w:r>
-        <w:rPr>
-          <w:rFonts w:ascii="Arial" w:hAnsi="Arial" w:cs="Arial"/>
-          <w:b/>
-          <w:sz w:val="20"/>
-          <w:szCs w:val="20"/>
-          <w:highlight w:val="yellow"/>
-        </w:rPr>
-        <w:t xml:space="preserve"> consider whether our services are only intended for Client’s use under </w:t>
+        <w:t xml:space="preserve">clauses and be sure the language fits the specific deal and Client situation, and consider whether our services are only intended for Client’s use under </w:t>
       </w:r>
       <w:r>
         <w:rPr>
@@ -4931,25 +3815,7 @@
           <w:sz w:val="20"/>
           <w:szCs w:val="20"/>
         </w:rPr>
-        <w:t xml:space="preserve">The scope of the Services </w:t>
-      </w:r>
-      <w:proofErr w:type="gramStart"/>
-      <w:r>
-        <w:rPr>
-          <w:rFonts w:ascii="Arial" w:hAnsi="Arial" w:cs="Arial"/>
-          <w:sz w:val="20"/>
-          <w:szCs w:val="20"/>
-        </w:rPr>
-        <w:t>are</w:t>
-      </w:r>
-      <w:proofErr w:type="gramEnd"/>
-      <w:r>
-        <w:rPr>
-          <w:rFonts w:ascii="Arial" w:hAnsi="Arial" w:cs="Arial"/>
-          <w:sz w:val="20"/>
-          <w:szCs w:val="20"/>
-        </w:rPr>
-        <w:t xml:space="preserve"> based upon Client’s current business and reasonably anticipated growth of Client’s current business.  If Client merges with, is acquired by or acquires any other entity, Client and EY will work together to evaluate the impact of the merger or acquisition on the scope of the Services including factors of the Client’s business that impact the cost of providing the Managed Services under this SOW as well as any agreed changes in the Eligible Recipients and will mutually agree upon a Change Order </w:t>
+        <w:t xml:space="preserve">The scope of the Services are based upon Client’s current business and reasonably anticipated growth of Client’s current business.  If Client merges with, is acquired by or acquires any other entity, Client and EY will work together to evaluate the impact of the merger or acquisition on the scope of the Services including factors of the Client’s business that impact the cost of providing the Managed Services under this SOW as well as any agreed changes in the Eligible Recipients and will mutually agree upon a Change Order </w:t>
       </w:r>
       <w:r>
         <w:rPr>
@@ -5350,25 +4216,7 @@
           <w:sz w:val="20"/>
           <w:szCs w:val="20"/>
         </w:rPr>
-        <w:t xml:space="preserve">”), </w:t>
-      </w:r>
-      <w:proofErr w:type="gramStart"/>
-      <w:r>
-        <w:rPr>
-          <w:rFonts w:ascii="Arial" w:hAnsi="Arial" w:cs="Arial"/>
-          <w:sz w:val="20"/>
-          <w:szCs w:val="20"/>
-        </w:rPr>
-        <w:t>whether or not</w:t>
-      </w:r>
-      <w:proofErr w:type="gramEnd"/>
-      <w:r>
-        <w:rPr>
-          <w:rFonts w:ascii="Arial" w:hAnsi="Arial" w:cs="Arial"/>
-          <w:sz w:val="20"/>
-          <w:szCs w:val="20"/>
-        </w:rPr>
-        <w:t xml:space="preserve"> due to imprecise or ambiguous entry, storage, interpretation or processing or reporting of data.</w:t>
+        <w:t>”), whether or not due to imprecise or ambiguous entry, storage, interpretation or processing or reporting of data.</w:t>
       </w:r>
       <w:bookmarkEnd w:id="3"/>
       <w:r>
@@ -5732,17 +4580,7 @@
           <w:sz w:val="20"/>
           <w:szCs w:val="20"/>
         </w:rPr>
-        <w:t>if Functional Deliverables are expressly anticipated in Schedule A (Description of Services</w:t>
-      </w:r>
-      <w:proofErr w:type="gramStart"/>
-      <w:r>
-        <w:rPr>
-          <w:rFonts w:ascii="Arial" w:hAnsi="Arial" w:cs="Arial"/>
-          <w:b/>
-          <w:sz w:val="20"/>
-          <w:szCs w:val="20"/>
-        </w:rPr>
-        <w:t>)]</w:t>
+        <w:t>if Functional Deliverables are expressly anticipated in Schedule A (Description of Services)]</w:t>
       </w:r>
       <w:r>
         <w:rPr>
@@ -5758,16 +4596,7 @@
           <w:sz w:val="20"/>
           <w:szCs w:val="20"/>
         </w:rPr>
-        <w:t>Without</w:t>
-      </w:r>
-      <w:proofErr w:type="gramEnd"/>
-      <w:r>
-        <w:rPr>
-          <w:rFonts w:ascii="Arial" w:hAnsi="Arial" w:cs="Arial"/>
-          <w:sz w:val="20"/>
-          <w:szCs w:val="20"/>
-        </w:rPr>
-        <w:t xml:space="preserve"> limitation to the provisions of Section </w:t>
+        <w:t xml:space="preserve">Without limitation to the provisions of Section </w:t>
       </w:r>
       <w:r>
         <w:rPr>
@@ -6160,47 +4989,7 @@
           <w:szCs w:val="20"/>
           <w:highlight w:val="yellow"/>
         </w:rPr>
-        <w:t xml:space="preserve">) promptly notifies EY of such a claim; (ii) allows EY to control the defense or settlement of such claim; and (iii) provides EY with reasonable assistance in defending such claim. EY’s indemnification obligations in this Section 6.l shall not be applicable to the extent Client modifies the Services or combines them with other items not provided by EY, Client’s noncompliance with EY’s specifications for the Services or the terms of this SOW, or where the claim resulted from Client’s direction or specification. In the event of such a claim (or where EY believes such a claim is reasonably likely to occur), EY may, at its option: (A) modify the Service to be non-infringing; (B) obtain the rights to the affected Service; (C) replace the affected Service with a functionally equivalent service or item that is not infringing; or (D) if none of the foregoing is reasonably available, require that Client cease using the affected Service and provide an equitable pro-rata refund, based on the benefit received by Client prior to the cessation of use.  EY’s obligations under this Section 6.l are Client’s sole remedy and EY’s exclusive obligation in the event of a </w:t>
-      </w:r>
-      <w:proofErr w:type="gramStart"/>
-      <w:r>
-        <w:rPr>
-          <w:rFonts w:ascii="Arial" w:hAnsi="Arial" w:cs="Arial"/>
-          <w:sz w:val="20"/>
-          <w:szCs w:val="20"/>
-          <w:highlight w:val="yellow"/>
-        </w:rPr>
-        <w:t>third party</w:t>
-      </w:r>
-      <w:proofErr w:type="gramEnd"/>
-      <w:r>
-        <w:rPr>
-          <w:rFonts w:ascii="Arial" w:hAnsi="Arial" w:cs="Arial"/>
-          <w:sz w:val="20"/>
-          <w:szCs w:val="20"/>
-          <w:highlight w:val="yellow"/>
-        </w:rPr>
-        <w:t xml:space="preserve"> claim alleging that the </w:t>
-      </w:r>
-      <w:proofErr w:type="gramStart"/>
-      <w:r>
-        <w:rPr>
-          <w:rFonts w:ascii="Arial" w:hAnsi="Arial" w:cs="Arial"/>
-          <w:sz w:val="20"/>
-          <w:szCs w:val="20"/>
-          <w:highlight w:val="yellow"/>
-        </w:rPr>
-        <w:t>Services as</w:t>
-      </w:r>
-      <w:proofErr w:type="gramEnd"/>
-      <w:r>
-        <w:rPr>
-          <w:rFonts w:ascii="Arial" w:hAnsi="Arial" w:cs="Arial"/>
-          <w:sz w:val="20"/>
-          <w:szCs w:val="20"/>
-          <w:highlight w:val="yellow"/>
-        </w:rPr>
-        <w:t xml:space="preserve"> performed by EY infringe applicable intellectual property rights.]</w:t>
+        <w:t>) promptly notifies EY of such a claim; (ii) allows EY to control the defense or settlement of such claim; and (iii) provides EY with reasonable assistance in defending such claim. EY’s indemnification obligations in this Section 6.l shall not be applicable to the extent Client modifies the Services or combines them with other items not provided by EY, Client’s noncompliance with EY’s specifications for the Services or the terms of this SOW, or where the claim resulted from Client’s direction or specification. In the event of such a claim (or where EY believes such a claim is reasonably likely to occur), EY may, at its option: (A) modify the Service to be non-infringing; (B) obtain the rights to the affected Service; (C) replace the affected Service with a functionally equivalent service or item that is not infringing; or (D) if none of the foregoing is reasonably available, require that Client cease using the affected Service and provide an equitable pro-rata refund, based on the benefit received by Client prior to the cessation of use.  EY’s obligations under this Section 6.l are Client’s sole remedy and EY’s exclusive obligation in the event of a third party claim alleging that the Services as performed by EY infringe applicable intellectual property rights.]</w:t>
       </w:r>
       <w:bookmarkStart w:id="8" w:name="_Ref507679024"/>
       <w:bookmarkEnd w:id="8"/>
@@ -6363,29 +5152,7 @@
           <w:szCs w:val="20"/>
           <w:highlight w:val="yellow"/>
         </w:rPr>
-        <w:t xml:space="preserve">our Services could present a potential conflict of interest with </w:t>
-      </w:r>
-      <w:proofErr w:type="gramStart"/>
-      <w:r>
-        <w:rPr>
-          <w:rFonts w:ascii="Arial" w:hAnsi="Arial" w:cs="Arial"/>
-          <w:b/>
-          <w:sz w:val="20"/>
-          <w:szCs w:val="20"/>
-          <w:highlight w:val="yellow"/>
-        </w:rPr>
-        <w:t>other</w:t>
-      </w:r>
-      <w:proofErr w:type="gramEnd"/>
-      <w:r>
-        <w:rPr>
-          <w:rFonts w:ascii="Arial" w:hAnsi="Arial" w:cs="Arial"/>
-          <w:b/>
-          <w:sz w:val="20"/>
-          <w:szCs w:val="20"/>
-          <w:highlight w:val="yellow"/>
-        </w:rPr>
-        <w:t xml:space="preserve"> EY client</w:t>
+        <w:t>our Services could present a potential conflict of interest with other EY client</w:t>
       </w:r>
       <w:r>
         <w:rPr>
@@ -6442,47 +5209,7 @@
           <w:szCs w:val="20"/>
           <w:highlight w:val="yellow"/>
         </w:rPr>
-        <w:t xml:space="preserve">”) for which EY (or another EY Firm) performs, or has performed, services unrelated to the agreements or products. On behalf of Client and its affiliates, Client acknowledges and consents to EY’s performance of such services for any </w:t>
-      </w:r>
-      <w:proofErr w:type="gramStart"/>
-      <w:r>
-        <w:rPr>
-          <w:rFonts w:ascii="Arial" w:hAnsi="Arial" w:cs="Arial"/>
-          <w:sz w:val="20"/>
-          <w:szCs w:val="20"/>
-          <w:highlight w:val="yellow"/>
-        </w:rPr>
-        <w:t>EY Client, and</w:t>
-      </w:r>
-      <w:proofErr w:type="gramEnd"/>
-      <w:r>
-        <w:rPr>
-          <w:rFonts w:ascii="Arial" w:hAnsi="Arial" w:cs="Arial"/>
-          <w:sz w:val="20"/>
-          <w:szCs w:val="20"/>
-          <w:highlight w:val="yellow"/>
-        </w:rPr>
-        <w:t xml:space="preserve"> </w:t>
-      </w:r>
-      <w:proofErr w:type="gramStart"/>
-      <w:r>
-        <w:rPr>
-          <w:rFonts w:ascii="Arial" w:hAnsi="Arial" w:cs="Arial"/>
-          <w:sz w:val="20"/>
-          <w:szCs w:val="20"/>
-          <w:highlight w:val="yellow"/>
-        </w:rPr>
-        <w:t>agree</w:t>
-      </w:r>
-      <w:proofErr w:type="gramEnd"/>
-      <w:r>
-        <w:rPr>
-          <w:rFonts w:ascii="Arial" w:hAnsi="Arial" w:cs="Arial"/>
-          <w:sz w:val="20"/>
-          <w:szCs w:val="20"/>
-          <w:highlight w:val="yellow"/>
-        </w:rPr>
-        <w:t xml:space="preserve"> that neither Client nor its affiliates will make a claim that these circumstances present a conflict of interest, real or perceived, for EY or any other EY Firm. If, however, EY’s services for an EY Client directly relate or are related to the agreements or products, EY will seek the consent of both Client and the EY Client to the continued performance of the Services.  In any event, EY confirms that, except as Client and the EY Client otherwise agree in writing, the respective confidential or privileged information will remain confidential to that client in accordance with applicable professional </w:t>
+        <w:t xml:space="preserve">”) for which EY (or another EY Firm) performs, or has performed, services unrelated to the agreements or products. On behalf of Client and its affiliates, Client acknowledges and consents to EY’s performance of such services for any EY Client, and agree that neither Client nor its affiliates will make a claim that these circumstances present a conflict of interest, real or perceived, for EY or any other EY Firm. If, however, EY’s services for an EY Client directly relate or are related to the agreements or products, EY will seek the consent of both Client and the EY Client to the continued performance of the Services.  In any event, EY confirms that, except as Client and the EY Client otherwise agree in writing, the respective confidential or privileged information will remain confidential to that client in accordance with applicable professional </w:t>
       </w:r>
       <w:r>
         <w:rPr>
@@ -6828,61 +5555,7 @@
           <w:sz w:val="20"/>
           <w:highlight w:val="yellow"/>
         </w:rPr>
-        <w:t xml:space="preserve">throughout the engagement with a view </w:t>
-      </w:r>
-      <w:proofErr w:type="gramStart"/>
-      <w:r>
-        <w:rPr>
-          <w:rFonts w:ascii="Arial" w:hAnsi="Arial" w:cs="Arial"/>
-          <w:sz w:val="20"/>
-          <w:highlight w:val="yellow"/>
-        </w:rPr>
-        <w:t>of</w:t>
-      </w:r>
-      <w:proofErr w:type="gramEnd"/>
-      <w:r>
-        <w:rPr>
-          <w:rFonts w:ascii="Arial" w:hAnsi="Arial" w:cs="Arial"/>
-          <w:sz w:val="20"/>
-          <w:highlight w:val="yellow"/>
-        </w:rPr>
-        <w:t xml:space="preserve"> understanding their positions in relation </w:t>
-      </w:r>
-      <w:proofErr w:type="gramStart"/>
-      <w:r>
-        <w:rPr>
-          <w:rFonts w:ascii="Arial" w:hAnsi="Arial" w:cs="Arial"/>
-          <w:sz w:val="20"/>
-          <w:highlight w:val="yellow"/>
-        </w:rPr>
-        <w:t>with</w:t>
-      </w:r>
-      <w:proofErr w:type="gramEnd"/>
-      <w:r>
-        <w:rPr>
-          <w:rFonts w:ascii="Arial" w:hAnsi="Arial" w:cs="Arial"/>
-          <w:sz w:val="20"/>
-          <w:highlight w:val="yellow"/>
-        </w:rPr>
-        <w:t xml:space="preserve"> </w:t>
-      </w:r>
-      <w:proofErr w:type="gramStart"/>
-      <w:r>
-        <w:rPr>
-          <w:rFonts w:ascii="Arial" w:hAnsi="Arial" w:cs="Arial"/>
-          <w:sz w:val="20"/>
-          <w:highlight w:val="yellow"/>
-        </w:rPr>
-        <w:t>accounting,</w:t>
-      </w:r>
-      <w:proofErr w:type="gramEnd"/>
-      <w:r>
-        <w:rPr>
-          <w:rFonts w:ascii="Arial" w:hAnsi="Arial" w:cs="Arial"/>
-          <w:sz w:val="20"/>
-          <w:highlight w:val="yellow"/>
-        </w:rPr>
-        <w:t xml:space="preserve"> financial reporting matters applicable to </w:t>
+        <w:t xml:space="preserve">throughout the engagement with a view of understanding their positions in relation with accounting, financial reporting matters applicable to </w:t>
       </w:r>
       <w:r>
         <w:rPr>
@@ -7168,40 +5841,17 @@
           <w:szCs w:val="20"/>
           <w:highlight w:val="yellow"/>
         </w:rPr>
-        <w:t>NOTE TO DRAFT</w:t>
-      </w:r>
-      <w:proofErr w:type="gramStart"/>
-      <w:r>
-        <w:rPr>
-          <w:rFonts w:ascii="Arial" w:hAnsi="Arial" w:cs="Arial"/>
-          <w:b/>
-          <w:i/>
-          <w:sz w:val="20"/>
-          <w:szCs w:val="20"/>
-          <w:highlight w:val="yellow"/>
-        </w:rPr>
-        <w:t xml:space="preserve">:  </w:t>
-      </w:r>
-      <w:r>
-        <w:rPr>
-          <w:rFonts w:ascii="Arial" w:hAnsi="Arial" w:cs="Arial"/>
-          <w:b/>
-          <w:sz w:val="20"/>
-          <w:szCs w:val="20"/>
-          <w:highlight w:val="yellow"/>
-        </w:rPr>
-        <w:t>Include</w:t>
-      </w:r>
-      <w:proofErr w:type="gramEnd"/>
-      <w:r>
-        <w:rPr>
-          <w:rFonts w:ascii="Arial" w:hAnsi="Arial" w:cs="Arial"/>
-          <w:b/>
-          <w:sz w:val="20"/>
-          <w:szCs w:val="20"/>
-          <w:highlight w:val="yellow"/>
-        </w:rPr>
-        <w:t xml:space="preserve"> only where managed service involves outbound email</w:t>
+        <w:t xml:space="preserve">NOTE TO DRAFT:  </w:t>
+      </w:r>
+      <w:r>
+        <w:rPr>
+          <w:rFonts w:ascii="Arial" w:hAnsi="Arial" w:cs="Arial"/>
+          <w:b/>
+          <w:sz w:val="20"/>
+          <w:szCs w:val="20"/>
+          <w:highlight w:val="yellow"/>
+        </w:rPr>
+        <w:t>Include only where managed service involves outbound email</w:t>
       </w:r>
       <w:r>
         <w:rPr>
@@ -7262,7 +5912,6 @@
         </w:rPr>
         <w:t xml:space="preserve">Client </w:t>
       </w:r>
-      <w:proofErr w:type="gramStart"/>
       <w:r>
         <w:rPr>
           <w:rFonts w:ascii="Arial" w:hAnsi="Arial" w:cs="Arial"/>
@@ -7279,37 +5928,7 @@
           <w:szCs w:val="20"/>
           <w:highlight w:val="yellow"/>
         </w:rPr>
-        <w:t>shall</w:t>
-      </w:r>
-      <w:proofErr w:type="gramEnd"/>
-      <w:r>
-        <w:rPr>
-          <w:rFonts w:ascii="Arial" w:hAnsi="Arial" w:cs="Arial"/>
-          <w:sz w:val="20"/>
-          <w:szCs w:val="20"/>
-          <w:highlight w:val="yellow"/>
-        </w:rPr>
-        <w:t xml:space="preserve"> </w:t>
-      </w:r>
-      <w:proofErr w:type="gramStart"/>
-      <w:r>
-        <w:rPr>
-          <w:rFonts w:ascii="Arial" w:hAnsi="Arial" w:cs="Arial"/>
-          <w:sz w:val="20"/>
-          <w:szCs w:val="20"/>
-          <w:highlight w:val="yellow"/>
-        </w:rPr>
-        <w:t>attempt{</w:t>
-      </w:r>
-      <w:proofErr w:type="gramEnd"/>
-      <w:r>
-        <w:rPr>
-          <w:rFonts w:ascii="Arial" w:hAnsi="Arial" w:cs="Arial"/>
-          <w:sz w:val="20"/>
-          <w:szCs w:val="20"/>
-          <w:highlight w:val="yellow"/>
-        </w:rPr>
-        <w:t xml:space="preserve">, </w:t>
+        <w:t xml:space="preserve">shall attempt{, </w:t>
       </w:r>
       <w:r>
         <w:rPr>
@@ -7319,37 +5938,16 @@
           <w:szCs w:val="20"/>
           <w:highlight w:val="yellow"/>
         </w:rPr>
-        <w:t xml:space="preserve">except by mutual written agreement of the </w:t>
-      </w:r>
-      <w:proofErr w:type="gramStart"/>
-      <w:r>
-        <w:rPr>
-          <w:rFonts w:ascii="Arial" w:hAnsi="Arial" w:cs="Arial"/>
-          <w:i/>
-          <w:sz w:val="20"/>
-          <w:szCs w:val="20"/>
-          <w:highlight w:val="yellow"/>
-        </w:rPr>
-        <w:t>Parties,</w:t>
-      </w:r>
-      <w:r>
-        <w:rPr>
-          <w:rFonts w:ascii="Arial" w:hAnsi="Arial" w:cs="Arial"/>
-          <w:sz w:val="20"/>
-          <w:szCs w:val="20"/>
-          <w:highlight w:val="yellow"/>
-        </w:rPr>
-        <w:t>}</w:t>
-      </w:r>
-      <w:proofErr w:type="gramEnd"/>
-      <w:r>
-        <w:rPr>
-          <w:rFonts w:ascii="Arial" w:hAnsi="Arial" w:cs="Arial"/>
-          <w:sz w:val="20"/>
-          <w:szCs w:val="20"/>
-          <w:highlight w:val="yellow"/>
-        </w:rPr>
-        <w:t xml:space="preserve"> to probe, scan, penetrate or test the vulnerability of any system or network used by EY to provide the Managed Services, or attempt to breach EY’s security or authentication measures, whether by passive or intrusive techniques.</w:t>
+        <w:t>except by mutual written agreement of the Parties,</w:t>
+      </w:r>
+      <w:r>
+        <w:rPr>
+          <w:rFonts w:ascii="Arial" w:hAnsi="Arial" w:cs="Arial"/>
+          <w:sz w:val="20"/>
+          <w:szCs w:val="20"/>
+          <w:highlight w:val="yellow"/>
+        </w:rPr>
+        <w:t>} to probe, scan, penetrate or test the vulnerability of any system or network used by EY to provide the Managed Services, or attempt to breach EY’s security or authentication measures, whether by passive or intrusive techniques.</w:t>
       </w:r>
     </w:p>
     <w:p>
@@ -7466,19 +6064,8 @@
           <w:szCs w:val="20"/>
           <w:highlight w:val="yellow"/>
         </w:rPr>
-        <w:t xml:space="preserve"> *</w:t>
-      </w:r>
-      <w:proofErr w:type="gramStart"/>
-      <w:r>
-        <w:rPr>
-          <w:rFonts w:ascii="Arial" w:hAnsi="Arial" w:cs="Arial"/>
-          <w:sz w:val="20"/>
-          <w:szCs w:val="20"/>
-          <w:highlight w:val="yellow"/>
-        </w:rPr>
-        <w:t>{}*</w:t>
-      </w:r>
-      <w:proofErr w:type="gramEnd"/>
+        <w:t xml:space="preserve"> *{}*</w:t>
+      </w:r>
       <w:r>
         <w:rPr>
           <w:rFonts w:ascii="Arial" w:hAnsi="Arial" w:cs="Arial"/>
@@ -7507,40 +6094,17 @@
           <w:szCs w:val="20"/>
           <w:highlight w:val="yellow"/>
         </w:rPr>
-        <w:t>NOTE TO DRAFT</w:t>
-      </w:r>
-      <w:proofErr w:type="gramStart"/>
-      <w:r>
-        <w:rPr>
-          <w:rFonts w:ascii="Arial" w:hAnsi="Arial" w:cs="Arial"/>
-          <w:b/>
-          <w:i/>
-          <w:sz w:val="20"/>
-          <w:szCs w:val="20"/>
-          <w:highlight w:val="yellow"/>
-        </w:rPr>
-        <w:t xml:space="preserve">:  </w:t>
-      </w:r>
-      <w:r>
-        <w:rPr>
-          <w:rFonts w:ascii="Arial" w:hAnsi="Arial" w:cs="Arial"/>
-          <w:b/>
-          <w:sz w:val="20"/>
-          <w:szCs w:val="20"/>
-          <w:highlight w:val="yellow"/>
-        </w:rPr>
-        <w:t>Teams</w:t>
-      </w:r>
-      <w:proofErr w:type="gramEnd"/>
-      <w:r>
-        <w:rPr>
-          <w:rFonts w:ascii="Arial" w:hAnsi="Arial" w:cs="Arial"/>
-          <w:b/>
-          <w:sz w:val="20"/>
-          <w:szCs w:val="20"/>
-          <w:highlight w:val="yellow"/>
-        </w:rPr>
-        <w:t xml:space="preserve"> are advised to </w:t>
+        <w:t xml:space="preserve">NOTE TO DRAFT:  </w:t>
+      </w:r>
+      <w:r>
+        <w:rPr>
+          <w:rFonts w:ascii="Arial" w:hAnsi="Arial" w:cs="Arial"/>
+          <w:b/>
+          <w:sz w:val="20"/>
+          <w:szCs w:val="20"/>
+          <w:highlight w:val="yellow"/>
+        </w:rPr>
+        <w:t xml:space="preserve">Teams are advised to </w:t>
       </w:r>
       <w:r>
         <w:rPr>
@@ -7570,18 +6134,7 @@
           <w:szCs w:val="20"/>
           <w:highlight w:val="yellow"/>
         </w:rPr>
-        <w:t xml:space="preserve">Also, consider carefully and client request for a “floor” or ramp-up process for liability, which may precede EY being paid fees by the </w:t>
-      </w:r>
-      <w:proofErr w:type="gramStart"/>
-      <w:r>
-        <w:rPr>
-          <w:rFonts w:ascii="Arial" w:hAnsi="Arial" w:cs="Arial"/>
-          <w:b/>
-          <w:sz w:val="20"/>
-          <w:szCs w:val="20"/>
-          <w:highlight w:val="yellow"/>
-        </w:rPr>
-        <w:t>Client.</w:t>
+        <w:t>Also, consider carefully and client request for a “floor” or ramp-up process for liability, which may precede EY being paid fees by the Client.</w:t>
       </w:r>
       <w:r>
         <w:rPr>
@@ -7593,7 +6146,6 @@
         </w:rPr>
         <w:t>.</w:t>
       </w:r>
-      <w:proofErr w:type="gramEnd"/>
       <w:r>
         <w:rPr>
           <w:rFonts w:ascii="Arial" w:hAnsi="Arial" w:cs="Arial"/>
@@ -7786,25 +6338,7 @@
           <w:sz w:val="20"/>
           <w:szCs w:val="20"/>
         </w:rPr>
-        <w:t xml:space="preserve">, Client agrees to pay or reimburse EY for any additional charges and expenses incurred </w:t>
-      </w:r>
-      <w:proofErr w:type="gramStart"/>
-      <w:r>
-        <w:rPr>
-          <w:rFonts w:ascii="Arial" w:hAnsi="Arial" w:cs="Arial"/>
-          <w:sz w:val="20"/>
-          <w:szCs w:val="20"/>
-        </w:rPr>
-        <w:t>as a result of</w:t>
-      </w:r>
-      <w:proofErr w:type="gramEnd"/>
-      <w:r>
-        <w:rPr>
-          <w:rFonts w:ascii="Arial" w:hAnsi="Arial" w:cs="Arial"/>
-          <w:sz w:val="20"/>
-          <w:szCs w:val="20"/>
-        </w:rPr>
-        <w:t xml:space="preserve"> such efforts to perform.</w:t>
+        <w:t>, Client agrees to pay or reimburse EY for any additional charges and expenses incurred as a result of such efforts to perform.</w:t>
       </w:r>
       <w:bookmarkEnd w:id="11"/>
       <w:r>
@@ -7970,49 +6504,15 @@
         </w:rPr>
         <w:t>NOTE TO DRAFT</w:t>
       </w:r>
-      <w:proofErr w:type="gramStart"/>
-      <w:r>
-        <w:rPr>
-          <w:rFonts w:ascii="Arial" w:hAnsi="Arial" w:cs="Arial"/>
-          <w:b/>
-          <w:sz w:val="20"/>
-          <w:szCs w:val="20"/>
-          <w:highlight w:val="yellow"/>
-        </w:rPr>
-        <w:t>:  In</w:t>
-      </w:r>
-      <w:proofErr w:type="gramEnd"/>
-      <w:r>
-        <w:rPr>
-          <w:rFonts w:ascii="Arial" w:hAnsi="Arial" w:cs="Arial"/>
-          <w:b/>
-          <w:sz w:val="20"/>
-          <w:szCs w:val="20"/>
-          <w:highlight w:val="yellow"/>
-        </w:rPr>
-        <w:t xml:space="preserve"> providing the Services, EY is willing to commit to </w:t>
-      </w:r>
-      <w:proofErr w:type="gramStart"/>
-      <w:r>
-        <w:rPr>
-          <w:rFonts w:ascii="Arial" w:hAnsi="Arial" w:cs="Arial"/>
-          <w:b/>
-          <w:sz w:val="20"/>
-          <w:szCs w:val="20"/>
-          <w:highlight w:val="yellow"/>
-        </w:rPr>
-        <w:t>follow</w:t>
-      </w:r>
-      <w:proofErr w:type="gramEnd"/>
-      <w:r>
-        <w:rPr>
-          <w:rFonts w:ascii="Arial" w:hAnsi="Arial" w:cs="Arial"/>
-          <w:b/>
-          <w:sz w:val="20"/>
-          <w:szCs w:val="20"/>
-          <w:highlight w:val="yellow"/>
-        </w:rPr>
-        <w:t xml:space="preserve"> Client’s written directives on how the EY Services should comply with laws/regulations applicable to Client (as EY is unable to accept direct responsibility for compliance with laws/regulations applicable </w:t>
+      <w:r>
+        <w:rPr>
+          <w:rFonts w:ascii="Arial" w:hAnsi="Arial" w:cs="Arial"/>
+          <w:b/>
+          <w:sz w:val="20"/>
+          <w:szCs w:val="20"/>
+          <w:highlight w:val="yellow"/>
+        </w:rPr>
+        <w:t xml:space="preserve">:  In providing the Services, EY is willing to commit to follow Client’s written directives on how the EY Services should comply with laws/regulations applicable to Client (as EY is unable to accept direct responsibility for compliance with laws/regulations applicable </w:t>
       </w:r>
       <w:r>
         <w:rPr>
@@ -8085,40 +6585,17 @@
           <w:szCs w:val="20"/>
           <w:highlight w:val="yellow"/>
         </w:rPr>
-        <w:t>NOTE TO DRAFT</w:t>
-      </w:r>
-      <w:proofErr w:type="gramStart"/>
-      <w:r>
-        <w:rPr>
-          <w:rFonts w:ascii="Arial" w:hAnsi="Arial" w:cs="Arial"/>
-          <w:b/>
-          <w:i/>
-          <w:sz w:val="20"/>
-          <w:szCs w:val="20"/>
-          <w:highlight w:val="yellow"/>
-        </w:rPr>
-        <w:t xml:space="preserve">:  </w:t>
-      </w:r>
-      <w:r>
-        <w:rPr>
-          <w:rFonts w:ascii="Arial" w:hAnsi="Arial" w:cs="Arial"/>
-          <w:b/>
-          <w:sz w:val="20"/>
-          <w:szCs w:val="20"/>
-          <w:highlight w:val="yellow"/>
-        </w:rPr>
-        <w:t>Add</w:t>
-      </w:r>
-      <w:proofErr w:type="gramEnd"/>
-      <w:r>
-        <w:rPr>
-          <w:rFonts w:ascii="Arial" w:hAnsi="Arial" w:cs="Arial"/>
-          <w:b/>
-          <w:sz w:val="20"/>
-          <w:szCs w:val="20"/>
-          <w:highlight w:val="yellow"/>
-        </w:rPr>
-        <w:t xml:space="preserve"> if </w:t>
+        <w:t xml:space="preserve">NOTE TO DRAFT:  </w:t>
+      </w:r>
+      <w:r>
+        <w:rPr>
+          <w:rFonts w:ascii="Arial" w:hAnsi="Arial" w:cs="Arial"/>
+          <w:b/>
+          <w:sz w:val="20"/>
+          <w:szCs w:val="20"/>
+          <w:highlight w:val="yellow"/>
+        </w:rPr>
+        <w:t xml:space="preserve">Add if </w:t>
       </w:r>
       <w:r>
         <w:rPr>
@@ -8219,62 +6696,17 @@
           <w:szCs w:val="20"/>
           <w:highlight w:val="yellow"/>
         </w:rPr>
-        <w:t>NOTE TO DRAFT</w:t>
-      </w:r>
-      <w:proofErr w:type="gramStart"/>
-      <w:r>
-        <w:rPr>
-          <w:rFonts w:ascii="Arial" w:hAnsi="Arial" w:cs="Arial"/>
-          <w:b/>
-          <w:i/>
-          <w:sz w:val="20"/>
-          <w:szCs w:val="20"/>
-          <w:highlight w:val="yellow"/>
-        </w:rPr>
-        <w:t xml:space="preserve">:  </w:t>
-      </w:r>
-      <w:r>
-        <w:rPr>
-          <w:rFonts w:ascii="Arial" w:hAnsi="Arial" w:cs="Arial"/>
-          <w:b/>
-          <w:sz w:val="20"/>
-          <w:szCs w:val="20"/>
-          <w:highlight w:val="yellow"/>
-        </w:rPr>
-        <w:t>Include</w:t>
-      </w:r>
-      <w:proofErr w:type="gramEnd"/>
-      <w:r>
-        <w:rPr>
-          <w:rFonts w:ascii="Arial" w:hAnsi="Arial" w:cs="Arial"/>
-          <w:b/>
-          <w:sz w:val="20"/>
-          <w:szCs w:val="20"/>
-          <w:highlight w:val="yellow"/>
-        </w:rPr>
-        <w:t xml:space="preserve"> if applicable and the Client is directly interacting with the hosted environment.  Attach third-party terms associated with hosting of Client data if required by EY’s agreements with any third-party hosting service such as Microsoft Azure.  Consider whether Client’s receipt of EY’s services </w:t>
-      </w:r>
-      <w:proofErr w:type="gramStart"/>
-      <w:r>
-        <w:rPr>
-          <w:rFonts w:ascii="Arial" w:hAnsi="Arial" w:cs="Arial"/>
-          <w:b/>
-          <w:sz w:val="20"/>
-          <w:szCs w:val="20"/>
-          <w:highlight w:val="yellow"/>
-        </w:rPr>
-        <w:t>are</w:t>
-      </w:r>
-      <w:proofErr w:type="gramEnd"/>
-      <w:r>
-        <w:rPr>
-          <w:rFonts w:ascii="Arial" w:hAnsi="Arial" w:cs="Arial"/>
-          <w:b/>
-          <w:sz w:val="20"/>
-          <w:szCs w:val="20"/>
-          <w:highlight w:val="yellow"/>
-        </w:rPr>
-        <w:t xml:space="preserve"> subject to any flow down terms required by EY’s with EY’s hosting vendor, if applicable.]</w:t>
+        <w:t xml:space="preserve">NOTE TO DRAFT:  </w:t>
+      </w:r>
+      <w:r>
+        <w:rPr>
+          <w:rFonts w:ascii="Arial" w:hAnsi="Arial" w:cs="Arial"/>
+          <w:b/>
+          <w:sz w:val="20"/>
+          <w:szCs w:val="20"/>
+          <w:highlight w:val="yellow"/>
+        </w:rPr>
+        <w:t>Include if applicable and the Client is directly interacting with the hosted environment.  Attach third-party terms associated with hosting of Client data if required by EY’s agreements with any third-party hosting service such as Microsoft Azure.  Consider whether Client’s receipt of EY’s services are subject to any flow down terms required by EY’s with EY’s hosting vendor, if applicable.]</w:t>
       </w:r>
       <w:r>
         <w:rPr>
@@ -8363,27 +6795,7 @@
           <w:szCs w:val="20"/>
           <w:highlight w:val="yellow"/>
         </w:rPr>
-        <w:t xml:space="preserve"> EY may disclose or present to prospective clients, or otherwise in its marketing materials, that EY is performing </w:t>
-      </w:r>
-      <w:proofErr w:type="gramStart"/>
-      <w:r>
-        <w:rPr>
-          <w:rFonts w:ascii="Arial" w:hAnsi="Arial" w:cs="Arial"/>
-          <w:sz w:val="20"/>
-          <w:szCs w:val="20"/>
-          <w:highlight w:val="yellow"/>
-        </w:rPr>
-        <w:t>the Managed</w:t>
-      </w:r>
-      <w:proofErr w:type="gramEnd"/>
-      <w:r>
-        <w:rPr>
-          <w:rFonts w:ascii="Arial" w:hAnsi="Arial" w:cs="Arial"/>
-          <w:sz w:val="20"/>
-          <w:szCs w:val="20"/>
-          <w:highlight w:val="yellow"/>
-        </w:rPr>
-        <w:t xml:space="preserve"> Services for Client, and EY may use Client’s name solely for that purpose, in accordance with applicable professional obligations. In addition, EY may use Client’s </w:t>
+        <w:t xml:space="preserve"> EY may disclose or present to prospective clients, or otherwise in its marketing materials, that EY is performing the Managed Services for Client, and EY may use Client’s name solely for that purpose, in accordance with applicable professional obligations. In addition, EY may use Client’s </w:t>
       </w:r>
       <w:r>
         <w:rPr>
@@ -8816,31 +7228,7 @@
           <w:szCs w:val="20"/>
           <w:highlight w:val="yellow"/>
         </w:rPr>
-        <w:t>Optional</w:t>
-      </w:r>
-      <w:proofErr w:type="gramStart"/>
-      <w:r>
-        <w:rPr>
-          <w:rFonts w:ascii="Arial" w:hAnsi="Arial" w:cs="Arial"/>
-          <w:b/>
-          <w:i/>
-          <w:sz w:val="20"/>
-          <w:szCs w:val="20"/>
-          <w:highlight w:val="yellow"/>
-        </w:rPr>
-        <w:t>:  Include</w:t>
-      </w:r>
-      <w:proofErr w:type="gramEnd"/>
-      <w:r>
-        <w:rPr>
-          <w:rFonts w:ascii="Arial" w:hAnsi="Arial" w:cs="Arial"/>
-          <w:b/>
-          <w:i/>
-          <w:sz w:val="20"/>
-          <w:szCs w:val="20"/>
-          <w:highlight w:val="yellow"/>
-        </w:rPr>
-        <w:t xml:space="preserve"> to the extent that EY is </w:t>
+        <w:t xml:space="preserve">Optional:  Include to the extent that EY is </w:t>
       </w:r>
       <w:r>
         <w:rPr>
@@ -9147,72 +7535,7 @@
           <w:szCs w:val="20"/>
           <w:highlight w:val="yellow"/>
         </w:rPr>
-        <w:t xml:space="preserve">”) and end on the date that is </w:t>
-      </w:r>
-      <w:r>
-        <w:rPr>
-          <w:rFonts w:ascii="Arial" w:hAnsi="Arial" w:cs="Arial"/>
-          <w:sz w:val="20"/>
-          <w:szCs w:val="20"/>
-          <w:highlight w:val="yellow"/>
-        </w:rPr>
-        <w:t>*</w:t>
-      </w:r>
-      <w:r>
-        <w:rPr>
-          <w:rFonts w:ascii="Arial" w:hAnsi="Arial" w:cs="Arial"/>
-          <w:sz w:val="20"/>
-          <w:szCs w:val="20"/>
-          <w:highlight w:val="yellow"/>
-        </w:rPr>
-        <w:t>[</w:t>
-      </w:r>
-      <w:r>
-        <w:rPr>
-          <w:rFonts w:ascii="Arial" w:hAnsi="Arial" w:cs="Arial"/>
-          <w:sz w:val="20"/>
-          <w:szCs w:val="20"/>
-          <w:highlight w:val="yellow"/>
-        </w:rPr>
-        <w:t xml:space="preserve"> </w:t>
-      </w:r>
-      <w:r>
-        <w:rPr>
-          <w:rFonts w:ascii="Arial" w:hAnsi="Arial" w:cs="Arial"/>
-          <w:sz w:val="20"/>
-          <w:szCs w:val="20"/>
-          <w:highlight w:val="yellow"/>
-        </w:rPr>
-        <w:t xml:space="preserve">[XX] months after the Go-Live </w:t>
-      </w:r>
-      <w:proofErr w:type="gramStart"/>
-      <w:r>
-        <w:rPr>
-          <w:rFonts w:ascii="Arial" w:hAnsi="Arial" w:cs="Arial"/>
-          <w:sz w:val="20"/>
-          <w:szCs w:val="20"/>
-          <w:highlight w:val="yellow"/>
-        </w:rPr>
-        <w:t>Date]</w:t>
-      </w:r>
-      <w:r>
-        <w:rPr>
-          <w:rFonts w:ascii="Arial" w:hAnsi="Arial" w:cs="Arial"/>
-          <w:sz w:val="20"/>
-          <w:szCs w:val="20"/>
-          <w:highlight w:val="yellow"/>
-        </w:rPr>
-        <w:t>*</w:t>
-      </w:r>
-      <w:proofErr w:type="gramEnd"/>
-      <w:r>
-        <w:rPr>
-          <w:rFonts w:ascii="Arial" w:hAnsi="Arial" w:cs="Arial"/>
-          <w:sz w:val="20"/>
-          <w:szCs w:val="20"/>
-          <w:highlight w:val="yellow"/>
-        </w:rPr>
-        <w:t xml:space="preserve"> (the “</w:t>
+        <w:t>”) and end on the date that is [XX] months after the Go-Live Date (the “</w:t>
       </w:r>
       <w:r>
         <w:rPr>
@@ -9242,40 +7565,17 @@
           <w:szCs w:val="20"/>
           <w:highlight w:val="yellow"/>
         </w:rPr>
-        <w:t>NOTE TO DRAFT</w:t>
-      </w:r>
-      <w:proofErr w:type="gramStart"/>
-      <w:r>
-        <w:rPr>
-          <w:rFonts w:ascii="Arial" w:hAnsi="Arial" w:cs="Arial"/>
-          <w:b/>
-          <w:i/>
-          <w:sz w:val="20"/>
-          <w:szCs w:val="20"/>
-          <w:highlight w:val="yellow"/>
-        </w:rPr>
-        <w:t xml:space="preserve">:  </w:t>
-      </w:r>
-      <w:r>
-        <w:rPr>
-          <w:rFonts w:ascii="Arial" w:hAnsi="Arial" w:cs="Arial"/>
-          <w:b/>
-          <w:sz w:val="20"/>
-          <w:szCs w:val="20"/>
-          <w:highlight w:val="yellow"/>
-        </w:rPr>
-        <w:t>A</w:t>
-      </w:r>
-      <w:proofErr w:type="gramEnd"/>
-      <w:r>
-        <w:rPr>
-          <w:rFonts w:ascii="Arial" w:hAnsi="Arial" w:cs="Arial"/>
-          <w:b/>
-          <w:sz w:val="20"/>
-          <w:szCs w:val="20"/>
-          <w:highlight w:val="yellow"/>
-        </w:rPr>
-        <w:t xml:space="preserve"> typical structure might provide for a defined number of months for the Managed Services in relation to the Go-Live Date (or the last of the Go-Live Dates if there is more than one), so that here is a single, coordinated end of the Term for the Managed Services.</w:t>
+        <w:t xml:space="preserve">NOTE TO DRAFT:  </w:t>
+      </w:r>
+      <w:r>
+        <w:rPr>
+          <w:rFonts w:ascii="Arial" w:hAnsi="Arial" w:cs="Arial"/>
+          <w:b/>
+          <w:sz w:val="20"/>
+          <w:szCs w:val="20"/>
+          <w:highlight w:val="yellow"/>
+        </w:rPr>
+        <w:t>A typical structure might provide for a defined number of months for the Managed Services in relation to the Go-Live Date (or the last of the Go-Live Dates if there is more than one), so that here is a single, coordinated end of the Term for the Managed Services.</w:t>
       </w:r>
       <w:r>
         <w:rPr>
@@ -9372,7 +7672,23 @@
           <w:sz w:val="20"/>
           <w:szCs w:val="20"/>
         </w:rPr>
-        <w:t xml:space="preserve"> prior to the expiration of the Term of this SOW (or any renewal term), the Parties will enter into good faith negotiations with each other regarding the adjustment of </w:t>
+        <w:t xml:space="preserve"> prior to the expiration of the Term of this SOW (or any renewal term), the Parties will enter into good faith negotiations with each other regarding the adjustment of any terms and conditions to this SOW, including the duration of renewal term</w:t>
+      </w:r>
+      <w:r>
+        <w:rPr>
+          <w:rFonts w:ascii="Arial" w:hAnsi="Arial" w:cs="Arial"/>
+          <w:sz w:val="20"/>
+          <w:szCs w:val="20"/>
+        </w:rPr>
+        <w:t>, scope of services,</w:t>
+      </w:r>
+      <w:r>
+        <w:rPr>
+          <w:rFonts w:ascii="Arial" w:hAnsi="Arial" w:cs="Arial"/>
+          <w:sz w:val="20"/>
+          <w:szCs w:val="20"/>
+        </w:rPr>
+        <w:t xml:space="preserve"> and </w:t>
       </w:r>
       <w:r>
         <w:rPr>
@@ -9381,23 +7697,7 @@
           <w:szCs w:val="20"/>
         </w:rPr>
         <w:lastRenderedPageBreak/>
-        <w:t>any terms and conditions to this SOW, including the duration of renewal term</w:t>
-      </w:r>
-      <w:r>
-        <w:rPr>
-          <w:rFonts w:ascii="Arial" w:hAnsi="Arial" w:cs="Arial"/>
-          <w:sz w:val="20"/>
-          <w:szCs w:val="20"/>
-        </w:rPr>
-        <w:t>, scope of services,</w:t>
-      </w:r>
-      <w:r>
-        <w:rPr>
-          <w:rFonts w:ascii="Arial" w:hAnsi="Arial" w:cs="Arial"/>
-          <w:sz w:val="20"/>
-          <w:szCs w:val="20"/>
-        </w:rPr>
-        <w:t xml:space="preserve"> and charges</w:t>
+        <w:t>charges</w:t>
       </w:r>
       <w:r>
         <w:rPr>
@@ -9472,57 +7772,16 @@
           <w:sz w:val="20"/>
           <w:szCs w:val="20"/>
         </w:rPr>
-        <w:t>NOTE TO DRAFT</w:t>
-      </w:r>
-      <w:proofErr w:type="gramStart"/>
-      <w:r>
-        <w:rPr>
-          <w:rFonts w:ascii="Arial" w:hAnsi="Arial" w:cs="Arial"/>
-          <w:b/>
-          <w:i/>
-          <w:sz w:val="20"/>
-          <w:szCs w:val="20"/>
-        </w:rPr>
-        <w:t xml:space="preserve">:  </w:t>
-      </w:r>
-      <w:r>
-        <w:rPr>
-          <w:rFonts w:ascii="Arial" w:hAnsi="Arial" w:cs="Arial"/>
-          <w:b/>
-          <w:sz w:val="20"/>
-          <w:szCs w:val="20"/>
-        </w:rPr>
-        <w:t>This</w:t>
-      </w:r>
-      <w:proofErr w:type="gramEnd"/>
-      <w:r>
-        <w:rPr>
-          <w:rFonts w:ascii="Arial" w:hAnsi="Arial" w:cs="Arial"/>
-          <w:b/>
-          <w:sz w:val="20"/>
-          <w:szCs w:val="20"/>
-        </w:rPr>
-        <w:t xml:space="preserve"> is a mutual formulation of a renewal </w:t>
-      </w:r>
-      <w:proofErr w:type="gramStart"/>
-      <w:r>
-        <w:rPr>
-          <w:rFonts w:ascii="Arial" w:hAnsi="Arial" w:cs="Arial"/>
-          <w:b/>
-          <w:sz w:val="20"/>
-          <w:szCs w:val="20"/>
-        </w:rPr>
-        <w:t>process, and</w:t>
-      </w:r>
-      <w:proofErr w:type="gramEnd"/>
-      <w:r>
-        <w:rPr>
-          <w:rFonts w:ascii="Arial" w:hAnsi="Arial" w:cs="Arial"/>
-          <w:b/>
-          <w:sz w:val="20"/>
-          <w:szCs w:val="20"/>
-        </w:rPr>
-        <w:t xml:space="preserve"> recognizes that terms and pricing may need to be re-negotiated.  Consult with </w:t>
+        <w:t xml:space="preserve">NOTE TO DRAFT:  </w:t>
+      </w:r>
+      <w:r>
+        <w:rPr>
+          <w:rFonts w:ascii="Arial" w:hAnsi="Arial" w:cs="Arial"/>
+          <w:b/>
+          <w:sz w:val="20"/>
+          <w:szCs w:val="20"/>
+        </w:rPr>
+        <w:t xml:space="preserve">This is a mutual formulation of a renewal process, and recognizes that terms and pricing may need to be re-negotiated.  Consult with </w:t>
       </w:r>
       <w:r>
         <w:rPr>
@@ -10034,29 +8293,7 @@
           <w:szCs w:val="20"/>
           <w:highlight w:val="yellow"/>
         </w:rPr>
-        <w:t xml:space="preserve">This is intended to lengthen the EY Standard </w:t>
-      </w:r>
-      <w:proofErr w:type="gramStart"/>
-      <w:r>
-        <w:rPr>
-          <w:rFonts w:ascii="Arial" w:hAnsi="Arial" w:cs="Arial"/>
-          <w:b/>
-          <w:sz w:val="20"/>
-          <w:szCs w:val="20"/>
-          <w:highlight w:val="yellow"/>
-        </w:rPr>
-        <w:t>30 day</w:t>
-      </w:r>
-      <w:proofErr w:type="gramEnd"/>
-      <w:r>
-        <w:rPr>
-          <w:rFonts w:ascii="Arial" w:hAnsi="Arial" w:cs="Arial"/>
-          <w:b/>
-          <w:sz w:val="20"/>
-          <w:szCs w:val="20"/>
-          <w:highlight w:val="yellow"/>
-        </w:rPr>
-        <w:t xml:space="preserve"> termination for cause notice &amp; cure period for purposes of managed services.</w:t>
+        <w:t>This is intended to lengthen the EY Standard 30 day termination for cause notice &amp; cure period for purposes of managed services.</w:t>
       </w:r>
       <w:r>
         <w:rPr>
@@ -10206,29 +8443,7 @@
           <w:szCs w:val="20"/>
           <w:highlight w:val="yellow"/>
         </w:rPr>
-        <w:t xml:space="preserve">:  The phrase “in any event of termination” is purposefully broad as a starting point.  To the extent that parts of the Termination Charges may include balance sheet items (like EY investments, or earned, but not yet paid Charges Onboarding Services), EY should receive these Termination Charges in any event of termination.  On the other hand, it may be appropriate to consider having termination for convenience charges that are part of the Termination Charges </w:t>
-      </w:r>
-      <w:proofErr w:type="gramStart"/>
-      <w:r>
-        <w:rPr>
-          <w:rFonts w:ascii="Arial" w:hAnsi="Arial" w:cs="Arial"/>
-          <w:b/>
-          <w:sz w:val="20"/>
-          <w:szCs w:val="20"/>
-          <w:highlight w:val="yellow"/>
-        </w:rPr>
-        <w:t>not be</w:t>
-      </w:r>
-      <w:proofErr w:type="gramEnd"/>
-      <w:r>
-        <w:rPr>
-          <w:rFonts w:ascii="Arial" w:hAnsi="Arial" w:cs="Arial"/>
-          <w:b/>
-          <w:sz w:val="20"/>
-          <w:szCs w:val="20"/>
-          <w:highlight w:val="yellow"/>
-        </w:rPr>
-        <w:t xml:space="preserve"> payable in the event of client termination for cause.]</w:t>
+        <w:t>:  The phrase “in any event of termination” is purposefully broad as a starting point.  To the extent that parts of the Termination Charges may include balance sheet items (like EY investments, or earned, but not yet paid Charges Onboarding Services), EY should receive these Termination Charges in any event of termination.  On the other hand, it may be appropriate to consider having termination for convenience charges that are part of the Termination Charges not be payable in the event of client termination for cause.]</w:t>
       </w:r>
     </w:p>
     <w:p>
@@ -10241,23 +8456,13 @@
           <w:szCs w:val="20"/>
         </w:rPr>
       </w:pPr>
-      <w:proofErr w:type="gramStart"/>
-      <w:r>
-        <w:rPr>
-          <w:rFonts w:ascii="Arial" w:hAnsi="Arial" w:cs="Arial"/>
-          <w:sz w:val="20"/>
-          <w:szCs w:val="20"/>
-        </w:rPr>
-        <w:t>In the event that</w:t>
-      </w:r>
-      <w:proofErr w:type="gramEnd"/>
-      <w:r>
-        <w:rPr>
-          <w:rFonts w:ascii="Arial" w:hAnsi="Arial" w:cs="Arial"/>
-          <w:sz w:val="20"/>
-          <w:szCs w:val="20"/>
-        </w:rPr>
-        <w:t xml:space="preserve"> EY terminates this SOW pursuant </w:t>
+      <w:r>
+        <w:rPr>
+          <w:rFonts w:ascii="Arial" w:hAnsi="Arial" w:cs="Arial"/>
+          <w:sz w:val="20"/>
+          <w:szCs w:val="20"/>
+        </w:rPr>
+        <w:t xml:space="preserve">In the event that EY terminates this SOW pursuant </w:t>
       </w:r>
       <w:r>
         <w:rPr>
@@ -10395,27 +8600,15 @@
         </w:rPr>
         <w:t>NOTE TO DRAFT</w:t>
       </w:r>
-      <w:proofErr w:type="gramStart"/>
-      <w:r>
-        <w:rPr>
-          <w:rFonts w:ascii="Arial" w:hAnsi="Arial" w:cs="Arial"/>
-          <w:b/>
-          <w:sz w:val="20"/>
-          <w:szCs w:val="20"/>
-          <w:highlight w:val="yellow"/>
-        </w:rPr>
-        <w:t>:  Consider with</w:t>
-      </w:r>
-      <w:proofErr w:type="gramEnd"/>
-      <w:r>
-        <w:rPr>
-          <w:rFonts w:ascii="Arial" w:hAnsi="Arial" w:cs="Arial"/>
-          <w:b/>
-          <w:sz w:val="20"/>
-          <w:szCs w:val="20"/>
-          <w:highlight w:val="yellow"/>
-        </w:rPr>
-        <w:t xml:space="preserve"> </w:t>
+      <w:r>
+        <w:rPr>
+          <w:rFonts w:ascii="Arial" w:hAnsi="Arial" w:cs="Arial"/>
+          <w:b/>
+          <w:sz w:val="20"/>
+          <w:szCs w:val="20"/>
+          <w:highlight w:val="yellow"/>
+        </w:rPr>
+        <w:t xml:space="preserve">:  Consider with </w:t>
       </w:r>
       <w:r>
         <w:rPr>
@@ -10455,29 +8648,7 @@
           <w:szCs w:val="20"/>
           <w:highlight w:val="yellow"/>
         </w:rPr>
-        <w:t xml:space="preserve">used to enable the Services (both </w:t>
-      </w:r>
-      <w:proofErr w:type="gramStart"/>
-      <w:r>
-        <w:rPr>
-          <w:rFonts w:ascii="Arial" w:hAnsi="Arial" w:cs="Arial"/>
-          <w:b/>
-          <w:sz w:val="20"/>
-          <w:szCs w:val="20"/>
-          <w:highlight w:val="yellow"/>
-        </w:rPr>
-        <w:t>commercially-available</w:t>
-      </w:r>
-      <w:proofErr w:type="gramEnd"/>
-      <w:r>
-        <w:rPr>
-          <w:rFonts w:ascii="Arial" w:hAnsi="Arial" w:cs="Arial"/>
-          <w:b/>
-          <w:sz w:val="20"/>
-          <w:szCs w:val="20"/>
-          <w:highlight w:val="yellow"/>
-        </w:rPr>
-        <w:t xml:space="preserve"> and non-commercially available).  </w:t>
+        <w:t xml:space="preserve">used to enable the Services (both commercially-available and non-commercially available).  </w:t>
       </w:r>
       <w:r>
         <w:rPr>
@@ -10489,49 +8660,25 @@
         </w:rPr>
         <w:t xml:space="preserve">Consider </w:t>
       </w:r>
-      <w:proofErr w:type="gramStart"/>
-      <w:r>
-        <w:rPr>
-          <w:rFonts w:ascii="Arial" w:hAnsi="Arial" w:cs="Arial"/>
-          <w:b/>
-          <w:sz w:val="20"/>
-          <w:szCs w:val="20"/>
-          <w:highlight w:val="yellow"/>
-        </w:rPr>
-        <w:t>carefully in</w:t>
-      </w:r>
-      <w:proofErr w:type="gramEnd"/>
-      <w:r>
-        <w:rPr>
-          <w:rFonts w:ascii="Arial" w:hAnsi="Arial" w:cs="Arial"/>
-          <w:b/>
-          <w:sz w:val="20"/>
-          <w:szCs w:val="20"/>
-          <w:highlight w:val="yellow"/>
-        </w:rPr>
-        <w:t xml:space="preserve"> consultation with </w:t>
-      </w:r>
-      <w:proofErr w:type="gramStart"/>
-      <w:r>
-        <w:rPr>
-          <w:rFonts w:ascii="Arial" w:hAnsi="Arial" w:cs="Arial"/>
-          <w:b/>
-          <w:sz w:val="20"/>
-          <w:szCs w:val="20"/>
-          <w:highlight w:val="yellow"/>
-        </w:rPr>
-        <w:t>Region</w:t>
-      </w:r>
-      <w:proofErr w:type="gramEnd"/>
-      <w:r>
-        <w:rPr>
-          <w:rFonts w:ascii="Arial" w:hAnsi="Arial" w:cs="Arial"/>
-          <w:b/>
-          <w:sz w:val="20"/>
-          <w:szCs w:val="20"/>
-          <w:highlight w:val="yellow"/>
-        </w:rPr>
-        <w:t xml:space="preserve">/local PPD, Region FAAS Quality Leader, </w:t>
+      <w:r>
+        <w:rPr>
+          <w:rFonts w:ascii="Arial" w:hAnsi="Arial" w:cs="Arial"/>
+          <w:b/>
+          <w:sz w:val="20"/>
+          <w:szCs w:val="20"/>
+          <w:highlight w:val="yellow"/>
+        </w:rPr>
+        <w:t xml:space="preserve">carefully in consultation with </w:t>
+      </w:r>
+      <w:r>
+        <w:rPr>
+          <w:rFonts w:ascii="Arial" w:hAnsi="Arial" w:cs="Arial"/>
+          <w:b/>
+          <w:sz w:val="20"/>
+          <w:szCs w:val="20"/>
+          <w:highlight w:val="yellow"/>
+        </w:rPr>
+        <w:t xml:space="preserve">Region/local PPD, Region FAAS Quality Leader, </w:t>
       </w:r>
       <w:r>
         <w:rPr>
@@ -10571,29 +8718,7 @@
           <w:szCs w:val="20"/>
           <w:highlight w:val="yellow"/>
         </w:rPr>
-        <w:t xml:space="preserve">how Client Information and data will be provided back to Client (particularly if EY </w:t>
-      </w:r>
-      <w:proofErr w:type="gramStart"/>
-      <w:r>
-        <w:rPr>
-          <w:rFonts w:ascii="Arial" w:hAnsi="Arial" w:cs="Arial"/>
-          <w:b/>
-          <w:sz w:val="20"/>
-          <w:szCs w:val="20"/>
-          <w:highlight w:val="yellow"/>
-        </w:rPr>
-        <w:t>is providing</w:t>
-      </w:r>
-      <w:proofErr w:type="gramEnd"/>
-      <w:r>
-        <w:rPr>
-          <w:rFonts w:ascii="Arial" w:hAnsi="Arial" w:cs="Arial"/>
-          <w:b/>
-          <w:sz w:val="20"/>
-          <w:szCs w:val="20"/>
-          <w:highlight w:val="yellow"/>
-        </w:rPr>
-        <w:t xml:space="preserve"> hosting </w:t>
+        <w:t xml:space="preserve">how Client Information and data will be provided back to Client (particularly if EY is providing hosting </w:t>
       </w:r>
       <w:r>
         <w:rPr>
@@ -10679,29 +8804,7 @@
           <w:szCs w:val="20"/>
           <w:highlight w:val="yellow"/>
         </w:rPr>
-        <w:t xml:space="preserve"> Include this provision to </w:t>
-      </w:r>
-      <w:proofErr w:type="gramStart"/>
-      <w:r>
-        <w:rPr>
-          <w:rFonts w:ascii="Arial" w:hAnsi="Arial" w:cs="Arial"/>
-          <w:b/>
-          <w:sz w:val="20"/>
-          <w:szCs w:val="20"/>
-          <w:highlight w:val="yellow"/>
-        </w:rPr>
-        <w:t>address to</w:t>
-      </w:r>
-      <w:proofErr w:type="gramEnd"/>
-      <w:r>
-        <w:rPr>
-          <w:rFonts w:ascii="Arial" w:hAnsi="Arial" w:cs="Arial"/>
-          <w:b/>
-          <w:sz w:val="20"/>
-          <w:szCs w:val="20"/>
-          <w:highlight w:val="yellow"/>
-        </w:rPr>
-        <w:t xml:space="preserve"> orderly transfer of functions and data to a third party or in-house to the Client </w:t>
+        <w:t xml:space="preserve"> Include this provision to address to orderly transfer of functions and data to a third party or in-house to the Client </w:t>
       </w:r>
       <w:r>
         <w:rPr>
@@ -10824,27 +8927,7 @@
           <w:szCs w:val="20"/>
           <w:highlight w:val="yellow"/>
         </w:rPr>
-        <w:t xml:space="preserve">EY will make </w:t>
-      </w:r>
-      <w:proofErr w:type="gramStart"/>
-      <w:r>
-        <w:rPr>
-          <w:rFonts w:ascii="Arial" w:hAnsi="Arial" w:cs="Arial"/>
-          <w:sz w:val="20"/>
-          <w:szCs w:val="20"/>
-          <w:highlight w:val="yellow"/>
-        </w:rPr>
-        <w:t>the Transfer</w:t>
-      </w:r>
-      <w:proofErr w:type="gramEnd"/>
-      <w:r>
-        <w:rPr>
-          <w:rFonts w:ascii="Arial" w:hAnsi="Arial" w:cs="Arial"/>
-          <w:sz w:val="20"/>
-          <w:szCs w:val="20"/>
-          <w:highlight w:val="yellow"/>
-        </w:rPr>
-        <w:t xml:space="preserve"> Assistance Services available for up to </w:t>
+        <w:t xml:space="preserve">EY will make the Transfer Assistance Services available for up to </w:t>
       </w:r>
       <w:r>
         <w:rPr>
@@ -10900,31 +8983,7 @@
           <w:szCs w:val="20"/>
           <w:highlight w:val="yellow"/>
         </w:rPr>
-        <w:t xml:space="preserve">NOTE TO DRAFT: </w:t>
-      </w:r>
-      <w:proofErr w:type="gramStart"/>
-      <w:r>
-        <w:rPr>
-          <w:rFonts w:ascii="Arial" w:hAnsi="Arial" w:cs="Arial"/>
-          <w:b/>
-          <w:i/>
-          <w:sz w:val="20"/>
-          <w:szCs w:val="20"/>
-          <w:highlight w:val="yellow"/>
-        </w:rPr>
-        <w:t>Typically</w:t>
-      </w:r>
-      <w:proofErr w:type="gramEnd"/>
-      <w:r>
-        <w:rPr>
-          <w:rFonts w:ascii="Arial" w:hAnsi="Arial" w:cs="Arial"/>
-          <w:b/>
-          <w:i/>
-          <w:sz w:val="20"/>
-          <w:szCs w:val="20"/>
-          <w:highlight w:val="yellow"/>
-        </w:rPr>
-        <w:t xml:space="preserve"> 3-6 months.  Delete last sentence if </w:t>
+        <w:t xml:space="preserve">NOTE TO DRAFT: Typically 3-6 months.  Delete last sentence if </w:t>
       </w:r>
       <w:r>
         <w:rPr>
@@ -10968,23 +9027,13 @@
           <w:szCs w:val="20"/>
         </w:rPr>
       </w:pPr>
-      <w:proofErr w:type="gramStart"/>
-      <w:r>
-        <w:rPr>
-          <w:rFonts w:ascii="Arial" w:hAnsi="Arial" w:cs="Arial"/>
-          <w:sz w:val="20"/>
-          <w:szCs w:val="20"/>
-        </w:rPr>
-        <w:t>Client</w:t>
-      </w:r>
-      <w:proofErr w:type="gramEnd"/>
-      <w:r>
-        <w:rPr>
-          <w:rFonts w:ascii="Arial" w:hAnsi="Arial" w:cs="Arial"/>
-          <w:sz w:val="20"/>
-          <w:szCs w:val="20"/>
-        </w:rPr>
-        <w:t xml:space="preserve"> shall pay EY at its then-current time and materials rates for work beyond the scope of the Managed Services for any such Transfer Assistance Services in addition to any other fees payable under this SOW. </w:t>
+      <w:r>
+        <w:rPr>
+          <w:rFonts w:ascii="Arial" w:hAnsi="Arial" w:cs="Arial"/>
+          <w:sz w:val="20"/>
+          <w:szCs w:val="20"/>
+        </w:rPr>
+        <w:t xml:space="preserve">Client shall pay EY at its then-current time and materials rates for work beyond the scope of the Managed Services for any such Transfer Assistance Services in addition to any other fees payable under this SOW. </w:t>
       </w:r>
       <w:r>
         <w:rPr>
@@ -11382,29 +9431,7 @@
           <w:szCs w:val="20"/>
           <w:highlight w:val="yellow"/>
         </w:rPr>
-        <w:t xml:space="preserve">to “In connection with the Onboarding </w:t>
-      </w:r>
-      <w:proofErr w:type="gramStart"/>
-      <w:r>
-        <w:rPr>
-          <w:rFonts w:ascii="Arial" w:hAnsi="Arial" w:cs="Arial"/>
-          <w:b/>
-          <w:sz w:val="20"/>
-          <w:szCs w:val="20"/>
-          <w:highlight w:val="yellow"/>
-        </w:rPr>
-        <w:t>Services,…</w:t>
-      </w:r>
-      <w:proofErr w:type="gramEnd"/>
-      <w:r>
-        <w:rPr>
-          <w:rFonts w:ascii="Arial" w:hAnsi="Arial" w:cs="Arial"/>
-          <w:b/>
-          <w:sz w:val="20"/>
-          <w:szCs w:val="20"/>
-          <w:highlight w:val="yellow"/>
-        </w:rPr>
-        <w:t>” if all Deliverables will occur during the Onboarding phase.</w:t>
+        <w:t>to “In connection with the Onboarding Services,…” if all Deliverables will occur during the Onboarding phase.</w:t>
       </w:r>
       <w:r>
         <w:rPr>
@@ -11455,107 +9482,7 @@
           <w:szCs w:val="20"/>
           <w:highlight w:val="yellow"/>
         </w:rPr>
-        <w:t xml:space="preserve">. [In connection with the Onboarding Services,] Following delivery of a Deliverable by EY, Client will conduct promptly the applicable acceptance test or </w:t>
-      </w:r>
-      <w:proofErr w:type="gramStart"/>
-      <w:r>
-        <w:rPr>
-          <w:rFonts w:ascii="Arial" w:hAnsi="Arial" w:cs="Arial"/>
-          <w:sz w:val="20"/>
-          <w:szCs w:val="20"/>
-          <w:highlight w:val="yellow"/>
-        </w:rPr>
-        <w:t>review, and</w:t>
-      </w:r>
-      <w:proofErr w:type="gramEnd"/>
-      <w:r>
-        <w:rPr>
-          <w:rFonts w:ascii="Arial" w:hAnsi="Arial" w:cs="Arial"/>
-          <w:sz w:val="20"/>
-          <w:szCs w:val="20"/>
-          <w:highlight w:val="yellow"/>
-        </w:rPr>
-        <w:t xml:space="preserve"> inform EY of Client’s acceptance or rejection of such Deliverable. Any rejection by Client must specify the material deficiencies of the Deliverable as compared to the applicable acceptance test criteria or applicable written requirements for the Deliverable. If Client fails to accept or reject such Deliverable within the </w:t>
-      </w:r>
-      <w:proofErr w:type="gramStart"/>
-      <w:r>
-        <w:rPr>
-          <w:rFonts w:ascii="Arial" w:hAnsi="Arial" w:cs="Arial"/>
-          <w:sz w:val="20"/>
-          <w:szCs w:val="20"/>
-          <w:highlight w:val="yellow"/>
-        </w:rPr>
-        <w:t>period of time</w:t>
-      </w:r>
-      <w:proofErr w:type="gramEnd"/>
-      <w:r>
-        <w:rPr>
-          <w:rFonts w:ascii="Arial" w:hAnsi="Arial" w:cs="Arial"/>
-          <w:sz w:val="20"/>
-          <w:szCs w:val="20"/>
-          <w:highlight w:val="yellow"/>
-        </w:rPr>
-        <w:t xml:space="preserve"> specified in Exhibit A, (or [2 business] days after delivery if not specified), the Deliverable will be deemed accepted.  If Client delivers to EY a timely notice of deficiencies and the items specified in the notice are deficiencies, EY will correct the described deficiencies within a reasonable </w:t>
-      </w:r>
-      <w:proofErr w:type="gramStart"/>
-      <w:r>
-        <w:rPr>
-          <w:rFonts w:ascii="Arial" w:hAnsi="Arial" w:cs="Arial"/>
-          <w:sz w:val="20"/>
-          <w:szCs w:val="20"/>
-          <w:highlight w:val="yellow"/>
-        </w:rPr>
-        <w:t>period of time</w:t>
-      </w:r>
-      <w:proofErr w:type="gramEnd"/>
-      <w:r>
-        <w:rPr>
-          <w:rFonts w:ascii="Arial" w:hAnsi="Arial" w:cs="Arial"/>
-          <w:sz w:val="20"/>
-          <w:szCs w:val="20"/>
-          <w:highlight w:val="yellow"/>
-        </w:rPr>
-        <w:t xml:space="preserve">. [Fixed Price: EY’s correction efforts will be made at no additional </w:t>
-      </w:r>
-      <w:proofErr w:type="gramStart"/>
-      <w:r>
-        <w:rPr>
-          <w:rFonts w:ascii="Arial" w:hAnsi="Arial" w:cs="Arial"/>
-          <w:sz w:val="20"/>
-          <w:szCs w:val="20"/>
-          <w:highlight w:val="yellow"/>
-        </w:rPr>
-        <w:t>charge.}</w:t>
-      </w:r>
-      <w:proofErr w:type="gramEnd"/>
-      <w:r>
-        <w:rPr>
-          <w:rFonts w:ascii="Arial" w:hAnsi="Arial" w:cs="Arial"/>
-          <w:sz w:val="20"/>
-          <w:szCs w:val="20"/>
-          <w:highlight w:val="yellow"/>
-        </w:rPr>
-        <w:t xml:space="preserve">  {T&amp;M: EY’s correction efforts will be made on a time and materials basis.]  Upon receipt of a corrected Deliverable from EY, Client will have a reasonable additional </w:t>
-      </w:r>
-      <w:proofErr w:type="gramStart"/>
-      <w:r>
-        <w:rPr>
-          <w:rFonts w:ascii="Arial" w:hAnsi="Arial" w:cs="Arial"/>
-          <w:sz w:val="20"/>
-          <w:szCs w:val="20"/>
-          <w:highlight w:val="yellow"/>
-        </w:rPr>
-        <w:t>period of time</w:t>
-      </w:r>
-      <w:proofErr w:type="gramEnd"/>
-      <w:r>
-        <w:rPr>
-          <w:rFonts w:ascii="Arial" w:hAnsi="Arial" w:cs="Arial"/>
-          <w:sz w:val="20"/>
-          <w:szCs w:val="20"/>
-          <w:highlight w:val="yellow"/>
-        </w:rPr>
-        <w:t xml:space="preserve">, not to exceed [3 business] days, to review the corrected Deliverable to confirm that the identified and agreed-upon deficiencies have been corrected. Client will not unreasonably withhold, delay or condition its approval of a Deliverable.  </w:t>
+        <w:t xml:space="preserve">. [In connection with the Onboarding Services,] Following delivery of a Deliverable by EY, Client will conduct promptly the applicable acceptance test or review, and inform EY of Client’s acceptance or rejection of such Deliverable. Any rejection by Client must specify the material deficiencies of the Deliverable as compared to the applicable acceptance test criteria or applicable written requirements for the Deliverable. If Client fails to accept or reject such Deliverable within the period of time specified in Exhibit A, (or [2 business] days after delivery if not specified), the Deliverable will be deemed accepted.  If Client delivers to EY a timely notice of deficiencies and the items specified in the notice are deficiencies, EY will correct the described deficiencies within a reasonable period of time. [Fixed Price: EY’s correction efforts will be made at no additional charge.}  {T&amp;M: EY’s correction efforts will be made on a time and materials basis.]  Upon receipt of a corrected Deliverable from EY, Client will have a reasonable additional period of time, not to exceed [3 business] days, to review the corrected Deliverable to confirm that the identified and agreed-upon deficiencies have been corrected. Client will not unreasonably withhold, delay or condition its approval of a Deliverable.  </w:t>
       </w:r>
       <w:r>
         <w:rPr>
@@ -11566,9 +9493,8 @@
           <w:szCs w:val="20"/>
           <w:highlight w:val="yellow"/>
         </w:rPr>
-        <w:t>[NOTE TO DRAFT</w:t>
-      </w:r>
-      <w:proofErr w:type="gramStart"/>
+        <w:t xml:space="preserve">[NOTE TO DRAFT:  Include Section 9.a generally.  If there will be Functional </w:t>
+      </w:r>
       <w:r>
         <w:rPr>
           <w:rFonts w:ascii="Arial" w:hAnsi="Arial" w:cs="Arial"/>
@@ -11578,55 +9504,8 @@
           <w:szCs w:val="20"/>
           <w:highlight w:val="yellow"/>
         </w:rPr>
-        <w:t>:  Include</w:t>
-      </w:r>
-      <w:proofErr w:type="gramEnd"/>
-      <w:r>
-        <w:rPr>
-          <w:rFonts w:ascii="Arial" w:hAnsi="Arial" w:cs="Arial"/>
-          <w:b/>
-          <w:bCs/>
-          <w:sz w:val="20"/>
-          <w:szCs w:val="20"/>
-          <w:highlight w:val="yellow"/>
-        </w:rPr>
-        <w:t xml:space="preserve"> Section 9.a generally.  If there will be Functional </w:t>
-      </w:r>
-      <w:r>
-        <w:rPr>
-          <w:rFonts w:ascii="Arial" w:hAnsi="Arial" w:cs="Arial"/>
-          <w:b/>
-          <w:bCs/>
-          <w:sz w:val="20"/>
-          <w:szCs w:val="20"/>
-          <w:highlight w:val="yellow"/>
-        </w:rPr>
         <w:lastRenderedPageBreak/>
-        <w:t>Deliverables provided to the client as part of the Services, include Section 9.b as well.  In addition, the Functional Deliverables acceptance language assumes a process where there will be regular formal acceptance test steps (generally UAT</w:t>
-      </w:r>
-      <w:proofErr w:type="gramStart"/>
-      <w:r>
-        <w:rPr>
-          <w:rFonts w:ascii="Arial" w:hAnsi="Arial" w:cs="Arial"/>
-          <w:b/>
-          <w:bCs/>
-          <w:sz w:val="20"/>
-          <w:szCs w:val="20"/>
-          <w:highlight w:val="yellow"/>
-        </w:rPr>
-        <w:t>), and</w:t>
-      </w:r>
-      <w:proofErr w:type="gramEnd"/>
-      <w:r>
-        <w:rPr>
-          <w:rFonts w:ascii="Arial" w:hAnsi="Arial" w:cs="Arial"/>
-          <w:b/>
-          <w:bCs/>
-          <w:sz w:val="20"/>
-          <w:szCs w:val="20"/>
-          <w:highlight w:val="yellow"/>
-        </w:rPr>
-        <w:t xml:space="preserve"> may need to be separately tailored for an Agile or DevOps approach to development.]</w:t>
+        <w:t>Deliverables provided to the client as part of the Services, include Section 9.b as well.  In addition, the Functional Deliverables acceptance language assumes a process where there will be regular formal acceptance test steps (generally UAT), and may need to be separately tailored for an Agile or DevOps approach to development.]</w:t>
       </w:r>
     </w:p>
     <w:p>
@@ -12059,27 +9938,7 @@
           <w:szCs w:val="20"/>
           <w:highlight w:val="yellow"/>
         </w:rPr>
-        <w:t xml:space="preserve">, it will be accepted.  If not, then any material Nonconformity related to the applicable Functional Deliverable will </w:t>
-      </w:r>
-      <w:proofErr w:type="gramStart"/>
-      <w:r>
-        <w:rPr>
-          <w:rFonts w:ascii="Arial" w:hAnsi="Arial" w:cs="Arial"/>
-          <w:sz w:val="20"/>
-          <w:szCs w:val="20"/>
-          <w:highlight w:val="yellow"/>
-        </w:rPr>
-        <w:t>be (A)</w:t>
-      </w:r>
-      <w:proofErr w:type="gramEnd"/>
-      <w:r>
-        <w:rPr>
-          <w:rFonts w:ascii="Arial" w:hAnsi="Arial" w:cs="Arial"/>
-          <w:sz w:val="20"/>
-          <w:szCs w:val="20"/>
-          <w:highlight w:val="yellow"/>
-        </w:rPr>
-        <w:t xml:space="preserve"> fed by EY into list of identified defects and (</w:t>
+        <w:t>, it will be accepted.  If not, then any material Nonconformity related to the applicable Functional Deliverable will be (A) fed by EY into list of identified defects and (</w:t>
       </w:r>
       <w:r>
         <w:rPr>
@@ -12557,40 +10416,17 @@
           <w:szCs w:val="20"/>
           <w:highlight w:val="yellow"/>
         </w:rPr>
-        <w:t>NOTE TO DRAFT</w:t>
-      </w:r>
-      <w:proofErr w:type="gramStart"/>
-      <w:r>
-        <w:rPr>
-          <w:rFonts w:ascii="Arial" w:hAnsi="Arial" w:cs="Arial"/>
-          <w:b/>
-          <w:i/>
-          <w:sz w:val="20"/>
-          <w:szCs w:val="20"/>
-          <w:highlight w:val="yellow"/>
-        </w:rPr>
-        <w:t xml:space="preserve">:  </w:t>
-      </w:r>
-      <w:r>
-        <w:rPr>
-          <w:rFonts w:ascii="Arial" w:hAnsi="Arial" w:cs="Arial"/>
-          <w:b/>
-          <w:sz w:val="20"/>
-          <w:szCs w:val="20"/>
-          <w:highlight w:val="yellow"/>
-        </w:rPr>
-        <w:t>Consult</w:t>
-      </w:r>
-      <w:proofErr w:type="gramEnd"/>
-      <w:r>
-        <w:rPr>
-          <w:rFonts w:ascii="Arial" w:hAnsi="Arial" w:cs="Arial"/>
-          <w:b/>
-          <w:sz w:val="20"/>
-          <w:szCs w:val="20"/>
-          <w:highlight w:val="yellow"/>
-        </w:rPr>
-        <w:t xml:space="preserve"> with applicable </w:t>
+        <w:t xml:space="preserve">NOTE TO DRAFT:  </w:t>
+      </w:r>
+      <w:r>
+        <w:rPr>
+          <w:rFonts w:ascii="Arial" w:hAnsi="Arial" w:cs="Arial"/>
+          <w:b/>
+          <w:sz w:val="20"/>
+          <w:szCs w:val="20"/>
+          <w:highlight w:val="yellow"/>
+        </w:rPr>
+        <w:t xml:space="preserve">Consult with applicable </w:t>
       </w:r>
       <w:r>
         <w:rPr>
@@ -12976,27 +10812,15 @@
         </w:rPr>
         <w:t>NOTE TO DRAFT</w:t>
       </w:r>
-      <w:proofErr w:type="gramStart"/>
-      <w:r>
-        <w:rPr>
-          <w:rFonts w:ascii="Arial" w:hAnsi="Arial" w:cs="Arial"/>
-          <w:b/>
-          <w:sz w:val="20"/>
-          <w:szCs w:val="20"/>
-          <w:highlight w:val="yellow"/>
-        </w:rPr>
-        <w:t>:  Teams</w:t>
-      </w:r>
-      <w:proofErr w:type="gramEnd"/>
-      <w:r>
-        <w:rPr>
-          <w:rFonts w:ascii="Arial" w:hAnsi="Arial" w:cs="Arial"/>
-          <w:b/>
-          <w:sz w:val="20"/>
-          <w:szCs w:val="20"/>
-          <w:highlight w:val="yellow"/>
-        </w:rPr>
-        <w:t xml:space="preserve"> should first focus on drafting Schedule A (Description of Services), to describe the scope of services, </w:t>
+      <w:r>
+        <w:rPr>
+          <w:rFonts w:ascii="Arial" w:hAnsi="Arial" w:cs="Arial"/>
+          <w:b/>
+          <w:sz w:val="20"/>
+          <w:szCs w:val="20"/>
+          <w:highlight w:val="yellow"/>
+        </w:rPr>
+        <w:t xml:space="preserve">:  Teams should first focus on drafting Schedule A (Description of Services), to describe the scope of services, </w:t>
       </w:r>
       <w:r>
         <w:rPr>
@@ -13036,29 +10860,7 @@
           <w:szCs w:val="20"/>
           <w:highlight w:val="yellow"/>
         </w:rPr>
-        <w:t xml:space="preserve">, roles and responsibilities, key assumptions and attributes.  This should be done as early as possible and as completely as possible since it is the cornerstone to agreeing with the client, and to ensure that EY’s delivery model, pricing and service levels are aligned to the scope expectations. Teams should not underestimate the time it takes to draft Schedule A (Description of Services). Teams should also confirm Defined Terms early in the drafting process so that they </w:t>
-      </w:r>
-      <w:proofErr w:type="gramStart"/>
-      <w:r>
-        <w:rPr>
-          <w:rFonts w:ascii="Arial" w:hAnsi="Arial" w:cs="Arial"/>
-          <w:b/>
-          <w:sz w:val="20"/>
-          <w:szCs w:val="20"/>
-          <w:highlight w:val="yellow"/>
-        </w:rPr>
-        <w:t>can be consistently be</w:t>
-      </w:r>
-      <w:proofErr w:type="gramEnd"/>
-      <w:r>
-        <w:rPr>
-          <w:rFonts w:ascii="Arial" w:hAnsi="Arial" w:cs="Arial"/>
-          <w:b/>
-          <w:sz w:val="20"/>
-          <w:szCs w:val="20"/>
-          <w:highlight w:val="yellow"/>
-        </w:rPr>
-        <w:t xml:space="preserve"> applied throughout the contract and avoid unnecessary rework.]</w:t>
+        <w:t>, roles and responsibilities, key assumptions and attributes.  This should be done as early as possible and as completely as possible since it is the cornerstone to agreeing with the client, and to ensure that EY’s delivery model, pricing and service levels are aligned to the scope expectations. Teams should not underestimate the time it takes to draft Schedule A (Description of Services). Teams should also confirm Defined Terms early in the drafting process so that they can be consistently be applied throughout the contract and avoid unnecessary rework.]</w:t>
       </w:r>
     </w:p>
     <w:p>
@@ -13252,17 +11054,7 @@
           <w:szCs w:val="20"/>
           <w:highlight w:val="yellow"/>
         </w:rPr>
-        <w:t>:</w:t>
-      </w:r>
-      <w:proofErr w:type="gramStart"/>
-      <w:r>
-        <w:rPr>
-          <w:rFonts w:ascii="Arial" w:hAnsi="Arial" w:cs="Arial"/>
-          <w:sz w:val="20"/>
-          <w:szCs w:val="20"/>
-          <w:highlight w:val="yellow"/>
-        </w:rPr>
-        <w:t xml:space="preserve">  </w:t>
+        <w:t xml:space="preserve">:  </w:t>
       </w:r>
       <w:r>
         <w:rPr>
@@ -13284,33 +11076,8 @@
           <w:szCs w:val="20"/>
           <w:highlight w:val="yellow"/>
         </w:rPr>
-        <w:t>[</w:t>
-      </w:r>
-      <w:proofErr w:type="gramEnd"/>
-      <w:r>
-        <w:rPr>
-          <w:rFonts w:ascii="Arial" w:hAnsi="Arial" w:cs="Arial"/>
-          <w:b/>
-          <w:i/>
-          <w:sz w:val="20"/>
-          <w:szCs w:val="20"/>
-          <w:highlight w:val="yellow"/>
-        </w:rPr>
-        <w:t xml:space="preserve">NOTE TO DRAFT:  This section will typically include (1) “Onboarding” or “Transition” phase to setup/establish the Managed Service, (2) “Managed Services” or “run” phase, and (3) “Additional Services”.  Note, special consideration needed for any transformative projects that will be included as part of the Managed Services, e.g., a client-funded initiative that will ultimately reduce the cost/charges for the Managed </w:t>
-      </w:r>
-      <w:proofErr w:type="gramStart"/>
-      <w:r>
-        <w:rPr>
-          <w:rFonts w:ascii="Arial" w:hAnsi="Arial" w:cs="Arial"/>
-          <w:b/>
-          <w:i/>
-          <w:sz w:val="20"/>
-          <w:szCs w:val="20"/>
-          <w:highlight w:val="yellow"/>
-        </w:rPr>
-        <w:t>Services.]</w:t>
-      </w:r>
-      <w:proofErr w:type="gramEnd"/>
+        <w:t>[NOTE TO DRAFT:  This section will typically include (1) “Onboarding” or “Transition” phase to setup/establish the Managed Service, (2) “Managed Services” or “run” phase, and (3) “Additional Services”.  Note, special consideration needed for any transformative projects that will be included as part of the Managed Services, e.g., a client-funded initiative that will ultimately reduce the cost/charges for the Managed Services.]</w:t>
+      </w:r>
     </w:p>
     <w:p>
       <w:pPr>
@@ -13329,17 +11096,7 @@
           <w:szCs w:val="20"/>
           <w:highlight w:val="yellow"/>
         </w:rPr>
-        <w:t xml:space="preserve">**ONBOARDING_SVC_DESCRIPTION** as described in Section </w:t>
-      </w:r>
-      <w:proofErr w:type="gramStart"/>
-      <w:r>
-        <w:rPr>
-          <w:rFonts w:ascii="Arial" w:hAnsi="Arial" w:cs="Arial"/>
-          <w:sz w:val="20"/>
-          <w:szCs w:val="20"/>
-          <w:highlight w:val="yellow"/>
-        </w:rPr>
-        <w:t>1.f</w:t>
+        <w:t>**ONBOARDING_SVC_DESCRIPTION** as described in Section 1.f</w:t>
       </w:r>
       <w:r>
         <w:rPr>
@@ -13349,7 +11106,6 @@
         </w:rPr>
         <w:t>;</w:t>
       </w:r>
-      <w:proofErr w:type="gramEnd"/>
     </w:p>
     <w:p>
       <w:pPr>
@@ -13434,27 +11190,7 @@
           <w:szCs w:val="20"/>
           <w:highlight w:val="yellow"/>
         </w:rPr>
-        <w:t xml:space="preserve"> [Alternative 1: The scope of Services is limited to the following {lines of business, functions, in scope </w:t>
-      </w:r>
-      <w:proofErr w:type="gramStart"/>
-      <w:r>
-        <w:rPr>
-          <w:rFonts w:ascii="Arial" w:hAnsi="Arial" w:cs="Arial"/>
-          <w:sz w:val="20"/>
-          <w:szCs w:val="20"/>
-          <w:highlight w:val="yellow"/>
-        </w:rPr>
-        <w:t>technology}:</w:t>
-      </w:r>
-      <w:proofErr w:type="gramEnd"/>
-      <w:r>
-        <w:rPr>
-          <w:rFonts w:ascii="Arial" w:hAnsi="Arial" w:cs="Arial"/>
-          <w:sz w:val="20"/>
-          <w:szCs w:val="20"/>
-          <w:highlight w:val="yellow"/>
-        </w:rPr>
-        <w:t xml:space="preserve"> OR Alternative 2: The scope of Services will not include the following:</w:t>
+        <w:t xml:space="preserve"> [Alternative 1: The scope of Services is limited to the following {lines of business, functions, in scope technology}: OR Alternative 2: The scope of Services will not include the following:</w:t>
       </w:r>
       <w:r>
         <w:rPr>
@@ -13629,7 +11365,6 @@
         </w:rPr>
         <w:t>scope limitations</w:t>
       </w:r>
-      <w:proofErr w:type="gramStart"/>
       <w:r>
         <w:rPr>
           <w:rFonts w:ascii="Arial" w:hAnsi="Arial" w:cs="Arial"/>
@@ -13648,7 +11383,6 @@
         </w:rPr>
         <w:t>;</w:t>
       </w:r>
-      <w:proofErr w:type="gramEnd"/>
     </w:p>
     <w:p>
       <w:pPr>
@@ -13800,16 +11534,7 @@
           <w:sz w:val="20"/>
           <w:szCs w:val="20"/>
         </w:rPr>
-        <w:t xml:space="preserve">, noted by an “X” in the appropriate column (EY vs. Client) within the tables below.  EY will perform, as part of the Services, those activities designated as EY’s responsibility. Where Client is designated as the </w:t>
-      </w:r>
-      <w:proofErr w:type="gramStart"/>
-      <w:r>
-        <w:rPr>
-          <w:rFonts w:ascii="Arial" w:hAnsi="Arial" w:cs="Arial"/>
-          <w:sz w:val="20"/>
-          <w:szCs w:val="20"/>
-        </w:rPr>
-        <w:t xml:space="preserve">responsible </w:t>
+        <w:t xml:space="preserve">, noted by an “X” in the appropriate column (EY vs. Client) within the tables below.  EY will perform, as part of the Services, those activities designated as EY’s responsibility. Where Client is designated as the responsible </w:t>
       </w:r>
       <w:r>
         <w:rPr>
@@ -13819,7 +11544,6 @@
         </w:rPr>
         <w:t>Party</w:t>
       </w:r>
-      <w:proofErr w:type="gramEnd"/>
       <w:r>
         <w:rPr>
           <w:rFonts w:ascii="Arial" w:hAnsi="Arial" w:cs="Arial"/>
@@ -13967,36 +11691,16 @@
           <w:szCs w:val="20"/>
           <w:highlight w:val="yellow"/>
         </w:rPr>
-        <w:t>**GO_LIVE_DATE*</w:t>
-      </w:r>
-      <w:proofErr w:type="gramStart"/>
-      <w:r>
-        <w:rPr>
-          <w:rFonts w:ascii="Arial" w:hAnsi="Arial" w:cs="Arial"/>
-          <w:sz w:val="20"/>
-          <w:szCs w:val="20"/>
-          <w:highlight w:val="yellow"/>
-        </w:rPr>
-        <w:t xml:space="preserve">* </w:t>
-      </w:r>
-      <w:r>
-        <w:rPr>
-          <w:rFonts w:ascii="Arial" w:hAnsi="Arial" w:cs="Arial"/>
-          <w:sz w:val="20"/>
-          <w:szCs w:val="20"/>
-          <w:highlight w:val="yellow"/>
-        </w:rPr>
-        <w:t>.</w:t>
-      </w:r>
-      <w:proofErr w:type="gramEnd"/>
-      <w:r>
-        <w:rPr>
-          <w:rFonts w:ascii="Arial" w:hAnsi="Arial" w:cs="Arial"/>
-          <w:sz w:val="20"/>
-          <w:szCs w:val="20"/>
-          <w:highlight w:val="yellow"/>
-        </w:rPr>
-        <w:t xml:space="preserve">   Any </w:t>
+        <w:t xml:space="preserve">**GO_LIVE_DATE** </w:t>
+      </w:r>
+      <w:r>
+        <w:rPr>
+          <w:rFonts w:ascii="Arial" w:hAnsi="Arial" w:cs="Arial"/>
+          <w:sz w:val="20"/>
+          <w:szCs w:val="20"/>
+          <w:highlight w:val="yellow"/>
+        </w:rPr>
+        <w:t xml:space="preserve">.   Any </w:t>
       </w:r>
       <w:r>
         <w:rPr>
@@ -15402,18 +13106,16 @@
                 <w:szCs w:val="20"/>
                 <w:highlight w:val="cyan"/>
               </w:rPr>
-              <w:t xml:space="preserve">May include key pre-requisites and/or governing documents needed to support the Managed Services e.g., Operating Manual, Operating Model, Governance protocols, initial Demand Plan and/or </w:t>
-            </w:r>
-            <w:proofErr w:type="gramStart"/>
-            <w:r>
-              <w:rPr>
-                <w:rFonts w:ascii="Arial" w:hAnsi="Arial" w:cs="Arial"/>
-                <w:i/>
+              <w:t>May include key pre-requisites and/or governing documents needed to support the Managed Services e.g., Operating Manual, Operating Model, Governance protocols, initial Demand Plan and/or Schedules</w:t>
+            </w:r>
+            <w:r>
+              <w:rPr>
+                <w:rFonts w:ascii="Arial" w:hAnsi="Arial" w:cs="Arial"/>
                 <w:sz w:val="20"/>
                 <w:szCs w:val="20"/>
                 <w:highlight w:val="cyan"/>
               </w:rPr>
-              <w:t>Schedules</w:t>
+              <w:t xml:space="preserve"> </w:t>
             </w:r>
             <w:r>
               <w:rPr>
@@ -15422,18 +13124,8 @@
                 <w:szCs w:val="20"/>
                 <w:highlight w:val="cyan"/>
               </w:rPr>
-              <w:t xml:space="preserve"> </w:t>
-            </w:r>
-            <w:r>
-              <w:rPr>
-                <w:rFonts w:ascii="Arial" w:hAnsi="Arial" w:cs="Arial"/>
-                <w:sz w:val="20"/>
-                <w:szCs w:val="20"/>
-                <w:highlight w:val="cyan"/>
-              </w:rPr>
               <w:t>]</w:t>
             </w:r>
-            <w:proofErr w:type="gramEnd"/>
           </w:p>
         </w:tc>
         <w:tc>
@@ -15741,7 +13433,6 @@
         </w:rPr>
         <w:t>NOTE TO DRAFT</w:t>
       </w:r>
-      <w:proofErr w:type="gramStart"/>
       <w:r>
         <w:rPr>
           <w:rFonts w:ascii="Arial" w:hAnsi="Arial" w:cs="Arial"/>
@@ -15750,18 +13441,7 @@
           <w:szCs w:val="20"/>
           <w:highlight w:val="cyan"/>
         </w:rPr>
-        <w:t>:  The</w:t>
-      </w:r>
-      <w:proofErr w:type="gramEnd"/>
-      <w:r>
-        <w:rPr>
-          <w:rFonts w:ascii="Arial" w:hAnsi="Arial" w:cs="Arial"/>
-          <w:b/>
-          <w:sz w:val="20"/>
-          <w:szCs w:val="20"/>
-          <w:highlight w:val="cyan"/>
-        </w:rPr>
-        <w:t xml:space="preserve"> following structure assumes there is a single type of Managed Service in-scope.  If there is more than one Managed Service Offering, consider adding individual sections for each Managed Service.</w:t>
+        <w:t>:  The following structure assumes there is a single type of Managed Service in-scope.  If there is more than one Managed Service Offering, consider adding individual sections for each Managed Service.</w:t>
       </w:r>
       <w:r>
         <w:rPr>
@@ -15877,7 +13557,6 @@
         </w:rPr>
         <w:t>[</w:t>
       </w:r>
-      <w:proofErr w:type="gramStart"/>
       <w:r>
         <w:rPr>
           <w:rFonts w:ascii="Arial" w:hAnsi="Arial" w:cs="Arial"/>
@@ -15895,17 +13574,7 @@
           <w:szCs w:val="20"/>
           <w:highlight w:val="cyan"/>
         </w:rPr>
-        <w:t>,</w:t>
-      </w:r>
-      <w:proofErr w:type="gramEnd"/>
-      <w:r>
-        <w:rPr>
-          <w:rFonts w:ascii="Arial" w:hAnsi="Arial" w:cs="Arial"/>
-          <w:sz w:val="20"/>
-          <w:szCs w:val="20"/>
-          <w:highlight w:val="cyan"/>
-        </w:rPr>
-        <w:t xml:space="preserve"> </w:t>
+        <w:t xml:space="preserve">, </w:t>
       </w:r>
       <w:r>
         <w:rPr>
@@ -16167,7 +13836,6 @@
         </w:rPr>
         <w:t>NOTE TO DRAFT</w:t>
       </w:r>
-      <w:proofErr w:type="gramStart"/>
       <w:r>
         <w:rPr>
           <w:rFonts w:ascii="Arial" w:hAnsi="Arial" w:cs="Arial"/>
@@ -16176,18 +13844,7 @@
           <w:szCs w:val="20"/>
           <w:highlight w:val="cyan"/>
         </w:rPr>
-        <w:t>:  The</w:t>
-      </w:r>
-      <w:proofErr w:type="gramEnd"/>
-      <w:r>
-        <w:rPr>
-          <w:rFonts w:ascii="Arial" w:hAnsi="Arial" w:cs="Arial"/>
-          <w:b/>
-          <w:sz w:val="20"/>
-          <w:szCs w:val="20"/>
-          <w:highlight w:val="cyan"/>
-        </w:rPr>
-        <w:t xml:space="preserve"> following table is the </w:t>
+        <w:t xml:space="preserve">:  The following table is the </w:t>
       </w:r>
       <w:r>
         <w:rPr>
@@ -17392,7 +15049,6 @@
         </w:rPr>
         <w:t xml:space="preserve">Attributes of the Managed </w:t>
       </w:r>
-      <w:proofErr w:type="gramStart"/>
       <w:r>
         <w:rPr>
           <w:rFonts w:ascii="Arial" w:hAnsi="Arial" w:cs="Arial"/>
@@ -17420,7 +15076,6 @@
         </w:rPr>
         <w:t>[</w:t>
       </w:r>
-      <w:proofErr w:type="gramEnd"/>
       <w:r>
         <w:rPr>
           <w:rFonts w:ascii="Arial" w:hAnsi="Arial" w:cs="Arial"/>
@@ -17432,27 +15087,15 @@
         </w:rPr>
         <w:t>NOTE TO DRAFT</w:t>
       </w:r>
-      <w:proofErr w:type="gramStart"/>
-      <w:r>
-        <w:rPr>
-          <w:rFonts w:ascii="Arial" w:hAnsi="Arial" w:cs="Arial"/>
-          <w:b/>
-          <w:sz w:val="20"/>
-          <w:szCs w:val="20"/>
-          <w:highlight w:val="yellow"/>
-        </w:rPr>
-        <w:t>:  Attributes</w:t>
-      </w:r>
-      <w:proofErr w:type="gramEnd"/>
-      <w:r>
-        <w:rPr>
-          <w:rFonts w:ascii="Arial" w:hAnsi="Arial" w:cs="Arial"/>
-          <w:b/>
-          <w:sz w:val="20"/>
-          <w:szCs w:val="20"/>
-          <w:highlight w:val="yellow"/>
-        </w:rPr>
-        <w:t xml:space="preserve"> of the Managed Services act as boundaries or guardrails for the Managed Services.  They define important limitations on the ‘what’ of the service.  For example, if the ‘what’ of the service is that EY will process sanctions alerts based on batches sent by the client, then the attributes might include identification of service locations, language of the services, hours of operation, etc.  Service attributes are important to the extent they impact pricing </w:t>
+      <w:r>
+        <w:rPr>
+          <w:rFonts w:ascii="Arial" w:hAnsi="Arial" w:cs="Arial"/>
+          <w:b/>
+          <w:sz w:val="20"/>
+          <w:szCs w:val="20"/>
+          <w:highlight w:val="yellow"/>
+        </w:rPr>
+        <w:t xml:space="preserve">:  Attributes of the Managed Services act as boundaries or guardrails for the Managed Services.  They define important limitations on the ‘what’ of the service.  For example, if the ‘what’ of the service is that EY will process sanctions alerts based on batches sent by the client, then the attributes might include identification of service locations, language of the services, hours of operation, etc.  Service attributes are important to the extent they impact pricing </w:t>
       </w:r>
       <w:r>
         <w:rPr>
@@ -17614,7 +15257,6 @@
           <w:u w:val="single"/>
         </w:rPr>
       </w:pPr>
-      <w:proofErr w:type="gramStart"/>
       <w:r>
         <w:rPr>
           <w:rFonts w:ascii="Arial" w:hAnsi="Arial" w:cs="Arial"/>
@@ -17622,17 +15264,7 @@
           <w:szCs w:val="20"/>
           <w:u w:val="single"/>
         </w:rPr>
-        <w:t>Outputs</w:t>
-      </w:r>
-      <w:proofErr w:type="gramEnd"/>
-      <w:r>
-        <w:rPr>
-          <w:rFonts w:ascii="Arial" w:hAnsi="Arial" w:cs="Arial"/>
-          <w:sz w:val="20"/>
-          <w:szCs w:val="20"/>
-          <w:u w:val="single"/>
-        </w:rPr>
-        <w:t xml:space="preserve"> of the Managed Services</w:t>
+        <w:t>Outputs of the Managed Services</w:t>
       </w:r>
     </w:p>
     <w:p>
@@ -17792,7 +15424,6 @@
         </w:rPr>
         <w:t xml:space="preserve"> MS</w:t>
       </w:r>
-      <w:proofErr w:type="gramStart"/>
       <w:r>
         <w:rPr>
           <w:rFonts w:ascii="Arial" w:hAnsi="Arial" w:cs="Arial"/>
@@ -17812,7 +15443,6 @@
         </w:rPr>
         <w:t>[</w:t>
       </w:r>
-      <w:proofErr w:type="gramEnd"/>
       <w:r>
         <w:rPr>
           <w:rFonts w:ascii="Arial" w:hAnsi="Arial" w:cs="Arial"/>
@@ -18420,7 +16050,6 @@
         </w:rPr>
         <w:t>NOTE TO DRAFT</w:t>
       </w:r>
-      <w:proofErr w:type="gramStart"/>
       <w:r>
         <w:rPr>
           <w:rFonts w:ascii="Arial" w:hAnsi="Arial" w:cs="Arial"/>
@@ -18429,40 +16058,7 @@
           <w:szCs w:val="20"/>
           <w:highlight w:val="cyan"/>
         </w:rPr>
-        <w:t>:  Consider</w:t>
-      </w:r>
-      <w:proofErr w:type="gramEnd"/>
-      <w:r>
-        <w:rPr>
-          <w:rFonts w:ascii="Arial" w:hAnsi="Arial" w:cs="Arial"/>
-          <w:b/>
-          <w:sz w:val="20"/>
-          <w:szCs w:val="20"/>
-          <w:highlight w:val="cyan"/>
-        </w:rPr>
-        <w:t xml:space="preserve"> carefully, as EY preserves the ability to change locations at its discretion in Section 6(d) of the SOW.  Specifying locations and/or client approval rights will limit EY’s flexibility in a </w:t>
-      </w:r>
-      <w:proofErr w:type="gramStart"/>
-      <w:r>
-        <w:rPr>
-          <w:rFonts w:ascii="Arial" w:hAnsi="Arial" w:cs="Arial"/>
-          <w:b/>
-          <w:sz w:val="20"/>
-          <w:szCs w:val="20"/>
-          <w:highlight w:val="cyan"/>
-        </w:rPr>
-        <w:t>long term</w:t>
-      </w:r>
-      <w:proofErr w:type="gramEnd"/>
-      <w:r>
-        <w:rPr>
-          <w:rFonts w:ascii="Arial" w:hAnsi="Arial" w:cs="Arial"/>
-          <w:b/>
-          <w:sz w:val="20"/>
-          <w:szCs w:val="20"/>
-          <w:highlight w:val="cyan"/>
-        </w:rPr>
-        <w:t xml:space="preserve"> Managed Service</w:t>
+        <w:t>:  Consider carefully, as EY preserves the ability to change locations at its discretion in Section 6(d) of the SOW.  Specifying locations and/or client approval rights will limit EY’s flexibility in a long term Managed Service</w:t>
       </w:r>
       <w:r>
         <w:rPr>
@@ -18501,16 +16097,7 @@
           <w:sz w:val="20"/>
           <w:szCs w:val="20"/>
         </w:rPr>
-        <w:t>The EY team will perform all Services under this SOW either from Client’s facilities or from the following EY locations</w:t>
-      </w:r>
-      <w:proofErr w:type="gramStart"/>
-      <w:r>
-        <w:rPr>
-          <w:rFonts w:ascii="Arial" w:hAnsi="Arial" w:cs="Arial"/>
-          <w:sz w:val="20"/>
-          <w:szCs w:val="20"/>
-        </w:rPr>
-        <w:t xml:space="preserve">:  </w:t>
+        <w:t xml:space="preserve">The EY team will perform all Services under this SOW either from Client’s facilities or from the following EY locations:  </w:t>
       </w:r>
       <w:r>
         <w:rPr>
@@ -18521,7 +16108,6 @@
         </w:rPr>
         <w:t>{</w:t>
       </w:r>
-      <w:proofErr w:type="gramEnd"/>
       <w:r>
         <w:rPr>
           <w:rFonts w:ascii="Arial" w:hAnsi="Arial" w:cs="Arial"/>
@@ -18583,27 +16169,15 @@
         </w:rPr>
         <w:t>NOTE TO DRAFT</w:t>
       </w:r>
-      <w:proofErr w:type="gramStart"/>
-      <w:r>
-        <w:rPr>
-          <w:rFonts w:ascii="Arial" w:hAnsi="Arial" w:cs="Arial"/>
-          <w:b/>
-          <w:sz w:val="20"/>
-          <w:szCs w:val="20"/>
-          <w:highlight w:val="yellow"/>
-        </w:rPr>
-        <w:t>:  Add</w:t>
-      </w:r>
-      <w:proofErr w:type="gramEnd"/>
-      <w:r>
-        <w:rPr>
-          <w:rFonts w:ascii="Arial" w:hAnsi="Arial" w:cs="Arial"/>
-          <w:b/>
-          <w:sz w:val="20"/>
-          <w:szCs w:val="20"/>
-          <w:highlight w:val="yellow"/>
-        </w:rPr>
-        <w:t xml:space="preserve"> if EY is providing services from secure bays, as they will drive EY costs.  Be clear where secure bays are being used and which services the secure bays support (to manage costs and scope).]</w:t>
+      <w:r>
+        <w:rPr>
+          <w:rFonts w:ascii="Arial" w:hAnsi="Arial" w:cs="Arial"/>
+          <w:b/>
+          <w:sz w:val="20"/>
+          <w:szCs w:val="20"/>
+          <w:highlight w:val="yellow"/>
+        </w:rPr>
+        <w:t>:  Add if EY is providing services from secure bays, as they will drive EY costs.  Be clear where secure bays are being used and which services the secure bays support (to manage costs and scope).]</w:t>
       </w:r>
       <w:r>
         <w:rPr>
@@ -18643,37 +16217,16 @@
           <w:szCs w:val="20"/>
           <w:highlight w:val="yellow"/>
         </w:rPr>
-        <w:t>location(</w:t>
-      </w:r>
-      <w:proofErr w:type="gramStart"/>
-      <w:r>
-        <w:rPr>
-          <w:rFonts w:ascii="Arial" w:hAnsi="Arial" w:cs="Arial"/>
-          <w:i/>
-          <w:sz w:val="20"/>
-          <w:szCs w:val="20"/>
-          <w:highlight w:val="yellow"/>
-        </w:rPr>
-        <w:t>s)</w:t>
-      </w:r>
-      <w:r>
-        <w:rPr>
-          <w:rFonts w:ascii="Arial" w:hAnsi="Arial" w:cs="Arial"/>
-          <w:sz w:val="20"/>
-          <w:szCs w:val="20"/>
-          <w:highlight w:val="yellow"/>
-        </w:rPr>
-        <w:t>]</w:t>
-      </w:r>
-      <w:proofErr w:type="gramEnd"/>
-      <w:r>
-        <w:rPr>
-          <w:rFonts w:ascii="Arial" w:hAnsi="Arial" w:cs="Arial"/>
-          <w:sz w:val="20"/>
-          <w:szCs w:val="20"/>
-          <w:highlight w:val="yellow"/>
-        </w:rPr>
-        <w:t xml:space="preserve"> will be conducted out of a Secure Workplace.  Service locations may not be changed without the express written consent of Client.</w:t>
+        <w:t>location(s)</w:t>
+      </w:r>
+      <w:r>
+        <w:rPr>
+          <w:rFonts w:ascii="Arial" w:hAnsi="Arial" w:cs="Arial"/>
+          <w:sz w:val="20"/>
+          <w:szCs w:val="20"/>
+          <w:highlight w:val="yellow"/>
+        </w:rPr>
+        <w:t>] will be conducted out of a Secure Workplace.  Service locations may not be changed without the express written consent of Client.</w:t>
       </w:r>
     </w:p>
     <w:p>
@@ -18724,7 +16277,6 @@
         </w:rPr>
         <w:t>NOTE TO DRAFT</w:t>
       </w:r>
-      <w:proofErr w:type="gramStart"/>
       <w:r>
         <w:rPr>
           <w:rFonts w:ascii="Arial" w:hAnsi="Arial" w:cs="Arial"/>
@@ -18733,18 +16285,7 @@
           <w:szCs w:val="20"/>
           <w:highlight w:val="cyan"/>
         </w:rPr>
-        <w:t>:  Add</w:t>
-      </w:r>
-      <w:proofErr w:type="gramEnd"/>
-      <w:r>
-        <w:rPr>
-          <w:rFonts w:ascii="Arial" w:hAnsi="Arial" w:cs="Arial"/>
-          <w:b/>
-          <w:sz w:val="20"/>
-          <w:szCs w:val="20"/>
-          <w:highlight w:val="cyan"/>
-        </w:rPr>
-        <w:t xml:space="preserve"> if there are hours of operations limitations for the Managed Services.  Some Managed Services may be 24x7, in which case this attribute may not be applicable.]</w:t>
+        <w:t>:  Add if there are hours of operations limitations for the Managed Services.  Some Managed Services may be 24x7, in which case this attribute may not be applicable.]</w:t>
       </w:r>
       <w:r>
         <w:rPr>
@@ -18775,43 +16316,7 @@
           <w:sz w:val="20"/>
           <w:szCs w:val="20"/>
         </w:rPr>
-        <w:t xml:space="preserve">EY shall provide the Managed Services during the working hours set forth </w:t>
-      </w:r>
-      <w:proofErr w:type="gramStart"/>
-      <w:r>
-        <w:rPr>
-          <w:rFonts w:ascii="Arial" w:hAnsi="Arial" w:cs="Arial"/>
-          <w:sz w:val="20"/>
-          <w:szCs w:val="20"/>
-        </w:rPr>
-        <w:t>in</w:t>
-      </w:r>
-      <w:proofErr w:type="gramEnd"/>
-      <w:r>
-        <w:rPr>
-          <w:rFonts w:ascii="Arial" w:hAnsi="Arial" w:cs="Arial"/>
-          <w:sz w:val="20"/>
-          <w:szCs w:val="20"/>
-        </w:rPr>
-        <w:t xml:space="preserve"> the </w:t>
-      </w:r>
-      <w:proofErr w:type="gramStart"/>
-      <w:r>
-        <w:rPr>
-          <w:rFonts w:ascii="Arial" w:hAnsi="Arial" w:cs="Arial"/>
-          <w:sz w:val="20"/>
-          <w:szCs w:val="20"/>
-        </w:rPr>
-        <w:t>below table</w:t>
-      </w:r>
-      <w:proofErr w:type="gramEnd"/>
-      <w:r>
-        <w:rPr>
-          <w:rFonts w:ascii="Arial" w:hAnsi="Arial" w:cs="Arial"/>
-          <w:sz w:val="20"/>
-          <w:szCs w:val="20"/>
-        </w:rPr>
-        <w:t xml:space="preserve">. </w:t>
+        <w:t xml:space="preserve">EY shall provide the Managed Services during the working hours set forth in the below table. </w:t>
       </w:r>
     </w:p>
     <w:tbl>
@@ -19351,45 +16856,14 @@
         </w:rPr>
         <w:t>NOTE TO DRAFT</w:t>
       </w:r>
-      <w:proofErr w:type="gramStart"/>
-      <w:r>
-        <w:rPr>
-          <w:rFonts w:ascii="Arial" w:hAnsi="Arial" w:cs="Arial"/>
-          <w:b/>
-          <w:sz w:val="20"/>
-          <w:szCs w:val="20"/>
-        </w:rPr>
-        <w:t>:  List</w:t>
-      </w:r>
-      <w:proofErr w:type="gramEnd"/>
-      <w:r>
-        <w:rPr>
-          <w:rFonts w:ascii="Arial" w:hAnsi="Arial" w:cs="Arial"/>
-          <w:b/>
-          <w:sz w:val="20"/>
-          <w:szCs w:val="20"/>
-        </w:rPr>
-        <w:t xml:space="preserve"> general assumptions that apply to </w:t>
-      </w:r>
-      <w:proofErr w:type="gramStart"/>
-      <w:r>
-        <w:rPr>
-          <w:rFonts w:ascii="Arial" w:hAnsi="Arial" w:cs="Arial"/>
-          <w:b/>
-          <w:sz w:val="20"/>
-          <w:szCs w:val="20"/>
-        </w:rPr>
-        <w:t>all of</w:t>
-      </w:r>
-      <w:proofErr w:type="gramEnd"/>
-      <w:r>
-        <w:rPr>
-          <w:rFonts w:ascii="Arial" w:hAnsi="Arial" w:cs="Arial"/>
-          <w:b/>
-          <w:sz w:val="20"/>
-          <w:szCs w:val="20"/>
-        </w:rPr>
-        <w:t xml:space="preserve"> the Services</w:t>
+      <w:r>
+        <w:rPr>
+          <w:rFonts w:ascii="Arial" w:hAnsi="Arial" w:cs="Arial"/>
+          <w:b/>
+          <w:sz w:val="20"/>
+          <w:szCs w:val="20"/>
+        </w:rPr>
+        <w:t>:  List general assumptions that apply to all of the Services</w:t>
       </w:r>
       <w:r>
         <w:rPr>
@@ -19660,25 +17134,7 @@
           <w:szCs w:val="20"/>
           <w:highlight w:val="yellow"/>
         </w:rPr>
-        <w:t>**</w:t>
-      </w:r>
-      <w:r>
-        <w:rPr>
-          <w:rFonts w:ascii="Arial" w:hAnsi="Arial" w:cs="Arial"/>
-          <w:sz w:val="20"/>
-          <w:szCs w:val="20"/>
-          <w:highlight w:val="yellow"/>
-        </w:rPr>
-        <w:t>IMPL_SOFTWARE</w:t>
-      </w:r>
-      <w:r>
-        <w:rPr>
-          <w:rFonts w:ascii="Arial" w:hAnsi="Arial" w:cs="Arial"/>
-          <w:sz w:val="20"/>
-          <w:szCs w:val="20"/>
-          <w:highlight w:val="yellow"/>
-        </w:rPr>
-        <w:t>**</w:t>
+        <w:t>**IMPL_SOFTWARE**</w:t>
       </w:r>
       <w:r>
         <w:rPr>
@@ -19766,47 +17222,7 @@
           <w:szCs w:val="20"/>
           <w:highlight w:val="yellow"/>
         </w:rPr>
-        <w:t xml:space="preserve">Client is responsible for any security features associated with the **IMPL_SOFTWARE**. [EY will deliver the **IMPL_SOFTWARE** and Deliverables without the implementation of </w:t>
-      </w:r>
-      <w:proofErr w:type="gramStart"/>
-      <w:r>
-        <w:rPr>
-          <w:rFonts w:ascii="Arial" w:hAnsi="Arial" w:cs="Arial"/>
-          <w:sz w:val="20"/>
-          <w:szCs w:val="20"/>
-          <w:highlight w:val="yellow"/>
-        </w:rPr>
-        <w:t>security, and</w:t>
-      </w:r>
-      <w:proofErr w:type="gramEnd"/>
-      <w:r>
-        <w:rPr>
-          <w:rFonts w:ascii="Arial" w:hAnsi="Arial" w:cs="Arial"/>
-          <w:sz w:val="20"/>
-          <w:szCs w:val="20"/>
-          <w:highlight w:val="yellow"/>
-        </w:rPr>
-        <w:t xml:space="preserve"> will not be responsible for any delay or increase in </w:t>
-      </w:r>
-      <w:proofErr w:type="gramStart"/>
-      <w:r>
-        <w:rPr>
-          <w:rFonts w:ascii="Arial" w:hAnsi="Arial" w:cs="Arial"/>
-          <w:sz w:val="20"/>
-          <w:szCs w:val="20"/>
-          <w:highlight w:val="yellow"/>
-        </w:rPr>
-        <w:t>expense</w:t>
-      </w:r>
-      <w:proofErr w:type="gramEnd"/>
-      <w:r>
-        <w:rPr>
-          <w:rFonts w:ascii="Arial" w:hAnsi="Arial" w:cs="Arial"/>
-          <w:sz w:val="20"/>
-          <w:szCs w:val="20"/>
-          <w:highlight w:val="yellow"/>
-        </w:rPr>
-        <w:t xml:space="preserve"> resulting from the inclusion of security functionality.]</w:t>
+        <w:t>Client is responsible for any security features associated with the **IMPL_SOFTWARE**. [EY will deliver the **IMPL_SOFTWARE** and Deliverables without the implementation of security, and will not be responsible for any delay or increase in expense resulting from the inclusion of security functionality.]</w:t>
       </w:r>
     </w:p>
     <w:p>
@@ -19827,27 +17243,7 @@
           <w:szCs w:val="20"/>
           <w:highlight w:val="yellow"/>
         </w:rPr>
-        <w:t xml:space="preserve">Client is responsible for the results of using the **IMPL_SOFTWARE** Software and Deliverables and/or Outputs in its business operations. Client is also responsible for independent verification and testing of such results prior to using them in </w:t>
-      </w:r>
-      <w:proofErr w:type="gramStart"/>
-      <w:r>
-        <w:rPr>
-          <w:rFonts w:ascii="Arial" w:hAnsi="Arial" w:cs="Arial"/>
-          <w:sz w:val="20"/>
-          <w:szCs w:val="20"/>
-          <w:highlight w:val="yellow"/>
-        </w:rPr>
-        <w:t>its</w:t>
-      </w:r>
-      <w:proofErr w:type="gramEnd"/>
-      <w:r>
-        <w:rPr>
-          <w:rFonts w:ascii="Arial" w:hAnsi="Arial" w:cs="Arial"/>
-          <w:sz w:val="20"/>
-          <w:szCs w:val="20"/>
-          <w:highlight w:val="yellow"/>
-        </w:rPr>
-        <w:t xml:space="preserve"> business.</w:t>
+        <w:t>Client is responsible for the results of using the **IMPL_SOFTWARE** Software and Deliverables and/or Outputs in its business operations. Client is also responsible for independent verification and testing of such results prior to using them in its business.</w:t>
       </w:r>
     </w:p>
     <w:p>
@@ -19892,22 +17288,16 @@
       </w:r>
       <w:proofErr w:type="spellEnd"/>
       <w:r>
+        <w:t xml:space="preserve">***** </w:t>
+      </w:r>
+    </w:p>
+    <w:p>
+      <w:r>
         <w:t>*****</w:t>
       </w:r>
-      <w:r>
-        <w:t xml:space="preserve"> </w:t>
-      </w:r>
-    </w:p>
-    <w:p>
-      <w:r>
-        <w:t>*****</w:t>
-      </w:r>
       <w:proofErr w:type="spellStart"/>
       <w:r>
-        <w:t>B</w:t>
-      </w:r>
-      <w:r>
-        <w:t>_Schedule</w:t>
+        <w:t>B_Schedule</w:t>
       </w:r>
       <w:proofErr w:type="spellEnd"/>
       <w:r>
@@ -20052,25 +17442,14 @@
         </w:rPr>
         <w:t>NOTE TO DRAFT</w:t>
       </w:r>
-      <w:proofErr w:type="gramStart"/>
-      <w:r>
-        <w:rPr>
-          <w:rFonts w:ascii="Arial" w:hAnsi="Arial" w:cs="Arial"/>
-          <w:b/>
-          <w:sz w:val="20"/>
-          <w:szCs w:val="20"/>
-        </w:rPr>
-        <w:t>:  This</w:t>
-      </w:r>
-      <w:proofErr w:type="gramEnd"/>
-      <w:r>
-        <w:rPr>
-          <w:rFonts w:ascii="Arial" w:hAnsi="Arial" w:cs="Arial"/>
-          <w:b/>
-          <w:sz w:val="20"/>
-          <w:szCs w:val="20"/>
-        </w:rPr>
-        <w:t xml:space="preserve"> template is intended to be modular in nature.  That is, if an individual deal has Service Levels, with no credits, the terms relative to credits can be deleted and the form should still “work” (with appropriate tailoring).  The notation {Delete if no Service Level Credits} at the end of a clause is a pointer to allow the preparer to easily remove those provisions.]</w:t>
+      <w:r>
+        <w:rPr>
+          <w:rFonts w:ascii="Arial" w:hAnsi="Arial" w:cs="Arial"/>
+          <w:b/>
+          <w:sz w:val="20"/>
+          <w:szCs w:val="20"/>
+        </w:rPr>
+        <w:t>:  This template is intended to be modular in nature.  That is, if an individual deal has Service Levels, with no credits, the terms relative to credits can be deleted and the form should still “work” (with appropriate tailoring).  The notation {Delete if no Service Level Credits} at the end of a clause is a pointer to allow the preparer to easily remove those provisions.]</w:t>
       </w:r>
     </w:p>
     <w:p>
@@ -20140,25 +17519,7 @@
           <w:sz w:val="20"/>
           <w:szCs w:val="20"/>
         </w:rPr>
-        <w:t xml:space="preserve">.  EY will provide the Managed Services </w:t>
-      </w:r>
-      <w:proofErr w:type="gramStart"/>
-      <w:r>
-        <w:rPr>
-          <w:rFonts w:ascii="Arial" w:hAnsi="Arial" w:cs="Arial"/>
-          <w:sz w:val="20"/>
-          <w:szCs w:val="20"/>
-        </w:rPr>
-        <w:t>so as to</w:t>
-      </w:r>
-      <w:proofErr w:type="gramEnd"/>
-      <w:r>
-        <w:rPr>
-          <w:rFonts w:ascii="Arial" w:hAnsi="Arial" w:cs="Arial"/>
-          <w:sz w:val="20"/>
-          <w:szCs w:val="20"/>
-        </w:rPr>
-        <w:t xml:space="preserve"> achieve or exceed the specific quantifiable, measurable, and objective metrics </w:t>
+        <w:t xml:space="preserve">.  EY will provide the Managed Services so as to achieve or exceed the specific quantifiable, measurable, and objective metrics </w:t>
       </w:r>
       <w:r>
         <w:rPr>
@@ -20234,23 +17595,13 @@
         </w:rPr>
         <w:t>Commencement of Obligations</w:t>
       </w:r>
-      <w:proofErr w:type="gramStart"/>
-      <w:r>
-        <w:rPr>
-          <w:rFonts w:ascii="Arial" w:hAnsi="Arial" w:cs="Arial"/>
-          <w:sz w:val="20"/>
-          <w:szCs w:val="20"/>
-        </w:rPr>
-        <w:t>:  The</w:t>
-      </w:r>
-      <w:proofErr w:type="gramEnd"/>
-      <w:r>
-        <w:rPr>
-          <w:rFonts w:ascii="Arial" w:hAnsi="Arial" w:cs="Arial"/>
-          <w:sz w:val="20"/>
-          <w:szCs w:val="20"/>
-        </w:rPr>
-        <w:t xml:space="preserve"> obligations set forth in this Schedule B (Service Level </w:t>
+      <w:r>
+        <w:rPr>
+          <w:rFonts w:ascii="Arial" w:hAnsi="Arial" w:cs="Arial"/>
+          <w:sz w:val="20"/>
+          <w:szCs w:val="20"/>
+        </w:rPr>
+        <w:t xml:space="preserve">:  The obligations set forth in this Schedule B (Service Level </w:t>
       </w:r>
       <w:r>
         <w:rPr>
@@ -20279,25 +17630,14 @@
         </w:rPr>
         <w:t>NOTE TO DRAFT</w:t>
       </w:r>
-      <w:proofErr w:type="gramStart"/>
-      <w:r>
-        <w:rPr>
-          <w:rFonts w:ascii="Arial" w:hAnsi="Arial" w:cs="Arial"/>
-          <w:b/>
-          <w:sz w:val="20"/>
-          <w:szCs w:val="20"/>
-        </w:rPr>
-        <w:t>:  The</w:t>
-      </w:r>
-      <w:proofErr w:type="gramEnd"/>
-      <w:r>
-        <w:rPr>
-          <w:rFonts w:ascii="Arial" w:hAnsi="Arial" w:cs="Arial"/>
-          <w:b/>
-          <w:sz w:val="20"/>
-          <w:szCs w:val="20"/>
-        </w:rPr>
-        <w:t xml:space="preserve"> following language presents options (in brackets).  Consider the appropriate option given the combination of onboarding approach and the maturity of service level performance data at the start of the engagement.]</w:t>
+      <w:r>
+        <w:rPr>
+          <w:rFonts w:ascii="Arial" w:hAnsi="Arial" w:cs="Arial"/>
+          <w:b/>
+          <w:sz w:val="20"/>
+          <w:szCs w:val="20"/>
+        </w:rPr>
+        <w:t>:  The following language presents options (in brackets).  Consider the appropriate option given the combination of onboarding approach and the maturity of service level performance data at the start of the engagement.]</w:t>
       </w:r>
       <w:bookmarkEnd w:id="28"/>
     </w:p>
@@ -20634,16 +17974,7 @@
           <w:sz w:val="20"/>
           <w:szCs w:val="20"/>
         </w:rPr>
-        <w:t xml:space="preserve">Attachment </w:t>
-      </w:r>
-      <w:proofErr w:type="gramStart"/>
-      <w:r>
-        <w:rPr>
-          <w:rFonts w:ascii="Arial" w:hAnsi="Arial" w:cs="Arial"/>
-          <w:sz w:val="20"/>
-          <w:szCs w:val="20"/>
-        </w:rPr>
-        <w:t>B-</w:t>
+        <w:t>Attachment B-</w:t>
       </w:r>
       <w:r>
         <w:rPr>
@@ -20654,7 +17985,6 @@
         </w:rPr>
         <w:t>#</w:t>
       </w:r>
-      <w:proofErr w:type="gramEnd"/>
       <w:r>
         <w:rPr>
           <w:rFonts w:ascii="Arial" w:hAnsi="Arial" w:cs="Arial"/>
@@ -20663,7 +17993,6 @@
         </w:rPr>
         <w:t xml:space="preserve"> [</w:t>
       </w:r>
-      <w:proofErr w:type="gramStart"/>
       <w:r>
         <w:rPr>
           <w:rFonts w:ascii="Arial" w:hAnsi="Arial" w:cs="Arial"/>
@@ -20690,7 +18019,6 @@
         </w:rPr>
         <w:t xml:space="preserve">  [</w:t>
       </w:r>
-      <w:proofErr w:type="gramEnd"/>
       <w:r>
         <w:rPr>
           <w:rFonts w:ascii="Arial" w:hAnsi="Arial" w:cs="Arial"/>
@@ -20701,25 +18029,14 @@
         </w:rPr>
         <w:t>NOTE TO DRAFT</w:t>
       </w:r>
-      <w:proofErr w:type="gramStart"/>
-      <w:r>
-        <w:rPr>
-          <w:rFonts w:ascii="Arial" w:hAnsi="Arial" w:cs="Arial"/>
-          <w:b/>
-          <w:sz w:val="20"/>
-          <w:szCs w:val="20"/>
-        </w:rPr>
-        <w:t>:  Sample</w:t>
-      </w:r>
-      <w:proofErr w:type="gramEnd"/>
-      <w:r>
-        <w:rPr>
-          <w:rFonts w:ascii="Arial" w:hAnsi="Arial" w:cs="Arial"/>
-          <w:b/>
-          <w:sz w:val="20"/>
-          <w:szCs w:val="20"/>
-        </w:rPr>
-        <w:t xml:space="preserve"> template </w:t>
+      <w:r>
+        <w:rPr>
+          <w:rFonts w:ascii="Arial" w:hAnsi="Arial" w:cs="Arial"/>
+          <w:b/>
+          <w:sz w:val="20"/>
+          <w:szCs w:val="20"/>
+        </w:rPr>
+        <w:t xml:space="preserve">:  Sample template </w:t>
       </w:r>
       <w:r>
         <w:rPr>
@@ -20962,25 +18279,7 @@
           <w:sz w:val="20"/>
           <w:szCs w:val="20"/>
         </w:rPr>
-        <w:t xml:space="preserve">.  Capitalized terms used, but not otherwise defined, in this Schedule B (Service Level Methodology) shall have the meanings in Exhibit 1 (Definitions) to </w:t>
-      </w:r>
-      <w:proofErr w:type="gramStart"/>
-      <w:r>
-        <w:rPr>
-          <w:rFonts w:ascii="Arial" w:hAnsi="Arial" w:cs="Arial"/>
-          <w:sz w:val="20"/>
-          <w:szCs w:val="20"/>
-        </w:rPr>
-        <w:t>the SOW</w:t>
-      </w:r>
-      <w:proofErr w:type="gramEnd"/>
-      <w:r>
-        <w:rPr>
-          <w:rFonts w:ascii="Arial" w:hAnsi="Arial" w:cs="Arial"/>
-          <w:sz w:val="20"/>
-          <w:szCs w:val="20"/>
-        </w:rPr>
-        <w:t>.</w:t>
+        <w:t>.  Capitalized terms used, but not otherwise defined, in this Schedule B (Service Level Methodology) shall have the meanings in Exhibit 1 (Definitions) to the SOW.</w:t>
       </w:r>
     </w:p>
     <w:p>
@@ -21120,25 +18419,14 @@
         </w:rPr>
         <w:t>NOTE TO DRAFT</w:t>
       </w:r>
-      <w:proofErr w:type="gramStart"/>
-      <w:r>
-        <w:rPr>
-          <w:rFonts w:ascii="Arial" w:hAnsi="Arial" w:cs="Arial"/>
-          <w:b/>
-          <w:sz w:val="20"/>
-          <w:szCs w:val="20"/>
-        </w:rPr>
-        <w:t>:  Consider</w:t>
-      </w:r>
-      <w:proofErr w:type="gramEnd"/>
-      <w:r>
-        <w:rPr>
-          <w:rFonts w:ascii="Arial" w:hAnsi="Arial" w:cs="Arial"/>
-          <w:b/>
-          <w:sz w:val="20"/>
-          <w:szCs w:val="20"/>
-        </w:rPr>
-        <w:t xml:space="preserve"> whether to use Contract Month as an option as the deal may not align with the calendar year. Sometimes we can use that to leverage Contract Quarters as measurement periods.]</w:t>
+      <w:r>
+        <w:rPr>
+          <w:rFonts w:ascii="Arial" w:hAnsi="Arial" w:cs="Arial"/>
+          <w:b/>
+          <w:sz w:val="20"/>
+          <w:szCs w:val="20"/>
+        </w:rPr>
+        <w:t>:  Consider whether to use Contract Month as an option as the deal may not align with the calendar year. Sometimes we can use that to leverage Contract Quarters as measurement periods.]</w:t>
       </w:r>
     </w:p>
     <w:p>
@@ -21227,45 +18515,14 @@
         </w:rPr>
         <w:t>NOTE TO DRAFT</w:t>
       </w:r>
-      <w:proofErr w:type="gramStart"/>
-      <w:r>
-        <w:rPr>
-          <w:rFonts w:ascii="Arial" w:hAnsi="Arial" w:cs="Arial"/>
-          <w:b/>
-          <w:sz w:val="20"/>
-          <w:szCs w:val="20"/>
-        </w:rPr>
-        <w:t>:  Depending</w:t>
-      </w:r>
-      <w:proofErr w:type="gramEnd"/>
-      <w:r>
-        <w:rPr>
-          <w:rFonts w:ascii="Arial" w:hAnsi="Arial" w:cs="Arial"/>
-          <w:b/>
-          <w:sz w:val="20"/>
-          <w:szCs w:val="20"/>
-        </w:rPr>
-        <w:t xml:space="preserve"> on the complexity of the environment, running </w:t>
-      </w:r>
-      <w:proofErr w:type="gramStart"/>
-      <w:r>
-        <w:rPr>
-          <w:rFonts w:ascii="Arial" w:hAnsi="Arial" w:cs="Arial"/>
-          <w:b/>
-          <w:sz w:val="20"/>
-          <w:szCs w:val="20"/>
-        </w:rPr>
-        <w:t>a</w:t>
-      </w:r>
-      <w:proofErr w:type="gramEnd"/>
-      <w:r>
-        <w:rPr>
-          <w:rFonts w:ascii="Arial" w:hAnsi="Arial" w:cs="Arial"/>
-          <w:b/>
-          <w:sz w:val="20"/>
-          <w:szCs w:val="20"/>
-        </w:rPr>
-        <w:t xml:space="preserve"> RCA may be costly and time consuming.  In deals with complex services and multiple SLAs, often the commitment by a supplier to perform RCA is limited to the most critical scenarios.] </w:t>
+      <w:r>
+        <w:rPr>
+          <w:rFonts w:ascii="Arial" w:hAnsi="Arial" w:cs="Arial"/>
+          <w:b/>
+          <w:sz w:val="20"/>
+          <w:szCs w:val="20"/>
+        </w:rPr>
+        <w:t xml:space="preserve">:  Depending on the complexity of the environment, running a RCA may be costly and time consuming.  In deals with complex services and multiple SLAs, often the commitment by a supplier to perform RCA is limited to the most critical scenarios.] </w:t>
       </w:r>
     </w:p>
     <w:p>
@@ -21284,16 +18541,7 @@
           <w:sz w:val="20"/>
           <w:szCs w:val="20"/>
         </w:rPr>
-        <w:t xml:space="preserve">In the event of a Service Level </w:t>
-      </w:r>
-      <w:proofErr w:type="gramStart"/>
-      <w:r>
-        <w:rPr>
-          <w:rFonts w:ascii="Arial" w:hAnsi="Arial" w:cs="Arial"/>
-          <w:sz w:val="20"/>
-          <w:szCs w:val="20"/>
-        </w:rPr>
-        <w:t xml:space="preserve">Default </w:t>
+        <w:t xml:space="preserve">In the event of a Service Level Default </w:t>
       </w:r>
       <w:r>
         <w:rPr>
@@ -21312,29 +18560,7 @@
           <w:szCs w:val="20"/>
           <w:highlight w:val="yellow"/>
         </w:rPr>
-        <w:t>of a</w:t>
-      </w:r>
-      <w:proofErr w:type="gramEnd"/>
-      <w:r>
-        <w:rPr>
-          <w:rFonts w:ascii="Arial" w:hAnsi="Arial" w:cs="Arial"/>
-          <w:i/>
-          <w:sz w:val="20"/>
-          <w:szCs w:val="20"/>
-          <w:highlight w:val="yellow"/>
-        </w:rPr>
-        <w:t xml:space="preserve"> / Critical Service </w:t>
-      </w:r>
-      <w:proofErr w:type="gramStart"/>
-      <w:r>
-        <w:rPr>
-          <w:rFonts w:ascii="Arial" w:hAnsi="Arial" w:cs="Arial"/>
-          <w:i/>
-          <w:sz w:val="20"/>
-          <w:szCs w:val="20"/>
-          <w:highlight w:val="yellow"/>
-        </w:rPr>
-        <w:t>Level</w:t>
+        <w:t>of a / Critical Service Level</w:t>
       </w:r>
       <w:r>
         <w:rPr>
@@ -21353,7 +18579,6 @@
         </w:rPr>
         <w:t>,</w:t>
       </w:r>
-      <w:proofErr w:type="gramEnd"/>
       <w:r>
         <w:rPr>
           <w:rFonts w:ascii="Arial" w:hAnsi="Arial" w:cs="Arial"/>
@@ -21368,25 +18593,7 @@
           <w:sz w:val="20"/>
           <w:szCs w:val="20"/>
         </w:rPr>
-        <w:t xml:space="preserve">EY will promptly investigate and perform a root-cause analysis to identify the cause of the </w:t>
-      </w:r>
-      <w:proofErr w:type="gramStart"/>
-      <w:r>
-        <w:rPr>
-          <w:rFonts w:ascii="Arial" w:hAnsi="Arial" w:cs="Arial"/>
-          <w:sz w:val="20"/>
-          <w:szCs w:val="20"/>
-        </w:rPr>
-        <w:t>failure, and</w:t>
-      </w:r>
-      <w:proofErr w:type="gramEnd"/>
-      <w:r>
-        <w:rPr>
-          <w:rFonts w:ascii="Arial" w:hAnsi="Arial" w:cs="Arial"/>
-          <w:sz w:val="20"/>
-          <w:szCs w:val="20"/>
-        </w:rPr>
-        <w:t xml:space="preserve"> provide a report to Client on the cause(s) of the problem(s) that led to such failure.</w:t>
+        <w:t>EY will promptly investigate and perform a root-cause analysis to identify the cause of the failure, and provide a report to Client on the cause(s) of the problem(s) that led to such failure.</w:t>
       </w:r>
     </w:p>
     <w:p>
@@ -21531,35 +18738,16 @@
           <w:sz w:val="20"/>
           <w:szCs w:val="20"/>
         </w:rPr>
-        <w:t xml:space="preserve">, EY shall provide Client credits as defined </w:t>
-      </w:r>
-      <w:proofErr w:type="gramStart"/>
-      <w:r>
-        <w:rPr>
-          <w:rFonts w:ascii="Arial" w:hAnsi="Arial" w:cs="Arial"/>
-          <w:sz w:val="20"/>
-          <w:szCs w:val="20"/>
-        </w:rPr>
-        <w:t xml:space="preserve">below: </w:t>
-      </w:r>
-      <w:r>
-        <w:rPr>
-          <w:rFonts w:ascii="Arial" w:hAnsi="Arial" w:cs="Arial"/>
-          <w:b/>
-          <w:sz w:val="20"/>
-          <w:szCs w:val="20"/>
-        </w:rPr>
-        <w:t>{</w:t>
-      </w:r>
-      <w:proofErr w:type="gramEnd"/>
-      <w:r>
-        <w:rPr>
-          <w:rFonts w:ascii="Arial" w:hAnsi="Arial" w:cs="Arial"/>
-          <w:b/>
-          <w:sz w:val="20"/>
-          <w:szCs w:val="20"/>
-        </w:rPr>
-        <w:t>Delete ENTIRE SECTION if no Service Level Credits}</w:t>
+        <w:t xml:space="preserve">, EY shall provide Client credits as defined below: </w:t>
+      </w:r>
+      <w:r>
+        <w:rPr>
+          <w:rFonts w:ascii="Arial" w:hAnsi="Arial" w:cs="Arial"/>
+          <w:b/>
+          <w:sz w:val="20"/>
+          <w:szCs w:val="20"/>
+        </w:rPr>
+        <w:t>{Delete ENTIRE SECTION if no Service Level Credits}</w:t>
       </w:r>
     </w:p>
     <w:p>
@@ -21862,29 +19050,7 @@
           <w:sz w:val="20"/>
           <w:szCs w:val="20"/>
         </w:rPr>
-        <w:t xml:space="preserve">“Service Level Credit” = </w:t>
-      </w:r>
-      <w:proofErr w:type="gramStart"/>
-      <w:r>
-        <w:rPr>
-          <w:rFonts w:ascii="Arial" w:hAnsi="Arial" w:cs="Arial"/>
-          <w:b/>
-          <w:bCs/>
-          <w:sz w:val="20"/>
-          <w:szCs w:val="20"/>
-        </w:rPr>
-        <w:t>A  x</w:t>
-      </w:r>
-      <w:proofErr w:type="gramEnd"/>
-      <w:r>
-        <w:rPr>
-          <w:rFonts w:ascii="Arial" w:hAnsi="Arial" w:cs="Arial"/>
-          <w:b/>
-          <w:bCs/>
-          <w:sz w:val="20"/>
-          <w:szCs w:val="20"/>
-        </w:rPr>
-        <w:t xml:space="preserve">  B</w:t>
+        <w:t>“Service Level Credit” = A  x  B</w:t>
       </w:r>
       <w:r>
         <w:rPr>
@@ -22212,25 +19378,7 @@
           <w:sz w:val="20"/>
           <w:szCs w:val="20"/>
         </w:rPr>
-        <w:t xml:space="preserve"> and that the </w:t>
-      </w:r>
-      <w:proofErr w:type="gramStart"/>
-      <w:r>
-        <w:rPr>
-          <w:rFonts w:ascii="Arial" w:hAnsi="Arial" w:cs="Arial"/>
-          <w:sz w:val="20"/>
-          <w:szCs w:val="20"/>
-        </w:rPr>
-        <w:t>At Risk</w:t>
-      </w:r>
-      <w:proofErr w:type="gramEnd"/>
-      <w:r>
-        <w:rPr>
-          <w:rFonts w:ascii="Arial" w:hAnsi="Arial" w:cs="Arial"/>
-          <w:sz w:val="20"/>
-          <w:szCs w:val="20"/>
-        </w:rPr>
-        <w:t xml:space="preserve"> Amount </w:t>
+        <w:t xml:space="preserve"> and that the At Risk Amount </w:t>
       </w:r>
       <w:bookmarkStart w:id="36" w:name="_DV_M110"/>
       <w:bookmarkEnd w:id="36"/>
@@ -22804,25 +19952,7 @@
           <w:sz w:val="20"/>
           <w:szCs w:val="20"/>
         </w:rPr>
-        <w:t xml:space="preserve">In no event shall the amount of Service Level Credits credited to Customer, with respect to all Service Level Defaults occurring in a single month, exceed in total, the </w:t>
-      </w:r>
-      <w:proofErr w:type="gramStart"/>
-      <w:r>
-        <w:rPr>
-          <w:rFonts w:ascii="Arial" w:hAnsi="Arial" w:cs="Arial"/>
-          <w:sz w:val="20"/>
-          <w:szCs w:val="20"/>
-        </w:rPr>
-        <w:t>At Risk</w:t>
-      </w:r>
-      <w:proofErr w:type="gramEnd"/>
-      <w:r>
-        <w:rPr>
-          <w:rFonts w:ascii="Arial" w:hAnsi="Arial" w:cs="Arial"/>
-          <w:sz w:val="20"/>
-          <w:szCs w:val="20"/>
-        </w:rPr>
-        <w:t xml:space="preserve"> Amount.</w:t>
+        <w:t>In no event shall the amount of Service Level Credits credited to Customer, with respect to all Service Level Defaults occurring in a single month, exceed in total, the At Risk Amount.</w:t>
       </w:r>
     </w:p>
     <w:p>
@@ -23052,25 +20182,7 @@
           <w:sz w:val="20"/>
           <w:szCs w:val="20"/>
         </w:rPr>
-        <w:t xml:space="preserve">Service Level Credits for Service Level Defaults for Critical Service Levels with a quarterly or annual Measurement Window shall be reflected on the invoice that contains charges for the month following the Measurement Window in which the Service Level Default giving rise to such credit occurred. If there </w:t>
-      </w:r>
-      <w:proofErr w:type="gramStart"/>
-      <w:r>
-        <w:rPr>
-          <w:rFonts w:ascii="Arial" w:hAnsi="Arial" w:cs="Arial"/>
-          <w:sz w:val="20"/>
-          <w:szCs w:val="20"/>
-        </w:rPr>
-        <w:t>will be</w:t>
-      </w:r>
-      <w:proofErr w:type="gramEnd"/>
-      <w:r>
-        <w:rPr>
-          <w:rFonts w:ascii="Arial" w:hAnsi="Arial" w:cs="Arial"/>
-          <w:sz w:val="20"/>
-          <w:szCs w:val="20"/>
-        </w:rPr>
-        <w:t xml:space="preserve"> no further invoices, EY shall pay the amount of such Service Level Credits to Client within [30] days.</w:t>
+        <w:t>Service Level Credits for Service Level Defaults for Critical Service Levels with a quarterly or annual Measurement Window shall be reflected on the invoice that contains charges for the month following the Measurement Window in which the Service Level Default giving rise to such credit occurred. If there will be no further invoices, EY shall pay the amount of such Service Level Credits to Client within [30] days.</w:t>
       </w:r>
     </w:p>
     <w:p>
@@ -23151,27 +20263,7 @@
           <w:sz w:val="20"/>
           <w:szCs w:val="20"/>
         </w:rPr>
-        <w:t>[NOTE TO DRAFT</w:t>
-      </w:r>
-      <w:proofErr w:type="gramStart"/>
-      <w:r>
-        <w:rPr>
-          <w:rFonts w:ascii="Arial" w:hAnsi="Arial" w:cs="Arial"/>
-          <w:b/>
-          <w:sz w:val="20"/>
-          <w:szCs w:val="20"/>
-        </w:rPr>
-        <w:t>:  Clients</w:t>
-      </w:r>
-      <w:proofErr w:type="gramEnd"/>
-      <w:r>
-        <w:rPr>
-          <w:rFonts w:ascii="Arial" w:hAnsi="Arial" w:cs="Arial"/>
-          <w:b/>
-          <w:sz w:val="20"/>
-          <w:szCs w:val="20"/>
-        </w:rPr>
-        <w:t xml:space="preserve"> may resist this position, as they would not want to waive other remedies.  Consult with </w:t>
+        <w:t xml:space="preserve">[NOTE TO DRAFT:  Clients may resist this position, as they would not want to waive other remedies.  Consult with </w:t>
       </w:r>
       <w:r>
         <w:rPr>
@@ -23271,16 +20363,7 @@
           <w:sz w:val="20"/>
           <w:szCs w:val="20"/>
         </w:rPr>
-        <w:t xml:space="preserve"> opportunities with respect to Service Level Credits, as </w:t>
-      </w:r>
-      <w:proofErr w:type="gramStart"/>
-      <w:r>
-        <w:rPr>
-          <w:rFonts w:ascii="Arial" w:hAnsi="Arial" w:cs="Arial"/>
-          <w:sz w:val="20"/>
-          <w:szCs w:val="20"/>
-        </w:rPr>
-        <w:t>follows:</w:t>
+        <w:t xml:space="preserve"> opportunities with respect to Service Level Credits, as follows:</w:t>
       </w:r>
       <w:bookmarkEnd w:id="47"/>
       <w:r>
@@ -23298,17 +20381,7 @@
           <w:sz w:val="20"/>
           <w:szCs w:val="20"/>
         </w:rPr>
-        <w:t>{</w:t>
-      </w:r>
-      <w:proofErr w:type="gramEnd"/>
-      <w:r>
-        <w:rPr>
-          <w:rFonts w:ascii="Arial" w:hAnsi="Arial" w:cs="Arial"/>
-          <w:b/>
-          <w:sz w:val="20"/>
-          <w:szCs w:val="20"/>
-        </w:rPr>
-        <w:t>Delete ENTIRE SECTION if no Service Level Credits}</w:t>
+        <w:t>{Delete ENTIRE SECTION if no Service Level Credits}</w:t>
       </w:r>
     </w:p>
     <w:p>
@@ -23561,25 +20634,14 @@
         </w:rPr>
         <w:t>NOTE TO DRAFT</w:t>
       </w:r>
-      <w:proofErr w:type="gramStart"/>
-      <w:r>
-        <w:rPr>
-          <w:rFonts w:ascii="Arial" w:hAnsi="Arial" w:cs="Arial"/>
-          <w:b/>
-          <w:sz w:val="20"/>
-          <w:szCs w:val="20"/>
-        </w:rPr>
-        <w:t>:  If</w:t>
-      </w:r>
-      <w:proofErr w:type="gramEnd"/>
-      <w:r>
-        <w:rPr>
-          <w:rFonts w:ascii="Arial" w:hAnsi="Arial" w:cs="Arial"/>
-          <w:b/>
-          <w:sz w:val="20"/>
-          <w:szCs w:val="20"/>
-        </w:rPr>
-        <w:t xml:space="preserve"> there are low volumes of work that are subject to Service Levels, normally these should not be the subject of Service Level measurement and potentially credits.  However, to the extent that we will have Service Level credits with low volumes of work, include this provision.]</w:t>
+      <w:r>
+        <w:rPr>
+          <w:rFonts w:ascii="Arial" w:hAnsi="Arial" w:cs="Arial"/>
+          <w:b/>
+          <w:sz w:val="20"/>
+          <w:szCs w:val="20"/>
+        </w:rPr>
+        <w:t>:  If there are low volumes of work that are subject to Service Levels, normally these should not be the subject of Service Level measurement and potentially credits.  However, to the extent that we will have Service Level credits with low volumes of work, include this provision.]</w:t>
       </w:r>
     </w:p>
     <w:p>
@@ -23598,25 +20660,7 @@
           <w:sz w:val="20"/>
           <w:szCs w:val="20"/>
         </w:rPr>
-        <w:t xml:space="preserve">Some Service Levels are expressed in terms of achievement of a level of performance over </w:t>
-      </w:r>
-      <w:proofErr w:type="gramStart"/>
-      <w:r>
-        <w:rPr>
-          <w:rFonts w:ascii="Arial" w:hAnsi="Arial" w:cs="Arial"/>
-          <w:sz w:val="20"/>
-          <w:szCs w:val="20"/>
-        </w:rPr>
-        <w:t>a percentage</w:t>
-      </w:r>
-      <w:proofErr w:type="gramEnd"/>
-      <w:r>
-        <w:rPr>
-          <w:rFonts w:ascii="Arial" w:hAnsi="Arial" w:cs="Arial"/>
-          <w:sz w:val="20"/>
-          <w:szCs w:val="20"/>
-        </w:rPr>
-        <w:t xml:space="preserve"> of items occurring during a Measurement Window. In these instances, if the number of items occurring during a given Measurement Window is less than or equal to 100, or (ii) greater than 100, but the combination of the number of items and the Service Level metric would result in one miss causing a Service Level Default, the following algorithm will be used to determine the number of compliant items that EY must successfully complete to achieve the Service Level concerned (“</w:t>
+        <w:t>Some Service Levels are expressed in terms of achievement of a level of performance over a percentage of items occurring during a Measurement Window. In these instances, if the number of items occurring during a given Measurement Window is less than or equal to 100, or (ii) greater than 100, but the combination of the number of items and the Service Level metric would result in one miss causing a Service Level Default, the following algorithm will be used to determine the number of compliant items that EY must successfully complete to achieve the Service Level concerned (“</w:t>
       </w:r>
       <w:r>
         <w:rPr>
@@ -23729,25 +20773,7 @@
           <w:sz w:val="20"/>
           <w:szCs w:val="20"/>
         </w:rPr>
-        <w:t xml:space="preserve">For </w:t>
-      </w:r>
-      <w:proofErr w:type="gramStart"/>
-      <w:r>
-        <w:rPr>
-          <w:rFonts w:ascii="Arial" w:hAnsi="Arial" w:cs="Arial"/>
-          <w:sz w:val="20"/>
-          <w:szCs w:val="20"/>
-        </w:rPr>
-        <w:t>example</w:t>
-      </w:r>
-      <w:proofErr w:type="gramEnd"/>
-      <w:r>
-        <w:rPr>
-          <w:rFonts w:ascii="Arial" w:hAnsi="Arial" w:cs="Arial"/>
-          <w:sz w:val="20"/>
-          <w:szCs w:val="20"/>
-        </w:rPr>
-        <w:t xml:space="preserve"> purposes only, the following sample calculations illustrate how the above algorithm would function to determine the Minimum Compliant Items (incidents completed within four hours) to achieve this Service Level, in each case, given a different number of total incidents occurring during the corresponding Measurement Window: </w:t>
+        <w:t xml:space="preserve">For example purposes only, the following sample calculations illustrate how the above algorithm would function to determine the Minimum Compliant Items (incidents completed within four hours) to achieve this Service Level, in each case, given a different number of total incidents occurring during the corresponding Measurement Window: </w:t>
       </w:r>
     </w:p>
     <w:p>
@@ -23766,25 +20792,7 @@
           <w:sz w:val="20"/>
           <w:szCs w:val="20"/>
         </w:rPr>
-        <w:t xml:space="preserve">If the number of incidents is 100, the Minimum Compliant Items </w:t>
-      </w:r>
-      <w:proofErr w:type="gramStart"/>
-      <w:r>
-        <w:rPr>
-          <w:rFonts w:ascii="Arial" w:hAnsi="Arial" w:cs="Arial"/>
-          <w:sz w:val="20"/>
-          <w:szCs w:val="20"/>
-        </w:rPr>
-        <w:t>is</w:t>
-      </w:r>
-      <w:proofErr w:type="gramEnd"/>
-      <w:r>
-        <w:rPr>
-          <w:rFonts w:ascii="Arial" w:hAnsi="Arial" w:cs="Arial"/>
-          <w:sz w:val="20"/>
-          <w:szCs w:val="20"/>
-        </w:rPr>
-        <w:t xml:space="preserve"> 95 incidents (100 incidents x 95 percent = 95 incidents). </w:t>
+        <w:t xml:space="preserve">If the number of incidents is 100, the Minimum Compliant Items is 95 incidents (100 incidents x 95 percent = 95 incidents). </w:t>
       </w:r>
     </w:p>
     <w:p>
@@ -23803,25 +20811,7 @@
           <w:sz w:val="20"/>
           <w:szCs w:val="20"/>
         </w:rPr>
-        <w:t xml:space="preserve">If the number of incidents is 99, the Minimum Compliant Items </w:t>
-      </w:r>
-      <w:proofErr w:type="gramStart"/>
-      <w:r>
-        <w:rPr>
-          <w:rFonts w:ascii="Arial" w:hAnsi="Arial" w:cs="Arial"/>
-          <w:sz w:val="20"/>
-          <w:szCs w:val="20"/>
-        </w:rPr>
-        <w:t>is</w:t>
-      </w:r>
-      <w:proofErr w:type="gramEnd"/>
-      <w:r>
-        <w:rPr>
-          <w:rFonts w:ascii="Arial" w:hAnsi="Arial" w:cs="Arial"/>
-          <w:sz w:val="20"/>
-          <w:szCs w:val="20"/>
-        </w:rPr>
-        <w:t xml:space="preserve"> 94 incidents (99 incidents x 95 percent = 94.05 incidents, truncated to 94). </w:t>
+        <w:t xml:space="preserve">If the number of incidents is 99, the Minimum Compliant Items is 94 incidents (99 incidents x 95 percent = 94.05 incidents, truncated to 94). </w:t>
       </w:r>
     </w:p>
     <w:p>
@@ -23840,25 +20830,7 @@
           <w:sz w:val="20"/>
           <w:szCs w:val="20"/>
         </w:rPr>
-        <w:t xml:space="preserve">If the number of incidents is 9, the Minimum Compliant Items </w:t>
-      </w:r>
-      <w:proofErr w:type="gramStart"/>
-      <w:r>
-        <w:rPr>
-          <w:rFonts w:ascii="Arial" w:hAnsi="Arial" w:cs="Arial"/>
-          <w:sz w:val="20"/>
-          <w:szCs w:val="20"/>
-        </w:rPr>
-        <w:t>is</w:t>
-      </w:r>
-      <w:proofErr w:type="gramEnd"/>
-      <w:r>
-        <w:rPr>
-          <w:rFonts w:ascii="Arial" w:hAnsi="Arial" w:cs="Arial"/>
-          <w:sz w:val="20"/>
-          <w:szCs w:val="20"/>
-        </w:rPr>
-        <w:t xml:space="preserve"> 8 incidents (9 incidents x 95 percent = 8.55 incidents, truncated to 8).</w:t>
+        <w:t>If the number of incidents is 9, the Minimum Compliant Items is 8 incidents (9 incidents x 95 percent = 8.55 incidents, truncated to 8).</w:t>
       </w:r>
     </w:p>
     <w:p>
@@ -23898,25 +20870,7 @@
           <w:sz w:val="20"/>
           <w:szCs w:val="20"/>
         </w:rPr>
-        <w:t xml:space="preserve">EY will be excused for a Service Level Default and will not be considered to have failed to meet a Service level where the cause of such failure </w:t>
-      </w:r>
-      <w:proofErr w:type="gramStart"/>
-      <w:r>
-        <w:rPr>
-          <w:rFonts w:ascii="Arial" w:hAnsi="Arial" w:cs="Arial"/>
-          <w:sz w:val="20"/>
-          <w:szCs w:val="20"/>
-        </w:rPr>
-        <w:t>arise</w:t>
-      </w:r>
-      <w:proofErr w:type="gramEnd"/>
-      <w:r>
-        <w:rPr>
-          <w:rFonts w:ascii="Arial" w:hAnsi="Arial" w:cs="Arial"/>
-          <w:sz w:val="20"/>
-          <w:szCs w:val="20"/>
-        </w:rPr>
-        <w:t xml:space="preserve"> as a direct result of any of the following: </w:t>
+        <w:t xml:space="preserve">EY will be excused for a Service Level Default and will not be considered to have failed to meet a Service level where the cause of such failure arise as a direct result of any of the following: </w:t>
       </w:r>
     </w:p>
     <w:p>
@@ -23935,18 +20889,8 @@
           <w:sz w:val="20"/>
           <w:szCs w:val="20"/>
         </w:rPr>
-        <w:t xml:space="preserve">force majeure </w:t>
-      </w:r>
-      <w:proofErr w:type="gramStart"/>
-      <w:r>
-        <w:rPr>
-          <w:rFonts w:ascii="Arial" w:hAnsi="Arial" w:cs="Arial"/>
-          <w:sz w:val="20"/>
-          <w:szCs w:val="20"/>
-        </w:rPr>
-        <w:t>event;</w:t>
-      </w:r>
-      <w:proofErr w:type="gramEnd"/>
+        <w:t>force majeure event;</w:t>
+      </w:r>
     </w:p>
     <w:p>
       <w:pPr>
@@ -23964,36 +20908,8 @@
           <w:sz w:val="20"/>
           <w:szCs w:val="20"/>
         </w:rPr>
-        <w:t xml:space="preserve">downtime or outages resulting from </w:t>
-      </w:r>
-      <w:proofErr w:type="gramStart"/>
-      <w:r>
-        <w:rPr>
-          <w:rFonts w:ascii="Arial" w:hAnsi="Arial" w:cs="Arial"/>
-          <w:sz w:val="20"/>
-          <w:szCs w:val="20"/>
-        </w:rPr>
-        <w:t>denial of service</w:t>
-      </w:r>
-      <w:proofErr w:type="gramEnd"/>
-      <w:r>
-        <w:rPr>
-          <w:rFonts w:ascii="Arial" w:hAnsi="Arial" w:cs="Arial"/>
-          <w:sz w:val="20"/>
-          <w:szCs w:val="20"/>
-        </w:rPr>
-        <w:t xml:space="preserve"> attacks, virus attacks or hacking attempts notwithstanding EY using commercially reasonable measures in accordance with industry practice to guard against such </w:t>
-      </w:r>
-      <w:proofErr w:type="gramStart"/>
-      <w:r>
-        <w:rPr>
-          <w:rFonts w:ascii="Arial" w:hAnsi="Arial" w:cs="Arial"/>
-          <w:sz w:val="20"/>
-          <w:szCs w:val="20"/>
-        </w:rPr>
-        <w:t>attacks;</w:t>
-      </w:r>
-      <w:proofErr w:type="gramEnd"/>
+        <w:t>downtime or outages resulting from denial of service attacks, virus attacks or hacking attempts notwithstanding EY using commercially reasonable measures in accordance with industry practice to guard against such attacks;</w:t>
+      </w:r>
     </w:p>
     <w:p>
       <w:pPr>
@@ -24011,25 +20927,7 @@
           <w:sz w:val="20"/>
           <w:szCs w:val="20"/>
         </w:rPr>
-        <w:t xml:space="preserve">any failure by Client or its users to follow processes that have been documented and agreed upon by Client and </w:t>
-      </w:r>
-      <w:proofErr w:type="gramStart"/>
-      <w:r>
-        <w:rPr>
-          <w:rFonts w:ascii="Arial" w:hAnsi="Arial" w:cs="Arial"/>
-          <w:sz w:val="20"/>
-          <w:szCs w:val="20"/>
-        </w:rPr>
-        <w:t>EY;</w:t>
-      </w:r>
-      <w:proofErr w:type="gramEnd"/>
-      <w:r>
-        <w:rPr>
-          <w:rFonts w:ascii="Arial" w:hAnsi="Arial" w:cs="Arial"/>
-          <w:sz w:val="20"/>
-          <w:szCs w:val="20"/>
-        </w:rPr>
-        <w:t xml:space="preserve"> </w:t>
+        <w:t xml:space="preserve">any failure by Client or its users to follow processes that have been documented and agreed upon by Client and EY; </w:t>
       </w:r>
     </w:p>
     <w:p>
@@ -24048,18 +20946,8 @@
           <w:sz w:val="20"/>
           <w:szCs w:val="20"/>
         </w:rPr>
-        <w:t xml:space="preserve">any failure by Client to perform or delay performing its responsibilities under this SOW or if any of the assumptions or dependencies set out in this SOW are not </w:t>
-      </w:r>
-      <w:proofErr w:type="gramStart"/>
-      <w:r>
-        <w:rPr>
-          <w:rFonts w:ascii="Arial" w:hAnsi="Arial" w:cs="Arial"/>
-          <w:sz w:val="20"/>
-          <w:szCs w:val="20"/>
-        </w:rPr>
-        <w:t>met;</w:t>
-      </w:r>
-      <w:proofErr w:type="gramEnd"/>
+        <w:t>any failure by Client to perform or delay performing its responsibilities under this SOW or if any of the assumptions or dependencies set out in this SOW are not met;</w:t>
+      </w:r>
     </w:p>
     <w:p>
       <w:pPr>
@@ -24090,41 +20978,13 @@
           <w:szCs w:val="20"/>
         </w:rPr>
       </w:pPr>
-      <w:proofErr w:type="gramStart"/>
-      <w:r>
-        <w:rPr>
-          <w:rFonts w:ascii="Arial" w:hAnsi="Arial" w:cs="Arial"/>
-          <w:sz w:val="20"/>
-          <w:szCs w:val="20"/>
-        </w:rPr>
-        <w:t>the</w:t>
-      </w:r>
-      <w:proofErr w:type="gramEnd"/>
-      <w:r>
-        <w:rPr>
-          <w:rFonts w:ascii="Arial" w:hAnsi="Arial" w:cs="Arial"/>
-          <w:sz w:val="20"/>
-          <w:szCs w:val="20"/>
-        </w:rPr>
-        <w:t xml:space="preserve"> cause of its failure to achieve a Service Level was a factor outside of the reasonable control of EY including any factor caused by Client, Client’s suppliers, Client equipment or users or any third party, and/or the networks (including without limitation public networks, the Internet, telecommunications services or private networks) used by </w:t>
-      </w:r>
-      <w:proofErr w:type="gramStart"/>
-      <w:r>
-        <w:rPr>
-          <w:rFonts w:ascii="Arial" w:hAnsi="Arial" w:cs="Arial"/>
-          <w:sz w:val="20"/>
-          <w:szCs w:val="20"/>
-        </w:rPr>
-        <w:t>Client;</w:t>
-      </w:r>
-      <w:proofErr w:type="gramEnd"/>
-      <w:r>
-        <w:rPr>
-          <w:rFonts w:ascii="Arial" w:hAnsi="Arial" w:cs="Arial"/>
-          <w:sz w:val="20"/>
-          <w:szCs w:val="20"/>
-        </w:rPr>
-        <w:t xml:space="preserve"> </w:t>
+      <w:r>
+        <w:rPr>
+          <w:rFonts w:ascii="Arial" w:hAnsi="Arial" w:cs="Arial"/>
+          <w:sz w:val="20"/>
+          <w:szCs w:val="20"/>
+        </w:rPr>
+        <w:t xml:space="preserve">the cause of its failure to achieve a Service Level was a factor outside of the reasonable control of EY including any factor caused by Client, Client’s suppliers, Client equipment or users or any third party, and/or the networks (including without limitation public networks, the Internet, telecommunications services or private networks) used by Client; </w:t>
       </w:r>
     </w:p>
     <w:p>
@@ -24446,7 +21306,7 @@
             <v:imagedata r:id="rId13" o:title=""/>
             <w10:wrap type="square" side="right"/>
           </v:shape>
-          <o:OLEObject Type="Embed" ProgID="Excel.Sheet.12" ShapeID="_x0000_s2050" DrawAspect="Icon" ObjectID="_1834298336" r:id="rId14"/>
+          <o:OLEObject Type="Embed" ProgID="Excel.Sheet.12" ShapeID="_x0000_s2050" DrawAspect="Icon" ObjectID="_1834304050" r:id="rId14"/>
         </w:object>
       </w:r>
       <w:r>
@@ -24557,18 +21417,8 @@
           <w:sz w:val="20"/>
           <w:szCs w:val="20"/>
         </w:rPr>
-        <w:t xml:space="preserve"> Name of Service </w:t>
-      </w:r>
-      <w:proofErr w:type="gramStart"/>
-      <w:r>
-        <w:rPr>
-          <w:rFonts w:ascii="Arial" w:hAnsi="Arial" w:cs="Arial"/>
-          <w:sz w:val="20"/>
-          <w:szCs w:val="20"/>
-        </w:rPr>
-        <w:t>Level;</w:t>
-      </w:r>
-      <w:proofErr w:type="gramEnd"/>
+        <w:t xml:space="preserve"> Name of Service Level;</w:t>
+      </w:r>
     </w:p>
     <w:p>
       <w:pPr>
@@ -24587,45 +21437,16 @@
           <w:szCs w:val="20"/>
           <w:u w:val="single"/>
         </w:rPr>
-        <w:t>Service Level Description</w:t>
-      </w:r>
-      <w:proofErr w:type="gramStart"/>
-      <w:r>
-        <w:rPr>
-          <w:rFonts w:ascii="Arial" w:hAnsi="Arial" w:cs="Arial"/>
-          <w:sz w:val="20"/>
-          <w:szCs w:val="20"/>
-          <w:u w:val="single"/>
-        </w:rPr>
-        <w:t>:</w:t>
-      </w:r>
-      <w:r>
-        <w:rPr>
-          <w:rFonts w:ascii="Arial" w:hAnsi="Arial" w:cs="Arial"/>
-          <w:sz w:val="20"/>
-          <w:szCs w:val="20"/>
-        </w:rPr>
-        <w:t xml:space="preserve">  Brief</w:t>
-      </w:r>
-      <w:proofErr w:type="gramEnd"/>
-      <w:r>
-        <w:rPr>
-          <w:rFonts w:ascii="Arial" w:hAnsi="Arial" w:cs="Arial"/>
-          <w:sz w:val="20"/>
-          <w:szCs w:val="20"/>
-        </w:rPr>
-        <w:t xml:space="preserve"> description of the Service Level, including what the Service Level </w:t>
-      </w:r>
-      <w:proofErr w:type="gramStart"/>
-      <w:r>
-        <w:rPr>
-          <w:rFonts w:ascii="Arial" w:hAnsi="Arial" w:cs="Arial"/>
-          <w:sz w:val="20"/>
-          <w:szCs w:val="20"/>
-        </w:rPr>
-        <w:t>measures;</w:t>
-      </w:r>
-      <w:proofErr w:type="gramEnd"/>
+        <w:t>Service Level Description:</w:t>
+      </w:r>
+      <w:r>
+        <w:rPr>
+          <w:rFonts w:ascii="Arial" w:hAnsi="Arial" w:cs="Arial"/>
+          <w:sz w:val="20"/>
+          <w:szCs w:val="20"/>
+        </w:rPr>
+        <w:t xml:space="preserve">  Brief description of the Service Level, including what the Service Level measures;</w:t>
+      </w:r>
     </w:p>
     <w:p>
       <w:pPr>
@@ -24653,45 +21474,16 @@
           <w:szCs w:val="20"/>
           <w:u w:val="single"/>
         </w:rPr>
-        <w:t>Date</w:t>
-      </w:r>
-      <w:proofErr w:type="gramStart"/>
-      <w:r>
-        <w:rPr>
-          <w:rFonts w:ascii="Arial" w:hAnsi="Arial" w:cs="Arial"/>
-          <w:sz w:val="20"/>
-          <w:szCs w:val="20"/>
-          <w:u w:val="single"/>
-        </w:rPr>
-        <w:t>:</w:t>
-      </w:r>
-      <w:r>
-        <w:rPr>
-          <w:rFonts w:ascii="Arial" w:hAnsi="Arial" w:cs="Arial"/>
-          <w:sz w:val="20"/>
-          <w:szCs w:val="20"/>
-        </w:rPr>
-        <w:t xml:space="preserve">  The</w:t>
-      </w:r>
-      <w:proofErr w:type="gramEnd"/>
-      <w:r>
-        <w:rPr>
-          <w:rFonts w:ascii="Arial" w:hAnsi="Arial" w:cs="Arial"/>
-          <w:sz w:val="20"/>
-          <w:szCs w:val="20"/>
-        </w:rPr>
-        <w:t xml:space="preserve"> date the Service Level measurement and reporting will </w:t>
-      </w:r>
-      <w:proofErr w:type="gramStart"/>
-      <w:r>
-        <w:rPr>
-          <w:rFonts w:ascii="Arial" w:hAnsi="Arial" w:cs="Arial"/>
-          <w:sz w:val="20"/>
-          <w:szCs w:val="20"/>
-        </w:rPr>
-        <w:t>begin;</w:t>
-      </w:r>
-      <w:proofErr w:type="gramEnd"/>
+        <w:t>Date:</w:t>
+      </w:r>
+      <w:r>
+        <w:rPr>
+          <w:rFonts w:ascii="Arial" w:hAnsi="Arial" w:cs="Arial"/>
+          <w:sz w:val="20"/>
+          <w:szCs w:val="20"/>
+        </w:rPr>
+        <w:t xml:space="preserve">  The date the Service Level measurement and reporting will begin;</w:t>
+      </w:r>
     </w:p>
     <w:p>
       <w:pPr>
@@ -24710,45 +21502,16 @@
           <w:szCs w:val="20"/>
           <w:u w:val="single"/>
         </w:rPr>
-        <w:t>Number of Months</w:t>
-      </w:r>
-      <w:proofErr w:type="gramStart"/>
-      <w:r>
-        <w:rPr>
-          <w:rFonts w:ascii="Arial" w:hAnsi="Arial" w:cs="Arial"/>
-          <w:sz w:val="20"/>
-          <w:szCs w:val="20"/>
-          <w:u w:val="single"/>
-        </w:rPr>
-        <w:t>:</w:t>
-      </w:r>
-      <w:r>
-        <w:rPr>
-          <w:rFonts w:ascii="Arial" w:hAnsi="Arial" w:cs="Arial"/>
-          <w:sz w:val="20"/>
-          <w:szCs w:val="20"/>
-        </w:rPr>
-        <w:t xml:space="preserve">  The</w:t>
-      </w:r>
-      <w:proofErr w:type="gramEnd"/>
-      <w:r>
-        <w:rPr>
-          <w:rFonts w:ascii="Arial" w:hAnsi="Arial" w:cs="Arial"/>
-          <w:sz w:val="20"/>
-          <w:szCs w:val="20"/>
-        </w:rPr>
-        <w:t xml:space="preserve"> number of months of the Term for which the Service Level will be measured, calculated, and </w:t>
-      </w:r>
-      <w:proofErr w:type="gramStart"/>
-      <w:r>
-        <w:rPr>
-          <w:rFonts w:ascii="Arial" w:hAnsi="Arial" w:cs="Arial"/>
-          <w:sz w:val="20"/>
-          <w:szCs w:val="20"/>
-        </w:rPr>
-        <w:t>reported;</w:t>
-      </w:r>
-      <w:proofErr w:type="gramEnd"/>
+        <w:t>Number of Months:</w:t>
+      </w:r>
+      <w:r>
+        <w:rPr>
+          <w:rFonts w:ascii="Arial" w:hAnsi="Arial" w:cs="Arial"/>
+          <w:sz w:val="20"/>
+          <w:szCs w:val="20"/>
+        </w:rPr>
+        <w:t xml:space="preserve">  The number of months of the Term for which the Service Level will be measured, calculated, and reported;</w:t>
+      </w:r>
     </w:p>
     <w:p>
       <w:pPr>
@@ -24767,45 +21530,16 @@
           <w:szCs w:val="20"/>
           <w:u w:val="single"/>
         </w:rPr>
-        <w:t>Service Level</w:t>
-      </w:r>
-      <w:proofErr w:type="gramStart"/>
-      <w:r>
-        <w:rPr>
-          <w:rFonts w:ascii="Arial" w:hAnsi="Arial" w:cs="Arial"/>
-          <w:sz w:val="20"/>
-          <w:szCs w:val="20"/>
-          <w:u w:val="single"/>
-        </w:rPr>
-        <w:t>:</w:t>
-      </w:r>
-      <w:r>
-        <w:rPr>
-          <w:rFonts w:ascii="Arial" w:hAnsi="Arial" w:cs="Arial"/>
-          <w:sz w:val="20"/>
-          <w:szCs w:val="20"/>
-        </w:rPr>
-        <w:t xml:space="preserve">  The</w:t>
-      </w:r>
-      <w:proofErr w:type="gramEnd"/>
-      <w:r>
-        <w:rPr>
-          <w:rFonts w:ascii="Arial" w:hAnsi="Arial" w:cs="Arial"/>
-          <w:sz w:val="20"/>
-          <w:szCs w:val="20"/>
-        </w:rPr>
-        <w:t xml:space="preserve"> standard of performance for the applicable Service </w:t>
-      </w:r>
-      <w:proofErr w:type="gramStart"/>
-      <w:r>
-        <w:rPr>
-          <w:rFonts w:ascii="Arial" w:hAnsi="Arial" w:cs="Arial"/>
-          <w:sz w:val="20"/>
-          <w:szCs w:val="20"/>
-        </w:rPr>
-        <w:t>Level;</w:t>
-      </w:r>
-      <w:proofErr w:type="gramEnd"/>
+        <w:t>Service Level:</w:t>
+      </w:r>
+      <w:r>
+        <w:rPr>
+          <w:rFonts w:ascii="Arial" w:hAnsi="Arial" w:cs="Arial"/>
+          <w:sz w:val="20"/>
+          <w:szCs w:val="20"/>
+        </w:rPr>
+        <w:t xml:space="preserve">  The standard of performance for the applicable Service Level;</w:t>
+      </w:r>
       <w:r>
         <w:rPr>
           <w:rFonts w:ascii="Arial" w:hAnsi="Arial" w:cs="Arial"/>
@@ -24834,34 +21568,14 @@
         </w:rPr>
         <w:t>Service Level Calculation</w:t>
       </w:r>
-      <w:proofErr w:type="gramStart"/>
-      <w:r>
-        <w:rPr>
-          <w:rFonts w:ascii="Arial" w:hAnsi="Arial" w:cs="Arial"/>
-          <w:sz w:val="20"/>
-          <w:szCs w:val="20"/>
-        </w:rPr>
-        <w:t>:  The</w:t>
-      </w:r>
-      <w:proofErr w:type="gramEnd"/>
-      <w:r>
-        <w:rPr>
-          <w:rFonts w:ascii="Arial" w:hAnsi="Arial" w:cs="Arial"/>
-          <w:sz w:val="20"/>
-          <w:szCs w:val="20"/>
-        </w:rPr>
-        <w:t xml:space="preserve"> methodology and formula that will be used to calculate performance of the Services against the applicable Service </w:t>
-      </w:r>
-      <w:proofErr w:type="gramStart"/>
-      <w:r>
-        <w:rPr>
-          <w:rFonts w:ascii="Arial" w:hAnsi="Arial" w:cs="Arial"/>
-          <w:sz w:val="20"/>
-          <w:szCs w:val="20"/>
-        </w:rPr>
-        <w:t>Level;</w:t>
-      </w:r>
-      <w:proofErr w:type="gramEnd"/>
+      <w:r>
+        <w:rPr>
+          <w:rFonts w:ascii="Arial" w:hAnsi="Arial" w:cs="Arial"/>
+          <w:sz w:val="20"/>
+          <w:szCs w:val="20"/>
+        </w:rPr>
+        <w:t>:  The methodology and formula that will be used to calculate performance of the Services against the applicable Service Level;</w:t>
+      </w:r>
     </w:p>
     <w:p>
       <w:pPr>
@@ -24888,18 +21602,8 @@
           <w:sz w:val="20"/>
           <w:szCs w:val="20"/>
         </w:rPr>
-        <w:t xml:space="preserve">: The frequency (e.g., monthly) at which the Service level will be </w:t>
-      </w:r>
-      <w:proofErr w:type="gramStart"/>
-      <w:r>
-        <w:rPr>
-          <w:rFonts w:ascii="Arial" w:hAnsi="Arial" w:cs="Arial"/>
-          <w:sz w:val="20"/>
-          <w:szCs w:val="20"/>
-        </w:rPr>
-        <w:t>measured;</w:t>
-      </w:r>
-      <w:proofErr w:type="gramEnd"/>
+        <w:t>: The frequency (e.g., monthly) at which the Service level will be measured;</w:t>
+      </w:r>
     </w:p>
     <w:p>
       <w:pPr>
@@ -24926,18 +21630,8 @@
           <w:sz w:val="20"/>
           <w:szCs w:val="20"/>
         </w:rPr>
-        <w:t xml:space="preserve">  The frequency (e.g., monthly) at which the Service level will be </w:t>
-      </w:r>
-      <w:proofErr w:type="gramStart"/>
-      <w:r>
-        <w:rPr>
-          <w:rFonts w:ascii="Arial" w:hAnsi="Arial" w:cs="Arial"/>
-          <w:sz w:val="20"/>
-          <w:szCs w:val="20"/>
-        </w:rPr>
-        <w:t>reported;</w:t>
-      </w:r>
-      <w:proofErr w:type="gramEnd"/>
+        <w:t xml:space="preserve">  The frequency (e.g., monthly) at which the Service level will be reported;</w:t>
+      </w:r>
     </w:p>
     <w:p>
       <w:pPr>
@@ -24984,7 +21678,6 @@
         </w:rPr>
         <w:t>time zone</w:t>
       </w:r>
-      <w:proofErr w:type="gramStart"/>
       <w:r>
         <w:rPr>
           <w:rFonts w:ascii="Arial" w:hAnsi="Arial" w:cs="Arial"/>
@@ -25001,7 +21694,6 @@
         </w:rPr>
         <w:t>;</w:t>
       </w:r>
-      <w:proofErr w:type="gramEnd"/>
     </w:p>
     <w:p>
       <w:pPr>
@@ -25028,18 +21720,8 @@
           <w:sz w:val="20"/>
           <w:szCs w:val="20"/>
         </w:rPr>
-        <w:t xml:space="preserve">: The system and source of record for all information used to produce any Performance </w:t>
-      </w:r>
-      <w:proofErr w:type="gramStart"/>
-      <w:r>
-        <w:rPr>
-          <w:rFonts w:ascii="Arial" w:hAnsi="Arial" w:cs="Arial"/>
-          <w:sz w:val="20"/>
-          <w:szCs w:val="20"/>
-        </w:rPr>
-        <w:t>Reports;</w:t>
-      </w:r>
-      <w:proofErr w:type="gramEnd"/>
+        <w:t>: The system and source of record for all information used to produce any Performance Reports;</w:t>
+      </w:r>
       <w:r>
         <w:rPr>
           <w:rFonts w:ascii="Arial" w:hAnsi="Arial" w:cs="Arial"/>
@@ -25065,33 +21747,15 @@
           <w:sz w:val="20"/>
           <w:szCs w:val="20"/>
         </w:rPr>
-        <w:t>Critical Service Level</w:t>
-      </w:r>
-      <w:proofErr w:type="gramStart"/>
-      <w:r>
-        <w:rPr>
-          <w:rFonts w:ascii="Arial" w:hAnsi="Arial" w:cs="Arial"/>
-          <w:sz w:val="20"/>
-          <w:szCs w:val="20"/>
-        </w:rPr>
-        <w:t xml:space="preserve">:  </w:t>
-      </w:r>
-      <w:r>
-        <w:rPr>
-          <w:rFonts w:ascii="Arial" w:hAnsi="Arial" w:cs="Arial"/>
-          <w:sz w:val="20"/>
-          <w:szCs w:val="20"/>
-        </w:rPr>
-        <w:t>Identification</w:t>
-      </w:r>
-      <w:proofErr w:type="gramEnd"/>
-      <w:r>
-        <w:rPr>
-          <w:rFonts w:ascii="Arial" w:hAnsi="Arial" w:cs="Arial"/>
-          <w:sz w:val="20"/>
-          <w:szCs w:val="20"/>
-        </w:rPr>
-        <w:t xml:space="preserve"> of the Service Level is a Critical S</w:t>
+        <w:t xml:space="preserve">Critical Service Level:  </w:t>
+      </w:r>
+      <w:r>
+        <w:rPr>
+          <w:rFonts w:ascii="Arial" w:hAnsi="Arial" w:cs="Arial"/>
+          <w:sz w:val="20"/>
+          <w:szCs w:val="20"/>
+        </w:rPr>
+        <w:t>Identification of the Service Level is a Critical S</w:t>
       </w:r>
       <w:r>
         <w:rPr>
@@ -25136,25 +21800,14 @@
         </w:rPr>
         <w:t>NOTE TO DRAFT</w:t>
       </w:r>
-      <w:proofErr w:type="gramStart"/>
-      <w:r>
-        <w:rPr>
-          <w:rFonts w:ascii="Arial" w:hAnsi="Arial" w:cs="Arial"/>
-          <w:b/>
-          <w:sz w:val="20"/>
-          <w:szCs w:val="20"/>
-        </w:rPr>
-        <w:t>:  Delete</w:t>
-      </w:r>
-      <w:proofErr w:type="gramEnd"/>
-      <w:r>
-        <w:rPr>
-          <w:rFonts w:ascii="Arial" w:hAnsi="Arial" w:cs="Arial"/>
-          <w:b/>
-          <w:sz w:val="20"/>
-          <w:szCs w:val="20"/>
-        </w:rPr>
-        <w:t>, unless Service Level Credits will apply.]</w:t>
+      <w:r>
+        <w:rPr>
+          <w:rFonts w:ascii="Arial" w:hAnsi="Arial" w:cs="Arial"/>
+          <w:b/>
+          <w:sz w:val="20"/>
+          <w:szCs w:val="20"/>
+        </w:rPr>
+        <w:t>:  Delete, unless Service Level Credits will apply.]</w:t>
       </w:r>
     </w:p>
     <w:p>
@@ -25176,23 +21829,13 @@
         </w:rPr>
         <w:t>Allocation of Pool Percentage</w:t>
       </w:r>
-      <w:proofErr w:type="gramStart"/>
-      <w:r>
-        <w:rPr>
-          <w:rFonts w:ascii="Arial" w:hAnsi="Arial" w:cs="Arial"/>
-          <w:sz w:val="20"/>
-          <w:szCs w:val="20"/>
-        </w:rPr>
-        <w:t>:  The</w:t>
-      </w:r>
-      <w:proofErr w:type="gramEnd"/>
-      <w:r>
-        <w:rPr>
-          <w:rFonts w:ascii="Arial" w:hAnsi="Arial" w:cs="Arial"/>
-          <w:sz w:val="20"/>
-          <w:szCs w:val="20"/>
-        </w:rPr>
-        <w:t xml:space="preserve"> Allocation of Pool Percentage applicable to the Service Level for each Critical Service Level</w:t>
+      <w:r>
+        <w:rPr>
+          <w:rFonts w:ascii="Arial" w:hAnsi="Arial" w:cs="Arial"/>
+          <w:sz w:val="20"/>
+          <w:szCs w:val="20"/>
+        </w:rPr>
+        <w:t>:  The Allocation of Pool Percentage applicable to the Service Level for each Critical Service Level</w:t>
       </w:r>
       <w:r>
         <w:rPr>
@@ -25245,45 +21888,14 @@
         </w:rPr>
         <w:t>NOTE TO DRAFT</w:t>
       </w:r>
-      <w:proofErr w:type="gramStart"/>
-      <w:r>
-        <w:rPr>
-          <w:rFonts w:ascii="Arial" w:hAnsi="Arial" w:cs="Arial"/>
-          <w:b/>
-          <w:sz w:val="20"/>
-          <w:szCs w:val="20"/>
-        </w:rPr>
-        <w:t>:  Delete</w:t>
-      </w:r>
-      <w:proofErr w:type="gramEnd"/>
-      <w:r>
-        <w:rPr>
-          <w:rFonts w:ascii="Arial" w:hAnsi="Arial" w:cs="Arial"/>
-          <w:b/>
-          <w:sz w:val="20"/>
-          <w:szCs w:val="20"/>
-        </w:rPr>
-        <w:t xml:space="preserve">, unless Service Level </w:t>
-      </w:r>
-      <w:proofErr w:type="gramStart"/>
-      <w:r>
-        <w:rPr>
-          <w:rFonts w:ascii="Arial" w:hAnsi="Arial" w:cs="Arial"/>
-          <w:b/>
-          <w:sz w:val="20"/>
-          <w:szCs w:val="20"/>
-        </w:rPr>
-        <w:t>Credits will</w:t>
-      </w:r>
-      <w:proofErr w:type="gramEnd"/>
-      <w:r>
-        <w:rPr>
-          <w:rFonts w:ascii="Arial" w:hAnsi="Arial" w:cs="Arial"/>
-          <w:b/>
-          <w:sz w:val="20"/>
-          <w:szCs w:val="20"/>
-        </w:rPr>
-        <w:t xml:space="preserve"> apply.]</w:t>
+      <w:r>
+        <w:rPr>
+          <w:rFonts w:ascii="Arial" w:hAnsi="Arial" w:cs="Arial"/>
+          <w:b/>
+          <w:sz w:val="20"/>
+          <w:szCs w:val="20"/>
+        </w:rPr>
+        <w:t>:  Delete, unless Service Level Credits will apply.]</w:t>
       </w:r>
     </w:p>
     <w:p>
@@ -25307,34 +21919,15 @@
           <w:u w:val="single"/>
         </w:rPr>
         <w:lastRenderedPageBreak/>
-        <w:t>Key Assumptions</w:t>
-      </w:r>
-      <w:proofErr w:type="gramStart"/>
-      <w:r>
-        <w:rPr>
-          <w:rFonts w:ascii="Arial" w:hAnsi="Arial" w:cs="Arial"/>
-          <w:sz w:val="20"/>
-          <w:szCs w:val="20"/>
-          <w:u w:val="single"/>
-        </w:rPr>
-        <w:t>:</w:t>
-      </w:r>
-      <w:r>
-        <w:rPr>
-          <w:rFonts w:ascii="Arial" w:hAnsi="Arial" w:cs="Arial"/>
-          <w:sz w:val="20"/>
-          <w:szCs w:val="20"/>
-        </w:rPr>
-        <w:t xml:space="preserve">  A</w:t>
-      </w:r>
-      <w:proofErr w:type="gramEnd"/>
-      <w:r>
-        <w:rPr>
-          <w:rFonts w:ascii="Arial" w:hAnsi="Arial" w:cs="Arial"/>
-          <w:sz w:val="20"/>
-          <w:szCs w:val="20"/>
-        </w:rPr>
-        <w:t xml:space="preserve"> list of all key assumptions and dependencies related to the Service Level. </w:t>
+        <w:t>Key Assumptions:</w:t>
+      </w:r>
+      <w:r>
+        <w:rPr>
+          <w:rFonts w:ascii="Arial" w:hAnsi="Arial" w:cs="Arial"/>
+          <w:sz w:val="20"/>
+          <w:szCs w:val="20"/>
+        </w:rPr>
+        <w:t xml:space="preserve">  A list of all key assumptions and dependencies related to the Service Level. </w:t>
       </w:r>
     </w:p>
     <w:p>
@@ -25366,10 +21959,7 @@
       </w:r>
       <w:proofErr w:type="spellStart"/>
       <w:r>
-        <w:t>B</w:t>
-      </w:r>
-      <w:r>
-        <w:t>_Schedule</w:t>
+        <w:t>B_Schedule</w:t>
       </w:r>
       <w:proofErr w:type="spellEnd"/>
       <w:r>
@@ -25569,19 +22159,8 @@
           <w:szCs w:val="20"/>
           <w:u w:val="single"/>
         </w:rPr>
-        <w:t xml:space="preserve">Charges, </w:t>
-      </w:r>
-      <w:proofErr w:type="gramStart"/>
-      <w:r>
-        <w:rPr>
-          <w:rFonts w:ascii="Arial" w:hAnsi="Arial" w:cs="Arial"/>
-          <w:sz w:val="20"/>
-          <w:szCs w:val="20"/>
-          <w:u w:val="single"/>
-        </w:rPr>
-        <w:t>Generally</w:t>
-      </w:r>
-      <w:proofErr w:type="gramEnd"/>
+        <w:t>Charges, Generally</w:t>
+      </w:r>
       <w:r>
         <w:rPr>
           <w:rFonts w:ascii="Arial" w:hAnsi="Arial" w:cs="Arial"/>
@@ -26061,7 +22640,6 @@
         </w:rPr>
         <w:t>Attachments</w:t>
       </w:r>
-      <w:proofErr w:type="gramStart"/>
       <w:r>
         <w:rPr>
           <w:rFonts w:ascii="Arial" w:hAnsi="Arial" w:cs="Arial"/>
@@ -26085,16 +22663,7 @@
           <w:sz w:val="20"/>
           <w:szCs w:val="20"/>
         </w:rPr>
-        <w:t>The</w:t>
-      </w:r>
-      <w:proofErr w:type="gramEnd"/>
-      <w:r>
-        <w:rPr>
-          <w:rFonts w:ascii="Arial" w:hAnsi="Arial" w:cs="Arial"/>
-          <w:sz w:val="20"/>
-          <w:szCs w:val="20"/>
-        </w:rPr>
-        <w:t xml:space="preserve"> following Attachments are incorporated into this Schedule C (Charges) by reference:</w:t>
+        <w:t>The following Attachments are incorporated into this Schedule C (Charges) by reference:</w:t>
       </w:r>
     </w:p>
     <w:p>
@@ -26127,7 +22696,6 @@
         </w:rPr>
         <w:t xml:space="preserve"> C-1</w:t>
       </w:r>
-      <w:proofErr w:type="gramStart"/>
       <w:r>
         <w:rPr>
           <w:rFonts w:ascii="Arial" w:hAnsi="Arial" w:cs="Arial"/>
@@ -26136,7 +22704,6 @@
         </w:rPr>
         <w:t>:  [</w:t>
       </w:r>
-      <w:proofErr w:type="gramEnd"/>
       <w:r>
         <w:rPr>
           <w:rFonts w:ascii="Arial" w:hAnsi="Arial" w:cs="Arial"/>
@@ -26177,7 +22744,6 @@
         </w:rPr>
         <w:t>Definitions</w:t>
       </w:r>
-      <w:proofErr w:type="gramStart"/>
       <w:r>
         <w:rPr>
           <w:rFonts w:ascii="Arial" w:hAnsi="Arial" w:cs="Arial"/>
@@ -26201,16 +22767,7 @@
           <w:sz w:val="20"/>
           <w:szCs w:val="20"/>
         </w:rPr>
-        <w:t>Capitalized</w:t>
-      </w:r>
-      <w:proofErr w:type="gramEnd"/>
-      <w:r>
-        <w:rPr>
-          <w:rFonts w:ascii="Arial" w:hAnsi="Arial" w:cs="Arial"/>
-          <w:sz w:val="20"/>
-          <w:szCs w:val="20"/>
-        </w:rPr>
-        <w:t xml:space="preserve"> terms used, but not otherwise defined, in this Schedule C (Charges) shall have the meanings in Exhibit 1 (Definitions) to the SOW. </w:t>
+        <w:t xml:space="preserve">Capitalized terms used, but not otherwise defined, in this Schedule C (Charges) shall have the meanings in Exhibit 1 (Definitions) to the SOW. </w:t>
       </w:r>
     </w:p>
     <w:p>
@@ -26470,7 +23027,6 @@
         </w:rPr>
         <w:t>[NOTE TO DRAFT</w:t>
       </w:r>
-      <w:proofErr w:type="gramStart"/>
       <w:r>
         <w:rPr>
           <w:rFonts w:ascii="Arial" w:hAnsi="Arial" w:cs="Arial"/>
@@ -26488,37 +23044,7 @@
           <w:sz w:val="20"/>
           <w:szCs w:val="20"/>
         </w:rPr>
-        <w:t>Typically</w:t>
-      </w:r>
-      <w:proofErr w:type="gramEnd"/>
-      <w:r>
-        <w:rPr>
-          <w:rFonts w:ascii="Arial" w:hAnsi="Arial" w:cs="Arial"/>
-          <w:b/>
-          <w:sz w:val="20"/>
-          <w:szCs w:val="20"/>
-        </w:rPr>
-        <w:t xml:space="preserve">, we will anticipate additional work (i.e., </w:t>
-      </w:r>
-      <w:proofErr w:type="gramStart"/>
-      <w:r>
-        <w:rPr>
-          <w:rFonts w:ascii="Arial" w:hAnsi="Arial" w:cs="Arial"/>
-          <w:b/>
-          <w:sz w:val="20"/>
-          <w:szCs w:val="20"/>
-        </w:rPr>
-        <w:t>change</w:t>
-      </w:r>
-      <w:proofErr w:type="gramEnd"/>
-      <w:r>
-        <w:rPr>
-          <w:rFonts w:ascii="Arial" w:hAnsi="Arial" w:cs="Arial"/>
-          <w:b/>
-          <w:sz w:val="20"/>
-          <w:szCs w:val="20"/>
-        </w:rPr>
-        <w:t xml:space="preserve"> orders, projects) related to the Managed Services, which may be based on a T&amp;M basis.  Careful consideration should be made of existing rate cards, as well as the implications of sharing GDS/SDC rates directly with the client.]</w:t>
+        <w:t>Typically, we will anticipate additional work (i.e., change orders, projects) related to the Managed Services, which may be based on a T&amp;M basis.  Careful consideration should be made of existing rate cards, as well as the implications of sharing GDS/SDC rates directly with the client.]</w:t>
       </w:r>
     </w:p>
     <w:p>
@@ -26990,37 +23516,16 @@
           <w:sz w:val="20"/>
           <w:szCs w:val="20"/>
         </w:rPr>
-        <w:t>[NOTE TO DRAFT</w:t>
-      </w:r>
-      <w:proofErr w:type="gramStart"/>
-      <w:r>
-        <w:rPr>
-          <w:rFonts w:ascii="Arial" w:hAnsi="Arial" w:cs="Arial"/>
-          <w:b/>
-          <w:i/>
-          <w:sz w:val="20"/>
-          <w:szCs w:val="20"/>
-        </w:rPr>
-        <w:t xml:space="preserve">:  </w:t>
-      </w:r>
-      <w:r>
-        <w:rPr>
-          <w:rFonts w:ascii="Arial" w:hAnsi="Arial" w:cs="Arial"/>
-          <w:b/>
-          <w:sz w:val="20"/>
-          <w:szCs w:val="20"/>
-        </w:rPr>
-        <w:t>Consult</w:t>
-      </w:r>
-      <w:proofErr w:type="gramEnd"/>
-      <w:r>
-        <w:rPr>
-          <w:rFonts w:ascii="Arial" w:hAnsi="Arial" w:cs="Arial"/>
-          <w:b/>
-          <w:sz w:val="20"/>
-          <w:szCs w:val="20"/>
-        </w:rPr>
-        <w:t xml:space="preserve"> with </w:t>
+        <w:t xml:space="preserve">[NOTE TO DRAFT:  </w:t>
+      </w:r>
+      <w:r>
+        <w:rPr>
+          <w:rFonts w:ascii="Arial" w:hAnsi="Arial" w:cs="Arial"/>
+          <w:b/>
+          <w:sz w:val="20"/>
+          <w:szCs w:val="20"/>
+        </w:rPr>
+        <w:t xml:space="preserve">Consult with </w:t>
       </w:r>
       <w:r>
         <w:rPr>
@@ -27056,76 +23561,16 @@
           <w:sz w:val="20"/>
           <w:szCs w:val="20"/>
         </w:rPr>
-        <w:t xml:space="preserve"> on the importance and structure for demand planning.  This is a joint governance process but is most directly aligned to the pricing.  Most EY managed services will include a significant labor component, as </w:t>
-      </w:r>
-      <w:proofErr w:type="gramStart"/>
-      <w:r>
-        <w:rPr>
-          <w:rFonts w:ascii="Arial" w:hAnsi="Arial" w:cs="Arial"/>
-          <w:b/>
-          <w:sz w:val="20"/>
-          <w:szCs w:val="20"/>
-        </w:rPr>
-        <w:t>such demand</w:t>
-      </w:r>
-      <w:proofErr w:type="gramEnd"/>
-      <w:r>
-        <w:rPr>
-          <w:rFonts w:ascii="Arial" w:hAnsi="Arial" w:cs="Arial"/>
-          <w:b/>
-          <w:sz w:val="20"/>
-          <w:szCs w:val="20"/>
-        </w:rPr>
-        <w:t xml:space="preserve"> planning will be critical to </w:t>
-      </w:r>
-      <w:proofErr w:type="gramStart"/>
-      <w:r>
-        <w:rPr>
-          <w:rFonts w:ascii="Arial" w:hAnsi="Arial" w:cs="Arial"/>
-          <w:b/>
-          <w:sz w:val="20"/>
-          <w:szCs w:val="20"/>
-        </w:rPr>
-        <w:t>ensuring</w:t>
-      </w:r>
-      <w:proofErr w:type="gramEnd"/>
-      <w:r>
-        <w:rPr>
-          <w:rFonts w:ascii="Arial" w:hAnsi="Arial" w:cs="Arial"/>
-          <w:b/>
-          <w:sz w:val="20"/>
-          <w:szCs w:val="20"/>
-        </w:rPr>
-        <w:t xml:space="preserve"> appropriate staffing is available for the Managed Services.</w:t>
-      </w:r>
-      <w:r>
-        <w:rPr>
-          <w:rFonts w:ascii="Arial" w:hAnsi="Arial" w:cs="Arial"/>
-          <w:b/>
-          <w:sz w:val="20"/>
-          <w:szCs w:val="20"/>
-        </w:rPr>
-        <w:t xml:space="preserve">  Demand planning also affects our ability to meet Service Levels as we will </w:t>
-      </w:r>
-      <w:proofErr w:type="gramStart"/>
-      <w:r>
-        <w:rPr>
-          <w:rFonts w:ascii="Arial" w:hAnsi="Arial" w:cs="Arial"/>
-          <w:b/>
-          <w:sz w:val="20"/>
-          <w:szCs w:val="20"/>
-        </w:rPr>
-        <w:t>need to</w:t>
-      </w:r>
-      <w:proofErr w:type="gramEnd"/>
-      <w:r>
-        <w:rPr>
-          <w:rFonts w:ascii="Arial" w:hAnsi="Arial" w:cs="Arial"/>
-          <w:b/>
-          <w:sz w:val="20"/>
-          <w:szCs w:val="20"/>
-        </w:rPr>
-        <w:t xml:space="preserve"> staff to meet Service Levels based on anticipated demand.</w:t>
+        <w:t xml:space="preserve"> on the importance and structure for demand planning.  This is a joint governance process but is most directly aligned to the pricing.  Most EY managed services will include a significant labor component, as such demand planning will be critical to ensuring appropriate staffing is available for the Managed Services.</w:t>
+      </w:r>
+      <w:r>
+        <w:rPr>
+          <w:rFonts w:ascii="Arial" w:hAnsi="Arial" w:cs="Arial"/>
+          <w:b/>
+          <w:sz w:val="20"/>
+          <w:szCs w:val="20"/>
+        </w:rPr>
+        <w:t xml:space="preserve">  Demand planning also affects our ability to meet Service Levels as we will need to staff to meet Service Levels based on anticipated demand.</w:t>
       </w:r>
       <w:r>
         <w:rPr>
@@ -27196,25 +23641,14 @@
         </w:rPr>
         <w:t>NOTE TO DRAFT</w:t>
       </w:r>
-      <w:proofErr w:type="gramStart"/>
-      <w:r>
-        <w:rPr>
-          <w:rFonts w:ascii="Arial" w:hAnsi="Arial" w:cs="Arial"/>
-          <w:b/>
-          <w:sz w:val="20"/>
-          <w:szCs w:val="20"/>
-        </w:rPr>
-        <w:t>:  Structure</w:t>
-      </w:r>
-      <w:proofErr w:type="gramEnd"/>
-      <w:r>
-        <w:rPr>
-          <w:rFonts w:ascii="Arial" w:hAnsi="Arial" w:cs="Arial"/>
-          <w:b/>
-          <w:sz w:val="20"/>
-          <w:szCs w:val="20"/>
-        </w:rPr>
-        <w:t xml:space="preserve"> Adjustments to the Charges in consultation with </w:t>
+      <w:r>
+        <w:rPr>
+          <w:rFonts w:ascii="Arial" w:hAnsi="Arial" w:cs="Arial"/>
+          <w:b/>
+          <w:sz w:val="20"/>
+          <w:szCs w:val="20"/>
+        </w:rPr>
+        <w:t xml:space="preserve">:  Structure Adjustments to the Charges in consultation with </w:t>
       </w:r>
       <w:r>
         <w:rPr>
@@ -27437,27 +23871,7 @@
           <w:sz w:val="20"/>
           <w:szCs w:val="20"/>
         </w:rPr>
-        <w:t>[NOTE TO DRAFT</w:t>
-      </w:r>
-      <w:proofErr w:type="gramStart"/>
-      <w:r>
-        <w:rPr>
-          <w:rFonts w:ascii="Arial" w:hAnsi="Arial" w:cs="Arial"/>
-          <w:b/>
-          <w:sz w:val="20"/>
-          <w:szCs w:val="20"/>
-        </w:rPr>
-        <w:t>:  Structure</w:t>
-      </w:r>
-      <w:proofErr w:type="gramEnd"/>
-      <w:r>
-        <w:rPr>
-          <w:rFonts w:ascii="Arial" w:hAnsi="Arial" w:cs="Arial"/>
-          <w:b/>
-          <w:sz w:val="20"/>
-          <w:szCs w:val="20"/>
-        </w:rPr>
-        <w:t xml:space="preserve"> Termination Charges in consultation with </w:t>
+        <w:t xml:space="preserve">[NOTE TO DRAFT:  Structure Termination Charges in consultation with </w:t>
       </w:r>
       <w:r>
         <w:rPr>
@@ -27515,25 +23929,14 @@
         </w:rPr>
         <w:t xml:space="preserve">).  Careful evaluation of sunk costs, stranded investments, timing for ramping-off of employees will need to be considered as Termination Charges are established.  </w:t>
       </w:r>
-      <w:proofErr w:type="gramStart"/>
-      <w:r>
-        <w:rPr>
-          <w:rFonts w:ascii="Arial" w:hAnsi="Arial" w:cs="Arial"/>
-          <w:b/>
-          <w:sz w:val="20"/>
-          <w:szCs w:val="20"/>
-        </w:rPr>
-        <w:t>In particular, if</w:t>
-      </w:r>
-      <w:proofErr w:type="gramEnd"/>
-      <w:r>
-        <w:rPr>
-          <w:rFonts w:ascii="Arial" w:hAnsi="Arial" w:cs="Arial"/>
-          <w:b/>
-          <w:sz w:val="20"/>
-          <w:szCs w:val="20"/>
-        </w:rPr>
-        <w:t xml:space="preserve"> EY has “financed” any up</w:t>
+      <w:r>
+        <w:rPr>
+          <w:rFonts w:ascii="Arial" w:hAnsi="Arial" w:cs="Arial"/>
+          <w:b/>
+          <w:sz w:val="20"/>
+          <w:szCs w:val="20"/>
+        </w:rPr>
+        <w:t>In particular, if EY has “financed” any up</w:t>
       </w:r>
       <w:r>
         <w:rPr>
@@ -27621,25 +24024,7 @@
           <w:sz w:val="20"/>
           <w:szCs w:val="20"/>
         </w:rPr>
-        <w:t xml:space="preserve">: Technology surcharge and direct technology costs: Based on the pricing negotiation selected, include the applicable sentence if the services provided under this SOW utilize technology as noted in our </w:t>
-      </w:r>
-      <w:proofErr w:type="gramStart"/>
-      <w:r>
-        <w:rPr>
-          <w:rFonts w:ascii="Arial" w:hAnsi="Arial" w:cs="Arial"/>
-          <w:sz w:val="20"/>
-          <w:szCs w:val="20"/>
-        </w:rPr>
-        <w:t>FAAS technology</w:t>
-      </w:r>
-      <w:proofErr w:type="gramEnd"/>
-      <w:r>
-        <w:rPr>
-          <w:rFonts w:ascii="Arial" w:hAnsi="Arial" w:cs="Arial"/>
-          <w:sz w:val="20"/>
-          <w:szCs w:val="20"/>
-        </w:rPr>
-        <w:t xml:space="preserve"> pricing guidance.]</w:t>
+        <w:t>: Technology surcharge and direct technology costs: Based on the pricing negotiation selected, include the applicable sentence if the services provided under this SOW utilize technology as noted in our FAAS technology pricing guidance.]</w:t>
       </w:r>
     </w:p>
     <w:p>
@@ -27793,51 +24178,18 @@
           <w:sz w:val="20"/>
           <w:szCs w:val="20"/>
         </w:rPr>
-        <w:t xml:space="preserve">The </w:t>
-      </w:r>
-      <w:proofErr w:type="gramStart"/>
+        <w:t xml:space="preserve">The price per </w:t>
+      </w:r>
       <w:r>
         <w:rPr>
           <w:rFonts w:ascii="Arial" w:hAnsi="Arial" w:cs="Arial"/>
           <w:b w:val="0"/>
           <w:sz w:val="20"/>
           <w:szCs w:val="20"/>
-        </w:rPr>
-        <w:t xml:space="preserve">price per </w:t>
-      </w:r>
-      <w:r>
-        <w:rPr>
-          <w:rFonts w:ascii="Arial" w:hAnsi="Arial" w:cs="Arial"/>
-          <w:b w:val="0"/>
-          <w:sz w:val="20"/>
-          <w:szCs w:val="20"/>
-          <w:highlight w:val="yellow"/>
-        </w:rPr>
-        <w:t>[insert</w:t>
-      </w:r>
-      <w:proofErr w:type="gramEnd"/>
-      <w:r>
-        <w:rPr>
-          <w:rFonts w:ascii="Arial" w:hAnsi="Arial" w:cs="Arial"/>
-          <w:b w:val="0"/>
-          <w:sz w:val="20"/>
-          <w:szCs w:val="20"/>
-          <w:highlight w:val="yellow"/>
-        </w:rPr>
-        <w:t xml:space="preserve"> agreed upon measurement (example data volume, contract, transaction, etc</w:t>
-      </w:r>
-      <w:proofErr w:type="gramStart"/>
-      <w:r>
-        <w:rPr>
-          <w:rFonts w:ascii="Arial" w:hAnsi="Arial" w:cs="Arial"/>
-          <w:b w:val="0"/>
-          <w:sz w:val="20"/>
-          <w:szCs w:val="20"/>
-          <w:highlight w:val="yellow"/>
-        </w:rPr>
-        <w:t>.)]</w:t>
-      </w:r>
-      <w:proofErr w:type="gramEnd"/>
+          <w:highlight w:val="yellow"/>
+        </w:rPr>
+        <w:t>[insert agreed upon measurement (example data volume, contract, transaction, etc.)]</w:t>
+      </w:r>
       <w:r>
         <w:rPr>
           <w:rFonts w:ascii="Arial" w:hAnsi="Arial" w:cs="Arial"/>
@@ -28062,7 +24414,6 @@
         </w:rPr>
         <w:t>NOTE TO DRAFT</w:t>
       </w:r>
-      <w:proofErr w:type="gramStart"/>
       <w:r>
         <w:rPr>
           <w:rFonts w:ascii="Arial" w:hAnsi="Arial" w:cs="Arial"/>
@@ -28071,18 +24422,7 @@
           <w:sz w:val="20"/>
           <w:szCs w:val="20"/>
         </w:rPr>
-        <w:t>:  Structure</w:t>
-      </w:r>
-      <w:proofErr w:type="gramEnd"/>
-      <w:r>
-        <w:rPr>
-          <w:rFonts w:ascii="Arial" w:hAnsi="Arial" w:cs="Arial"/>
-          <w:b/>
-          <w:kern w:val="12"/>
-          <w:sz w:val="20"/>
-          <w:szCs w:val="20"/>
-        </w:rPr>
-        <w:t xml:space="preserve"> expense terms giving recognition to the terms of the master agreement with the client as well as established expense protocols.]</w:t>
+        <w:t>:  Structure expense terms giving recognition to the terms of the master agreement with the client as well as established expense protocols.]</w:t>
       </w:r>
     </w:p>
     <w:p>
@@ -28146,25 +24486,14 @@
         </w:rPr>
         <w:t>NOTE TO DRAFT</w:t>
       </w:r>
-      <w:proofErr w:type="gramStart"/>
-      <w:r>
-        <w:rPr>
-          <w:rFonts w:ascii="Arial" w:hAnsi="Arial" w:cs="Arial"/>
-          <w:b/>
-          <w:sz w:val="20"/>
-          <w:szCs w:val="20"/>
-        </w:rPr>
-        <w:t>:  Structure</w:t>
-      </w:r>
-      <w:proofErr w:type="gramEnd"/>
-      <w:r>
-        <w:rPr>
-          <w:rFonts w:ascii="Arial" w:hAnsi="Arial" w:cs="Arial"/>
-          <w:b/>
-          <w:sz w:val="20"/>
-          <w:szCs w:val="20"/>
-        </w:rPr>
-        <w:t xml:space="preserve"> taxes terms only to the extent not covered in the master agreement consult with subject matter advisors to ensure tax concepts are adequate/appropriate for managed services.]</w:t>
+      <w:r>
+        <w:rPr>
+          <w:rFonts w:ascii="Arial" w:hAnsi="Arial" w:cs="Arial"/>
+          <w:b/>
+          <w:sz w:val="20"/>
+          <w:szCs w:val="20"/>
+        </w:rPr>
+        <w:t>:  Structure taxes terms only to the extent not covered in the master agreement consult with subject matter advisors to ensure tax concepts are adequate/appropriate for managed services.]</w:t>
       </w:r>
     </w:p>
     <w:p>
@@ -28216,25 +24545,14 @@
         </w:rPr>
         <w:t>NOTE TO DRAFT</w:t>
       </w:r>
-      <w:proofErr w:type="gramStart"/>
-      <w:r>
-        <w:rPr>
-          <w:rFonts w:ascii="Arial" w:hAnsi="Arial" w:cs="Arial"/>
-          <w:b/>
-          <w:sz w:val="20"/>
-          <w:szCs w:val="20"/>
-        </w:rPr>
-        <w:t>:  Address</w:t>
-      </w:r>
-      <w:proofErr w:type="gramEnd"/>
-      <w:r>
-        <w:rPr>
-          <w:rFonts w:ascii="Arial" w:hAnsi="Arial" w:cs="Arial"/>
-          <w:b/>
-          <w:sz w:val="20"/>
-          <w:szCs w:val="20"/>
-        </w:rPr>
-        <w:t xml:space="preserve"> invoicing/billing terms needed for managed services (to the extent not covered in the master agreement).  Specify when charges will be billed (preserving flexibility for EY’s invoice timing).  Address late payment interest.]</w:t>
+      <w:r>
+        <w:rPr>
+          <w:rFonts w:ascii="Arial" w:hAnsi="Arial" w:cs="Arial"/>
+          <w:b/>
+          <w:sz w:val="20"/>
+          <w:szCs w:val="20"/>
+        </w:rPr>
+        <w:t>:  Address invoicing/billing terms needed for managed services (to the extent not covered in the master agreement).  Specify when charges will be billed (preserving flexibility for EY’s invoice timing).  Address late payment interest.]</w:t>
       </w:r>
     </w:p>
     <w:p>
@@ -28517,10 +24835,7 @@
       </w:r>
       <w:proofErr w:type="spellStart"/>
       <w:r>
-        <w:t>D</w:t>
-      </w:r>
-      <w:r>
-        <w:t>_Schedule</w:t>
+        <w:t>D_Schedule</w:t>
       </w:r>
       <w:proofErr w:type="spellEnd"/>
       <w:r>
@@ -28608,25 +24923,14 @@
         </w:rPr>
         <w:t>NOTE TO DRAFT</w:t>
       </w:r>
-      <w:proofErr w:type="gramStart"/>
-      <w:r>
-        <w:rPr>
-          <w:rFonts w:ascii="Arial" w:hAnsi="Arial" w:cs="Arial"/>
-          <w:b/>
-          <w:sz w:val="20"/>
-          <w:szCs w:val="20"/>
-        </w:rPr>
-        <w:t>:  The</w:t>
-      </w:r>
-      <w:proofErr w:type="gramEnd"/>
-      <w:r>
-        <w:rPr>
-          <w:rFonts w:ascii="Arial" w:hAnsi="Arial" w:cs="Arial"/>
-          <w:b/>
-          <w:sz w:val="20"/>
-          <w:szCs w:val="20"/>
-        </w:rPr>
-        <w:t xml:space="preserve"> following states a standard model for managed services governance.  This should be reviewed carefully for each deal.  It is important that the team understands the delivery implications of these terms</w:t>
+      <w:r>
+        <w:rPr>
+          <w:rFonts w:ascii="Arial" w:hAnsi="Arial" w:cs="Arial"/>
+          <w:b/>
+          <w:sz w:val="20"/>
+          <w:szCs w:val="20"/>
+        </w:rPr>
+        <w:t>:  The following states a standard model for managed services governance.  This should be reviewed carefully for each deal.  It is important that the team understands the delivery implications of these terms</w:t>
       </w:r>
       <w:r>
         <w:rPr>
@@ -28799,16 +25103,7 @@
           <w:sz w:val="20"/>
           <w:szCs w:val="20"/>
         </w:rPr>
-        <w:t xml:space="preserve">iscuss and implement strategies and prioritize </w:t>
-      </w:r>
-      <w:proofErr w:type="gramStart"/>
-      <w:r>
-        <w:rPr>
-          <w:rFonts w:ascii="Arial" w:hAnsi="Arial" w:cs="Arial"/>
-          <w:sz w:val="20"/>
-          <w:szCs w:val="20"/>
-        </w:rPr>
-        <w:t>actions</w:t>
+        <w:t>iscuss and implement strategies and prioritize actions</w:t>
       </w:r>
       <w:r>
         <w:rPr>
@@ -28818,7 +25113,6 @@
         </w:rPr>
         <w:t>;</w:t>
       </w:r>
-      <w:proofErr w:type="gramEnd"/>
     </w:p>
     <w:p>
       <w:pPr>
@@ -28836,16 +25130,7 @@
           <w:sz w:val="20"/>
           <w:szCs w:val="20"/>
         </w:rPr>
-        <w:t xml:space="preserve">Recognize, escalate and address risks and </w:t>
-      </w:r>
-      <w:proofErr w:type="gramStart"/>
-      <w:r>
-        <w:rPr>
-          <w:rFonts w:ascii="Arial" w:hAnsi="Arial" w:cs="Arial"/>
-          <w:sz w:val="20"/>
-          <w:szCs w:val="20"/>
-        </w:rPr>
-        <w:t>i</w:t>
+        <w:t>Recognize, escalate and address risks and i</w:t>
       </w:r>
       <w:r>
         <w:rPr>
@@ -28863,7 +25148,6 @@
         </w:rPr>
         <w:t>;</w:t>
       </w:r>
-      <w:proofErr w:type="gramEnd"/>
     </w:p>
     <w:p>
       <w:pPr>
@@ -29032,25 +25316,7 @@
           <w:sz w:val="20"/>
           <w:szCs w:val="20"/>
         </w:rPr>
-        <w:t xml:space="preserve">The </w:t>
-      </w:r>
-      <w:proofErr w:type="gramStart"/>
-      <w:r>
-        <w:rPr>
-          <w:rFonts w:ascii="Arial" w:hAnsi="Arial" w:cs="Arial"/>
-          <w:sz w:val="20"/>
-          <w:szCs w:val="20"/>
-        </w:rPr>
-        <w:t>high level</w:t>
-      </w:r>
-      <w:proofErr w:type="gramEnd"/>
-      <w:r>
-        <w:rPr>
-          <w:rFonts w:ascii="Arial" w:hAnsi="Arial" w:cs="Arial"/>
-          <w:sz w:val="20"/>
-          <w:szCs w:val="20"/>
-        </w:rPr>
-        <w:t xml:space="preserve"> functional components of the Governance Model will cover:</w:t>
+        <w:t>The high level functional components of the Governance Model will cover:</w:t>
       </w:r>
     </w:p>
     <w:p>
@@ -29069,18 +25335,8 @@
           <w:sz w:val="20"/>
           <w:szCs w:val="20"/>
         </w:rPr>
-        <w:t xml:space="preserve">Relationship </w:t>
-      </w:r>
-      <w:proofErr w:type="gramStart"/>
-      <w:r>
-        <w:rPr>
-          <w:rFonts w:ascii="Arial" w:hAnsi="Arial" w:cs="Arial"/>
-          <w:sz w:val="20"/>
-          <w:szCs w:val="20"/>
-        </w:rPr>
-        <w:t>management;</w:t>
-      </w:r>
-      <w:proofErr w:type="gramEnd"/>
+        <w:t>Relationship management;</w:t>
+      </w:r>
     </w:p>
     <w:p>
       <w:pPr>
@@ -29098,18 +25354,8 @@
           <w:sz w:val="20"/>
           <w:szCs w:val="20"/>
         </w:rPr>
-        <w:t xml:space="preserve">Performance </w:t>
-      </w:r>
-      <w:proofErr w:type="gramStart"/>
-      <w:r>
-        <w:rPr>
-          <w:rFonts w:ascii="Arial" w:hAnsi="Arial" w:cs="Arial"/>
-          <w:sz w:val="20"/>
-          <w:szCs w:val="20"/>
-        </w:rPr>
-        <w:t>management;</w:t>
-      </w:r>
-      <w:proofErr w:type="gramEnd"/>
+        <w:t>Performance management;</w:t>
+      </w:r>
     </w:p>
     <w:p>
       <w:pPr>
@@ -29545,23 +25791,13 @@
         </w:rPr>
         <w:t xml:space="preserve">obligations, and </w:t>
       </w:r>
-      <w:proofErr w:type="gramStart"/>
-      <w:r>
-        <w:rPr>
-          <w:rFonts w:ascii="Arial" w:hAnsi="Arial" w:cs="Arial"/>
-          <w:sz w:val="20"/>
-          <w:szCs w:val="20"/>
-        </w:rPr>
-        <w:t>monitor</w:t>
-      </w:r>
-      <w:proofErr w:type="gramEnd"/>
-      <w:r>
-        <w:rPr>
-          <w:rFonts w:ascii="Arial" w:hAnsi="Arial" w:cs="Arial"/>
-          <w:sz w:val="20"/>
-          <w:szCs w:val="20"/>
-        </w:rPr>
-        <w:t xml:space="preserve"> </w:t>
+      <w:r>
+        <w:rPr>
+          <w:rFonts w:ascii="Arial" w:hAnsi="Arial" w:cs="Arial"/>
+          <w:sz w:val="20"/>
+          <w:szCs w:val="20"/>
+        </w:rPr>
+        <w:t xml:space="preserve">monitor </w:t>
       </w:r>
       <w:r>
         <w:rPr>
@@ -29687,25 +25923,7 @@
           <w:sz w:val="20"/>
           <w:szCs w:val="20"/>
         </w:rPr>
-        <w:t xml:space="preserve">) </w:t>
-      </w:r>
-      <w:proofErr w:type="gramStart"/>
-      <w:r>
-        <w:rPr>
-          <w:rFonts w:ascii="Arial" w:hAnsi="Arial" w:cs="Arial"/>
-          <w:sz w:val="20"/>
-          <w:szCs w:val="20"/>
-        </w:rPr>
-        <w:t>support</w:t>
-      </w:r>
-      <w:proofErr w:type="gramEnd"/>
-      <w:r>
-        <w:rPr>
-          <w:rFonts w:ascii="Arial" w:hAnsi="Arial" w:cs="Arial"/>
-          <w:sz w:val="20"/>
-          <w:szCs w:val="20"/>
-        </w:rPr>
-        <w:t xml:space="preserve"> the development and management of the Client contract relationship; (</w:t>
+        <w:t>) support the development and management of the Client contract relationship; (</w:t>
       </w:r>
       <w:r>
         <w:rPr>
@@ -29721,16 +25939,7 @@
           <w:sz w:val="20"/>
           <w:szCs w:val="20"/>
         </w:rPr>
-        <w:t xml:space="preserve">) </w:t>
-      </w:r>
-      <w:proofErr w:type="gramStart"/>
-      <w:r>
-        <w:rPr>
-          <w:rFonts w:ascii="Arial" w:hAnsi="Arial" w:cs="Arial"/>
-          <w:sz w:val="20"/>
-          <w:szCs w:val="20"/>
-        </w:rPr>
-        <w:t>resolv</w:t>
+        <w:t>) resolv</w:t>
       </w:r>
       <w:r>
         <w:rPr>
@@ -29740,7 +25949,6 @@
         </w:rPr>
         <w:t>e</w:t>
       </w:r>
-      <w:proofErr w:type="gramEnd"/>
       <w:r>
         <w:rPr>
           <w:rFonts w:ascii="Arial" w:hAnsi="Arial" w:cs="Arial"/>
@@ -29755,25 +25963,7 @@
           <w:sz w:val="20"/>
           <w:szCs w:val="20"/>
         </w:rPr>
-        <w:t xml:space="preserve">; and (C) </w:t>
-      </w:r>
-      <w:proofErr w:type="gramStart"/>
-      <w:r>
-        <w:rPr>
-          <w:rFonts w:ascii="Arial" w:hAnsi="Arial" w:cs="Arial"/>
-          <w:sz w:val="20"/>
-          <w:szCs w:val="20"/>
-        </w:rPr>
-        <w:t>oversee</w:t>
-      </w:r>
-      <w:proofErr w:type="gramEnd"/>
-      <w:r>
-        <w:rPr>
-          <w:rFonts w:ascii="Arial" w:hAnsi="Arial" w:cs="Arial"/>
-          <w:sz w:val="20"/>
-          <w:szCs w:val="20"/>
-        </w:rPr>
-        <w:t xml:space="preserve"> the performance of Services.</w:t>
+        <w:t>; and (C) oversee the performance of Services.</w:t>
       </w:r>
     </w:p>
     <w:p>
@@ -29982,27 +26172,7 @@
           <w:sz w:val="20"/>
           <w:szCs w:val="20"/>
         </w:rPr>
-        <w:t>[NOTE TO DRAFT</w:t>
-      </w:r>
-      <w:proofErr w:type="gramStart"/>
-      <w:r>
-        <w:rPr>
-          <w:rFonts w:ascii="Arial" w:hAnsi="Arial" w:cs="Arial"/>
-          <w:b/>
-          <w:sz w:val="20"/>
-          <w:szCs w:val="20"/>
-        </w:rPr>
-        <w:t>:  The</w:t>
-      </w:r>
-      <w:proofErr w:type="gramEnd"/>
-      <w:r>
-        <w:rPr>
-          <w:rFonts w:ascii="Arial" w:hAnsi="Arial" w:cs="Arial"/>
-          <w:b/>
-          <w:sz w:val="20"/>
-          <w:szCs w:val="20"/>
-        </w:rPr>
-        <w:t xml:space="preserve"> following governance bodies and meetings should be evaluated on an individual deal basis, the model below reflects what would be typically appropriate for an EY Managed Service.</w:t>
+        <w:t>[NOTE TO DRAFT:  The following governance bodies and meetings should be evaluated on an individual deal basis, the model below reflects what would be typically appropriate for an EY Managed Service.</w:t>
       </w:r>
       <w:r>
         <w:rPr>
@@ -30083,27 +26253,7 @@
           <w:szCs w:val="20"/>
           <w:lang w:val="en-AU"/>
         </w:rPr>
-        <w:t xml:space="preserve">:  The Joint Review Board will: (A) set and manage the </w:t>
-      </w:r>
-      <w:proofErr w:type="gramStart"/>
-      <w:r>
-        <w:rPr>
-          <w:rFonts w:ascii="Arial" w:hAnsi="Arial" w:cs="Arial"/>
-          <w:sz w:val="20"/>
-          <w:szCs w:val="20"/>
-          <w:lang w:val="en-AU"/>
-        </w:rPr>
-        <w:t>long term</w:t>
-      </w:r>
-      <w:proofErr w:type="gramEnd"/>
-      <w:r>
-        <w:rPr>
-          <w:rFonts w:ascii="Arial" w:hAnsi="Arial" w:cs="Arial"/>
-          <w:sz w:val="20"/>
-          <w:szCs w:val="20"/>
-          <w:lang w:val="en-AU"/>
-        </w:rPr>
-        <w:t xml:space="preserve"> plan and strategy for the Managed Services; (B) review Service performance; and (C) address escalated items from the Service Performance Board, as well as external or significant organizational or policy issues that require resolution.</w:t>
+        <w:t>:  The Joint Review Board will: (A) set and manage the long term plan and strategy for the Managed Services; (B) review Service performance; and (C) address escalated items from the Service Performance Board, as well as external or significant organizational or policy issues that require resolution.</w:t>
       </w:r>
       <w:r>
         <w:rPr>
@@ -30539,27 +26689,7 @@
                 <w:sz w:val="20"/>
                 <w:szCs w:val="20"/>
               </w:rPr>
-              <w:t xml:space="preserve">Material </w:t>
-            </w:r>
-            <w:proofErr w:type="gramStart"/>
-            <w:r>
-              <w:rPr>
-                <w:rFonts w:ascii="Arial" w:hAnsi="Arial" w:cs="Arial"/>
-                <w:kern w:val="12"/>
-                <w:sz w:val="20"/>
-                <w:szCs w:val="20"/>
-              </w:rPr>
-              <w:t>contract</w:t>
-            </w:r>
-            <w:proofErr w:type="gramEnd"/>
-            <w:r>
-              <w:rPr>
-                <w:rFonts w:ascii="Arial" w:hAnsi="Arial" w:cs="Arial"/>
-                <w:kern w:val="12"/>
-                <w:sz w:val="20"/>
-                <w:szCs w:val="20"/>
-              </w:rPr>
-              <w:t xml:space="preserve"> change review and approval</w:t>
+              <w:t>Material contract change review and approval</w:t>
             </w:r>
           </w:p>
         </w:tc>
@@ -30614,27 +26744,7 @@
                 <w:sz w:val="20"/>
                 <w:szCs w:val="20"/>
               </w:rPr>
-              <w:t xml:space="preserve">Material </w:t>
-            </w:r>
-            <w:proofErr w:type="gramStart"/>
-            <w:r>
-              <w:rPr>
-                <w:rFonts w:ascii="Arial" w:hAnsi="Arial" w:cs="Arial"/>
-                <w:kern w:val="12"/>
-                <w:sz w:val="20"/>
-                <w:szCs w:val="20"/>
-              </w:rPr>
-              <w:t>contract</w:t>
-            </w:r>
-            <w:proofErr w:type="gramEnd"/>
-            <w:r>
-              <w:rPr>
-                <w:rFonts w:ascii="Arial" w:hAnsi="Arial" w:cs="Arial"/>
-                <w:kern w:val="12"/>
-                <w:sz w:val="20"/>
-                <w:szCs w:val="20"/>
-              </w:rPr>
-              <w:t xml:space="preserve"> change decisions</w:t>
+              <w:t>Material contract change decisions</w:t>
             </w:r>
           </w:p>
           <w:p>
@@ -31159,25 +27269,14 @@
                 <w:szCs w:val="20"/>
               </w:rPr>
             </w:pPr>
-            <w:proofErr w:type="gramStart"/>
-            <w:r>
-              <w:rPr>
-                <w:rFonts w:ascii="Arial" w:hAnsi="Arial" w:cs="Arial"/>
-                <w:kern w:val="12"/>
-                <w:sz w:val="20"/>
-                <w:szCs w:val="20"/>
-              </w:rPr>
-              <w:t>Review</w:t>
-            </w:r>
-            <w:proofErr w:type="gramEnd"/>
-            <w:r>
-              <w:rPr>
-                <w:rFonts w:ascii="Arial" w:hAnsi="Arial" w:cs="Arial"/>
-                <w:kern w:val="12"/>
-                <w:sz w:val="20"/>
-                <w:szCs w:val="20"/>
-              </w:rPr>
-              <w:t xml:space="preserve"> Performance Reports</w:t>
+            <w:r>
+              <w:rPr>
+                <w:rFonts w:ascii="Arial" w:hAnsi="Arial" w:cs="Arial"/>
+                <w:kern w:val="12"/>
+                <w:sz w:val="20"/>
+                <w:szCs w:val="20"/>
+              </w:rPr>
+              <w:t>Review Performance Reports</w:t>
             </w:r>
           </w:p>
           <w:p>
@@ -32275,25 +28374,7 @@
           <w:sz w:val="20"/>
           <w:szCs w:val="20"/>
         </w:rPr>
-        <w:t xml:space="preserve">to discuss the Dispute and negotiate in good faith </w:t>
-      </w:r>
-      <w:proofErr w:type="gramStart"/>
-      <w:r>
-        <w:rPr>
-          <w:rFonts w:ascii="Arial" w:hAnsi="Arial" w:cs="Arial"/>
-          <w:sz w:val="20"/>
-          <w:szCs w:val="20"/>
-        </w:rPr>
-        <w:t>in an effort to</w:t>
-      </w:r>
-      <w:proofErr w:type="gramEnd"/>
-      <w:r>
-        <w:rPr>
-          <w:rFonts w:ascii="Arial" w:hAnsi="Arial" w:cs="Arial"/>
-          <w:sz w:val="20"/>
-          <w:szCs w:val="20"/>
-        </w:rPr>
-        <w:t xml:space="preserve"> resolve the Dispute.</w:t>
+        <w:t>to discuss the Dispute and negotiate in good faith in an effort to resolve the Dispute.</w:t>
       </w:r>
     </w:p>
     <w:p>
@@ -32312,25 +28393,7 @@
           <w:sz w:val="20"/>
           <w:szCs w:val="20"/>
         </w:rPr>
-        <w:t xml:space="preserve">If the Client Account Manager and the EY Delivery Manager are unable to resolve the Dispute within 30 days after the referral of the Dispute to them for resolution, the Dispute will be referred to the Joint Review Board. The Joint Review Board will use reasonable efforts to resolve such Dispute or, if appropriate, to negotiate a modification or amendment to this SOW. The Joint Review Board will meet as often, and as promptly as the Parties deem necessary to discuss the Dispute and negotiate in good faith </w:t>
-      </w:r>
-      <w:proofErr w:type="gramStart"/>
-      <w:r>
-        <w:rPr>
-          <w:rFonts w:ascii="Arial" w:hAnsi="Arial" w:cs="Arial"/>
-          <w:sz w:val="20"/>
-          <w:szCs w:val="20"/>
-        </w:rPr>
-        <w:t>in an effort to</w:t>
-      </w:r>
-      <w:proofErr w:type="gramEnd"/>
-      <w:r>
-        <w:rPr>
-          <w:rFonts w:ascii="Arial" w:hAnsi="Arial" w:cs="Arial"/>
-          <w:sz w:val="20"/>
-          <w:szCs w:val="20"/>
-        </w:rPr>
-        <w:t xml:space="preserve"> resolve the Dispute.</w:t>
+        <w:t>If the Client Account Manager and the EY Delivery Manager are unable to resolve the Dispute within 30 days after the referral of the Dispute to them for resolution, the Dispute will be referred to the Joint Review Board. The Joint Review Board will use reasonable efforts to resolve such Dispute or, if appropriate, to negotiate a modification or amendment to this SOW. The Joint Review Board will meet as often, and as promptly as the Parties deem necessary to discuss the Dispute and negotiate in good faith in an effort to resolve the Dispute.</w:t>
       </w:r>
     </w:p>
     <w:p>
@@ -32349,25 +28412,7 @@
           <w:sz w:val="20"/>
           <w:szCs w:val="20"/>
         </w:rPr>
-        <w:t xml:space="preserve">In accordance with the SOW, formal proceedings for the resolution of a Dispute may not </w:t>
-      </w:r>
-      <w:proofErr w:type="gramStart"/>
-      <w:r>
-        <w:rPr>
-          <w:rFonts w:ascii="Arial" w:hAnsi="Arial" w:cs="Arial"/>
-          <w:sz w:val="20"/>
-          <w:szCs w:val="20"/>
-        </w:rPr>
-        <w:t>be commenced</w:t>
-      </w:r>
-      <w:proofErr w:type="gramEnd"/>
-      <w:r>
-        <w:rPr>
-          <w:rFonts w:ascii="Arial" w:hAnsi="Arial" w:cs="Arial"/>
-          <w:sz w:val="20"/>
-          <w:szCs w:val="20"/>
-        </w:rPr>
-        <w:t xml:space="preserve"> until the earlier of: </w:t>
+        <w:t xml:space="preserve">In accordance with the SOW, formal proceedings for the resolution of a Dispute may not be commenced until the earlier of: </w:t>
       </w:r>
     </w:p>
     <w:p>
@@ -32565,25 +28610,7 @@
           <w:sz w:val="20"/>
           <w:szCs w:val="20"/>
         </w:rPr>
-        <w:t xml:space="preserve">Either Party, on a good faith basis, may designate a Dispute as one requiring expedited resolution. A Dispute may require an expedited resolution if based upon the nature or significance of the Dispute, a delayed resolution may have significant financial and/or operational consequences to the Parties, </w:t>
-      </w:r>
-      <w:proofErr w:type="gramStart"/>
-      <w:r>
-        <w:rPr>
-          <w:rFonts w:ascii="Arial" w:hAnsi="Arial" w:cs="Arial"/>
-          <w:sz w:val="20"/>
-          <w:szCs w:val="20"/>
-        </w:rPr>
-        <w:t>In</w:t>
-      </w:r>
-      <w:proofErr w:type="gramEnd"/>
-      <w:r>
-        <w:rPr>
-          <w:rFonts w:ascii="Arial" w:hAnsi="Arial" w:cs="Arial"/>
-          <w:sz w:val="20"/>
-          <w:szCs w:val="20"/>
-        </w:rPr>
-        <w:t xml:space="preserve"> such case each Party will use its commercially reasonable efforts to make the applicable executives available to discuss and resolve the issues within the shortened timeframes.</w:t>
+        <w:t>Either Party, on a good faith basis, may designate a Dispute as one requiring expedited resolution. A Dispute may require an expedited resolution if based upon the nature or significance of the Dispute, a delayed resolution may have significant financial and/or operational consequences to the Parties, In such case each Party will use its commercially reasonable efforts to make the applicable executives available to discuss and resolve the issues within the shortened timeframes.</w:t>
       </w:r>
     </w:p>
     <w:p>
@@ -33976,27 +30003,7 @@
                 <w:sz w:val="20"/>
                 <w:szCs w:val="20"/>
               </w:rPr>
-              <w:t xml:space="preserve">Description – Give </w:t>
-            </w:r>
-            <w:proofErr w:type="gramStart"/>
-            <w:r>
-              <w:rPr>
-                <w:rFonts w:ascii="Arial" w:hAnsi="Arial" w:cs="Arial"/>
-                <w:kern w:val="12"/>
-                <w:sz w:val="20"/>
-                <w:szCs w:val="20"/>
-              </w:rPr>
-              <w:t>a brief summary</w:t>
-            </w:r>
-            <w:proofErr w:type="gramEnd"/>
-            <w:r>
-              <w:rPr>
-                <w:rFonts w:ascii="Arial" w:hAnsi="Arial" w:cs="Arial"/>
-                <w:kern w:val="12"/>
-                <w:sz w:val="20"/>
-                <w:szCs w:val="20"/>
-              </w:rPr>
-              <w:t xml:space="preserve"> of the proposed change.</w:t>
+              <w:t>Description – Give a brief summary of the proposed change.</w:t>
             </w:r>
           </w:p>
         </w:tc>
@@ -34431,25 +30438,14 @@
                 <w:szCs w:val="20"/>
               </w:rPr>
             </w:pPr>
-            <w:proofErr w:type="gramStart"/>
-            <w:r>
-              <w:rPr>
-                <w:rFonts w:ascii="Arial" w:hAnsi="Arial" w:cs="Arial"/>
-                <w:kern w:val="12"/>
-                <w:sz w:val="20"/>
-                <w:szCs w:val="20"/>
-              </w:rPr>
-              <w:t>Approval</w:t>
-            </w:r>
-            <w:proofErr w:type="gramEnd"/>
-            <w:r>
-              <w:rPr>
-                <w:rFonts w:ascii="Arial" w:hAnsi="Arial" w:cs="Arial"/>
-                <w:kern w:val="12"/>
-                <w:sz w:val="20"/>
-                <w:szCs w:val="20"/>
-              </w:rPr>
-              <w:t xml:space="preserve"> Authority Name</w:t>
+            <w:r>
+              <w:rPr>
+                <w:rFonts w:ascii="Arial" w:hAnsi="Arial" w:cs="Arial"/>
+                <w:kern w:val="12"/>
+                <w:sz w:val="20"/>
+                <w:szCs w:val="20"/>
+              </w:rPr>
+              <w:t>Approval Authority Name</w:t>
             </w:r>
           </w:p>
         </w:tc>
@@ -34471,25 +30467,14 @@
                 <w:szCs w:val="20"/>
               </w:rPr>
             </w:pPr>
-            <w:proofErr w:type="gramStart"/>
-            <w:r>
-              <w:rPr>
-                <w:rFonts w:ascii="Arial" w:hAnsi="Arial" w:cs="Arial"/>
-                <w:kern w:val="12"/>
-                <w:sz w:val="20"/>
-                <w:szCs w:val="20"/>
-              </w:rPr>
-              <w:t>Approval</w:t>
-            </w:r>
-            <w:proofErr w:type="gramEnd"/>
-            <w:r>
-              <w:rPr>
-                <w:rFonts w:ascii="Arial" w:hAnsi="Arial" w:cs="Arial"/>
-                <w:kern w:val="12"/>
-                <w:sz w:val="20"/>
-                <w:szCs w:val="20"/>
-              </w:rPr>
-              <w:t xml:space="preserve"> Authority Role</w:t>
+            <w:r>
+              <w:rPr>
+                <w:rFonts w:ascii="Arial" w:hAnsi="Arial" w:cs="Arial"/>
+                <w:kern w:val="12"/>
+                <w:sz w:val="20"/>
+                <w:szCs w:val="20"/>
+              </w:rPr>
+              <w:t>Approval Authority Role</w:t>
             </w:r>
           </w:p>
         </w:tc>
@@ -34703,19 +30688,8 @@
                 <w:sz w:val="20"/>
                 <w:szCs w:val="20"/>
               </w:rPr>
-              <w:t xml:space="preserve"> </w:t>
-            </w:r>
-            <w:proofErr w:type="gramStart"/>
-            <w:r>
-              <w:rPr>
-                <w:rFonts w:ascii="Arial" w:hAnsi="Arial" w:cs="Arial"/>
-                <w:kern w:val="12"/>
-                <w:sz w:val="20"/>
-                <w:szCs w:val="20"/>
-              </w:rPr>
-              <w:t>Approve</w:t>
-            </w:r>
-            <w:proofErr w:type="gramEnd"/>
+              <w:t xml:space="preserve"> Approve</w:t>
+            </w:r>
           </w:p>
           <w:p>
             <w:pPr>
@@ -34797,17 +30771,7 @@
                 <w:sz w:val="20"/>
                 <w:szCs w:val="20"/>
               </w:rPr>
-              <w:t xml:space="preserve"> Approve with </w:t>
-            </w:r>
-            <w:proofErr w:type="gramStart"/>
-            <w:r>
-              <w:rPr>
-                <w:rFonts w:ascii="Arial" w:hAnsi="Arial" w:cs="Arial"/>
-                <w:kern w:val="12"/>
-                <w:sz w:val="20"/>
-                <w:szCs w:val="20"/>
-              </w:rPr>
-              <w:t xml:space="preserve">modifications </w:t>
+              <w:t xml:space="preserve"> Approve with modifications </w:t>
             </w:r>
             <w:r>
               <w:rPr>
@@ -34817,17 +30781,7 @@
                 <w:szCs w:val="20"/>
               </w:rPr>
               <w:tab/>
-              <w:t>(</w:t>
-            </w:r>
-            <w:proofErr w:type="gramEnd"/>
-            <w:r>
-              <w:rPr>
-                <w:rFonts w:ascii="Arial" w:hAnsi="Arial" w:cs="Arial"/>
-                <w:kern w:val="12"/>
-                <w:sz w:val="20"/>
-                <w:szCs w:val="20"/>
-              </w:rPr>
-              <w:t>see below)</w:t>
+              <w:t>(see below)</w:t>
             </w:r>
           </w:p>
           <w:p>
@@ -34969,25 +30923,14 @@
                 <w:szCs w:val="20"/>
               </w:rPr>
             </w:pPr>
-            <w:proofErr w:type="gramStart"/>
-            <w:r>
-              <w:rPr>
-                <w:rFonts w:ascii="Arial" w:hAnsi="Arial" w:cs="Arial"/>
-                <w:kern w:val="12"/>
-                <w:sz w:val="20"/>
-                <w:szCs w:val="20"/>
-              </w:rPr>
-              <w:t>Approval</w:t>
-            </w:r>
-            <w:proofErr w:type="gramEnd"/>
-            <w:r>
-              <w:rPr>
-                <w:rFonts w:ascii="Arial" w:hAnsi="Arial" w:cs="Arial"/>
-                <w:kern w:val="12"/>
-                <w:sz w:val="20"/>
-                <w:szCs w:val="20"/>
-              </w:rPr>
-              <w:t xml:space="preserve"> Authority Name</w:t>
+            <w:r>
+              <w:rPr>
+                <w:rFonts w:ascii="Arial" w:hAnsi="Arial" w:cs="Arial"/>
+                <w:kern w:val="12"/>
+                <w:sz w:val="20"/>
+                <w:szCs w:val="20"/>
+              </w:rPr>
+              <w:t>Approval Authority Name</w:t>
             </w:r>
           </w:p>
         </w:tc>
@@ -35009,25 +30952,14 @@
                 <w:szCs w:val="20"/>
               </w:rPr>
             </w:pPr>
-            <w:proofErr w:type="gramStart"/>
-            <w:r>
-              <w:rPr>
-                <w:rFonts w:ascii="Arial" w:hAnsi="Arial" w:cs="Arial"/>
-                <w:kern w:val="12"/>
-                <w:sz w:val="20"/>
-                <w:szCs w:val="20"/>
-              </w:rPr>
-              <w:t>Approval</w:t>
-            </w:r>
-            <w:proofErr w:type="gramEnd"/>
-            <w:r>
-              <w:rPr>
-                <w:rFonts w:ascii="Arial" w:hAnsi="Arial" w:cs="Arial"/>
-                <w:kern w:val="12"/>
-                <w:sz w:val="20"/>
-                <w:szCs w:val="20"/>
-              </w:rPr>
-              <w:t xml:space="preserve"> Authority Role</w:t>
+            <w:r>
+              <w:rPr>
+                <w:rFonts w:ascii="Arial" w:hAnsi="Arial" w:cs="Arial"/>
+                <w:kern w:val="12"/>
+                <w:sz w:val="20"/>
+                <w:szCs w:val="20"/>
+              </w:rPr>
+              <w:t>Approval Authority Role</w:t>
             </w:r>
           </w:p>
         </w:tc>
@@ -35239,19 +31171,8 @@
                 <w:sz w:val="20"/>
                 <w:szCs w:val="20"/>
               </w:rPr>
-              <w:t xml:space="preserve"> </w:t>
-            </w:r>
-            <w:proofErr w:type="gramStart"/>
-            <w:r>
-              <w:rPr>
-                <w:rFonts w:ascii="Arial" w:hAnsi="Arial" w:cs="Arial"/>
-                <w:kern w:val="12"/>
-                <w:sz w:val="20"/>
-                <w:szCs w:val="20"/>
-              </w:rPr>
-              <w:t>Approve</w:t>
-            </w:r>
-            <w:proofErr w:type="gramEnd"/>
+              <w:t xml:space="preserve"> Approve</w:t>
+            </w:r>
           </w:p>
           <w:p>
             <w:pPr>
@@ -35333,17 +31254,7 @@
                 <w:sz w:val="20"/>
                 <w:szCs w:val="20"/>
               </w:rPr>
-              <w:t xml:space="preserve"> Approve with </w:t>
-            </w:r>
-            <w:proofErr w:type="gramStart"/>
-            <w:r>
-              <w:rPr>
-                <w:rFonts w:ascii="Arial" w:hAnsi="Arial" w:cs="Arial"/>
-                <w:kern w:val="12"/>
-                <w:sz w:val="20"/>
-                <w:szCs w:val="20"/>
-              </w:rPr>
-              <w:t xml:space="preserve">modifications </w:t>
+              <w:t xml:space="preserve"> Approve with modifications </w:t>
             </w:r>
             <w:r>
               <w:rPr>
@@ -35353,17 +31264,7 @@
                 <w:szCs w:val="20"/>
               </w:rPr>
               <w:tab/>
-              <w:t>(</w:t>
-            </w:r>
-            <w:proofErr w:type="gramEnd"/>
-            <w:r>
-              <w:rPr>
-                <w:rFonts w:ascii="Arial" w:hAnsi="Arial" w:cs="Arial"/>
-                <w:kern w:val="12"/>
-                <w:sz w:val="20"/>
-                <w:szCs w:val="20"/>
-              </w:rPr>
-              <w:t>see below)</w:t>
+              <w:t>(see below)</w:t>
             </w:r>
           </w:p>
           <w:p>
@@ -36024,29 +31925,20 @@
       </w:r>
       <w:proofErr w:type="spellStart"/>
       <w:r>
-        <w:t>D</w:t>
-      </w:r>
-      <w:r>
-        <w:t>_Schedule</w:t>
+        <w:t>D_Schedule</w:t>
       </w:r>
       <w:proofErr w:type="spellEnd"/>
       <w:r>
+        <w:t xml:space="preserve">***** </w:t>
+      </w:r>
+    </w:p>
+    <w:p>
+      <w:r>
         <w:t>*****</w:t>
       </w:r>
-      <w:r>
-        <w:t xml:space="preserve"> </w:t>
-      </w:r>
-    </w:p>
-    <w:p>
-      <w:r>
-        <w:t>*****</w:t>
-      </w:r>
       <w:proofErr w:type="spellStart"/>
       <w:r>
-        <w:t>E</w:t>
-      </w:r>
-      <w:r>
-        <w:t>_Schedule</w:t>
+        <w:t>E_Schedule</w:t>
       </w:r>
       <w:proofErr w:type="spellEnd"/>
       <w:r>
@@ -36136,7 +32028,6 @@
         </w:rPr>
         <w:t>NOTE TO DRAFT</w:t>
       </w:r>
-      <w:proofErr w:type="gramStart"/>
       <w:r>
         <w:rPr>
           <w:rFonts w:ascii="Arial" w:hAnsi="Arial" w:cs="Arial"/>
@@ -36145,18 +32036,7 @@
           <w:sz w:val="20"/>
           <w:szCs w:val="20"/>
         </w:rPr>
-        <w:t>:  Pursuit</w:t>
-      </w:r>
-      <w:proofErr w:type="gramEnd"/>
-      <w:r>
-        <w:rPr>
-          <w:rFonts w:ascii="Arial" w:hAnsi="Arial" w:cs="Arial"/>
-          <w:b/>
-          <w:kern w:val="12"/>
-          <w:sz w:val="20"/>
-          <w:szCs w:val="20"/>
-        </w:rPr>
-        <w:t xml:space="preserve"> team to refine language as needed, customize based on EY MS solution and Client requirements.</w:t>
+        <w:t>:  Pursuit team to refine language as needed, customize based on EY MS solution and Client requirements.</w:t>
       </w:r>
       <w:r>
         <w:rPr>
@@ -36225,25 +32105,7 @@
           <w:sz w:val="20"/>
           <w:szCs w:val="20"/>
         </w:rPr>
-        <w:t xml:space="preserve"> shall amend this Schedule E (Access and Technology Requirements) with definitive access and technology requirements. If the Parties do </w:t>
-      </w:r>
-      <w:proofErr w:type="gramStart"/>
-      <w:r>
-        <w:rPr>
-          <w:rFonts w:ascii="Arial" w:hAnsi="Arial" w:cs="Arial"/>
-          <w:sz w:val="20"/>
-          <w:szCs w:val="20"/>
-        </w:rPr>
-        <w:t>not so</w:t>
-      </w:r>
-      <w:proofErr w:type="gramEnd"/>
-      <w:r>
-        <w:rPr>
-          <w:rFonts w:ascii="Arial" w:hAnsi="Arial" w:cs="Arial"/>
-          <w:sz w:val="20"/>
-          <w:szCs w:val="20"/>
-        </w:rPr>
-        <w:t xml:space="preserve"> amend this Schedule E (Access and Technology Requirements) within 30 days after the Commencement Date, the access and technology requirements set forth herein shall govern during the Term of the SOW.</w:t>
+        <w:t xml:space="preserve"> shall amend this Schedule E (Access and Technology Requirements) with definitive access and technology requirements. If the Parties do not so amend this Schedule E (Access and Technology Requirements) within 30 days after the Commencement Date, the access and technology requirements set forth herein shall govern during the Term of the SOW.</w:t>
       </w:r>
     </w:p>
     <w:p>
@@ -36408,25 +32270,14 @@
         </w:rPr>
         <w:t>NOTE TO DRAFT</w:t>
       </w:r>
-      <w:proofErr w:type="gramStart"/>
-      <w:r>
-        <w:rPr>
-          <w:rFonts w:ascii="Arial" w:hAnsi="Arial" w:cs="Arial"/>
-          <w:b/>
-          <w:sz w:val="20"/>
-          <w:szCs w:val="20"/>
-        </w:rPr>
-        <w:t>:  The</w:t>
-      </w:r>
-      <w:proofErr w:type="gramEnd"/>
-      <w:r>
-        <w:rPr>
-          <w:rFonts w:ascii="Arial" w:hAnsi="Arial" w:cs="Arial"/>
-          <w:b/>
-          <w:sz w:val="20"/>
-          <w:szCs w:val="20"/>
-        </w:rPr>
-        <w:t xml:space="preserve"> final clause is appropriate only if a VPN is the preferred access method.  Please review and update as appropriate for your deal.]</w:t>
+      <w:r>
+        <w:rPr>
+          <w:rFonts w:ascii="Arial" w:hAnsi="Arial" w:cs="Arial"/>
+          <w:b/>
+          <w:sz w:val="20"/>
+          <w:szCs w:val="20"/>
+        </w:rPr>
+        <w:t>:  The final clause is appropriate only if a VPN is the preferred access method.  Please review and update as appropriate for your deal.]</w:t>
       </w:r>
     </w:p>
     <w:p>
@@ -36558,23 +32409,13 @@
           <w:szCs w:val="20"/>
         </w:rPr>
       </w:pPr>
-      <w:proofErr w:type="gramStart"/>
-      <w:r>
-        <w:rPr>
-          <w:rFonts w:ascii="Arial" w:hAnsi="Arial" w:cs="Arial"/>
-          <w:sz w:val="20"/>
-          <w:szCs w:val="20"/>
-        </w:rPr>
-        <w:t>Help</w:t>
-      </w:r>
-      <w:proofErr w:type="gramEnd"/>
-      <w:r>
-        <w:rPr>
-          <w:rFonts w:ascii="Arial" w:hAnsi="Arial" w:cs="Arial"/>
-          <w:sz w:val="20"/>
-          <w:szCs w:val="20"/>
-        </w:rPr>
-        <w:t xml:space="preserve"> Desk Access Requirements</w:t>
+      <w:r>
+        <w:rPr>
+          <w:rFonts w:ascii="Arial" w:hAnsi="Arial" w:cs="Arial"/>
+          <w:sz w:val="20"/>
+          <w:szCs w:val="20"/>
+        </w:rPr>
+        <w:t>Help Desk Access Requirements</w:t>
       </w:r>
     </w:p>
     <w:p>
@@ -36612,27 +32453,7 @@
           <w:szCs w:val="20"/>
           <w:highlight w:val="yellow"/>
         </w:rPr>
-        <w:t xml:space="preserve"> help desk for resolving any issues </w:t>
-      </w:r>
-      <w:proofErr w:type="gramStart"/>
-      <w:r>
-        <w:rPr>
-          <w:rFonts w:ascii="Arial" w:hAnsi="Arial" w:cs="Arial"/>
-          <w:sz w:val="20"/>
-          <w:szCs w:val="20"/>
-          <w:highlight w:val="yellow"/>
-        </w:rPr>
-        <w:t>related</w:t>
-      </w:r>
-      <w:proofErr w:type="gramEnd"/>
-      <w:r>
-        <w:rPr>
-          <w:rFonts w:ascii="Arial" w:hAnsi="Arial" w:cs="Arial"/>
-          <w:sz w:val="20"/>
-          <w:szCs w:val="20"/>
-          <w:highlight w:val="yellow"/>
-        </w:rPr>
-        <w:t xml:space="preserve"> the transfer of data from Client’s </w:t>
+        <w:t xml:space="preserve"> help desk for resolving any issues related the transfer of data from Client’s </w:t>
       </w:r>
       <w:r>
         <w:rPr>
@@ -36702,29 +32523,20 @@
       </w:r>
       <w:proofErr w:type="spellStart"/>
       <w:r>
-        <w:t>E</w:t>
-      </w:r>
-      <w:r>
-        <w:t>_Schedule</w:t>
+        <w:t>E_Schedule</w:t>
       </w:r>
       <w:proofErr w:type="spellEnd"/>
       <w:r>
+        <w:t xml:space="preserve">***** </w:t>
+      </w:r>
+    </w:p>
+    <w:p>
+      <w:r>
         <w:t>*****</w:t>
       </w:r>
-      <w:r>
-        <w:t xml:space="preserve"> </w:t>
-      </w:r>
-    </w:p>
-    <w:p>
-      <w:r>
-        <w:t>*****</w:t>
-      </w:r>
       <w:proofErr w:type="spellStart"/>
       <w:r>
-        <w:t>F</w:t>
-      </w:r>
-      <w:r>
-        <w:t>_Schedule</w:t>
+        <w:t>F_Schedule</w:t>
       </w:r>
       <w:proofErr w:type="spellEnd"/>
       <w:r>
@@ -36800,54 +32612,23 @@
         </w:rPr>
         <w:t>NOTE TO DRAFT</w:t>
       </w:r>
-      <w:proofErr w:type="gramStart"/>
-      <w:r>
-        <w:rPr>
-          <w:rFonts w:ascii="Arial" w:hAnsi="Arial" w:cs="Arial"/>
-          <w:b/>
-          <w:sz w:val="20"/>
-          <w:szCs w:val="20"/>
-        </w:rPr>
-        <w:t>:  Pursuit</w:t>
-      </w:r>
-      <w:proofErr w:type="gramEnd"/>
-      <w:r>
-        <w:rPr>
-          <w:rFonts w:ascii="Arial" w:hAnsi="Arial" w:cs="Arial"/>
-          <w:b/>
-          <w:sz w:val="20"/>
-          <w:szCs w:val="20"/>
-        </w:rPr>
-        <w:t xml:space="preserve"> team to refine language as needed, based on location strategy, any technology that may be part of our solution, criticality of recovering Client business processes, etc.  Illustrative example provided below.</w:t>
-      </w:r>
-      <w:r>
-        <w:rPr>
-          <w:rFonts w:ascii="Arial" w:hAnsi="Arial" w:cs="Arial"/>
-          <w:b/>
-          <w:sz w:val="20"/>
-          <w:szCs w:val="20"/>
-        </w:rPr>
-        <w:t xml:space="preserve">  Note that unless a </w:t>
-      </w:r>
-      <w:proofErr w:type="gramStart"/>
-      <w:r>
-        <w:rPr>
-          <w:rFonts w:ascii="Arial" w:hAnsi="Arial" w:cs="Arial"/>
-          <w:b/>
-          <w:sz w:val="20"/>
-          <w:szCs w:val="20"/>
-        </w:rPr>
-        <w:t>Client</w:t>
-      </w:r>
-      <w:proofErr w:type="gramEnd"/>
-      <w:r>
-        <w:rPr>
-          <w:rFonts w:ascii="Arial" w:hAnsi="Arial" w:cs="Arial"/>
-          <w:b/>
-          <w:sz w:val="20"/>
-          <w:szCs w:val="20"/>
-        </w:rPr>
-        <w:t>-specific or offering-specific environment is being established, disaster recovery is defined by the global information technology team and cannot be customized to a specific engagement.</w:t>
+      <w:r>
+        <w:rPr>
+          <w:rFonts w:ascii="Arial" w:hAnsi="Arial" w:cs="Arial"/>
+          <w:b/>
+          <w:sz w:val="20"/>
+          <w:szCs w:val="20"/>
+        </w:rPr>
+        <w:t>:  Pursuit team to refine language as needed, based on location strategy, any technology that may be part of our solution, criticality of recovering Client business processes, etc.  Illustrative example provided below.</w:t>
+      </w:r>
+      <w:r>
+        <w:rPr>
+          <w:rFonts w:ascii="Arial" w:hAnsi="Arial" w:cs="Arial"/>
+          <w:b/>
+          <w:sz w:val="20"/>
+          <w:szCs w:val="20"/>
+        </w:rPr>
+        <w:t xml:space="preserve">  Note that unless a Client-specific or offering-specific environment is being established, disaster recovery is defined by the global information technology team and cannot be customized to a specific engagement.</w:t>
       </w:r>
       <w:r>
         <w:rPr>
@@ -37104,25 +32885,7 @@
           <w:sz w:val="20"/>
           <w:szCs w:val="20"/>
         </w:rPr>
-        <w:t xml:space="preserve">”) for any material deficiencies discovered via the test. Remediation Plans shall </w:t>
-      </w:r>
-      <w:proofErr w:type="gramStart"/>
-      <w:r>
-        <w:rPr>
-          <w:rFonts w:ascii="Arial" w:hAnsi="Arial" w:cs="Arial"/>
-          <w:sz w:val="20"/>
-          <w:szCs w:val="20"/>
-        </w:rPr>
-        <w:t>provide for</w:t>
-      </w:r>
-      <w:proofErr w:type="gramEnd"/>
-      <w:r>
-        <w:rPr>
-          <w:rFonts w:ascii="Arial" w:hAnsi="Arial" w:cs="Arial"/>
-          <w:sz w:val="20"/>
-          <w:szCs w:val="20"/>
-        </w:rPr>
-        <w:t xml:space="preserve"> remediation within timeframes reasonably commensurate with the level of risk posed by the deficiency. In the event Client disagrees with the proposed remediation timeframes, the matter shall be resolved in accordance with the Governance Model provided for herein. </w:t>
+        <w:t xml:space="preserve">”) for any material deficiencies discovered via the test. Remediation Plans shall provide for remediation within timeframes reasonably commensurate with the level of risk posed by the deficiency. In the event Client disagrees with the proposed remediation timeframes, the matter shall be resolved in accordance with the Governance Model provided for herein. </w:t>
       </w:r>
     </w:p>
     <w:p>
@@ -37503,51 +33266,7 @@
           <w:szCs w:val="20"/>
           <w:highlight w:val="cyan"/>
         </w:rPr>
-        <w:t xml:space="preserve">: This is the </w:t>
-      </w:r>
-      <w:proofErr w:type="gramStart"/>
-      <w:r>
-        <w:rPr>
-          <w:rFonts w:ascii="Arial" w:hAnsi="Arial" w:cs="Arial"/>
-          <w:b/>
-          <w:sz w:val="20"/>
-          <w:szCs w:val="20"/>
-          <w:highlight w:val="cyan"/>
-        </w:rPr>
-        <w:t>list</w:t>
-      </w:r>
-      <w:proofErr w:type="gramEnd"/>
-      <w:r>
-        <w:rPr>
-          <w:rFonts w:ascii="Arial" w:hAnsi="Arial" w:cs="Arial"/>
-          <w:b/>
-          <w:sz w:val="20"/>
-          <w:szCs w:val="20"/>
-          <w:highlight w:val="cyan"/>
-        </w:rPr>
-        <w:t xml:space="preserve"> </w:t>
-      </w:r>
-      <w:proofErr w:type="gramStart"/>
-      <w:r>
-        <w:rPr>
-          <w:rFonts w:ascii="Arial" w:hAnsi="Arial" w:cs="Arial"/>
-          <w:b/>
-          <w:sz w:val="20"/>
-          <w:szCs w:val="20"/>
-          <w:highlight w:val="cyan"/>
-        </w:rPr>
-        <w:t>definitions</w:t>
-      </w:r>
-      <w:proofErr w:type="gramEnd"/>
-      <w:r>
-        <w:rPr>
-          <w:rFonts w:ascii="Arial" w:hAnsi="Arial" w:cs="Arial"/>
-          <w:b/>
-          <w:sz w:val="20"/>
-          <w:szCs w:val="20"/>
-          <w:highlight w:val="cyan"/>
-        </w:rPr>
-        <w:t xml:space="preserve"> includes the general definitions for all deals and will need to be customized for additional definitions based on Schedule A and Schedule C.]</w:t>
+        <w:t>: This is the list definitions includes the general definitions for all deals and will need to be customized for additional definitions based on Schedule A and Schedule C.]</w:t>
       </w:r>
     </w:p>
     <w:p>
@@ -37930,51 +33649,7 @@
                 <w:szCs w:val="20"/>
                 <w:highlight w:val="yellow"/>
               </w:rPr>
-              <w:t xml:space="preserve">A quantity, stated as </w:t>
-            </w:r>
-            <w:proofErr w:type="gramStart"/>
-            <w:r>
-              <w:rPr>
-                <w:rFonts w:ascii="Arial" w:hAnsi="Arial" w:cs="Arial"/>
-                <w:kern w:val="12"/>
-                <w:sz w:val="20"/>
-                <w:szCs w:val="20"/>
-                <w:highlight w:val="yellow"/>
-              </w:rPr>
-              <w:t>a number of</w:t>
-            </w:r>
-            <w:proofErr w:type="gramEnd"/>
-            <w:r>
-              <w:rPr>
-                <w:rFonts w:ascii="Arial" w:hAnsi="Arial" w:cs="Arial"/>
-                <w:kern w:val="12"/>
-                <w:sz w:val="20"/>
-                <w:szCs w:val="20"/>
-                <w:highlight w:val="yellow"/>
-              </w:rPr>
-              <w:t xml:space="preserve"> percentage points that </w:t>
-            </w:r>
-            <w:proofErr w:type="gramStart"/>
-            <w:r>
-              <w:rPr>
-                <w:rFonts w:ascii="Arial" w:hAnsi="Arial" w:cs="Arial"/>
-                <w:kern w:val="12"/>
-                <w:sz w:val="20"/>
-                <w:szCs w:val="20"/>
-                <w:highlight w:val="yellow"/>
-              </w:rPr>
-              <w:t>is</w:t>
-            </w:r>
-            <w:proofErr w:type="gramEnd"/>
-            <w:r>
-              <w:rPr>
-                <w:rFonts w:ascii="Arial" w:hAnsi="Arial" w:cs="Arial"/>
-                <w:kern w:val="12"/>
-                <w:sz w:val="20"/>
-                <w:szCs w:val="20"/>
-                <w:highlight w:val="yellow"/>
-              </w:rPr>
-              <w:t xml:space="preserve"> specified for a given Critical Service Level. The total of all Allocation of Pool Percentages shall not exceed the Pool Percentage Available for Allocation and the quantity of percentage points specified for any Critical Service Level shall not exceed the Maximum SLA Allocation Percentage.  </w:t>
+              <w:t xml:space="preserve">A quantity, stated as a number of percentage points that is specified for a given Critical Service Level. The total of all Allocation of Pool Percentages shall not exceed the Pool Percentage Available for Allocation and the quantity of percentage points specified for any Critical Service Level shall not exceed the Maximum SLA Allocation Percentage.  </w:t>
             </w:r>
             <w:r>
               <w:rPr>
@@ -37999,7 +33674,6 @@
               </w:rPr>
               <w:t>NOTE TO DRAFT</w:t>
             </w:r>
-            <w:proofErr w:type="gramStart"/>
             <w:r>
               <w:rPr>
                 <w:rFonts w:ascii="Arial" w:hAnsi="Arial" w:cs="Arial"/>
@@ -38009,19 +33683,7 @@
                 <w:szCs w:val="20"/>
                 <w:highlight w:val="yellow"/>
               </w:rPr>
-              <w:t>:  Delete</w:t>
-            </w:r>
-            <w:proofErr w:type="gramEnd"/>
-            <w:r>
-              <w:rPr>
-                <w:rFonts w:ascii="Arial" w:hAnsi="Arial" w:cs="Arial"/>
-                <w:b/>
-                <w:kern w:val="12"/>
-                <w:sz w:val="20"/>
-                <w:szCs w:val="20"/>
-                <w:highlight w:val="yellow"/>
-              </w:rPr>
-              <w:t>, unless Service Level Credits will apply.]</w:t>
+              <w:t>:  Delete, unless Service Level Credits will apply.]</w:t>
             </w:r>
           </w:p>
         </w:tc>
@@ -38265,7 +33927,6 @@
               </w:rPr>
               <w:t>NOTE TO DRAFT</w:t>
             </w:r>
-            <w:proofErr w:type="gramStart"/>
             <w:r>
               <w:rPr>
                 <w:rFonts w:ascii="Arial" w:hAnsi="Arial" w:cs="Arial"/>
@@ -38274,18 +33935,7 @@
                 <w:sz w:val="20"/>
                 <w:szCs w:val="20"/>
               </w:rPr>
-              <w:t>:  Delete</w:t>
-            </w:r>
-            <w:proofErr w:type="gramEnd"/>
-            <w:r>
-              <w:rPr>
-                <w:rFonts w:ascii="Arial" w:hAnsi="Arial" w:cs="Arial"/>
-                <w:b/>
-                <w:kern w:val="12"/>
-                <w:sz w:val="20"/>
-                <w:szCs w:val="20"/>
-              </w:rPr>
-              <w:t>, unless Service Level Credits will apply.]</w:t>
+              <w:t>:  Delete, unless Service Level Credits will apply.]</w:t>
             </w:r>
           </w:p>
         </w:tc>
@@ -38342,7 +33992,6 @@
                 <w:highlight w:val="green"/>
               </w:rPr>
             </w:pPr>
-            <w:proofErr w:type="gramStart"/>
             <w:r>
               <w:rPr>
                 <w:rFonts w:ascii="Arial" w:eastAsia="Calibri" w:hAnsi="Arial" w:cs="Arial"/>
@@ -38350,17 +33999,7 @@
                 <w:sz w:val="20"/>
                 <w:szCs w:val="20"/>
               </w:rPr>
-              <w:t>A revision</w:t>
-            </w:r>
-            <w:proofErr w:type="gramEnd"/>
-            <w:r>
-              <w:rPr>
-                <w:rFonts w:ascii="Arial" w:eastAsia="Calibri" w:hAnsi="Arial" w:cs="Arial"/>
-                <w:kern w:val="12"/>
-                <w:sz w:val="20"/>
-                <w:szCs w:val="20"/>
-              </w:rPr>
-              <w:t>, substitution, addition, installation, de-installation or other modification in the Services</w:t>
+              <w:t>A revision, substitution, addition, installation, de-installation or other modification in the Services</w:t>
             </w:r>
           </w:p>
         </w:tc>
@@ -38816,29 +34455,7 @@
                 <w:szCs w:val="20"/>
                 <w:highlight w:val="yellow"/>
               </w:rPr>
-              <w:t>**</w:t>
-            </w:r>
-            <w:r>
-              <w:rPr>
-                <w:rFonts w:ascii="Arial" w:eastAsia="Calibri" w:hAnsi="Arial" w:cs="Arial"/>
-                <w:b/>
-                <w:kern w:val="12"/>
-                <w:sz w:val="20"/>
-                <w:szCs w:val="20"/>
-                <w:highlight w:val="yellow"/>
-              </w:rPr>
-              <w:t>CLIENT_FULL_LEGAL_NAME</w:t>
-            </w:r>
-            <w:r>
-              <w:rPr>
-                <w:rFonts w:ascii="Arial" w:eastAsia="Calibri" w:hAnsi="Arial" w:cs="Arial"/>
-                <w:b/>
-                <w:kern w:val="12"/>
-                <w:sz w:val="20"/>
-                <w:szCs w:val="20"/>
-                <w:highlight w:val="yellow"/>
-              </w:rPr>
-              <w:t>**</w:t>
+              <w:t>**CLIENT_FULL_LEGAL_NAME**</w:t>
             </w:r>
           </w:p>
         </w:tc>
@@ -39064,27 +34681,7 @@
                 <w:sz w:val="20"/>
                 <w:szCs w:val="20"/>
               </w:rPr>
-              <w:t xml:space="preserve">Client </w:t>
-            </w:r>
-            <w:proofErr w:type="gramStart"/>
-            <w:r>
-              <w:rPr>
-                <w:rFonts w:ascii="Arial" w:eastAsia="Calibri" w:hAnsi="Arial" w:cs="Arial"/>
-                <w:kern w:val="12"/>
-                <w:sz w:val="20"/>
-                <w:szCs w:val="20"/>
-              </w:rPr>
-              <w:t>Information that</w:t>
-            </w:r>
-            <w:proofErr w:type="gramEnd"/>
-            <w:r>
-              <w:rPr>
-                <w:rFonts w:ascii="Arial" w:eastAsia="Calibri" w:hAnsi="Arial" w:cs="Arial"/>
-                <w:kern w:val="12"/>
-                <w:sz w:val="20"/>
-                <w:szCs w:val="20"/>
-              </w:rPr>
-              <w:t xml:space="preserve"> is information about Client’s customers, employees or other third parties.</w:t>
+              <w:t>Client Information that is information about Client’s customers, employees or other third parties.</w:t>
             </w:r>
           </w:p>
         </w:tc>
@@ -39582,9 +35179,8 @@
                 <w:szCs w:val="20"/>
                 <w:highlight w:val="yellow"/>
               </w:rPr>
-              <w:t xml:space="preserve">The twelve (12) month period </w:t>
-            </w:r>
-            <w:proofErr w:type="gramStart"/>
+              <w:t>The twelve (12) month period beginning on the</w:t>
+            </w:r>
             <w:r>
               <w:rPr>
                 <w:rFonts w:ascii="Arial" w:eastAsia="Calibri" w:hAnsi="Arial" w:cs="Arial"/>
@@ -39593,9 +35189,8 @@
                 <w:szCs w:val="20"/>
                 <w:highlight w:val="yellow"/>
               </w:rPr>
-              <w:t>beginning</w:t>
-            </w:r>
-            <w:proofErr w:type="gramEnd"/>
+              <w:t xml:space="preserve"> **COMMENCEMENT_DATE**</w:t>
+            </w:r>
             <w:r>
               <w:rPr>
                 <w:rFonts w:ascii="Arial" w:eastAsia="Calibri" w:hAnsi="Arial" w:cs="Arial"/>
@@ -39604,69 +35199,7 @@
                 <w:szCs w:val="20"/>
                 <w:highlight w:val="yellow"/>
               </w:rPr>
-              <w:t xml:space="preserve"> on the</w:t>
-            </w:r>
-            <w:r>
-              <w:rPr>
-                <w:rFonts w:ascii="Arial" w:eastAsia="Calibri" w:hAnsi="Arial" w:cs="Arial"/>
-                <w:kern w:val="12"/>
-                <w:sz w:val="20"/>
-                <w:szCs w:val="20"/>
-                <w:highlight w:val="yellow"/>
-              </w:rPr>
-              <w:t xml:space="preserve"> **</w:t>
-            </w:r>
-            <w:r>
-              <w:rPr>
-                <w:rFonts w:ascii="Arial" w:eastAsia="Calibri" w:hAnsi="Arial" w:cs="Arial"/>
-                <w:kern w:val="12"/>
-                <w:sz w:val="20"/>
-                <w:szCs w:val="20"/>
-                <w:highlight w:val="yellow"/>
-              </w:rPr>
-              <w:t>COMMENCEMENT_DATE</w:t>
-            </w:r>
-            <w:r>
-              <w:rPr>
-                <w:rFonts w:ascii="Arial" w:eastAsia="Calibri" w:hAnsi="Arial" w:cs="Arial"/>
-                <w:kern w:val="12"/>
-                <w:sz w:val="20"/>
-                <w:szCs w:val="20"/>
-                <w:highlight w:val="yellow"/>
-              </w:rPr>
-              <w:t>**</w:t>
-            </w:r>
-            <w:r>
-              <w:rPr>
-                <w:rFonts w:ascii="Arial" w:eastAsia="Calibri" w:hAnsi="Arial" w:cs="Arial"/>
-                <w:kern w:val="12"/>
-                <w:sz w:val="20"/>
-                <w:szCs w:val="20"/>
-                <w:highlight w:val="yellow"/>
-              </w:rPr>
-              <w:t xml:space="preserve"> and </w:t>
-            </w:r>
-            <w:proofErr w:type="gramStart"/>
-            <w:r>
-              <w:rPr>
-                <w:rFonts w:ascii="Arial" w:eastAsia="Calibri" w:hAnsi="Arial" w:cs="Arial"/>
-                <w:kern w:val="12"/>
-                <w:sz w:val="20"/>
-                <w:szCs w:val="20"/>
-                <w:highlight w:val="yellow"/>
-              </w:rPr>
-              <w:t>ending</w:t>
-            </w:r>
-            <w:proofErr w:type="gramEnd"/>
-            <w:r>
-              <w:rPr>
-                <w:rFonts w:ascii="Arial" w:eastAsia="Calibri" w:hAnsi="Arial" w:cs="Arial"/>
-                <w:kern w:val="12"/>
-                <w:sz w:val="20"/>
-                <w:szCs w:val="20"/>
-                <w:highlight w:val="yellow"/>
-              </w:rPr>
-              <w:t xml:space="preserve"> on the first anniversary thereof, and each consecutive twelve (12) month period during the Term of this SOW.</w:t>
+              <w:t xml:space="preserve"> and ending on the first anniversary thereof, and each consecutive twelve (12) month period during the Term of this SOW.</w:t>
             </w:r>
           </w:p>
         </w:tc>
@@ -39729,27 +35262,7 @@
                 <w:sz w:val="20"/>
                 <w:szCs w:val="20"/>
               </w:rPr>
-              <w:t>“Control” variations thereof, including “Controlling”, “</w:t>
-            </w:r>
-            <w:proofErr w:type="gramStart"/>
-            <w:r>
-              <w:rPr>
-                <w:rFonts w:ascii="Arial" w:eastAsia="Calibri" w:hAnsi="Arial" w:cs="Arial"/>
-                <w:kern w:val="12"/>
-                <w:sz w:val="20"/>
-                <w:szCs w:val="20"/>
-              </w:rPr>
-              <w:t>Controlled”  means</w:t>
-            </w:r>
-            <w:proofErr w:type="gramEnd"/>
-            <w:r>
-              <w:rPr>
-                <w:rFonts w:ascii="Arial" w:eastAsia="Calibri" w:hAnsi="Arial" w:cs="Arial"/>
-                <w:kern w:val="12"/>
-                <w:sz w:val="20"/>
-                <w:szCs w:val="20"/>
-              </w:rPr>
-              <w:t>, with respect to any entity, the possession, directly or indirectly, of the power to direct or cause the direction of the management and policies or operations of such entity, whether through the ownership of voting securities (or other ownership interest), by contract, or otherwise.</w:t>
+              <w:t>“Control” variations thereof, including “Controlling”, “Controlled”  means, with respect to any entity, the possession, directly or indirectly, of the power to direct or cause the direction of the management and policies or operations of such entity, whether through the ownership of voting securities (or other ownership interest), by contract, or otherwise.</w:t>
             </w:r>
           </w:p>
         </w:tc>
@@ -39840,7 +35353,6 @@
               </w:rPr>
               <w:t>NOTE TO DRAFT</w:t>
             </w:r>
-            <w:proofErr w:type="gramStart"/>
             <w:r>
               <w:rPr>
                 <w:rFonts w:ascii="Arial" w:hAnsi="Arial" w:cs="Arial"/>
@@ -39850,19 +35362,7 @@
                 <w:szCs w:val="20"/>
                 <w:highlight w:val="yellow"/>
               </w:rPr>
-              <w:t>:  Delete</w:t>
-            </w:r>
-            <w:proofErr w:type="gramEnd"/>
-            <w:r>
-              <w:rPr>
-                <w:rFonts w:ascii="Arial" w:hAnsi="Arial" w:cs="Arial"/>
-                <w:b/>
-                <w:kern w:val="12"/>
-                <w:sz w:val="20"/>
-                <w:szCs w:val="20"/>
-                <w:highlight w:val="yellow"/>
-              </w:rPr>
-              <w:t>, unless Service Level Credits will apply.]</w:t>
+              <w:t>:  Delete, unless Service Level Credits will apply.]</w:t>
             </w:r>
           </w:p>
         </w:tc>
@@ -39952,7 +35452,6 @@
               </w:rPr>
               <w:t>NOTE TO DRAFT</w:t>
             </w:r>
-            <w:proofErr w:type="gramStart"/>
             <w:r>
               <w:rPr>
                 <w:rFonts w:ascii="Arial" w:hAnsi="Arial" w:cs="Arial"/>
@@ -39962,19 +35461,7 @@
                 <w:szCs w:val="20"/>
                 <w:highlight w:val="yellow"/>
               </w:rPr>
-              <w:t>:  Delete</w:t>
-            </w:r>
-            <w:proofErr w:type="gramEnd"/>
-            <w:r>
-              <w:rPr>
-                <w:rFonts w:ascii="Arial" w:hAnsi="Arial" w:cs="Arial"/>
-                <w:b/>
-                <w:kern w:val="12"/>
-                <w:sz w:val="20"/>
-                <w:szCs w:val="20"/>
-                <w:highlight w:val="yellow"/>
-              </w:rPr>
-              <w:t>, unless Service Level Credits will apply.]</w:t>
+              <w:t>:  Delete, unless Service Level Credits will apply.]</w:t>
             </w:r>
           </w:p>
         </w:tc>
@@ -40315,6 +35802,7 @@
                 <w:kern w:val="12"/>
                 <w:sz w:val="20"/>
                 <w:szCs w:val="20"/>
+                <w:highlight w:val="yellow"/>
               </w:rPr>
               <w:t xml:space="preserve">As defined in Section </w:t>
             </w:r>
@@ -40324,6 +35812,7 @@
                 <w:kern w:val="12"/>
                 <w:sz w:val="20"/>
                 <w:szCs w:val="20"/>
+                <w:highlight w:val="yellow"/>
               </w:rPr>
               <w:fldChar w:fldCharType="begin"/>
             </w:r>
@@ -40333,6 +35822,7 @@
                 <w:kern w:val="12"/>
                 <w:sz w:val="20"/>
                 <w:szCs w:val="20"/>
+                <w:highlight w:val="yellow"/>
               </w:rPr>
               <w:instrText xml:space="preserve"> REF _Ref508688580 \w \h </w:instrText>
             </w:r>
@@ -40342,6 +35832,7 @@
                 <w:kern w:val="12"/>
                 <w:sz w:val="20"/>
                 <w:szCs w:val="20"/>
+                <w:highlight w:val="yellow"/>
               </w:rPr>
               <w:instrText xml:space="preserve"> \* MERGEFORMAT </w:instrText>
             </w:r>
@@ -40351,6 +35842,7 @@
                 <w:kern w:val="12"/>
                 <w:sz w:val="20"/>
                 <w:szCs w:val="20"/>
+                <w:highlight w:val="yellow"/>
               </w:rPr>
             </w:r>
             <w:r>
@@ -40359,6 +35851,7 @@
                 <w:kern w:val="12"/>
                 <w:sz w:val="20"/>
                 <w:szCs w:val="20"/>
+                <w:highlight w:val="yellow"/>
               </w:rPr>
               <w:fldChar w:fldCharType="separate"/>
             </w:r>
@@ -40368,6 +35861,7 @@
                 <w:kern w:val="12"/>
                 <w:sz w:val="20"/>
                 <w:szCs w:val="20"/>
+                <w:highlight w:val="yellow"/>
               </w:rPr>
               <w:t>4</w:t>
             </w:r>
@@ -40377,6 +35871,7 @@
                 <w:kern w:val="12"/>
                 <w:sz w:val="20"/>
                 <w:szCs w:val="20"/>
+                <w:highlight w:val="yellow"/>
               </w:rPr>
               <w:fldChar w:fldCharType="end"/>
             </w:r>
@@ -40386,6 +35881,7 @@
                 <w:kern w:val="12"/>
                 <w:sz w:val="20"/>
                 <w:szCs w:val="20"/>
+                <w:highlight w:val="yellow"/>
               </w:rPr>
               <w:t xml:space="preserve"> of Schedule D (Governance and Change Control)</w:t>
             </w:r>
@@ -40395,6 +35891,7 @@
                 <w:kern w:val="12"/>
                 <w:sz w:val="20"/>
                 <w:szCs w:val="20"/>
+                <w:highlight w:val="yellow"/>
               </w:rPr>
               <w:t>.</w:t>
             </w:r>
@@ -40617,9 +36114,8 @@
                 <w:szCs w:val="20"/>
                 <w:highlight w:val="yellow"/>
               </w:rPr>
-              <w:t xml:space="preserve">The methodology </w:t>
-            </w:r>
-            <w:proofErr w:type="gramStart"/>
+              <w:t xml:space="preserve">The methodology used to determine the potential elimination of a Service Level Credit, as described in Section </w:t>
+            </w:r>
             <w:r>
               <w:rPr>
                 <w:rFonts w:ascii="Arial" w:hAnsi="Arial" w:cs="Arial"/>
@@ -40628,9 +36124,8 @@
                 <w:szCs w:val="20"/>
                 <w:highlight w:val="yellow"/>
               </w:rPr>
-              <w:t>used</w:t>
-            </w:r>
-            <w:proofErr w:type="gramEnd"/>
+              <w:fldChar w:fldCharType="begin"/>
+            </w:r>
             <w:r>
               <w:rPr>
                 <w:rFonts w:ascii="Arial" w:hAnsi="Arial" w:cs="Arial"/>
@@ -40639,7 +36134,7 @@
                 <w:szCs w:val="20"/>
                 <w:highlight w:val="yellow"/>
               </w:rPr>
-              <w:t xml:space="preserve"> to determine the potential elimination of a Service Level Credit, as described in Section </w:t>
+              <w:instrText xml:space="preserve"> REF _Ref508689160 \w \h </w:instrText>
             </w:r>
             <w:r>
               <w:rPr>
@@ -40649,7 +36144,7 @@
                 <w:szCs w:val="20"/>
                 <w:highlight w:val="yellow"/>
               </w:rPr>
-              <w:fldChar w:fldCharType="begin"/>
+              <w:instrText xml:space="preserve"> \* MERGEFORMAT </w:instrText>
             </w:r>
             <w:r>
               <w:rPr>
@@ -40659,7 +36154,6 @@
                 <w:szCs w:val="20"/>
                 <w:highlight w:val="yellow"/>
               </w:rPr>
-              <w:instrText xml:space="preserve"> REF _Ref508689160 \w \h </w:instrText>
             </w:r>
             <w:r>
               <w:rPr>
@@ -40669,7 +36163,7 @@
                 <w:szCs w:val="20"/>
                 <w:highlight w:val="yellow"/>
               </w:rPr>
-              <w:instrText xml:space="preserve"> \* MERGEFORMAT </w:instrText>
+              <w:fldChar w:fldCharType="separate"/>
             </w:r>
             <w:r>
               <w:rPr>
@@ -40679,6 +36173,7 @@
                 <w:szCs w:val="20"/>
                 <w:highlight w:val="yellow"/>
               </w:rPr>
+              <w:t>5</w:t>
             </w:r>
             <w:r>
               <w:rPr>
@@ -40688,7 +36183,7 @@
                 <w:szCs w:val="20"/>
                 <w:highlight w:val="yellow"/>
               </w:rPr>
-              <w:fldChar w:fldCharType="separate"/>
+              <w:fldChar w:fldCharType="end"/>
             </w:r>
             <w:r>
               <w:rPr>
@@ -40698,74 +36193,7 @@
                 <w:szCs w:val="20"/>
                 <w:highlight w:val="yellow"/>
               </w:rPr>
-              <w:t>5</w:t>
-            </w:r>
-            <w:r>
-              <w:rPr>
-                <w:rFonts w:ascii="Arial" w:hAnsi="Arial" w:cs="Arial"/>
-                <w:kern w:val="12"/>
-                <w:sz w:val="20"/>
-                <w:szCs w:val="20"/>
-                <w:highlight w:val="yellow"/>
-              </w:rPr>
-              <w:fldChar w:fldCharType="end"/>
-            </w:r>
-            <w:r>
-              <w:rPr>
-                <w:rFonts w:ascii="Arial" w:hAnsi="Arial" w:cs="Arial"/>
-                <w:kern w:val="12"/>
-                <w:sz w:val="20"/>
-                <w:szCs w:val="20"/>
-                <w:highlight w:val="yellow"/>
-              </w:rPr>
-              <w:t xml:space="preserve"> of Schedule B (Service Level Methodology).  </w:t>
-            </w:r>
-            <w:r>
-              <w:rPr>
-                <w:rFonts w:ascii="Arial" w:hAnsi="Arial" w:cs="Arial"/>
-                <w:b/>
-                <w:kern w:val="12"/>
-                <w:sz w:val="20"/>
-                <w:szCs w:val="20"/>
-                <w:highlight w:val="yellow"/>
-              </w:rPr>
-              <w:t>[</w:t>
-            </w:r>
-            <w:r>
-              <w:rPr>
-                <w:rFonts w:ascii="Arial" w:hAnsi="Arial" w:cs="Arial"/>
-                <w:b/>
-                <w:i/>
-                <w:kern w:val="12"/>
-                <w:sz w:val="20"/>
-                <w:szCs w:val="20"/>
-                <w:highlight w:val="yellow"/>
-              </w:rPr>
-              <w:t>NOTE TO DRAFT</w:t>
-            </w:r>
-            <w:proofErr w:type="gramStart"/>
-            <w:r>
-              <w:rPr>
-                <w:rFonts w:ascii="Arial" w:hAnsi="Arial" w:cs="Arial"/>
-                <w:b/>
-                <w:kern w:val="12"/>
-                <w:sz w:val="20"/>
-                <w:szCs w:val="20"/>
-                <w:highlight w:val="yellow"/>
-              </w:rPr>
-              <w:t>:  Delete</w:t>
-            </w:r>
-            <w:proofErr w:type="gramEnd"/>
-            <w:r>
-              <w:rPr>
-                <w:rFonts w:ascii="Arial" w:hAnsi="Arial" w:cs="Arial"/>
-                <w:b/>
-                <w:kern w:val="12"/>
-                <w:sz w:val="20"/>
-                <w:szCs w:val="20"/>
-                <w:highlight w:val="yellow"/>
-              </w:rPr>
-              <w:t>, unless Service Level Credits will apply.]</w:t>
+              <w:t xml:space="preserve"> of Schedule B (Service Level Methodology).</w:t>
             </w:r>
           </w:p>
         </w:tc>
@@ -40916,7 +36344,6 @@
               </w:rPr>
               <w:t>NOTE TO DRAFT</w:t>
             </w:r>
-            <w:proofErr w:type="gramStart"/>
             <w:r>
               <w:rPr>
                 <w:rFonts w:ascii="Arial" w:eastAsia="Calibri" w:hAnsi="Arial" w:cs="Arial"/>
@@ -40926,19 +36353,7 @@
                 <w:szCs w:val="20"/>
                 <w:highlight w:val="yellow"/>
               </w:rPr>
-              <w:t>:  Consult</w:t>
-            </w:r>
-            <w:proofErr w:type="gramEnd"/>
-            <w:r>
-              <w:rPr>
-                <w:rFonts w:ascii="Arial" w:eastAsia="Calibri" w:hAnsi="Arial" w:cs="Arial"/>
-                <w:b/>
-                <w:kern w:val="12"/>
-                <w:sz w:val="20"/>
-                <w:szCs w:val="20"/>
-                <w:highlight w:val="yellow"/>
-              </w:rPr>
-              <w:t xml:space="preserve"> with </w:t>
+              <w:t xml:space="preserve">:  Consult with </w:t>
             </w:r>
             <w:r>
               <w:rPr>
@@ -41734,7 +37149,6 @@
               </w:rPr>
               <w:t>NOTE TO DRAFT</w:t>
             </w:r>
-            <w:proofErr w:type="gramStart"/>
             <w:r>
               <w:rPr>
                 <w:rFonts w:ascii="Arial" w:hAnsi="Arial" w:cs="Arial"/>
@@ -41744,19 +37158,7 @@
                 <w:szCs w:val="20"/>
                 <w:highlight w:val="yellow"/>
               </w:rPr>
-              <w:t>:  Delete</w:t>
-            </w:r>
-            <w:proofErr w:type="gramEnd"/>
-            <w:r>
-              <w:rPr>
-                <w:rFonts w:ascii="Arial" w:hAnsi="Arial" w:cs="Arial"/>
-                <w:b/>
-                <w:kern w:val="12"/>
-                <w:sz w:val="20"/>
-                <w:szCs w:val="20"/>
-                <w:highlight w:val="yellow"/>
-              </w:rPr>
-              <w:t xml:space="preserve"> or modify, unless Service Level Credits will apply.]</w:t>
+              <w:t>:  Delete or modify, unless Service Level Credits will apply.]</w:t>
             </w:r>
           </w:p>
         </w:tc>
@@ -42028,9 +37430,8 @@
                 <w:szCs w:val="20"/>
                 <w:highlight w:val="yellow"/>
               </w:rPr>
-              <w:t>[Twenty-five (25)] percentage points, which would represent [twenty-five percent (25</w:t>
-            </w:r>
-            <w:proofErr w:type="gramStart"/>
+              <w:t>[</w:t>
+            </w:r>
             <w:r>
               <w:rPr>
                 <w:rFonts w:ascii="Arial" w:hAnsi="Arial" w:cs="Arial"/>
@@ -42039,9 +37440,8 @@
                 <w:szCs w:val="20"/>
                 <w:highlight w:val="yellow"/>
               </w:rPr>
-              <w:t>%)]</w:t>
-            </w:r>
-            <w:proofErr w:type="gramEnd"/>
+              <w:t xml:space="preserve">Twenty-five (25)] percentage points, </w:t>
+            </w:r>
             <w:r>
               <w:rPr>
                 <w:rFonts w:ascii="Arial" w:hAnsi="Arial" w:cs="Arial"/>
@@ -42050,9 +37450,8 @@
                 <w:szCs w:val="20"/>
                 <w:highlight w:val="yellow"/>
               </w:rPr>
-              <w:t xml:space="preserve"> of the </w:t>
-            </w:r>
-            <w:proofErr w:type="gramStart"/>
+              <w:t>which would represent [twenty-five percent (25%)] of the At Risk Amount</w:t>
+            </w:r>
             <w:r>
               <w:rPr>
                 <w:rFonts w:ascii="Arial" w:hAnsi="Arial" w:cs="Arial"/>
@@ -42061,65 +37460,7 @@
                 <w:szCs w:val="20"/>
                 <w:highlight w:val="yellow"/>
               </w:rPr>
-              <w:t>At Risk</w:t>
-            </w:r>
-            <w:proofErr w:type="gramEnd"/>
-            <w:r>
-              <w:rPr>
-                <w:rFonts w:ascii="Arial" w:hAnsi="Arial" w:cs="Arial"/>
-                <w:kern w:val="12"/>
-                <w:sz w:val="20"/>
-                <w:szCs w:val="20"/>
-                <w:highlight w:val="yellow"/>
-              </w:rPr>
-              <w:t xml:space="preserve"> Amount.  </w:t>
-            </w:r>
-            <w:r>
-              <w:rPr>
-                <w:rFonts w:ascii="Arial" w:hAnsi="Arial" w:cs="Arial"/>
-                <w:b/>
-                <w:kern w:val="12"/>
-                <w:sz w:val="20"/>
-                <w:szCs w:val="20"/>
-                <w:highlight w:val="yellow"/>
-              </w:rPr>
-              <w:t>[</w:t>
-            </w:r>
-            <w:r>
-              <w:rPr>
-                <w:rFonts w:ascii="Arial" w:hAnsi="Arial" w:cs="Arial"/>
-                <w:b/>
-                <w:i/>
-                <w:kern w:val="12"/>
-                <w:sz w:val="20"/>
-                <w:szCs w:val="20"/>
-                <w:highlight w:val="yellow"/>
-              </w:rPr>
-              <w:t>NOTE TO DRAFT</w:t>
-            </w:r>
-            <w:proofErr w:type="gramStart"/>
-            <w:r>
-              <w:rPr>
-                <w:rFonts w:ascii="Arial" w:hAnsi="Arial" w:cs="Arial"/>
-                <w:b/>
-                <w:kern w:val="12"/>
-                <w:sz w:val="20"/>
-                <w:szCs w:val="20"/>
-                <w:highlight w:val="yellow"/>
-              </w:rPr>
-              <w:t>:  Delete</w:t>
-            </w:r>
-            <w:proofErr w:type="gramEnd"/>
-            <w:r>
-              <w:rPr>
-                <w:rFonts w:ascii="Arial" w:hAnsi="Arial" w:cs="Arial"/>
-                <w:b/>
-                <w:kern w:val="12"/>
-                <w:sz w:val="20"/>
-                <w:szCs w:val="20"/>
-                <w:highlight w:val="yellow"/>
-              </w:rPr>
-              <w:t>, unless Service Level Credits will apply.]</w:t>
+              <w:t>.</w:t>
             </w:r>
           </w:p>
         </w:tc>
@@ -42194,29 +37535,7 @@
                 <w:szCs w:val="20"/>
                 <w:highlight w:val="yellow"/>
               </w:rPr>
-              <w:t xml:space="preserve">The time during, or frequency </w:t>
-            </w:r>
-            <w:proofErr w:type="gramStart"/>
-            <w:r>
-              <w:rPr>
-                <w:rFonts w:ascii="Arial" w:hAnsi="Arial" w:cs="Arial"/>
-                <w:kern w:val="12"/>
-                <w:sz w:val="20"/>
-                <w:szCs w:val="20"/>
-                <w:highlight w:val="yellow"/>
-              </w:rPr>
-              <w:t>by, which</w:t>
-            </w:r>
-            <w:proofErr w:type="gramEnd"/>
-            <w:r>
-              <w:rPr>
-                <w:rFonts w:ascii="Arial" w:hAnsi="Arial" w:cs="Arial"/>
-                <w:kern w:val="12"/>
-                <w:sz w:val="20"/>
-                <w:szCs w:val="20"/>
-                <w:highlight w:val="yellow"/>
-              </w:rPr>
-              <w:t xml:space="preserve"> a Service Level shall be measured. The Measurement Window will exclude scheduled maintenance and emergency maintenance</w:t>
+              <w:t>The time during, or frequency by, which a Service Level shall be measured. The Measurement Window will exclude scheduled maintenance and emergency maintenance</w:t>
             </w:r>
             <w:r>
               <w:rPr>
@@ -42342,7 +37661,6 @@
               </w:rPr>
               <w:t>NOTE TO DRAFT</w:t>
             </w:r>
-            <w:proofErr w:type="gramStart"/>
             <w:r>
               <w:rPr>
                 <w:rFonts w:ascii="Arial" w:hAnsi="Arial" w:cs="Arial"/>
@@ -42351,18 +37669,7 @@
                 <w:sz w:val="20"/>
                 <w:szCs w:val="20"/>
               </w:rPr>
-              <w:t>:  Delete</w:t>
-            </w:r>
-            <w:proofErr w:type="gramEnd"/>
-            <w:r>
-              <w:rPr>
-                <w:rFonts w:ascii="Arial" w:hAnsi="Arial" w:cs="Arial"/>
-                <w:b/>
-                <w:kern w:val="12"/>
-                <w:sz w:val="20"/>
-                <w:szCs w:val="20"/>
-              </w:rPr>
-              <w:t>, unless Service Level Credits will apply.]</w:t>
+              <w:t>:  Delete, unless Service Level Credits will apply.]</w:t>
             </w:r>
           </w:p>
         </w:tc>
@@ -42719,29 +38026,7 @@
                 <w:szCs w:val="20"/>
                 <w:highlight w:val="yellow"/>
               </w:rPr>
-              <w:t xml:space="preserve">One hundred percentage points (100), which represents one hundred percent (100%) of the </w:t>
-            </w:r>
-            <w:proofErr w:type="gramStart"/>
-            <w:r>
-              <w:rPr>
-                <w:rFonts w:ascii="Arial" w:hAnsi="Arial" w:cs="Arial"/>
-                <w:kern w:val="12"/>
-                <w:sz w:val="20"/>
-                <w:szCs w:val="20"/>
-                <w:highlight w:val="yellow"/>
-              </w:rPr>
-              <w:t>At Risk</w:t>
-            </w:r>
-            <w:proofErr w:type="gramEnd"/>
-            <w:r>
-              <w:rPr>
-                <w:rFonts w:ascii="Arial" w:hAnsi="Arial" w:cs="Arial"/>
-                <w:kern w:val="12"/>
-                <w:sz w:val="20"/>
-                <w:szCs w:val="20"/>
-                <w:highlight w:val="yellow"/>
-              </w:rPr>
-              <w:t xml:space="preserve"> Amount.  </w:t>
+              <w:t xml:space="preserve">One hundred percentage points (100), which represents one hundred percent (100%) of the At Risk Amount.  </w:t>
             </w:r>
             <w:r>
               <w:rPr>
@@ -42766,7 +38051,6 @@
               </w:rPr>
               <w:t>NOTE TO DRAFT</w:t>
             </w:r>
-            <w:proofErr w:type="gramStart"/>
             <w:r>
               <w:rPr>
                 <w:rFonts w:ascii="Arial" w:hAnsi="Arial" w:cs="Arial"/>
@@ -42776,19 +38060,7 @@
                 <w:szCs w:val="20"/>
                 <w:highlight w:val="yellow"/>
               </w:rPr>
-              <w:t>:  Delete</w:t>
-            </w:r>
-            <w:proofErr w:type="gramEnd"/>
-            <w:r>
-              <w:rPr>
-                <w:rFonts w:ascii="Arial" w:hAnsi="Arial" w:cs="Arial"/>
-                <w:b/>
-                <w:kern w:val="12"/>
-                <w:sz w:val="20"/>
-                <w:szCs w:val="20"/>
-                <w:highlight w:val="yellow"/>
-              </w:rPr>
-              <w:t>, unless Service Level Credits will apply.]</w:t>
+              <w:t>:  Delete, unless Service Level Credits will apply.]</w:t>
             </w:r>
           </w:p>
         </w:tc>
@@ -43227,7 +38499,6 @@
               </w:rPr>
               <w:t>NOTE TO DRAFT</w:t>
             </w:r>
-            <w:proofErr w:type="gramStart"/>
             <w:r>
               <w:rPr>
                 <w:rFonts w:ascii="Arial" w:hAnsi="Arial" w:cs="Arial"/>
@@ -43237,19 +38508,7 @@
                 <w:szCs w:val="20"/>
                 <w:highlight w:val="yellow"/>
               </w:rPr>
-              <w:t>:  Delete</w:t>
-            </w:r>
-            <w:proofErr w:type="gramEnd"/>
-            <w:r>
-              <w:rPr>
-                <w:rFonts w:ascii="Arial" w:hAnsi="Arial" w:cs="Arial"/>
-                <w:b/>
-                <w:kern w:val="12"/>
-                <w:sz w:val="20"/>
-                <w:szCs w:val="20"/>
-                <w:highlight w:val="yellow"/>
-              </w:rPr>
-              <w:t xml:space="preserve"> second sentence, unless Service Level Credits will apply.]</w:t>
+              <w:t>:  Delete second sentence, unless Service Level Credits will apply.]</w:t>
             </w:r>
           </w:p>
         </w:tc>
@@ -43314,29 +38573,7 @@
                 <w:szCs w:val="20"/>
                 <w:highlight w:val="yellow"/>
               </w:rPr>
-              <w:t xml:space="preserve">A credit applied against the Charge </w:t>
-            </w:r>
-            <w:proofErr w:type="gramStart"/>
-            <w:r>
-              <w:rPr>
-                <w:rFonts w:ascii="Arial" w:hAnsi="Arial" w:cs="Arial"/>
-                <w:kern w:val="12"/>
-                <w:sz w:val="20"/>
-                <w:szCs w:val="20"/>
-                <w:highlight w:val="yellow"/>
-              </w:rPr>
-              <w:t>as a result of</w:t>
-            </w:r>
-            <w:proofErr w:type="gramEnd"/>
-            <w:r>
-              <w:rPr>
-                <w:rFonts w:ascii="Arial" w:hAnsi="Arial" w:cs="Arial"/>
-                <w:kern w:val="12"/>
-                <w:sz w:val="20"/>
-                <w:szCs w:val="20"/>
-                <w:highlight w:val="yellow"/>
-              </w:rPr>
-              <w:t xml:space="preserve"> a Service Level Default with respect to a Critical Service level, which credit is specified in Schedule B (Service Level Methodology).  </w:t>
+              <w:t xml:space="preserve">A credit applied against the Charge as a result of a Service Level Default with respect to a Critical Service level, which credit is specified in Schedule B (Service Level Methodology).  </w:t>
             </w:r>
             <w:r>
               <w:rPr>
@@ -43361,7 +38598,6 @@
               </w:rPr>
               <w:t>NOTE TO DRAFT</w:t>
             </w:r>
-            <w:proofErr w:type="gramStart"/>
             <w:r>
               <w:rPr>
                 <w:rFonts w:ascii="Arial" w:hAnsi="Arial" w:cs="Arial"/>
@@ -43371,19 +38607,7 @@
                 <w:szCs w:val="20"/>
                 <w:highlight w:val="yellow"/>
               </w:rPr>
-              <w:t>:  Delete</w:t>
-            </w:r>
-            <w:proofErr w:type="gramEnd"/>
-            <w:r>
-              <w:rPr>
-                <w:rFonts w:ascii="Arial" w:hAnsi="Arial" w:cs="Arial"/>
-                <w:b/>
-                <w:kern w:val="12"/>
-                <w:sz w:val="20"/>
-                <w:szCs w:val="20"/>
-                <w:highlight w:val="yellow"/>
-              </w:rPr>
-              <w:t>, unless Service Level Credits will apply.]</w:t>
+              <w:t>:  Delete, unless Service Level Credits will apply.]</w:t>
             </w:r>
           </w:p>
         </w:tc>
@@ -43522,29 +38746,7 @@
                 <w:szCs w:val="20"/>
                 <w:highlight w:val="yellow"/>
               </w:rPr>
-              <w:t xml:space="preserve">The period, reflected in months, </w:t>
-            </w:r>
-            <w:proofErr w:type="gramStart"/>
-            <w:r>
-              <w:rPr>
-                <w:rFonts w:ascii="Arial" w:hAnsi="Arial" w:cs="Arial"/>
-                <w:kern w:val="12"/>
-                <w:sz w:val="20"/>
-                <w:szCs w:val="20"/>
-                <w:highlight w:val="yellow"/>
-              </w:rPr>
-              <w:t>following</w:t>
-            </w:r>
-            <w:proofErr w:type="gramEnd"/>
-            <w:r>
-              <w:rPr>
-                <w:rFonts w:ascii="Arial" w:hAnsi="Arial" w:cs="Arial"/>
-                <w:kern w:val="12"/>
-                <w:sz w:val="20"/>
-                <w:szCs w:val="20"/>
-                <w:highlight w:val="yellow"/>
-              </w:rPr>
-              <w:t xml:space="preserve"> the [applicable Go-Live Date] for a Service Level, which period is specified in Attachment B-1 (Service Level Matrix).  </w:t>
+              <w:t xml:space="preserve">The period, reflected in months, following the [applicable Go-Live Date] for a Service Level, which period is specified in Attachment B-1 (Service Level Matrix).  </w:t>
             </w:r>
             <w:r>
               <w:rPr>
@@ -43569,7 +38771,6 @@
               </w:rPr>
               <w:t>NOTE TO DRAFT</w:t>
             </w:r>
-            <w:proofErr w:type="gramStart"/>
             <w:r>
               <w:rPr>
                 <w:rFonts w:ascii="Arial" w:hAnsi="Arial" w:cs="Arial"/>
@@ -43579,19 +38780,7 @@
                 <w:szCs w:val="20"/>
                 <w:highlight w:val="yellow"/>
               </w:rPr>
-              <w:t>:  If</w:t>
-            </w:r>
-            <w:proofErr w:type="gramEnd"/>
-            <w:r>
-              <w:rPr>
-                <w:rFonts w:ascii="Arial" w:hAnsi="Arial" w:cs="Arial"/>
-                <w:b/>
-                <w:kern w:val="12"/>
-                <w:sz w:val="20"/>
-                <w:szCs w:val="20"/>
-                <w:highlight w:val="yellow"/>
-              </w:rPr>
-              <w:t xml:space="preserve"> there is not a Service Level Stabilization Period, delete.]</w:t>
+              <w:t>:  If there is not a Service Level Stabilization Period, delete.]</w:t>
             </w:r>
           </w:p>
         </w:tc>
@@ -43683,17 +38872,7 @@
                 <w:szCs w:val="20"/>
                 <w:highlight w:val="yellow"/>
               </w:rPr>
-              <w:t>GO_LIVE_DATE</w:t>
-            </w:r>
-            <w:r>
-              <w:rPr>
-                <w:rFonts w:ascii="Arial" w:hAnsi="Arial" w:cs="Arial"/>
-                <w:kern w:val="12"/>
-                <w:sz w:val="20"/>
-                <w:szCs w:val="20"/>
-                <w:highlight w:val="yellow"/>
-              </w:rPr>
-              <w:t>**</w:t>
+              <w:t>GO_LIVE_DATE**</w:t>
             </w:r>
             <w:r>
               <w:rPr>
@@ -44382,15 +39561,7 @@
           <w:sz w:val="20"/>
           <w:szCs w:val="20"/>
         </w:rPr>
-        <w:t>table</w:t>
-      </w:r>
-      <w:r>
-        <w:rPr>
-          <w:rFonts w:ascii="Arial" w:hAnsi="Arial" w:cs="Arial"/>
-          <w:sz w:val="20"/>
-          <w:szCs w:val="20"/>
-        </w:rPr>
-        <w:t>B</w:t>
+        <w:t>tableB</w:t>
       </w:r>
       <w:proofErr w:type="spellEnd"/>
       <w:r>
@@ -44433,7 +39604,6 @@
         </w:rPr>
         <w:t>NOTE TO DRAFT</w:t>
       </w:r>
-      <w:proofErr w:type="gramStart"/>
       <w:r>
         <w:rPr>
           <w:rFonts w:ascii="Arial" w:eastAsia="Calibri" w:hAnsi="Arial" w:cs="Arial"/>
@@ -44442,18 +39612,7 @@
           <w:szCs w:val="20"/>
           <w:highlight w:val="yellow"/>
         </w:rPr>
-        <w:t>:  The</w:t>
-      </w:r>
-      <w:proofErr w:type="gramEnd"/>
-      <w:r>
-        <w:rPr>
-          <w:rFonts w:ascii="Arial" w:eastAsia="Calibri" w:hAnsi="Arial" w:cs="Arial"/>
-          <w:b/>
-          <w:sz w:val="20"/>
-          <w:szCs w:val="20"/>
-          <w:highlight w:val="yellow"/>
-        </w:rPr>
-        <w:t xml:space="preserve"> following list of defined terms are not used in the MS SOW Template, but are frequently used terms in Managed Services SOW.  To the extent these terms are relevant/useful, copy them into the table above, </w:t>
+        <w:t xml:space="preserve">:  The following list of defined terms are not used in the MS SOW Template, but are frequently used terms in Managed Services SOW.  To the extent these terms are relevant/useful, copy them into the table above, </w:t>
       </w:r>
       <w:r>
         <w:rPr>
@@ -44551,27 +39710,7 @@
                 <w:sz w:val="20"/>
                 <w:szCs w:val="20"/>
               </w:rPr>
-              <w:t xml:space="preserve">The Business Hours </w:t>
-            </w:r>
-            <w:proofErr w:type="gramStart"/>
-            <w:r>
-              <w:rPr>
-                <w:rFonts w:ascii="Arial" w:eastAsia="Calibri" w:hAnsi="Arial" w:cs="Arial"/>
-                <w:kern w:val="12"/>
-                <w:sz w:val="20"/>
-                <w:szCs w:val="20"/>
-              </w:rPr>
-              <w:t>occurring</w:t>
-            </w:r>
-            <w:proofErr w:type="gramEnd"/>
-            <w:r>
-              <w:rPr>
-                <w:rFonts w:ascii="Arial" w:eastAsia="Calibri" w:hAnsi="Arial" w:cs="Arial"/>
-                <w:kern w:val="12"/>
-                <w:sz w:val="20"/>
-                <w:szCs w:val="20"/>
-              </w:rPr>
-              <w:t xml:space="preserve"> Monday through Friday, excluding EY Holidays and Client Holidays.   </w:t>
+              <w:t xml:space="preserve">The Business Hours occurring Monday through Friday, excluding EY Holidays and Client Holidays.   </w:t>
             </w:r>
           </w:p>
         </w:tc>
@@ -44832,7 +39971,6 @@
               </w:rPr>
               <w:t xml:space="preserve">8:00 AM to 5:00 PM in </w:t>
             </w:r>
-            <w:proofErr w:type="gramStart"/>
             <w:r>
               <w:rPr>
                 <w:rFonts w:ascii="Arial" w:eastAsia="Calibri" w:hAnsi="Arial" w:cs="Arial"/>
@@ -44862,53 +40000,28 @@
                 <w:szCs w:val="20"/>
                 <w:highlight w:val="cyan"/>
               </w:rPr>
-              <w:t>time</w:t>
-            </w:r>
-            <w:proofErr w:type="gramEnd"/>
+              <w:t>time zone</w:t>
+            </w:r>
             <w:r>
               <w:rPr>
                 <w:rFonts w:ascii="Arial" w:eastAsia="Calibri" w:hAnsi="Arial" w:cs="Arial"/>
-                <w:i/>
                 <w:kern w:val="12"/>
                 <w:sz w:val="20"/>
                 <w:szCs w:val="20"/>
                 <w:highlight w:val="cyan"/>
               </w:rPr>
-              <w:t xml:space="preserve"> </w:t>
-            </w:r>
-            <w:proofErr w:type="gramStart"/>
+              <w:t>}</w:t>
+            </w:r>
             <w:r>
               <w:rPr>
                 <w:rFonts w:ascii="Arial" w:eastAsia="Calibri" w:hAnsi="Arial" w:cs="Arial"/>
-                <w:i/>
                 <w:kern w:val="12"/>
                 <w:sz w:val="20"/>
                 <w:szCs w:val="20"/>
                 <w:highlight w:val="cyan"/>
               </w:rPr>
-              <w:t>zone</w:t>
-            </w:r>
-            <w:r>
-              <w:rPr>
-                <w:rFonts w:ascii="Arial" w:eastAsia="Calibri" w:hAnsi="Arial" w:cs="Arial"/>
-                <w:kern w:val="12"/>
-                <w:sz w:val="20"/>
-                <w:szCs w:val="20"/>
-                <w:highlight w:val="cyan"/>
-              </w:rPr>
-              <w:t>}</w:t>
-            </w:r>
-            <w:r>
-              <w:rPr>
-                <w:rFonts w:ascii="Arial" w:eastAsia="Calibri" w:hAnsi="Arial" w:cs="Arial"/>
-                <w:kern w:val="12"/>
-                <w:sz w:val="20"/>
-                <w:szCs w:val="20"/>
-                <w:highlight w:val="cyan"/>
-              </w:rPr>
               <w:t>,</w:t>
             </w:r>
-            <w:proofErr w:type="gramEnd"/>
             <w:r>
               <w:rPr>
                 <w:rFonts w:ascii="Arial" w:eastAsia="Calibri" w:hAnsi="Arial" w:cs="Arial"/>
@@ -45622,15 +40735,7 @@
           <w:sz w:val="20"/>
           <w:szCs w:val="20"/>
         </w:rPr>
-        <w:t>table</w:t>
-      </w:r>
-      <w:r>
-        <w:rPr>
-          <w:rFonts w:ascii="Arial" w:hAnsi="Arial" w:cs="Arial"/>
-          <w:sz w:val="20"/>
-          <w:szCs w:val="20"/>
-        </w:rPr>
-        <w:t>B</w:t>
+        <w:t>tableB</w:t>
       </w:r>
       <w:proofErr w:type="spellEnd"/>
       <w:r>
@@ -51151,6 +46256,10 @@
 </file>
 
 <file path=customXml/item1.xml><?xml version="1.0" encoding="utf-8"?>
+<b:Sources xmlns:b="http://schemas.openxmlformats.org/officeDocument/2006/bibliography" xmlns="http://schemas.openxmlformats.org/officeDocument/2006/bibliography" SelectedStyle="\APA.XSL" StyleName="APA"/>
+</file>
+
+<file path=customXml/item2.xml><?xml version="1.0" encoding="utf-8"?>
 <?mso-contentType ?>
 <FormTemplates xmlns="http://schemas.microsoft.com/sharepoint/v3/contenttype/forms">
   <Display>DocumentLibraryForm</Display>
@@ -51159,15 +46268,17 @@
 </FormTemplates>
 </file>
 
-<file path=customXml/item2.xml><?xml version="1.0" encoding="utf-8"?>
+<file path=customXml/item3.xml><?xml version="1.0" encoding="utf-8"?>
+<p:properties xmlns:p="http://schemas.microsoft.com/office/2006/metadata/properties" xmlns:xsi="http://www.w3.org/2001/XMLSchema-instance" xmlns:pc="http://schemas.microsoft.com/office/infopath/2007/PartnerControls">
+  <documentManagement/>
+</p:properties>
+</file>
+
+<file path=customXml/item4.xml><?xml version="1.0" encoding="utf-8"?>
 <b:Sources xmlns:b="http://schemas.openxmlformats.org/officeDocument/2006/bibliography" xmlns="http://schemas.openxmlformats.org/officeDocument/2006/bibliography" SelectedStyle="\APA.XSL" StyleName="APA"/>
 </file>
 
-<file path=customXml/item3.xml><?xml version="1.0" encoding="utf-8"?>
-<b:Sources xmlns:b="http://schemas.openxmlformats.org/officeDocument/2006/bibliography" xmlns="http://schemas.openxmlformats.org/officeDocument/2006/bibliography" SelectedStyle="\APA.XSL" StyleName="APA"/>
-</file>
-
-<file path=customXml/item4.xml><?xml version="1.0" encoding="utf-8"?>
+<file path=customXml/item5.xml><?xml version="1.0" encoding="utf-8"?>
 <ct:contentTypeSchema xmlns:ct="http://schemas.microsoft.com/office/2006/metadata/contentType" xmlns:ma="http://schemas.microsoft.com/office/2006/metadata/properties/metaAttributes" ct:_="" ma:_="" ma:contentTypeName="Document" ma:contentTypeID="0x010100512D8143EBAB4F48A45D02323B7787CD" ma:contentTypeVersion="4" ma:contentTypeDescription="Create a new document." ma:contentTypeScope="" ma:versionID="615fc09795e7468283b6f0bb7d04746b">
   <xsd:schema xmlns:xsd="http://www.w3.org/2001/XMLSchema" xmlns:xs="http://www.w3.org/2001/XMLSchema" xmlns:p="http://schemas.microsoft.com/office/2006/metadata/properties" xmlns:ns2="63b1587f-e08d-4165-8b7c-8e10ec81d5e9" targetNamespace="http://schemas.microsoft.com/office/2006/metadata/properties" ma:root="true" ma:fieldsID="c75373169537aa6399a5b51c659de3c9" ns2:_="">
     <xsd:import namespace="63b1587f-e08d-4165-8b7c-8e10ec81d5e9"/>
@@ -51311,17 +46422,19 @@
 </ct:contentTypeSchema>
 </file>
 
-<file path=customXml/item5.xml><?xml version="1.0" encoding="utf-8"?>
+<file path=customXml/item6.xml><?xml version="1.0" encoding="utf-8"?>
 <b:Sources xmlns:b="http://schemas.openxmlformats.org/officeDocument/2006/bibliography" xmlns="http://schemas.openxmlformats.org/officeDocument/2006/bibliography" SelectedStyle="\APA.XSL" StyleName="APA"/>
 </file>
 
-<file path=customXml/item6.xml><?xml version="1.0" encoding="utf-8"?>
-<p:properties xmlns:p="http://schemas.microsoft.com/office/2006/metadata/properties" xmlns:xsi="http://www.w3.org/2001/XMLSchema-instance" xmlns:pc="http://schemas.microsoft.com/office/infopath/2007/PartnerControls">
-  <documentManagement/>
-</p:properties>
+<file path=customXml/itemProps1.xml><?xml version="1.0" encoding="utf-8"?>
+<ds:datastoreItem xmlns:ds="http://schemas.openxmlformats.org/officeDocument/2006/customXml" ds:itemID="{6A49E694-C9B1-4585-9329-CE9C5F8A02A4}">
+  <ds:schemaRefs>
+    <ds:schemaRef ds:uri="http://schemas.openxmlformats.org/officeDocument/2006/bibliography"/>
+  </ds:schemaRefs>
+</ds:datastoreItem>
 </file>
 
-<file path=customXml/itemProps1.xml><?xml version="1.0" encoding="utf-8"?>
+<file path=customXml/itemProps2.xml><?xml version="1.0" encoding="utf-8"?>
 <ds:datastoreItem xmlns:ds="http://schemas.openxmlformats.org/officeDocument/2006/customXml" ds:itemID="{79DE9347-DA71-41D7-8AB7-BE817D0578F9}">
   <ds:schemaRefs>
     <ds:schemaRef ds:uri="http://schemas.microsoft.com/sharepoint/v3/contenttype/forms"/>
@@ -51329,23 +46442,24 @@
 </ds:datastoreItem>
 </file>
 
-<file path=customXml/itemProps2.xml><?xml version="1.0" encoding="utf-8"?>
-<ds:datastoreItem xmlns:ds="http://schemas.openxmlformats.org/officeDocument/2006/customXml" ds:itemID="{6A49E694-C9B1-4585-9329-CE9C5F8A02A4}">
+<file path=customXml/itemProps3.xml><?xml version="1.0" encoding="utf-8"?>
+<ds:datastoreItem xmlns:ds="http://schemas.openxmlformats.org/officeDocument/2006/customXml" ds:itemID="{E17D5425-5B54-4EFF-99CF-277D0F67288E}">
+  <ds:schemaRefs>
+    <ds:schemaRef ds:uri="http://schemas.microsoft.com/office/2006/metadata/properties"/>
+    <ds:schemaRef ds:uri="http://schemas.microsoft.com/office/infopath/2007/PartnerControls"/>
+  </ds:schemaRefs>
+</ds:datastoreItem>
+</file>
+
+<file path=customXml/itemProps4.xml><?xml version="1.0" encoding="utf-8"?>
+<ds:datastoreItem xmlns:ds="http://schemas.openxmlformats.org/officeDocument/2006/customXml" ds:itemID="{6775AE77-A174-431F-9442-11CAACC92E6C}">
   <ds:schemaRefs>
     <ds:schemaRef ds:uri="http://schemas.openxmlformats.org/officeDocument/2006/bibliography"/>
   </ds:schemaRefs>
 </ds:datastoreItem>
 </file>
 
-<file path=customXml/itemProps3.xml><?xml version="1.0" encoding="utf-8"?>
-<ds:datastoreItem xmlns:ds="http://schemas.openxmlformats.org/officeDocument/2006/customXml" ds:itemID="{F320ED58-4B1A-47B1-9F07-B3EAE44843DB}">
-  <ds:schemaRefs>
-    <ds:schemaRef ds:uri="http://schemas.openxmlformats.org/officeDocument/2006/bibliography"/>
-  </ds:schemaRefs>
-</ds:datastoreItem>
-</file>
-
-<file path=customXml/itemProps4.xml><?xml version="1.0" encoding="utf-8"?>
+<file path=customXml/itemProps5.xml><?xml version="1.0" encoding="utf-8"?>
 <ds:datastoreItem xmlns:ds="http://schemas.openxmlformats.org/officeDocument/2006/customXml" ds:itemID="{3A6E9E0C-3497-4BC4-97CB-020000036436}">
   <ds:schemaRefs>
     <ds:schemaRef ds:uri="http://schemas.microsoft.com/office/2006/metadata/contentType"/>
@@ -51363,19 +46477,10 @@
 </ds:datastoreItem>
 </file>
 
-<file path=customXml/itemProps5.xml><?xml version="1.0" encoding="utf-8"?>
-<ds:datastoreItem xmlns:ds="http://schemas.openxmlformats.org/officeDocument/2006/customXml" ds:itemID="{6775AE77-A174-431F-9442-11CAACC92E6C}">
+<file path=customXml/itemProps6.xml><?xml version="1.0" encoding="utf-8"?>
+<ds:datastoreItem xmlns:ds="http://schemas.openxmlformats.org/officeDocument/2006/customXml" ds:itemID="{F320ED58-4B1A-47B1-9F07-B3EAE44843DB}">
   <ds:schemaRefs>
     <ds:schemaRef ds:uri="http://schemas.openxmlformats.org/officeDocument/2006/bibliography"/>
   </ds:schemaRefs>
 </ds:datastoreItem>
-</file>
-
-<file path=customXml/itemProps6.xml><?xml version="1.0" encoding="utf-8"?>
-<ds:datastoreItem xmlns:ds="http://schemas.openxmlformats.org/officeDocument/2006/customXml" ds:itemID="{E17D5425-5B54-4EFF-99CF-277D0F67288E}">
-  <ds:schemaRefs>
-    <ds:schemaRef ds:uri="http://schemas.microsoft.com/office/2006/metadata/properties"/>
-    <ds:schemaRef ds:uri="http://schemas.microsoft.com/office/infopath/2007/PartnerControls"/>
-  </ds:schemaRefs>
-</ds:datastoreItem>
 </file>
--- a/Testing.docx
+++ b/Testing.docx
@@ -456,6 +456,7 @@
         </w:rPr>
         <w:t>NOTE TO DRAFT</w:t>
       </w:r>
+      <w:proofErr w:type="gramStart"/>
       <w:r>
         <w:rPr>
           <w:rFonts w:asciiTheme="minorBidi" w:hAnsiTheme="minorBidi" w:cstheme="minorBidi"/>
@@ -464,7 +465,18 @@
           <w:szCs w:val="20"/>
           <w:highlight w:val="yellow"/>
         </w:rPr>
-        <w:t xml:space="preserve">:  This framework references 3 key dates from a contractual basis.  These may need to be adjusted based on the specifics of a deal, and include:  “Effective Date” the date the Parties sign (binding contract); “Commencement Date” the date the Onboarding </w:t>
+        <w:t>:  This</w:t>
+      </w:r>
+      <w:proofErr w:type="gramEnd"/>
+      <w:r>
+        <w:rPr>
+          <w:rFonts w:asciiTheme="minorBidi" w:hAnsiTheme="minorBidi" w:cstheme="minorBidi"/>
+          <w:b/>
+          <w:sz w:val="20"/>
+          <w:szCs w:val="20"/>
+          <w:highlight w:val="yellow"/>
+        </w:rPr>
+        <w:t xml:space="preserve"> framework references 3 key dates from a contractual basis.  These may need to be adjusted based on the specifics of a deal, and include:  “Effective Date” the date the Parties sign (binding contract); “Commencement Date” the date the Onboarding </w:t>
       </w:r>
       <w:r>
         <w:rPr>
@@ -599,14 +611,25 @@
           <w:szCs w:val="20"/>
           <w:highlight w:val="yellow"/>
         </w:rPr>
-        <w:t>insert meaningful, yet high level summary of the services, e.g. “regulatory reporting” or “anti-money laundering monitoring” or “fraud detection”</w:t>
-      </w:r>
+        <w:t>insert meaningful, yet high level summary of the services, e.g. “regulatory reporting” or “anti-money laundering monitoring” or “fraud detection</w:t>
+      </w:r>
+      <w:proofErr w:type="gramStart"/>
       <w:r>
         <w:rPr>
           <w:rFonts w:ascii="Arial" w:hAnsi="Arial" w:cs="Arial"/>
           <w:i/>
           <w:sz w:val="20"/>
           <w:szCs w:val="20"/>
+          <w:highlight w:val="yellow"/>
+        </w:rPr>
+        <w:t>”</w:t>
+      </w:r>
+      <w:r>
+        <w:rPr>
+          <w:rFonts w:ascii="Arial" w:hAnsi="Arial" w:cs="Arial"/>
+          <w:i/>
+          <w:sz w:val="20"/>
+          <w:szCs w:val="20"/>
         </w:rPr>
         <w:t xml:space="preserve"> </w:t>
       </w:r>
@@ -616,7 +639,16 @@
           <w:sz w:val="20"/>
           <w:szCs w:val="20"/>
         </w:rPr>
-        <w:t xml:space="preserve">} services as a managed service.  </w:t>
+        <w:t>}</w:t>
+      </w:r>
+      <w:proofErr w:type="gramEnd"/>
+      <w:r>
+        <w:rPr>
+          <w:rFonts w:ascii="Arial" w:hAnsi="Arial" w:cs="Arial"/>
+          <w:sz w:val="20"/>
+          <w:szCs w:val="20"/>
+        </w:rPr>
+        <w:t xml:space="preserve"> services as a managed service.  </w:t>
       </w:r>
       <w:r>
         <w:rPr>
@@ -636,14 +668,25 @@
         </w:rPr>
         <w:t>NOTE TO DRAFT</w:t>
       </w:r>
-      <w:r>
-        <w:rPr>
-          <w:rFonts w:ascii="Arial" w:hAnsi="Arial" w:cs="Arial"/>
-          <w:b/>
-          <w:sz w:val="20"/>
-          <w:szCs w:val="20"/>
-        </w:rPr>
-        <w:t>:  Consider adding other useful background information to provide context to reader, keeping in mind that the SOW is a contractual document. Statements about what the client wants to accomplish, for example, are not contractual statements</w:t>
+      <w:proofErr w:type="gramStart"/>
+      <w:r>
+        <w:rPr>
+          <w:rFonts w:ascii="Arial" w:hAnsi="Arial" w:cs="Arial"/>
+          <w:b/>
+          <w:sz w:val="20"/>
+          <w:szCs w:val="20"/>
+        </w:rPr>
+        <w:t>:  Consider</w:t>
+      </w:r>
+      <w:proofErr w:type="gramEnd"/>
+      <w:r>
+        <w:rPr>
+          <w:rFonts w:ascii="Arial" w:hAnsi="Arial" w:cs="Arial"/>
+          <w:b/>
+          <w:sz w:val="20"/>
+          <w:szCs w:val="20"/>
+        </w:rPr>
+        <w:t xml:space="preserve"> adding other useful background information to provide context to reader, keeping in mind that the SOW is a contractual document. Statements about what the client wants to accomplish, for example, are not contractual statements</w:t>
       </w:r>
       <w:r>
         <w:rPr>
@@ -995,7 +1038,31 @@
           <w:szCs w:val="20"/>
           <w:highlight w:val="yellow"/>
         </w:rPr>
-        <w:t>Provide brief summary of the one-time, onboarding services necessary to enable the managed services, e.g., configuration of tools, service transition, etc.  The details will be in Schedule A (Description of Services).</w:t>
+        <w:t xml:space="preserve">Provide </w:t>
+      </w:r>
+      <w:proofErr w:type="gramStart"/>
+      <w:r>
+        <w:rPr>
+          <w:rFonts w:ascii="Arial" w:hAnsi="Arial" w:cs="Arial"/>
+          <w:b/>
+          <w:kern w:val="12"/>
+          <w:sz w:val="20"/>
+          <w:szCs w:val="20"/>
+          <w:highlight w:val="yellow"/>
+        </w:rPr>
+        <w:t>brief summary</w:t>
+      </w:r>
+      <w:proofErr w:type="gramEnd"/>
+      <w:r>
+        <w:rPr>
+          <w:rFonts w:ascii="Arial" w:hAnsi="Arial" w:cs="Arial"/>
+          <w:b/>
+          <w:kern w:val="12"/>
+          <w:sz w:val="20"/>
+          <w:szCs w:val="20"/>
+          <w:highlight w:val="yellow"/>
+        </w:rPr>
+        <w:t xml:space="preserve"> of the one-time, onboarding services necessary to enable the managed services, e.g., configuration of tools, service transition, etc.  The details will be in Schedule A (Description of Services).</w:t>
       </w:r>
       <w:r>
         <w:rPr>
@@ -1191,7 +1258,19 @@
           <w:sz w:val="20"/>
           <w:szCs w:val="20"/>
         </w:rPr>
-        <w:t>**</w:t>
+        <w:t>*</w:t>
+      </w:r>
+      <w:proofErr w:type="gramStart"/>
+      <w:r>
+        <w:rPr>
+          <w:rFonts w:ascii="Arial" w:hAnsi="Arial" w:cs="Arial"/>
+          <w:b/>
+          <w:i/>
+          <w:kern w:val="0"/>
+          <w:sz w:val="20"/>
+          <w:szCs w:val="20"/>
+        </w:rPr>
+        <w:t>*</w:t>
       </w:r>
       <w:r>
         <w:rPr>
@@ -1208,7 +1287,16 @@
           <w:sz w:val="20"/>
           <w:szCs w:val="20"/>
         </w:rPr>
-        <w:t>GO_LIVE_DATE**</w:t>
+        <w:t>GO</w:t>
+      </w:r>
+      <w:proofErr w:type="gramEnd"/>
+      <w:r>
+        <w:rPr>
+          <w:rFonts w:ascii="Arial" w:hAnsi="Arial" w:cs="Arial"/>
+          <w:sz w:val="20"/>
+          <w:szCs w:val="20"/>
+        </w:rPr>
+        <w:t>_LIVE_DATE**</w:t>
       </w:r>
     </w:p>
     <w:p>
@@ -1255,7 +1343,31 @@
           <w:szCs w:val="20"/>
           <w:highlight w:val="yellow"/>
         </w:rPr>
-        <w:t>Provide brief summary of the managed services, which are the ongoing services</w:t>
+        <w:t xml:space="preserve">Provide </w:t>
+      </w:r>
+      <w:proofErr w:type="gramStart"/>
+      <w:r>
+        <w:rPr>
+          <w:rFonts w:ascii="Arial" w:hAnsi="Arial" w:cs="Arial"/>
+          <w:b/>
+          <w:kern w:val="12"/>
+          <w:sz w:val="20"/>
+          <w:szCs w:val="20"/>
+          <w:highlight w:val="yellow"/>
+        </w:rPr>
+        <w:t>brief summary</w:t>
+      </w:r>
+      <w:proofErr w:type="gramEnd"/>
+      <w:r>
+        <w:rPr>
+          <w:rFonts w:ascii="Arial" w:hAnsi="Arial" w:cs="Arial"/>
+          <w:b/>
+          <w:kern w:val="12"/>
+          <w:sz w:val="20"/>
+          <w:szCs w:val="20"/>
+          <w:highlight w:val="yellow"/>
+        </w:rPr>
+        <w:t xml:space="preserve"> of the managed services, which are the ongoing services</w:t>
       </w:r>
       <w:r>
         <w:rPr>
@@ -2067,7 +2179,16 @@
           <w:sz w:val="20"/>
           <w:szCs w:val="20"/>
         </w:rPr>
-        <w:t xml:space="preserve">shall have the meanings in the Agreement, and references in the Agreement to  </w:t>
+        <w:t xml:space="preserve">shall have the meanings in the Agreement, and references in the Agreement </w:t>
+      </w:r>
+      <w:proofErr w:type="gramStart"/>
+      <w:r>
+        <w:rPr>
+          <w:rFonts w:ascii="Arial" w:hAnsi="Arial" w:cs="Arial"/>
+          <w:sz w:val="20"/>
+          <w:szCs w:val="20"/>
+        </w:rPr>
+        <w:t xml:space="preserve">to  </w:t>
       </w:r>
       <w:r>
         <w:rPr>
@@ -2077,6 +2198,7 @@
         </w:rPr>
         <w:t>“</w:t>
       </w:r>
+      <w:proofErr w:type="gramEnd"/>
       <w:r>
         <w:rPr>
           <w:rFonts w:ascii="Arial" w:hAnsi="Arial" w:cs="Arial"/>
@@ -2280,13 +2402,41 @@
           <w:szCs w:val="20"/>
         </w:rPr>
       </w:pPr>
-      <w:r>
-        <w:rPr>
-          <w:rFonts w:ascii="Arial" w:hAnsi="Arial" w:cs="Arial"/>
-          <w:sz w:val="20"/>
-          <w:szCs w:val="20"/>
-        </w:rPr>
-        <w:t>Client will provide appropriately experienced and trained persons to interact with EY as primary points of contact to serve as project managers/coordinators, and to oversee the Services. These persons will be responsible for arranging meetings, scheduling interviews, reviewing Performance Reports, establishing a governance structure for monitoring and tracking status and progress, supporting prompt issue resolution and decision making, providing timely and reasonable approvals on behalf of Client and answering questions that may arise with respect to the Services and/or related topics; and shall have sufficient authority to make operational and day-to-day decisions to enable the Services.</w:t>
+      <w:proofErr w:type="gramStart"/>
+      <w:r>
+        <w:rPr>
+          <w:rFonts w:ascii="Arial" w:hAnsi="Arial" w:cs="Arial"/>
+          <w:sz w:val="20"/>
+          <w:szCs w:val="20"/>
+        </w:rPr>
+        <w:t>Client</w:t>
+      </w:r>
+      <w:proofErr w:type="gramEnd"/>
+      <w:r>
+        <w:rPr>
+          <w:rFonts w:ascii="Arial" w:hAnsi="Arial" w:cs="Arial"/>
+          <w:sz w:val="20"/>
+          <w:szCs w:val="20"/>
+        </w:rPr>
+        <w:t xml:space="preserve"> will provide appropriately experienced and trained </w:t>
+      </w:r>
+      <w:proofErr w:type="gramStart"/>
+      <w:r>
+        <w:rPr>
+          <w:rFonts w:ascii="Arial" w:hAnsi="Arial" w:cs="Arial"/>
+          <w:sz w:val="20"/>
+          <w:szCs w:val="20"/>
+        </w:rPr>
+        <w:t>persons</w:t>
+      </w:r>
+      <w:proofErr w:type="gramEnd"/>
+      <w:r>
+        <w:rPr>
+          <w:rFonts w:ascii="Arial" w:hAnsi="Arial" w:cs="Arial"/>
+          <w:sz w:val="20"/>
+          <w:szCs w:val="20"/>
+        </w:rPr>
+        <w:t xml:space="preserve"> to interact with EY as primary points of contact to serve as project managers/coordinators, and to oversee the Services. These persons will be responsible for arranging meetings, scheduling interviews, reviewing Performance Reports, establishing a governance structure for monitoring and tracking status and progress, supporting prompt issue resolution and decision making, providing timely and reasonable approvals on behalf of Client and answering questions that may arise with respect to the Services and/or related topics; and shall have sufficient authority to make operational and day-to-day decisions to enable the Services.</w:t>
       </w:r>
     </w:p>
     <w:p>
@@ -2305,7 +2455,43 @@
           <w:sz w:val="20"/>
           <w:szCs w:val="20"/>
         </w:rPr>
-        <w:t xml:space="preserve">Client has previously obtained or will promptly obtain all necessary consents from Client’s licensors and third-party service providers in connection with the Services. In the event that Client is unable to obtain such necessary consent to interact with or access a third-party product, Client and EY will mutually agree </w:t>
+        <w:t xml:space="preserve">Client has previously obtained or will promptly obtain all necessary consents from Client’s licensors and third-party service providers in connection with the Services. </w:t>
+      </w:r>
+      <w:proofErr w:type="gramStart"/>
+      <w:r>
+        <w:rPr>
+          <w:rFonts w:ascii="Arial" w:hAnsi="Arial" w:cs="Arial"/>
+          <w:sz w:val="20"/>
+          <w:szCs w:val="20"/>
+        </w:rPr>
+        <w:t>In the event that</w:t>
+      </w:r>
+      <w:proofErr w:type="gramEnd"/>
+      <w:r>
+        <w:rPr>
+          <w:rFonts w:ascii="Arial" w:hAnsi="Arial" w:cs="Arial"/>
+          <w:sz w:val="20"/>
+          <w:szCs w:val="20"/>
+        </w:rPr>
+        <w:t xml:space="preserve"> Client is unable to obtain such necessary consent to interact with or access a third-party product, Client and EY will mutually </w:t>
+      </w:r>
+      <w:proofErr w:type="gramStart"/>
+      <w:r>
+        <w:rPr>
+          <w:rFonts w:ascii="Arial" w:hAnsi="Arial" w:cs="Arial"/>
+          <w:sz w:val="20"/>
+          <w:szCs w:val="20"/>
+        </w:rPr>
+        <w:t>agree</w:t>
+      </w:r>
+      <w:proofErr w:type="gramEnd"/>
+      <w:r>
+        <w:rPr>
+          <w:rFonts w:ascii="Arial" w:hAnsi="Arial" w:cs="Arial"/>
+          <w:sz w:val="20"/>
+          <w:szCs w:val="20"/>
+        </w:rPr>
+        <w:t xml:space="preserve"> </w:t>
       </w:r>
       <w:r>
         <w:rPr>
@@ -2363,7 +2549,29 @@
           <w:szCs w:val="20"/>
           <w:highlight w:val="yellow"/>
         </w:rPr>
-        <w:t>: The following is a general provision, but if EY expects specific personnel, facilities, or systems, further detail should also be included in Schedule A.]</w:t>
+        <w:t xml:space="preserve">: The following is a general provision, but if EY expects specific personnel, facilities, or systems, further </w:t>
+      </w:r>
+      <w:proofErr w:type="gramStart"/>
+      <w:r>
+        <w:rPr>
+          <w:rFonts w:ascii="Arial" w:hAnsi="Arial" w:cs="Arial"/>
+          <w:b/>
+          <w:sz w:val="20"/>
+          <w:szCs w:val="20"/>
+          <w:highlight w:val="yellow"/>
+        </w:rPr>
+        <w:t>detail</w:t>
+      </w:r>
+      <w:proofErr w:type="gramEnd"/>
+      <w:r>
+        <w:rPr>
+          <w:rFonts w:ascii="Arial" w:hAnsi="Arial" w:cs="Arial"/>
+          <w:b/>
+          <w:sz w:val="20"/>
+          <w:szCs w:val="20"/>
+          <w:highlight w:val="yellow"/>
+        </w:rPr>
+        <w:t xml:space="preserve"> should also be included in Schedule A.]</w:t>
       </w:r>
       <w:r>
         <w:rPr>
@@ -2423,7 +2631,25 @@
           <w:sz w:val="20"/>
           <w:szCs w:val="20"/>
         </w:rPr>
-        <w:t xml:space="preserve">Timely and adequate access to Client personnel, facilities (including appropriate work space) and Client’s third-party vendors that EY requests in connection with performing the Services; and </w:t>
+        <w:t xml:space="preserve">Timely and adequate access to Client personnel, facilities (including appropriate </w:t>
+      </w:r>
+      <w:proofErr w:type="gramStart"/>
+      <w:r>
+        <w:rPr>
+          <w:rFonts w:ascii="Arial" w:hAnsi="Arial" w:cs="Arial"/>
+          <w:sz w:val="20"/>
+          <w:szCs w:val="20"/>
+        </w:rPr>
+        <w:t>work space</w:t>
+      </w:r>
+      <w:proofErr w:type="gramEnd"/>
+      <w:r>
+        <w:rPr>
+          <w:rFonts w:ascii="Arial" w:hAnsi="Arial" w:cs="Arial"/>
+          <w:sz w:val="20"/>
+          <w:szCs w:val="20"/>
+        </w:rPr>
+        <w:t xml:space="preserve">) and Client’s third-party vendors that EY requests in connection with performing the Services; and </w:t>
       </w:r>
     </w:p>
     <w:p>
@@ -2720,17 +2946,39 @@
           <w:szCs w:val="20"/>
           <w:highlight w:val="yellow"/>
         </w:rPr>
-        <w:t xml:space="preserve">NOTE TO DRAFT:  </w:t>
-      </w:r>
-      <w:r>
-        <w:rPr>
-          <w:rFonts w:ascii="Arial" w:hAnsi="Arial" w:cs="Arial"/>
-          <w:b/>
-          <w:sz w:val="20"/>
-          <w:szCs w:val="20"/>
-          <w:highlight w:val="yellow"/>
-        </w:rPr>
-        <w:t xml:space="preserve">Teams can delete </w:t>
+        <w:t>NOTE TO DRAFT</w:t>
+      </w:r>
+      <w:proofErr w:type="gramStart"/>
+      <w:r>
+        <w:rPr>
+          <w:rFonts w:ascii="Arial" w:hAnsi="Arial" w:cs="Arial"/>
+          <w:b/>
+          <w:sz w:val="20"/>
+          <w:szCs w:val="20"/>
+          <w:highlight w:val="yellow"/>
+        </w:rPr>
+        <w:t xml:space="preserve">:  </w:t>
+      </w:r>
+      <w:r>
+        <w:rPr>
+          <w:rFonts w:ascii="Arial" w:hAnsi="Arial" w:cs="Arial"/>
+          <w:b/>
+          <w:sz w:val="20"/>
+          <w:szCs w:val="20"/>
+          <w:highlight w:val="yellow"/>
+        </w:rPr>
+        <w:t>Teams</w:t>
+      </w:r>
+      <w:proofErr w:type="gramEnd"/>
+      <w:r>
+        <w:rPr>
+          <w:rFonts w:ascii="Arial" w:hAnsi="Arial" w:cs="Arial"/>
+          <w:b/>
+          <w:sz w:val="20"/>
+          <w:szCs w:val="20"/>
+          <w:highlight w:val="yellow"/>
+        </w:rPr>
+        <w:t xml:space="preserve"> can delete </w:t>
       </w:r>
       <w:r>
         <w:rPr>
@@ -3161,7 +3409,27 @@
           <w:szCs w:val="20"/>
           <w:highlight w:val="yellow"/>
         </w:rPr>
-        <w:t xml:space="preserve">general circumstances, and provide our views on those factors (including </w:t>
+        <w:t xml:space="preserve">general </w:t>
+      </w:r>
+      <w:proofErr w:type="gramStart"/>
+      <w:r>
+        <w:rPr>
+          <w:rFonts w:ascii="Arial" w:hAnsi="Arial" w:cs="Arial"/>
+          <w:sz w:val="20"/>
+          <w:szCs w:val="20"/>
+          <w:highlight w:val="yellow"/>
+        </w:rPr>
+        <w:t>circumstances, and</w:t>
+      </w:r>
+      <w:proofErr w:type="gramEnd"/>
+      <w:r>
+        <w:rPr>
+          <w:rFonts w:ascii="Arial" w:hAnsi="Arial" w:cs="Arial"/>
+          <w:sz w:val="20"/>
+          <w:szCs w:val="20"/>
+          <w:highlight w:val="yellow"/>
+        </w:rPr>
+        <w:t xml:space="preserve"> provide our views on those factors (including </w:t>
       </w:r>
       <w:r>
         <w:rPr>
@@ -3492,6 +3760,7 @@
         </w:rPr>
         <w:t>Accordingly, EY will not express any form of assurance on accounting matters, financial statements, any financial or other information or internal controls as part of the Services</w:t>
       </w:r>
+      <w:proofErr w:type="gramStart"/>
       <w:r>
         <w:rPr>
           <w:rFonts w:ascii="Arial" w:hAnsi="Arial" w:cs="Arial"/>
@@ -3521,6 +3790,7 @@
         </w:rPr>
         <w:t>*</w:t>
       </w:r>
+      <w:proofErr w:type="gramEnd"/>
       <w:r>
         <w:rPr>
           <w:rFonts w:ascii="Arial" w:hAnsi="Arial" w:cs="Arial"/>
@@ -3672,15 +3942,33 @@
           <w:sz w:val="20"/>
           <w:highlight w:val="yellow"/>
         </w:rPr>
-        <w:t xml:space="preserve">the Client </w:t>
-      </w:r>
-      <w:r>
-        <w:rPr>
-          <w:rFonts w:ascii="Arial" w:hAnsi="Arial" w:cs="Arial"/>
-          <w:sz w:val="20"/>
-          <w:highlight w:val="yellow"/>
-        </w:rPr>
-        <w:t xml:space="preserve"> comply with IFRS or Local GAAP.</w:t>
+        <w:t xml:space="preserve">the </w:t>
+      </w:r>
+      <w:proofErr w:type="gramStart"/>
+      <w:r>
+        <w:rPr>
+          <w:rFonts w:ascii="Arial" w:hAnsi="Arial" w:cs="Arial"/>
+          <w:sz w:val="20"/>
+          <w:highlight w:val="yellow"/>
+        </w:rPr>
+        <w:t xml:space="preserve">Client </w:t>
+      </w:r>
+      <w:r>
+        <w:rPr>
+          <w:rFonts w:ascii="Arial" w:hAnsi="Arial" w:cs="Arial"/>
+          <w:sz w:val="20"/>
+          <w:highlight w:val="yellow"/>
+        </w:rPr>
+        <w:t xml:space="preserve"> comply</w:t>
+      </w:r>
+      <w:proofErr w:type="gramEnd"/>
+      <w:r>
+        <w:rPr>
+          <w:rFonts w:ascii="Arial" w:hAnsi="Arial" w:cs="Arial"/>
+          <w:sz w:val="20"/>
+          <w:highlight w:val="yellow"/>
+        </w:rPr>
+        <w:t xml:space="preserve"> with IFRS or Local GAAP.</w:t>
       </w:r>
     </w:p>
     <w:p>
@@ -3716,7 +4004,25 @@
           <w:sz w:val="20"/>
           <w:szCs w:val="20"/>
         </w:rPr>
-        <w:t>.  Client will remain fully responsible for each Eligible Recipient’s compliance with the terms and conditions of this SOW and for the payment of all of EY’s charges for Services provided to the Eligible Recipients.  Client shall be the only entity that may bring any claims or actions against EY under this SOW (including on behalf of Eligible Recipients) and that, subject to the terms of this Agreement, any damages suffered by an Eligible Recipient shall be considered as if such damages had instead been suffered by Client and subject to the terms of this SOW and the Agreement</w:t>
+        <w:t xml:space="preserve">.  Client will remain fully responsible for each Eligible Recipient’s compliance with the terms and conditions of this SOW and for the payment of </w:t>
+      </w:r>
+      <w:proofErr w:type="gramStart"/>
+      <w:r>
+        <w:rPr>
+          <w:rFonts w:ascii="Arial" w:hAnsi="Arial" w:cs="Arial"/>
+          <w:sz w:val="20"/>
+          <w:szCs w:val="20"/>
+        </w:rPr>
+        <w:t>all of</w:t>
+      </w:r>
+      <w:proofErr w:type="gramEnd"/>
+      <w:r>
+        <w:rPr>
+          <w:rFonts w:ascii="Arial" w:hAnsi="Arial" w:cs="Arial"/>
+          <w:sz w:val="20"/>
+          <w:szCs w:val="20"/>
+        </w:rPr>
+        <w:t xml:space="preserve"> EY’s charges for Services provided to the Eligible Recipients.  Client shall be the only entity that may bring any claims or actions against EY under this SOW (including on behalf of Eligible Recipients) and that, subject to the terms of this Agreement, any damages suffered by an Eligible Recipient shall be considered as if such damages had instead been suffered by Client and subject to the terms of this SOW and the Agreement</w:t>
       </w:r>
       <w:r>
         <w:rPr>
@@ -3757,15 +4063,27 @@
         </w:rPr>
         <w:t>NOTE TO DRAFT</w:t>
       </w:r>
-      <w:r>
-        <w:rPr>
-          <w:rFonts w:ascii="Arial" w:hAnsi="Arial" w:cs="Arial"/>
-          <w:b/>
-          <w:sz w:val="20"/>
-          <w:szCs w:val="20"/>
-          <w:highlight w:val="yellow"/>
-        </w:rPr>
-        <w:t xml:space="preserve">:  Carefully consider the relationship between this clause and the following two </w:t>
+      <w:proofErr w:type="gramStart"/>
+      <w:r>
+        <w:rPr>
+          <w:rFonts w:ascii="Arial" w:hAnsi="Arial" w:cs="Arial"/>
+          <w:b/>
+          <w:sz w:val="20"/>
+          <w:szCs w:val="20"/>
+          <w:highlight w:val="yellow"/>
+        </w:rPr>
+        <w:t>:  Carefully</w:t>
+      </w:r>
+      <w:proofErr w:type="gramEnd"/>
+      <w:r>
+        <w:rPr>
+          <w:rFonts w:ascii="Arial" w:hAnsi="Arial" w:cs="Arial"/>
+          <w:b/>
+          <w:sz w:val="20"/>
+          <w:szCs w:val="20"/>
+          <w:highlight w:val="yellow"/>
+        </w:rPr>
+        <w:t xml:space="preserve"> consider the relationship between this clause and the following two </w:t>
       </w:r>
       <w:r>
         <w:rPr>
@@ -3776,7 +4094,29 @@
           <w:highlight w:val="yellow"/>
         </w:rPr>
         <w:lastRenderedPageBreak/>
-        <w:t xml:space="preserve">clauses and be sure the language fits the specific deal and Client situation, and consider whether our services are only intended for Client’s use under </w:t>
+        <w:t xml:space="preserve">clauses and be sure the language fits the specific deal and Client </w:t>
+      </w:r>
+      <w:proofErr w:type="gramStart"/>
+      <w:r>
+        <w:rPr>
+          <w:rFonts w:ascii="Arial" w:hAnsi="Arial" w:cs="Arial"/>
+          <w:b/>
+          <w:sz w:val="20"/>
+          <w:szCs w:val="20"/>
+          <w:highlight w:val="yellow"/>
+        </w:rPr>
+        <w:t>situation, and</w:t>
+      </w:r>
+      <w:proofErr w:type="gramEnd"/>
+      <w:r>
+        <w:rPr>
+          <w:rFonts w:ascii="Arial" w:hAnsi="Arial" w:cs="Arial"/>
+          <w:b/>
+          <w:sz w:val="20"/>
+          <w:szCs w:val="20"/>
+          <w:highlight w:val="yellow"/>
+        </w:rPr>
+        <w:t xml:space="preserve"> consider whether our services are only intended for Client’s use under </w:t>
       </w:r>
       <w:r>
         <w:rPr>
@@ -3815,7 +4155,25 @@
           <w:sz w:val="20"/>
           <w:szCs w:val="20"/>
         </w:rPr>
-        <w:t xml:space="preserve">The scope of the Services are based upon Client’s current business and reasonably anticipated growth of Client’s current business.  If Client merges with, is acquired by or acquires any other entity, Client and EY will work together to evaluate the impact of the merger or acquisition on the scope of the Services including factors of the Client’s business that impact the cost of providing the Managed Services under this SOW as well as any agreed changes in the Eligible Recipients and will mutually agree upon a Change Order </w:t>
+        <w:t xml:space="preserve">The scope of the Services </w:t>
+      </w:r>
+      <w:proofErr w:type="gramStart"/>
+      <w:r>
+        <w:rPr>
+          <w:rFonts w:ascii="Arial" w:hAnsi="Arial" w:cs="Arial"/>
+          <w:sz w:val="20"/>
+          <w:szCs w:val="20"/>
+        </w:rPr>
+        <w:t>are</w:t>
+      </w:r>
+      <w:proofErr w:type="gramEnd"/>
+      <w:r>
+        <w:rPr>
+          <w:rFonts w:ascii="Arial" w:hAnsi="Arial" w:cs="Arial"/>
+          <w:sz w:val="20"/>
+          <w:szCs w:val="20"/>
+        </w:rPr>
+        <w:t xml:space="preserve"> based upon Client’s current business and reasonably anticipated growth of Client’s current business.  If Client merges with, is acquired by or acquires any other entity, Client and EY will work together to evaluate the impact of the merger or acquisition on the scope of the Services including factors of the Client’s business that impact the cost of providing the Managed Services under this SOW as well as any agreed changes in the Eligible Recipients and will mutually agree upon a Change Order </w:t>
       </w:r>
       <w:r>
         <w:rPr>
@@ -4216,7 +4574,25 @@
           <w:sz w:val="20"/>
           <w:szCs w:val="20"/>
         </w:rPr>
-        <w:t>”), whether or not due to imprecise or ambiguous entry, storage, interpretation or processing or reporting of data.</w:t>
+        <w:t xml:space="preserve">”), </w:t>
+      </w:r>
+      <w:proofErr w:type="gramStart"/>
+      <w:r>
+        <w:rPr>
+          <w:rFonts w:ascii="Arial" w:hAnsi="Arial" w:cs="Arial"/>
+          <w:sz w:val="20"/>
+          <w:szCs w:val="20"/>
+        </w:rPr>
+        <w:t>whether or not</w:t>
+      </w:r>
+      <w:proofErr w:type="gramEnd"/>
+      <w:r>
+        <w:rPr>
+          <w:rFonts w:ascii="Arial" w:hAnsi="Arial" w:cs="Arial"/>
+          <w:sz w:val="20"/>
+          <w:szCs w:val="20"/>
+        </w:rPr>
+        <w:t xml:space="preserve"> due to imprecise or ambiguous entry, storage, interpretation or processing or reporting of data.</w:t>
       </w:r>
       <w:bookmarkEnd w:id="3"/>
       <w:r>
@@ -4580,7 +4956,17 @@
           <w:sz w:val="20"/>
           <w:szCs w:val="20"/>
         </w:rPr>
-        <w:t>if Functional Deliverables are expressly anticipated in Schedule A (Description of Services)]</w:t>
+        <w:t>if Functional Deliverables are expressly anticipated in Schedule A (Description of Services</w:t>
+      </w:r>
+      <w:proofErr w:type="gramStart"/>
+      <w:r>
+        <w:rPr>
+          <w:rFonts w:ascii="Arial" w:hAnsi="Arial" w:cs="Arial"/>
+          <w:b/>
+          <w:sz w:val="20"/>
+          <w:szCs w:val="20"/>
+        </w:rPr>
+        <w:t>)]</w:t>
       </w:r>
       <w:r>
         <w:rPr>
@@ -4596,7 +4982,16 @@
           <w:sz w:val="20"/>
           <w:szCs w:val="20"/>
         </w:rPr>
-        <w:t xml:space="preserve">Without limitation to the provisions of Section </w:t>
+        <w:t>Without</w:t>
+      </w:r>
+      <w:proofErr w:type="gramEnd"/>
+      <w:r>
+        <w:rPr>
+          <w:rFonts w:ascii="Arial" w:hAnsi="Arial" w:cs="Arial"/>
+          <w:sz w:val="20"/>
+          <w:szCs w:val="20"/>
+        </w:rPr>
+        <w:t xml:space="preserve"> limitation to the provisions of Section </w:t>
       </w:r>
       <w:r>
         <w:rPr>
@@ -4989,7 +5384,47 @@
           <w:szCs w:val="20"/>
           <w:highlight w:val="yellow"/>
         </w:rPr>
-        <w:t>) promptly notifies EY of such a claim; (ii) allows EY to control the defense or settlement of such claim; and (iii) provides EY with reasonable assistance in defending such claim. EY’s indemnification obligations in this Section 6.l shall not be applicable to the extent Client modifies the Services or combines them with other items not provided by EY, Client’s noncompliance with EY’s specifications for the Services or the terms of this SOW, or where the claim resulted from Client’s direction or specification. In the event of such a claim (or where EY believes such a claim is reasonably likely to occur), EY may, at its option: (A) modify the Service to be non-infringing; (B) obtain the rights to the affected Service; (C) replace the affected Service with a functionally equivalent service or item that is not infringing; or (D) if none of the foregoing is reasonably available, require that Client cease using the affected Service and provide an equitable pro-rata refund, based on the benefit received by Client prior to the cessation of use.  EY’s obligations under this Section 6.l are Client’s sole remedy and EY’s exclusive obligation in the event of a third party claim alleging that the Services as performed by EY infringe applicable intellectual property rights.]</w:t>
+        <w:t xml:space="preserve">) promptly notifies EY of such a claim; (ii) allows EY to control the defense or settlement of such claim; and (iii) provides EY with reasonable assistance in defending such claim. EY’s indemnification obligations in this Section 6.l shall not be applicable to the extent Client modifies the Services or combines them with other items not provided by EY, Client’s noncompliance with EY’s specifications for the Services or the terms of this SOW, or where the claim resulted from Client’s direction or specification. In the event of such a claim (or where EY believes such a claim is reasonably likely to occur), EY may, at its option: (A) modify the Service to be non-infringing; (B) obtain the rights to the affected Service; (C) replace the affected Service with a functionally equivalent service or item that is not infringing; or (D) if none of the foregoing is reasonably available, require that Client cease using the affected Service and provide an equitable pro-rata refund, based on the benefit received by Client prior to the cessation of use.  EY’s obligations under this Section 6.l are Client’s sole remedy and EY’s exclusive obligation in the event of a </w:t>
+      </w:r>
+      <w:proofErr w:type="gramStart"/>
+      <w:r>
+        <w:rPr>
+          <w:rFonts w:ascii="Arial" w:hAnsi="Arial" w:cs="Arial"/>
+          <w:sz w:val="20"/>
+          <w:szCs w:val="20"/>
+          <w:highlight w:val="yellow"/>
+        </w:rPr>
+        <w:t>third party</w:t>
+      </w:r>
+      <w:proofErr w:type="gramEnd"/>
+      <w:r>
+        <w:rPr>
+          <w:rFonts w:ascii="Arial" w:hAnsi="Arial" w:cs="Arial"/>
+          <w:sz w:val="20"/>
+          <w:szCs w:val="20"/>
+          <w:highlight w:val="yellow"/>
+        </w:rPr>
+        <w:t xml:space="preserve"> claim alleging that the </w:t>
+      </w:r>
+      <w:proofErr w:type="gramStart"/>
+      <w:r>
+        <w:rPr>
+          <w:rFonts w:ascii="Arial" w:hAnsi="Arial" w:cs="Arial"/>
+          <w:sz w:val="20"/>
+          <w:szCs w:val="20"/>
+          <w:highlight w:val="yellow"/>
+        </w:rPr>
+        <w:t>Services as</w:t>
+      </w:r>
+      <w:proofErr w:type="gramEnd"/>
+      <w:r>
+        <w:rPr>
+          <w:rFonts w:ascii="Arial" w:hAnsi="Arial" w:cs="Arial"/>
+          <w:sz w:val="20"/>
+          <w:szCs w:val="20"/>
+          <w:highlight w:val="yellow"/>
+        </w:rPr>
+        <w:t xml:space="preserve"> performed by EY infringe applicable intellectual property rights.]</w:t>
       </w:r>
       <w:bookmarkStart w:id="8" w:name="_Ref507679024"/>
       <w:bookmarkEnd w:id="8"/>
@@ -5152,7 +5587,29 @@
           <w:szCs w:val="20"/>
           <w:highlight w:val="yellow"/>
         </w:rPr>
-        <w:t>our Services could present a potential conflict of interest with other EY client</w:t>
+        <w:t xml:space="preserve">our Services could present a potential conflict of interest with </w:t>
+      </w:r>
+      <w:proofErr w:type="gramStart"/>
+      <w:r>
+        <w:rPr>
+          <w:rFonts w:ascii="Arial" w:hAnsi="Arial" w:cs="Arial"/>
+          <w:b/>
+          <w:sz w:val="20"/>
+          <w:szCs w:val="20"/>
+          <w:highlight w:val="yellow"/>
+        </w:rPr>
+        <w:t>other</w:t>
+      </w:r>
+      <w:proofErr w:type="gramEnd"/>
+      <w:r>
+        <w:rPr>
+          <w:rFonts w:ascii="Arial" w:hAnsi="Arial" w:cs="Arial"/>
+          <w:b/>
+          <w:sz w:val="20"/>
+          <w:szCs w:val="20"/>
+          <w:highlight w:val="yellow"/>
+        </w:rPr>
+        <w:t xml:space="preserve"> EY client</w:t>
       </w:r>
       <w:r>
         <w:rPr>
@@ -5209,7 +5666,47 @@
           <w:szCs w:val="20"/>
           <w:highlight w:val="yellow"/>
         </w:rPr>
-        <w:t xml:space="preserve">”) for which EY (or another EY Firm) performs, or has performed, services unrelated to the agreements or products. On behalf of Client and its affiliates, Client acknowledges and consents to EY’s performance of such services for any EY Client, and agree that neither Client nor its affiliates will make a claim that these circumstances present a conflict of interest, real or perceived, for EY or any other EY Firm. If, however, EY’s services for an EY Client directly relate or are related to the agreements or products, EY will seek the consent of both Client and the EY Client to the continued performance of the Services.  In any event, EY confirms that, except as Client and the EY Client otherwise agree in writing, the respective confidential or privileged information will remain confidential to that client in accordance with applicable professional </w:t>
+        <w:t xml:space="preserve">”) for which EY (or another EY Firm) performs, or has performed, services unrelated to the agreements or products. On behalf of Client and its affiliates, Client acknowledges and consents to EY’s performance of such services for any </w:t>
+      </w:r>
+      <w:proofErr w:type="gramStart"/>
+      <w:r>
+        <w:rPr>
+          <w:rFonts w:ascii="Arial" w:hAnsi="Arial" w:cs="Arial"/>
+          <w:sz w:val="20"/>
+          <w:szCs w:val="20"/>
+          <w:highlight w:val="yellow"/>
+        </w:rPr>
+        <w:t>EY Client, and</w:t>
+      </w:r>
+      <w:proofErr w:type="gramEnd"/>
+      <w:r>
+        <w:rPr>
+          <w:rFonts w:ascii="Arial" w:hAnsi="Arial" w:cs="Arial"/>
+          <w:sz w:val="20"/>
+          <w:szCs w:val="20"/>
+          <w:highlight w:val="yellow"/>
+        </w:rPr>
+        <w:t xml:space="preserve"> </w:t>
+      </w:r>
+      <w:proofErr w:type="gramStart"/>
+      <w:r>
+        <w:rPr>
+          <w:rFonts w:ascii="Arial" w:hAnsi="Arial" w:cs="Arial"/>
+          <w:sz w:val="20"/>
+          <w:szCs w:val="20"/>
+          <w:highlight w:val="yellow"/>
+        </w:rPr>
+        <w:t>agree</w:t>
+      </w:r>
+      <w:proofErr w:type="gramEnd"/>
+      <w:r>
+        <w:rPr>
+          <w:rFonts w:ascii="Arial" w:hAnsi="Arial" w:cs="Arial"/>
+          <w:sz w:val="20"/>
+          <w:szCs w:val="20"/>
+          <w:highlight w:val="yellow"/>
+        </w:rPr>
+        <w:t xml:space="preserve"> that neither Client nor its affiliates will make a claim that these circumstances present a conflict of interest, real or perceived, for EY or any other EY Firm. If, however, EY’s services for an EY Client directly relate or are related to the agreements or products, EY will seek the consent of both Client and the EY Client to the continued performance of the Services.  In any event, EY confirms that, except as Client and the EY Client otherwise agree in writing, the respective confidential or privileged information will remain confidential to that client in accordance with applicable professional </w:t>
       </w:r>
       <w:r>
         <w:rPr>
@@ -5555,7 +6052,61 @@
           <w:sz w:val="20"/>
           <w:highlight w:val="yellow"/>
         </w:rPr>
-        <w:t xml:space="preserve">throughout the engagement with a view of understanding their positions in relation with accounting, financial reporting matters applicable to </w:t>
+        <w:t xml:space="preserve">throughout the engagement with a view </w:t>
+      </w:r>
+      <w:proofErr w:type="gramStart"/>
+      <w:r>
+        <w:rPr>
+          <w:rFonts w:ascii="Arial" w:hAnsi="Arial" w:cs="Arial"/>
+          <w:sz w:val="20"/>
+          <w:highlight w:val="yellow"/>
+        </w:rPr>
+        <w:t>of</w:t>
+      </w:r>
+      <w:proofErr w:type="gramEnd"/>
+      <w:r>
+        <w:rPr>
+          <w:rFonts w:ascii="Arial" w:hAnsi="Arial" w:cs="Arial"/>
+          <w:sz w:val="20"/>
+          <w:highlight w:val="yellow"/>
+        </w:rPr>
+        <w:t xml:space="preserve"> understanding their positions in relation </w:t>
+      </w:r>
+      <w:proofErr w:type="gramStart"/>
+      <w:r>
+        <w:rPr>
+          <w:rFonts w:ascii="Arial" w:hAnsi="Arial" w:cs="Arial"/>
+          <w:sz w:val="20"/>
+          <w:highlight w:val="yellow"/>
+        </w:rPr>
+        <w:t>with</w:t>
+      </w:r>
+      <w:proofErr w:type="gramEnd"/>
+      <w:r>
+        <w:rPr>
+          <w:rFonts w:ascii="Arial" w:hAnsi="Arial" w:cs="Arial"/>
+          <w:sz w:val="20"/>
+          <w:highlight w:val="yellow"/>
+        </w:rPr>
+        <w:t xml:space="preserve"> </w:t>
+      </w:r>
+      <w:proofErr w:type="gramStart"/>
+      <w:r>
+        <w:rPr>
+          <w:rFonts w:ascii="Arial" w:hAnsi="Arial" w:cs="Arial"/>
+          <w:sz w:val="20"/>
+          <w:highlight w:val="yellow"/>
+        </w:rPr>
+        <w:t>accounting,</w:t>
+      </w:r>
+      <w:proofErr w:type="gramEnd"/>
+      <w:r>
+        <w:rPr>
+          <w:rFonts w:ascii="Arial" w:hAnsi="Arial" w:cs="Arial"/>
+          <w:sz w:val="20"/>
+          <w:highlight w:val="yellow"/>
+        </w:rPr>
+        <w:t xml:space="preserve"> financial reporting matters applicable to </w:t>
       </w:r>
       <w:r>
         <w:rPr>
@@ -5841,17 +6392,40 @@
           <w:szCs w:val="20"/>
           <w:highlight w:val="yellow"/>
         </w:rPr>
-        <w:t xml:space="preserve">NOTE TO DRAFT:  </w:t>
-      </w:r>
-      <w:r>
-        <w:rPr>
-          <w:rFonts w:ascii="Arial" w:hAnsi="Arial" w:cs="Arial"/>
-          <w:b/>
-          <w:sz w:val="20"/>
-          <w:szCs w:val="20"/>
-          <w:highlight w:val="yellow"/>
-        </w:rPr>
-        <w:t>Include only where managed service involves outbound email</w:t>
+        <w:t>NOTE TO DRAFT</w:t>
+      </w:r>
+      <w:proofErr w:type="gramStart"/>
+      <w:r>
+        <w:rPr>
+          <w:rFonts w:ascii="Arial" w:hAnsi="Arial" w:cs="Arial"/>
+          <w:b/>
+          <w:i/>
+          <w:sz w:val="20"/>
+          <w:szCs w:val="20"/>
+          <w:highlight w:val="yellow"/>
+        </w:rPr>
+        <w:t xml:space="preserve">:  </w:t>
+      </w:r>
+      <w:r>
+        <w:rPr>
+          <w:rFonts w:ascii="Arial" w:hAnsi="Arial" w:cs="Arial"/>
+          <w:b/>
+          <w:sz w:val="20"/>
+          <w:szCs w:val="20"/>
+          <w:highlight w:val="yellow"/>
+        </w:rPr>
+        <w:t>Include</w:t>
+      </w:r>
+      <w:proofErr w:type="gramEnd"/>
+      <w:r>
+        <w:rPr>
+          <w:rFonts w:ascii="Arial" w:hAnsi="Arial" w:cs="Arial"/>
+          <w:b/>
+          <w:sz w:val="20"/>
+          <w:szCs w:val="20"/>
+          <w:highlight w:val="yellow"/>
+        </w:rPr>
+        <w:t xml:space="preserve"> only where managed service involves outbound email</w:t>
       </w:r>
       <w:r>
         <w:rPr>
@@ -5912,6 +6486,7 @@
         </w:rPr>
         <w:t xml:space="preserve">Client </w:t>
       </w:r>
+      <w:proofErr w:type="gramStart"/>
       <w:r>
         <w:rPr>
           <w:rFonts w:ascii="Arial" w:hAnsi="Arial" w:cs="Arial"/>
@@ -5928,7 +6503,37 @@
           <w:szCs w:val="20"/>
           <w:highlight w:val="yellow"/>
         </w:rPr>
-        <w:t xml:space="preserve">shall attempt{, </w:t>
+        <w:t>shall</w:t>
+      </w:r>
+      <w:proofErr w:type="gramEnd"/>
+      <w:r>
+        <w:rPr>
+          <w:rFonts w:ascii="Arial" w:hAnsi="Arial" w:cs="Arial"/>
+          <w:sz w:val="20"/>
+          <w:szCs w:val="20"/>
+          <w:highlight w:val="yellow"/>
+        </w:rPr>
+        <w:t xml:space="preserve"> </w:t>
+      </w:r>
+      <w:proofErr w:type="gramStart"/>
+      <w:r>
+        <w:rPr>
+          <w:rFonts w:ascii="Arial" w:hAnsi="Arial" w:cs="Arial"/>
+          <w:sz w:val="20"/>
+          <w:szCs w:val="20"/>
+          <w:highlight w:val="yellow"/>
+        </w:rPr>
+        <w:t>attempt{</w:t>
+      </w:r>
+      <w:proofErr w:type="gramEnd"/>
+      <w:r>
+        <w:rPr>
+          <w:rFonts w:ascii="Arial" w:hAnsi="Arial" w:cs="Arial"/>
+          <w:sz w:val="20"/>
+          <w:szCs w:val="20"/>
+          <w:highlight w:val="yellow"/>
+        </w:rPr>
+        <w:t xml:space="preserve">, </w:t>
       </w:r>
       <w:r>
         <w:rPr>
@@ -5938,16 +6543,37 @@
           <w:szCs w:val="20"/>
           <w:highlight w:val="yellow"/>
         </w:rPr>
-        <w:t>except by mutual written agreement of the Parties,</w:t>
-      </w:r>
-      <w:r>
-        <w:rPr>
-          <w:rFonts w:ascii="Arial" w:hAnsi="Arial" w:cs="Arial"/>
-          <w:sz w:val="20"/>
-          <w:szCs w:val="20"/>
-          <w:highlight w:val="yellow"/>
-        </w:rPr>
-        <w:t>} to probe, scan, penetrate or test the vulnerability of any system or network used by EY to provide the Managed Services, or attempt to breach EY’s security or authentication measures, whether by passive or intrusive techniques.</w:t>
+        <w:t xml:space="preserve">except by mutual written agreement of the </w:t>
+      </w:r>
+      <w:proofErr w:type="gramStart"/>
+      <w:r>
+        <w:rPr>
+          <w:rFonts w:ascii="Arial" w:hAnsi="Arial" w:cs="Arial"/>
+          <w:i/>
+          <w:sz w:val="20"/>
+          <w:szCs w:val="20"/>
+          <w:highlight w:val="yellow"/>
+        </w:rPr>
+        <w:t>Parties,</w:t>
+      </w:r>
+      <w:r>
+        <w:rPr>
+          <w:rFonts w:ascii="Arial" w:hAnsi="Arial" w:cs="Arial"/>
+          <w:sz w:val="20"/>
+          <w:szCs w:val="20"/>
+          <w:highlight w:val="yellow"/>
+        </w:rPr>
+        <w:t>}</w:t>
+      </w:r>
+      <w:proofErr w:type="gramEnd"/>
+      <w:r>
+        <w:rPr>
+          <w:rFonts w:ascii="Arial" w:hAnsi="Arial" w:cs="Arial"/>
+          <w:sz w:val="20"/>
+          <w:szCs w:val="20"/>
+          <w:highlight w:val="yellow"/>
+        </w:rPr>
+        <w:t xml:space="preserve"> to probe, scan, penetrate or test the vulnerability of any system or network used by EY to provide the Managed Services, or attempt to breach EY’s security or authentication measures, whether by passive or intrusive techniques.</w:t>
       </w:r>
     </w:p>
     <w:p>
@@ -6064,8 +6690,19 @@
           <w:szCs w:val="20"/>
           <w:highlight w:val="yellow"/>
         </w:rPr>
-        <w:t xml:space="preserve"> *{}*</w:t>
-      </w:r>
+        <w:t xml:space="preserve"> *</w:t>
+      </w:r>
+      <w:proofErr w:type="gramStart"/>
+      <w:r>
+        <w:rPr>
+          <w:rFonts w:ascii="Arial" w:hAnsi="Arial" w:cs="Arial"/>
+          <w:sz w:val="20"/>
+          <w:szCs w:val="20"/>
+          <w:highlight w:val="yellow"/>
+        </w:rPr>
+        <w:t>{}*</w:t>
+      </w:r>
+      <w:proofErr w:type="gramEnd"/>
       <w:r>
         <w:rPr>
           <w:rFonts w:ascii="Arial" w:hAnsi="Arial" w:cs="Arial"/>
@@ -6094,17 +6731,40 @@
           <w:szCs w:val="20"/>
           <w:highlight w:val="yellow"/>
         </w:rPr>
-        <w:t xml:space="preserve">NOTE TO DRAFT:  </w:t>
-      </w:r>
-      <w:r>
-        <w:rPr>
-          <w:rFonts w:ascii="Arial" w:hAnsi="Arial" w:cs="Arial"/>
-          <w:b/>
-          <w:sz w:val="20"/>
-          <w:szCs w:val="20"/>
-          <w:highlight w:val="yellow"/>
-        </w:rPr>
-        <w:t xml:space="preserve">Teams are advised to </w:t>
+        <w:t>NOTE TO DRAFT</w:t>
+      </w:r>
+      <w:proofErr w:type="gramStart"/>
+      <w:r>
+        <w:rPr>
+          <w:rFonts w:ascii="Arial" w:hAnsi="Arial" w:cs="Arial"/>
+          <w:b/>
+          <w:i/>
+          <w:sz w:val="20"/>
+          <w:szCs w:val="20"/>
+          <w:highlight w:val="yellow"/>
+        </w:rPr>
+        <w:t xml:space="preserve">:  </w:t>
+      </w:r>
+      <w:r>
+        <w:rPr>
+          <w:rFonts w:ascii="Arial" w:hAnsi="Arial" w:cs="Arial"/>
+          <w:b/>
+          <w:sz w:val="20"/>
+          <w:szCs w:val="20"/>
+          <w:highlight w:val="yellow"/>
+        </w:rPr>
+        <w:t>Teams</w:t>
+      </w:r>
+      <w:proofErr w:type="gramEnd"/>
+      <w:r>
+        <w:rPr>
+          <w:rFonts w:ascii="Arial" w:hAnsi="Arial" w:cs="Arial"/>
+          <w:b/>
+          <w:sz w:val="20"/>
+          <w:szCs w:val="20"/>
+          <w:highlight w:val="yellow"/>
+        </w:rPr>
+        <w:t xml:space="preserve"> are advised to </w:t>
       </w:r>
       <w:r>
         <w:rPr>
@@ -6134,7 +6794,18 @@
           <w:szCs w:val="20"/>
           <w:highlight w:val="yellow"/>
         </w:rPr>
-        <w:t>Also, consider carefully and client request for a “floor” or ramp-up process for liability, which may precede EY being paid fees by the Client.</w:t>
+        <w:t xml:space="preserve">Also, consider carefully and client request for a “floor” or ramp-up process for liability, which may precede EY being paid fees by the </w:t>
+      </w:r>
+      <w:proofErr w:type="gramStart"/>
+      <w:r>
+        <w:rPr>
+          <w:rFonts w:ascii="Arial" w:hAnsi="Arial" w:cs="Arial"/>
+          <w:b/>
+          <w:sz w:val="20"/>
+          <w:szCs w:val="20"/>
+          <w:highlight w:val="yellow"/>
+        </w:rPr>
+        <w:t>Client.</w:t>
       </w:r>
       <w:r>
         <w:rPr>
@@ -6146,6 +6817,7 @@
         </w:rPr>
         <w:t>.</w:t>
       </w:r>
+      <w:proofErr w:type="gramEnd"/>
       <w:r>
         <w:rPr>
           <w:rFonts w:ascii="Arial" w:hAnsi="Arial" w:cs="Arial"/>
@@ -6338,7 +7010,25 @@
           <w:sz w:val="20"/>
           <w:szCs w:val="20"/>
         </w:rPr>
-        <w:t>, Client agrees to pay or reimburse EY for any additional charges and expenses incurred as a result of such efforts to perform.</w:t>
+        <w:t xml:space="preserve">, Client agrees to pay or reimburse EY for any additional charges and expenses incurred </w:t>
+      </w:r>
+      <w:proofErr w:type="gramStart"/>
+      <w:r>
+        <w:rPr>
+          <w:rFonts w:ascii="Arial" w:hAnsi="Arial" w:cs="Arial"/>
+          <w:sz w:val="20"/>
+          <w:szCs w:val="20"/>
+        </w:rPr>
+        <w:t>as a result of</w:t>
+      </w:r>
+      <w:proofErr w:type="gramEnd"/>
+      <w:r>
+        <w:rPr>
+          <w:rFonts w:ascii="Arial" w:hAnsi="Arial" w:cs="Arial"/>
+          <w:sz w:val="20"/>
+          <w:szCs w:val="20"/>
+        </w:rPr>
+        <w:t xml:space="preserve"> such efforts to perform.</w:t>
       </w:r>
       <w:bookmarkEnd w:id="11"/>
       <w:r>
@@ -6504,15 +7194,49 @@
         </w:rPr>
         <w:t>NOTE TO DRAFT</w:t>
       </w:r>
-      <w:r>
-        <w:rPr>
-          <w:rFonts w:ascii="Arial" w:hAnsi="Arial" w:cs="Arial"/>
-          <w:b/>
-          <w:sz w:val="20"/>
-          <w:szCs w:val="20"/>
-          <w:highlight w:val="yellow"/>
-        </w:rPr>
-        <w:t xml:space="preserve">:  In providing the Services, EY is willing to commit to follow Client’s written directives on how the EY Services should comply with laws/regulations applicable to Client (as EY is unable to accept direct responsibility for compliance with laws/regulations applicable </w:t>
+      <w:proofErr w:type="gramStart"/>
+      <w:r>
+        <w:rPr>
+          <w:rFonts w:ascii="Arial" w:hAnsi="Arial" w:cs="Arial"/>
+          <w:b/>
+          <w:sz w:val="20"/>
+          <w:szCs w:val="20"/>
+          <w:highlight w:val="yellow"/>
+        </w:rPr>
+        <w:t>:  In</w:t>
+      </w:r>
+      <w:proofErr w:type="gramEnd"/>
+      <w:r>
+        <w:rPr>
+          <w:rFonts w:ascii="Arial" w:hAnsi="Arial" w:cs="Arial"/>
+          <w:b/>
+          <w:sz w:val="20"/>
+          <w:szCs w:val="20"/>
+          <w:highlight w:val="yellow"/>
+        </w:rPr>
+        <w:t xml:space="preserve"> providing the Services, EY is willing to commit to </w:t>
+      </w:r>
+      <w:proofErr w:type="gramStart"/>
+      <w:r>
+        <w:rPr>
+          <w:rFonts w:ascii="Arial" w:hAnsi="Arial" w:cs="Arial"/>
+          <w:b/>
+          <w:sz w:val="20"/>
+          <w:szCs w:val="20"/>
+          <w:highlight w:val="yellow"/>
+        </w:rPr>
+        <w:t>follow</w:t>
+      </w:r>
+      <w:proofErr w:type="gramEnd"/>
+      <w:r>
+        <w:rPr>
+          <w:rFonts w:ascii="Arial" w:hAnsi="Arial" w:cs="Arial"/>
+          <w:b/>
+          <w:sz w:val="20"/>
+          <w:szCs w:val="20"/>
+          <w:highlight w:val="yellow"/>
+        </w:rPr>
+        <w:t xml:space="preserve"> Client’s written directives on how the EY Services should comply with laws/regulations applicable to Client (as EY is unable to accept direct responsibility for compliance with laws/regulations applicable </w:t>
       </w:r>
       <w:r>
         <w:rPr>
@@ -6585,17 +7309,40 @@
           <w:szCs w:val="20"/>
           <w:highlight w:val="yellow"/>
         </w:rPr>
-        <w:t xml:space="preserve">NOTE TO DRAFT:  </w:t>
-      </w:r>
-      <w:r>
-        <w:rPr>
-          <w:rFonts w:ascii="Arial" w:hAnsi="Arial" w:cs="Arial"/>
-          <w:b/>
-          <w:sz w:val="20"/>
-          <w:szCs w:val="20"/>
-          <w:highlight w:val="yellow"/>
-        </w:rPr>
-        <w:t xml:space="preserve">Add if </w:t>
+        <w:t>NOTE TO DRAFT</w:t>
+      </w:r>
+      <w:proofErr w:type="gramStart"/>
+      <w:r>
+        <w:rPr>
+          <w:rFonts w:ascii="Arial" w:hAnsi="Arial" w:cs="Arial"/>
+          <w:b/>
+          <w:i/>
+          <w:sz w:val="20"/>
+          <w:szCs w:val="20"/>
+          <w:highlight w:val="yellow"/>
+        </w:rPr>
+        <w:t xml:space="preserve">:  </w:t>
+      </w:r>
+      <w:r>
+        <w:rPr>
+          <w:rFonts w:ascii="Arial" w:hAnsi="Arial" w:cs="Arial"/>
+          <w:b/>
+          <w:sz w:val="20"/>
+          <w:szCs w:val="20"/>
+          <w:highlight w:val="yellow"/>
+        </w:rPr>
+        <w:t>Add</w:t>
+      </w:r>
+      <w:proofErr w:type="gramEnd"/>
+      <w:r>
+        <w:rPr>
+          <w:rFonts w:ascii="Arial" w:hAnsi="Arial" w:cs="Arial"/>
+          <w:b/>
+          <w:sz w:val="20"/>
+          <w:szCs w:val="20"/>
+          <w:highlight w:val="yellow"/>
+        </w:rPr>
+        <w:t xml:space="preserve"> if </w:t>
       </w:r>
       <w:r>
         <w:rPr>
@@ -6696,17 +7443,62 @@
           <w:szCs w:val="20"/>
           <w:highlight w:val="yellow"/>
         </w:rPr>
-        <w:t xml:space="preserve">NOTE TO DRAFT:  </w:t>
-      </w:r>
-      <w:r>
-        <w:rPr>
-          <w:rFonts w:ascii="Arial" w:hAnsi="Arial" w:cs="Arial"/>
-          <w:b/>
-          <w:sz w:val="20"/>
-          <w:szCs w:val="20"/>
-          <w:highlight w:val="yellow"/>
-        </w:rPr>
-        <w:t>Include if applicable and the Client is directly interacting with the hosted environment.  Attach third-party terms associated with hosting of Client data if required by EY’s agreements with any third-party hosting service such as Microsoft Azure.  Consider whether Client’s receipt of EY’s services are subject to any flow down terms required by EY’s with EY’s hosting vendor, if applicable.]</w:t>
+        <w:t>NOTE TO DRAFT</w:t>
+      </w:r>
+      <w:proofErr w:type="gramStart"/>
+      <w:r>
+        <w:rPr>
+          <w:rFonts w:ascii="Arial" w:hAnsi="Arial" w:cs="Arial"/>
+          <w:b/>
+          <w:i/>
+          <w:sz w:val="20"/>
+          <w:szCs w:val="20"/>
+          <w:highlight w:val="yellow"/>
+        </w:rPr>
+        <w:t xml:space="preserve">:  </w:t>
+      </w:r>
+      <w:r>
+        <w:rPr>
+          <w:rFonts w:ascii="Arial" w:hAnsi="Arial" w:cs="Arial"/>
+          <w:b/>
+          <w:sz w:val="20"/>
+          <w:szCs w:val="20"/>
+          <w:highlight w:val="yellow"/>
+        </w:rPr>
+        <w:t>Include</w:t>
+      </w:r>
+      <w:proofErr w:type="gramEnd"/>
+      <w:r>
+        <w:rPr>
+          <w:rFonts w:ascii="Arial" w:hAnsi="Arial" w:cs="Arial"/>
+          <w:b/>
+          <w:sz w:val="20"/>
+          <w:szCs w:val="20"/>
+          <w:highlight w:val="yellow"/>
+        </w:rPr>
+        <w:t xml:space="preserve"> if applicable and the Client is directly interacting with the hosted environment.  Attach third-party terms associated with hosting of Client data if required by EY’s agreements with any third-party hosting service such as Microsoft Azure.  Consider whether Client’s receipt of EY’s services </w:t>
+      </w:r>
+      <w:proofErr w:type="gramStart"/>
+      <w:r>
+        <w:rPr>
+          <w:rFonts w:ascii="Arial" w:hAnsi="Arial" w:cs="Arial"/>
+          <w:b/>
+          <w:sz w:val="20"/>
+          <w:szCs w:val="20"/>
+          <w:highlight w:val="yellow"/>
+        </w:rPr>
+        <w:t>are</w:t>
+      </w:r>
+      <w:proofErr w:type="gramEnd"/>
+      <w:r>
+        <w:rPr>
+          <w:rFonts w:ascii="Arial" w:hAnsi="Arial" w:cs="Arial"/>
+          <w:b/>
+          <w:sz w:val="20"/>
+          <w:szCs w:val="20"/>
+          <w:highlight w:val="yellow"/>
+        </w:rPr>
+        <w:t xml:space="preserve"> subject to any flow down terms required by EY’s with EY’s hosting vendor, if applicable.]</w:t>
       </w:r>
       <w:r>
         <w:rPr>
@@ -6795,7 +7587,27 @@
           <w:szCs w:val="20"/>
           <w:highlight w:val="yellow"/>
         </w:rPr>
-        <w:t xml:space="preserve"> EY may disclose or present to prospective clients, or otherwise in its marketing materials, that EY is performing the Managed Services for Client, and EY may use Client’s name solely for that purpose, in accordance with applicable professional obligations. In addition, EY may use Client’s </w:t>
+        <w:t xml:space="preserve"> EY may disclose or present to prospective clients, or otherwise in its marketing materials, that EY is performing </w:t>
+      </w:r>
+      <w:proofErr w:type="gramStart"/>
+      <w:r>
+        <w:rPr>
+          <w:rFonts w:ascii="Arial" w:hAnsi="Arial" w:cs="Arial"/>
+          <w:sz w:val="20"/>
+          <w:szCs w:val="20"/>
+          <w:highlight w:val="yellow"/>
+        </w:rPr>
+        <w:t>the Managed</w:t>
+      </w:r>
+      <w:proofErr w:type="gramEnd"/>
+      <w:r>
+        <w:rPr>
+          <w:rFonts w:ascii="Arial" w:hAnsi="Arial" w:cs="Arial"/>
+          <w:sz w:val="20"/>
+          <w:szCs w:val="20"/>
+          <w:highlight w:val="yellow"/>
+        </w:rPr>
+        <w:t xml:space="preserve"> Services for Client, and EY may use Client’s name solely for that purpose, in accordance with applicable professional obligations. In addition, EY may use Client’s </w:t>
       </w:r>
       <w:r>
         <w:rPr>
@@ -7228,7 +8040,31 @@
           <w:szCs w:val="20"/>
           <w:highlight w:val="yellow"/>
         </w:rPr>
-        <w:t xml:space="preserve">Optional:  Include to the extent that EY is </w:t>
+        <w:t>Optional</w:t>
+      </w:r>
+      <w:proofErr w:type="gramStart"/>
+      <w:r>
+        <w:rPr>
+          <w:rFonts w:ascii="Arial" w:hAnsi="Arial" w:cs="Arial"/>
+          <w:b/>
+          <w:i/>
+          <w:sz w:val="20"/>
+          <w:szCs w:val="20"/>
+          <w:highlight w:val="yellow"/>
+        </w:rPr>
+        <w:t>:  Include</w:t>
+      </w:r>
+      <w:proofErr w:type="gramEnd"/>
+      <w:r>
+        <w:rPr>
+          <w:rFonts w:ascii="Arial" w:hAnsi="Arial" w:cs="Arial"/>
+          <w:b/>
+          <w:i/>
+          <w:sz w:val="20"/>
+          <w:szCs w:val="20"/>
+          <w:highlight w:val="yellow"/>
+        </w:rPr>
+        <w:t xml:space="preserve"> to the extent that EY is </w:t>
       </w:r>
       <w:r>
         <w:rPr>
@@ -7565,17 +8401,40 @@
           <w:szCs w:val="20"/>
           <w:highlight w:val="yellow"/>
         </w:rPr>
-        <w:t xml:space="preserve">NOTE TO DRAFT:  </w:t>
-      </w:r>
-      <w:r>
-        <w:rPr>
-          <w:rFonts w:ascii="Arial" w:hAnsi="Arial" w:cs="Arial"/>
-          <w:b/>
-          <w:sz w:val="20"/>
-          <w:szCs w:val="20"/>
-          <w:highlight w:val="yellow"/>
-        </w:rPr>
-        <w:t>A typical structure might provide for a defined number of months for the Managed Services in relation to the Go-Live Date (or the last of the Go-Live Dates if there is more than one), so that here is a single, coordinated end of the Term for the Managed Services.</w:t>
+        <w:t>NOTE TO DRAFT</w:t>
+      </w:r>
+      <w:proofErr w:type="gramStart"/>
+      <w:r>
+        <w:rPr>
+          <w:rFonts w:ascii="Arial" w:hAnsi="Arial" w:cs="Arial"/>
+          <w:b/>
+          <w:i/>
+          <w:sz w:val="20"/>
+          <w:szCs w:val="20"/>
+          <w:highlight w:val="yellow"/>
+        </w:rPr>
+        <w:t xml:space="preserve">:  </w:t>
+      </w:r>
+      <w:r>
+        <w:rPr>
+          <w:rFonts w:ascii="Arial" w:hAnsi="Arial" w:cs="Arial"/>
+          <w:b/>
+          <w:sz w:val="20"/>
+          <w:szCs w:val="20"/>
+          <w:highlight w:val="yellow"/>
+        </w:rPr>
+        <w:t>A</w:t>
+      </w:r>
+      <w:proofErr w:type="gramEnd"/>
+      <w:r>
+        <w:rPr>
+          <w:rFonts w:ascii="Arial" w:hAnsi="Arial" w:cs="Arial"/>
+          <w:b/>
+          <w:sz w:val="20"/>
+          <w:szCs w:val="20"/>
+          <w:highlight w:val="yellow"/>
+        </w:rPr>
+        <w:t xml:space="preserve"> typical structure might provide for a defined number of months for the Managed Services in relation to the Go-Live Date (or the last of the Go-Live Dates if there is more than one), so that here is a single, coordinated end of the Term for the Managed Services.</w:t>
       </w:r>
       <w:r>
         <w:rPr>
@@ -7772,16 +8631,57 @@
           <w:sz w:val="20"/>
           <w:szCs w:val="20"/>
         </w:rPr>
-        <w:t xml:space="preserve">NOTE TO DRAFT:  </w:t>
-      </w:r>
-      <w:r>
-        <w:rPr>
-          <w:rFonts w:ascii="Arial" w:hAnsi="Arial" w:cs="Arial"/>
-          <w:b/>
-          <w:sz w:val="20"/>
-          <w:szCs w:val="20"/>
-        </w:rPr>
-        <w:t xml:space="preserve">This is a mutual formulation of a renewal process, and recognizes that terms and pricing may need to be re-negotiated.  Consult with </w:t>
+        <w:t>NOTE TO DRAFT</w:t>
+      </w:r>
+      <w:proofErr w:type="gramStart"/>
+      <w:r>
+        <w:rPr>
+          <w:rFonts w:ascii="Arial" w:hAnsi="Arial" w:cs="Arial"/>
+          <w:b/>
+          <w:i/>
+          <w:sz w:val="20"/>
+          <w:szCs w:val="20"/>
+        </w:rPr>
+        <w:t xml:space="preserve">:  </w:t>
+      </w:r>
+      <w:r>
+        <w:rPr>
+          <w:rFonts w:ascii="Arial" w:hAnsi="Arial" w:cs="Arial"/>
+          <w:b/>
+          <w:sz w:val="20"/>
+          <w:szCs w:val="20"/>
+        </w:rPr>
+        <w:t>This</w:t>
+      </w:r>
+      <w:proofErr w:type="gramEnd"/>
+      <w:r>
+        <w:rPr>
+          <w:rFonts w:ascii="Arial" w:hAnsi="Arial" w:cs="Arial"/>
+          <w:b/>
+          <w:sz w:val="20"/>
+          <w:szCs w:val="20"/>
+        </w:rPr>
+        <w:t xml:space="preserve"> is a mutual formulation of a renewal </w:t>
+      </w:r>
+      <w:proofErr w:type="gramStart"/>
+      <w:r>
+        <w:rPr>
+          <w:rFonts w:ascii="Arial" w:hAnsi="Arial" w:cs="Arial"/>
+          <w:b/>
+          <w:sz w:val="20"/>
+          <w:szCs w:val="20"/>
+        </w:rPr>
+        <w:t>process, and</w:t>
+      </w:r>
+      <w:proofErr w:type="gramEnd"/>
+      <w:r>
+        <w:rPr>
+          <w:rFonts w:ascii="Arial" w:hAnsi="Arial" w:cs="Arial"/>
+          <w:b/>
+          <w:sz w:val="20"/>
+          <w:szCs w:val="20"/>
+        </w:rPr>
+        <w:t xml:space="preserve"> recognizes that terms and pricing may need to be re-negotiated.  Consult with </w:t>
       </w:r>
       <w:r>
         <w:rPr>
@@ -8293,7 +9193,29 @@
           <w:szCs w:val="20"/>
           <w:highlight w:val="yellow"/>
         </w:rPr>
-        <w:t>This is intended to lengthen the EY Standard 30 day termination for cause notice &amp; cure period for purposes of managed services.</w:t>
+        <w:t xml:space="preserve">This is intended to lengthen the EY Standard </w:t>
+      </w:r>
+      <w:proofErr w:type="gramStart"/>
+      <w:r>
+        <w:rPr>
+          <w:rFonts w:ascii="Arial" w:hAnsi="Arial" w:cs="Arial"/>
+          <w:b/>
+          <w:sz w:val="20"/>
+          <w:szCs w:val="20"/>
+          <w:highlight w:val="yellow"/>
+        </w:rPr>
+        <w:t>30 day</w:t>
+      </w:r>
+      <w:proofErr w:type="gramEnd"/>
+      <w:r>
+        <w:rPr>
+          <w:rFonts w:ascii="Arial" w:hAnsi="Arial" w:cs="Arial"/>
+          <w:b/>
+          <w:sz w:val="20"/>
+          <w:szCs w:val="20"/>
+          <w:highlight w:val="yellow"/>
+        </w:rPr>
+        <w:t xml:space="preserve"> termination for cause notice &amp; cure period for purposes of managed services.</w:t>
       </w:r>
       <w:r>
         <w:rPr>
@@ -8443,7 +9365,29 @@
           <w:szCs w:val="20"/>
           <w:highlight w:val="yellow"/>
         </w:rPr>
-        <w:t>:  The phrase “in any event of termination” is purposefully broad as a starting point.  To the extent that parts of the Termination Charges may include balance sheet items (like EY investments, or earned, but not yet paid Charges Onboarding Services), EY should receive these Termination Charges in any event of termination.  On the other hand, it may be appropriate to consider having termination for convenience charges that are part of the Termination Charges not be payable in the event of client termination for cause.]</w:t>
+        <w:t xml:space="preserve">:  The phrase “in any event of termination” is purposefully broad as a starting point.  To the extent that parts of the Termination Charges may include balance sheet items (like EY investments, or earned, but not yet paid Charges Onboarding Services), EY should receive these Termination Charges in any event of termination.  On the other hand, it may be appropriate to consider having termination for convenience charges that are part of the Termination Charges </w:t>
+      </w:r>
+      <w:proofErr w:type="gramStart"/>
+      <w:r>
+        <w:rPr>
+          <w:rFonts w:ascii="Arial" w:hAnsi="Arial" w:cs="Arial"/>
+          <w:b/>
+          <w:sz w:val="20"/>
+          <w:szCs w:val="20"/>
+          <w:highlight w:val="yellow"/>
+        </w:rPr>
+        <w:t>not be</w:t>
+      </w:r>
+      <w:proofErr w:type="gramEnd"/>
+      <w:r>
+        <w:rPr>
+          <w:rFonts w:ascii="Arial" w:hAnsi="Arial" w:cs="Arial"/>
+          <w:b/>
+          <w:sz w:val="20"/>
+          <w:szCs w:val="20"/>
+          <w:highlight w:val="yellow"/>
+        </w:rPr>
+        <w:t xml:space="preserve"> payable in the event of client termination for cause.]</w:t>
       </w:r>
     </w:p>
     <w:p>
@@ -8456,13 +9400,23 @@
           <w:szCs w:val="20"/>
         </w:rPr>
       </w:pPr>
-      <w:r>
-        <w:rPr>
-          <w:rFonts w:ascii="Arial" w:hAnsi="Arial" w:cs="Arial"/>
-          <w:sz w:val="20"/>
-          <w:szCs w:val="20"/>
-        </w:rPr>
-        <w:t xml:space="preserve">In the event that EY terminates this SOW pursuant </w:t>
+      <w:proofErr w:type="gramStart"/>
+      <w:r>
+        <w:rPr>
+          <w:rFonts w:ascii="Arial" w:hAnsi="Arial" w:cs="Arial"/>
+          <w:sz w:val="20"/>
+          <w:szCs w:val="20"/>
+        </w:rPr>
+        <w:t>In the event that</w:t>
+      </w:r>
+      <w:proofErr w:type="gramEnd"/>
+      <w:r>
+        <w:rPr>
+          <w:rFonts w:ascii="Arial" w:hAnsi="Arial" w:cs="Arial"/>
+          <w:sz w:val="20"/>
+          <w:szCs w:val="20"/>
+        </w:rPr>
+        <w:t xml:space="preserve"> EY terminates this SOW pursuant </w:t>
       </w:r>
       <w:r>
         <w:rPr>
@@ -8600,15 +9554,27 @@
         </w:rPr>
         <w:t>NOTE TO DRAFT</w:t>
       </w:r>
-      <w:r>
-        <w:rPr>
-          <w:rFonts w:ascii="Arial" w:hAnsi="Arial" w:cs="Arial"/>
-          <w:b/>
-          <w:sz w:val="20"/>
-          <w:szCs w:val="20"/>
-          <w:highlight w:val="yellow"/>
-        </w:rPr>
-        <w:t xml:space="preserve">:  Consider with </w:t>
+      <w:proofErr w:type="gramStart"/>
+      <w:r>
+        <w:rPr>
+          <w:rFonts w:ascii="Arial" w:hAnsi="Arial" w:cs="Arial"/>
+          <w:b/>
+          <w:sz w:val="20"/>
+          <w:szCs w:val="20"/>
+          <w:highlight w:val="yellow"/>
+        </w:rPr>
+        <w:t>:  Consider with</w:t>
+      </w:r>
+      <w:proofErr w:type="gramEnd"/>
+      <w:r>
+        <w:rPr>
+          <w:rFonts w:ascii="Arial" w:hAnsi="Arial" w:cs="Arial"/>
+          <w:b/>
+          <w:sz w:val="20"/>
+          <w:szCs w:val="20"/>
+          <w:highlight w:val="yellow"/>
+        </w:rPr>
+        <w:t xml:space="preserve"> </w:t>
       </w:r>
       <w:r>
         <w:rPr>
@@ -8648,7 +9614,29 @@
           <w:szCs w:val="20"/>
           <w:highlight w:val="yellow"/>
         </w:rPr>
-        <w:t xml:space="preserve">used to enable the Services (both commercially-available and non-commercially available).  </w:t>
+        <w:t xml:space="preserve">used to enable the Services (both </w:t>
+      </w:r>
+      <w:proofErr w:type="gramStart"/>
+      <w:r>
+        <w:rPr>
+          <w:rFonts w:ascii="Arial" w:hAnsi="Arial" w:cs="Arial"/>
+          <w:b/>
+          <w:sz w:val="20"/>
+          <w:szCs w:val="20"/>
+          <w:highlight w:val="yellow"/>
+        </w:rPr>
+        <w:t>commercially-available</w:t>
+      </w:r>
+      <w:proofErr w:type="gramEnd"/>
+      <w:r>
+        <w:rPr>
+          <w:rFonts w:ascii="Arial" w:hAnsi="Arial" w:cs="Arial"/>
+          <w:b/>
+          <w:sz w:val="20"/>
+          <w:szCs w:val="20"/>
+          <w:highlight w:val="yellow"/>
+        </w:rPr>
+        <w:t xml:space="preserve"> and non-commercially available).  </w:t>
       </w:r>
       <w:r>
         <w:rPr>
@@ -8660,25 +9648,49 @@
         </w:rPr>
         <w:t xml:space="preserve">Consider </w:t>
       </w:r>
-      <w:r>
-        <w:rPr>
-          <w:rFonts w:ascii="Arial" w:hAnsi="Arial" w:cs="Arial"/>
-          <w:b/>
-          <w:sz w:val="20"/>
-          <w:szCs w:val="20"/>
-          <w:highlight w:val="yellow"/>
-        </w:rPr>
-        <w:t xml:space="preserve">carefully in consultation with </w:t>
-      </w:r>
-      <w:r>
-        <w:rPr>
-          <w:rFonts w:ascii="Arial" w:hAnsi="Arial" w:cs="Arial"/>
-          <w:b/>
-          <w:sz w:val="20"/>
-          <w:szCs w:val="20"/>
-          <w:highlight w:val="yellow"/>
-        </w:rPr>
-        <w:t xml:space="preserve">Region/local PPD, Region FAAS Quality Leader, </w:t>
+      <w:proofErr w:type="gramStart"/>
+      <w:r>
+        <w:rPr>
+          <w:rFonts w:ascii="Arial" w:hAnsi="Arial" w:cs="Arial"/>
+          <w:b/>
+          <w:sz w:val="20"/>
+          <w:szCs w:val="20"/>
+          <w:highlight w:val="yellow"/>
+        </w:rPr>
+        <w:t>carefully in</w:t>
+      </w:r>
+      <w:proofErr w:type="gramEnd"/>
+      <w:r>
+        <w:rPr>
+          <w:rFonts w:ascii="Arial" w:hAnsi="Arial" w:cs="Arial"/>
+          <w:b/>
+          <w:sz w:val="20"/>
+          <w:szCs w:val="20"/>
+          <w:highlight w:val="yellow"/>
+        </w:rPr>
+        <w:t xml:space="preserve"> consultation with </w:t>
+      </w:r>
+      <w:proofErr w:type="gramStart"/>
+      <w:r>
+        <w:rPr>
+          <w:rFonts w:ascii="Arial" w:hAnsi="Arial" w:cs="Arial"/>
+          <w:b/>
+          <w:sz w:val="20"/>
+          <w:szCs w:val="20"/>
+          <w:highlight w:val="yellow"/>
+        </w:rPr>
+        <w:t>Region</w:t>
+      </w:r>
+      <w:proofErr w:type="gramEnd"/>
+      <w:r>
+        <w:rPr>
+          <w:rFonts w:ascii="Arial" w:hAnsi="Arial" w:cs="Arial"/>
+          <w:b/>
+          <w:sz w:val="20"/>
+          <w:szCs w:val="20"/>
+          <w:highlight w:val="yellow"/>
+        </w:rPr>
+        <w:t xml:space="preserve">/local PPD, Region FAAS Quality Leader, </w:t>
       </w:r>
       <w:r>
         <w:rPr>
@@ -8718,7 +9730,29 @@
           <w:szCs w:val="20"/>
           <w:highlight w:val="yellow"/>
         </w:rPr>
-        <w:t xml:space="preserve">how Client Information and data will be provided back to Client (particularly if EY is providing hosting </w:t>
+        <w:t xml:space="preserve">how Client Information and data will be provided back to Client (particularly if EY </w:t>
+      </w:r>
+      <w:proofErr w:type="gramStart"/>
+      <w:r>
+        <w:rPr>
+          <w:rFonts w:ascii="Arial" w:hAnsi="Arial" w:cs="Arial"/>
+          <w:b/>
+          <w:sz w:val="20"/>
+          <w:szCs w:val="20"/>
+          <w:highlight w:val="yellow"/>
+        </w:rPr>
+        <w:t>is providing</w:t>
+      </w:r>
+      <w:proofErr w:type="gramEnd"/>
+      <w:r>
+        <w:rPr>
+          <w:rFonts w:ascii="Arial" w:hAnsi="Arial" w:cs="Arial"/>
+          <w:b/>
+          <w:sz w:val="20"/>
+          <w:szCs w:val="20"/>
+          <w:highlight w:val="yellow"/>
+        </w:rPr>
+        <w:t xml:space="preserve"> hosting </w:t>
       </w:r>
       <w:r>
         <w:rPr>
@@ -8804,7 +9838,29 @@
           <w:szCs w:val="20"/>
           <w:highlight w:val="yellow"/>
         </w:rPr>
-        <w:t xml:space="preserve"> Include this provision to address to orderly transfer of functions and data to a third party or in-house to the Client </w:t>
+        <w:t xml:space="preserve"> Include this provision to </w:t>
+      </w:r>
+      <w:proofErr w:type="gramStart"/>
+      <w:r>
+        <w:rPr>
+          <w:rFonts w:ascii="Arial" w:hAnsi="Arial" w:cs="Arial"/>
+          <w:b/>
+          <w:sz w:val="20"/>
+          <w:szCs w:val="20"/>
+          <w:highlight w:val="yellow"/>
+        </w:rPr>
+        <w:t>address to</w:t>
+      </w:r>
+      <w:proofErr w:type="gramEnd"/>
+      <w:r>
+        <w:rPr>
+          <w:rFonts w:ascii="Arial" w:hAnsi="Arial" w:cs="Arial"/>
+          <w:b/>
+          <w:sz w:val="20"/>
+          <w:szCs w:val="20"/>
+          <w:highlight w:val="yellow"/>
+        </w:rPr>
+        <w:t xml:space="preserve"> orderly transfer of functions and data to a third party or in-house to the Client </w:t>
       </w:r>
       <w:r>
         <w:rPr>
@@ -8927,7 +9983,27 @@
           <w:szCs w:val="20"/>
           <w:highlight w:val="yellow"/>
         </w:rPr>
-        <w:t xml:space="preserve">EY will make the Transfer Assistance Services available for up to </w:t>
+        <w:t xml:space="preserve">EY will make </w:t>
+      </w:r>
+      <w:proofErr w:type="gramStart"/>
+      <w:r>
+        <w:rPr>
+          <w:rFonts w:ascii="Arial" w:hAnsi="Arial" w:cs="Arial"/>
+          <w:sz w:val="20"/>
+          <w:szCs w:val="20"/>
+          <w:highlight w:val="yellow"/>
+        </w:rPr>
+        <w:t>the Transfer</w:t>
+      </w:r>
+      <w:proofErr w:type="gramEnd"/>
+      <w:r>
+        <w:rPr>
+          <w:rFonts w:ascii="Arial" w:hAnsi="Arial" w:cs="Arial"/>
+          <w:sz w:val="20"/>
+          <w:szCs w:val="20"/>
+          <w:highlight w:val="yellow"/>
+        </w:rPr>
+        <w:t xml:space="preserve"> Assistance Services available for up to </w:t>
       </w:r>
       <w:r>
         <w:rPr>
@@ -8983,7 +10059,31 @@
           <w:szCs w:val="20"/>
           <w:highlight w:val="yellow"/>
         </w:rPr>
-        <w:t xml:space="preserve">NOTE TO DRAFT: Typically 3-6 months.  Delete last sentence if </w:t>
+        <w:t xml:space="preserve">NOTE TO DRAFT: </w:t>
+      </w:r>
+      <w:proofErr w:type="gramStart"/>
+      <w:r>
+        <w:rPr>
+          <w:rFonts w:ascii="Arial" w:hAnsi="Arial" w:cs="Arial"/>
+          <w:b/>
+          <w:i/>
+          <w:sz w:val="20"/>
+          <w:szCs w:val="20"/>
+          <w:highlight w:val="yellow"/>
+        </w:rPr>
+        <w:t>Typically</w:t>
+      </w:r>
+      <w:proofErr w:type="gramEnd"/>
+      <w:r>
+        <w:rPr>
+          <w:rFonts w:ascii="Arial" w:hAnsi="Arial" w:cs="Arial"/>
+          <w:b/>
+          <w:i/>
+          <w:sz w:val="20"/>
+          <w:szCs w:val="20"/>
+          <w:highlight w:val="yellow"/>
+        </w:rPr>
+        <w:t xml:space="preserve"> 3-6 months.  Delete last sentence if </w:t>
       </w:r>
       <w:r>
         <w:rPr>
@@ -9027,13 +10127,23 @@
           <w:szCs w:val="20"/>
         </w:rPr>
       </w:pPr>
-      <w:r>
-        <w:rPr>
-          <w:rFonts w:ascii="Arial" w:hAnsi="Arial" w:cs="Arial"/>
-          <w:sz w:val="20"/>
-          <w:szCs w:val="20"/>
-        </w:rPr>
-        <w:t xml:space="preserve">Client shall pay EY at its then-current time and materials rates for work beyond the scope of the Managed Services for any such Transfer Assistance Services in addition to any other fees payable under this SOW. </w:t>
+      <w:proofErr w:type="gramStart"/>
+      <w:r>
+        <w:rPr>
+          <w:rFonts w:ascii="Arial" w:hAnsi="Arial" w:cs="Arial"/>
+          <w:sz w:val="20"/>
+          <w:szCs w:val="20"/>
+        </w:rPr>
+        <w:t>Client</w:t>
+      </w:r>
+      <w:proofErr w:type="gramEnd"/>
+      <w:r>
+        <w:rPr>
+          <w:rFonts w:ascii="Arial" w:hAnsi="Arial" w:cs="Arial"/>
+          <w:sz w:val="20"/>
+          <w:szCs w:val="20"/>
+        </w:rPr>
+        <w:t xml:space="preserve"> shall pay EY at its then-current time and materials rates for work beyond the scope of the Managed Services for any such Transfer Assistance Services in addition to any other fees payable under this SOW. </w:t>
       </w:r>
       <w:r>
         <w:rPr>
@@ -9431,7 +10541,29 @@
           <w:szCs w:val="20"/>
           <w:highlight w:val="yellow"/>
         </w:rPr>
-        <w:t>to “In connection with the Onboarding Services,…” if all Deliverables will occur during the Onboarding phase.</w:t>
+        <w:t xml:space="preserve">to “In connection with the Onboarding </w:t>
+      </w:r>
+      <w:proofErr w:type="gramStart"/>
+      <w:r>
+        <w:rPr>
+          <w:rFonts w:ascii="Arial" w:hAnsi="Arial" w:cs="Arial"/>
+          <w:b/>
+          <w:sz w:val="20"/>
+          <w:szCs w:val="20"/>
+          <w:highlight w:val="yellow"/>
+        </w:rPr>
+        <w:t>Services,…</w:t>
+      </w:r>
+      <w:proofErr w:type="gramEnd"/>
+      <w:r>
+        <w:rPr>
+          <w:rFonts w:ascii="Arial" w:hAnsi="Arial" w:cs="Arial"/>
+          <w:b/>
+          <w:sz w:val="20"/>
+          <w:szCs w:val="20"/>
+          <w:highlight w:val="yellow"/>
+        </w:rPr>
+        <w:t>” if all Deliverables will occur during the Onboarding phase.</w:t>
       </w:r>
       <w:r>
         <w:rPr>
@@ -9482,7 +10614,107 @@
           <w:szCs w:val="20"/>
           <w:highlight w:val="yellow"/>
         </w:rPr>
-        <w:t xml:space="preserve">. [In connection with the Onboarding Services,] Following delivery of a Deliverable by EY, Client will conduct promptly the applicable acceptance test or review, and inform EY of Client’s acceptance or rejection of such Deliverable. Any rejection by Client must specify the material deficiencies of the Deliverable as compared to the applicable acceptance test criteria or applicable written requirements for the Deliverable. If Client fails to accept or reject such Deliverable within the period of time specified in Exhibit A, (or [2 business] days after delivery if not specified), the Deliverable will be deemed accepted.  If Client delivers to EY a timely notice of deficiencies and the items specified in the notice are deficiencies, EY will correct the described deficiencies within a reasonable period of time. [Fixed Price: EY’s correction efforts will be made at no additional charge.}  {T&amp;M: EY’s correction efforts will be made on a time and materials basis.]  Upon receipt of a corrected Deliverable from EY, Client will have a reasonable additional period of time, not to exceed [3 business] days, to review the corrected Deliverable to confirm that the identified and agreed-upon deficiencies have been corrected. Client will not unreasonably withhold, delay or condition its approval of a Deliverable.  </w:t>
+        <w:t xml:space="preserve">. [In connection with the Onboarding Services,] Following delivery of a Deliverable by EY, Client will conduct promptly the applicable acceptance test or </w:t>
+      </w:r>
+      <w:proofErr w:type="gramStart"/>
+      <w:r>
+        <w:rPr>
+          <w:rFonts w:ascii="Arial" w:hAnsi="Arial" w:cs="Arial"/>
+          <w:sz w:val="20"/>
+          <w:szCs w:val="20"/>
+          <w:highlight w:val="yellow"/>
+        </w:rPr>
+        <w:t>review, and</w:t>
+      </w:r>
+      <w:proofErr w:type="gramEnd"/>
+      <w:r>
+        <w:rPr>
+          <w:rFonts w:ascii="Arial" w:hAnsi="Arial" w:cs="Arial"/>
+          <w:sz w:val="20"/>
+          <w:szCs w:val="20"/>
+          <w:highlight w:val="yellow"/>
+        </w:rPr>
+        <w:t xml:space="preserve"> inform EY of Client’s acceptance or rejection of such Deliverable. Any rejection by Client must specify the material deficiencies of the Deliverable as compared to the applicable acceptance test criteria or applicable written requirements for the Deliverable. If Client fails to accept or reject such Deliverable within the </w:t>
+      </w:r>
+      <w:proofErr w:type="gramStart"/>
+      <w:r>
+        <w:rPr>
+          <w:rFonts w:ascii="Arial" w:hAnsi="Arial" w:cs="Arial"/>
+          <w:sz w:val="20"/>
+          <w:szCs w:val="20"/>
+          <w:highlight w:val="yellow"/>
+        </w:rPr>
+        <w:t>period of time</w:t>
+      </w:r>
+      <w:proofErr w:type="gramEnd"/>
+      <w:r>
+        <w:rPr>
+          <w:rFonts w:ascii="Arial" w:hAnsi="Arial" w:cs="Arial"/>
+          <w:sz w:val="20"/>
+          <w:szCs w:val="20"/>
+          <w:highlight w:val="yellow"/>
+        </w:rPr>
+        <w:t xml:space="preserve"> specified in Exhibit A, (or [2 business] days after delivery if not specified), the Deliverable will be deemed accepted.  If Client delivers to EY a timely notice of deficiencies and the items specified in the notice are deficiencies, EY will correct the described deficiencies within a reasonable </w:t>
+      </w:r>
+      <w:proofErr w:type="gramStart"/>
+      <w:r>
+        <w:rPr>
+          <w:rFonts w:ascii="Arial" w:hAnsi="Arial" w:cs="Arial"/>
+          <w:sz w:val="20"/>
+          <w:szCs w:val="20"/>
+          <w:highlight w:val="yellow"/>
+        </w:rPr>
+        <w:t>period of time</w:t>
+      </w:r>
+      <w:proofErr w:type="gramEnd"/>
+      <w:r>
+        <w:rPr>
+          <w:rFonts w:ascii="Arial" w:hAnsi="Arial" w:cs="Arial"/>
+          <w:sz w:val="20"/>
+          <w:szCs w:val="20"/>
+          <w:highlight w:val="yellow"/>
+        </w:rPr>
+        <w:t xml:space="preserve">. [Fixed Price: EY’s correction efforts will be made at no additional </w:t>
+      </w:r>
+      <w:proofErr w:type="gramStart"/>
+      <w:r>
+        <w:rPr>
+          <w:rFonts w:ascii="Arial" w:hAnsi="Arial" w:cs="Arial"/>
+          <w:sz w:val="20"/>
+          <w:szCs w:val="20"/>
+          <w:highlight w:val="yellow"/>
+        </w:rPr>
+        <w:t>charge.}</w:t>
+      </w:r>
+      <w:proofErr w:type="gramEnd"/>
+      <w:r>
+        <w:rPr>
+          <w:rFonts w:ascii="Arial" w:hAnsi="Arial" w:cs="Arial"/>
+          <w:sz w:val="20"/>
+          <w:szCs w:val="20"/>
+          <w:highlight w:val="yellow"/>
+        </w:rPr>
+        <w:t xml:space="preserve">  {T&amp;M: EY’s correction efforts will be made on a time and materials basis.]  Upon receipt of a corrected Deliverable from EY, Client will have a reasonable additional </w:t>
+      </w:r>
+      <w:proofErr w:type="gramStart"/>
+      <w:r>
+        <w:rPr>
+          <w:rFonts w:ascii="Arial" w:hAnsi="Arial" w:cs="Arial"/>
+          <w:sz w:val="20"/>
+          <w:szCs w:val="20"/>
+          <w:highlight w:val="yellow"/>
+        </w:rPr>
+        <w:t>period of time</w:t>
+      </w:r>
+      <w:proofErr w:type="gramEnd"/>
+      <w:r>
+        <w:rPr>
+          <w:rFonts w:ascii="Arial" w:hAnsi="Arial" w:cs="Arial"/>
+          <w:sz w:val="20"/>
+          <w:szCs w:val="20"/>
+          <w:highlight w:val="yellow"/>
+        </w:rPr>
+        <w:t xml:space="preserve">, not to exceed [3 business] days, to review the corrected Deliverable to confirm that the identified and agreed-upon deficiencies have been corrected. Client will not unreasonably withhold, delay or condition its approval of a Deliverable.  </w:t>
       </w:r>
       <w:r>
         <w:rPr>
@@ -9493,8 +10725,9 @@
           <w:szCs w:val="20"/>
           <w:highlight w:val="yellow"/>
         </w:rPr>
-        <w:t xml:space="preserve">[NOTE TO DRAFT:  Include Section 9.a generally.  If there will be Functional </w:t>
-      </w:r>
+        <w:t>[NOTE TO DRAFT</w:t>
+      </w:r>
+      <w:proofErr w:type="gramStart"/>
       <w:r>
         <w:rPr>
           <w:rFonts w:ascii="Arial" w:hAnsi="Arial" w:cs="Arial"/>
@@ -9504,8 +10737,55 @@
           <w:szCs w:val="20"/>
           <w:highlight w:val="yellow"/>
         </w:rPr>
+        <w:t>:  Include</w:t>
+      </w:r>
+      <w:proofErr w:type="gramEnd"/>
+      <w:r>
+        <w:rPr>
+          <w:rFonts w:ascii="Arial" w:hAnsi="Arial" w:cs="Arial"/>
+          <w:b/>
+          <w:bCs/>
+          <w:sz w:val="20"/>
+          <w:szCs w:val="20"/>
+          <w:highlight w:val="yellow"/>
+        </w:rPr>
+        <w:t xml:space="preserve"> Section 9.a generally.  If there will be Functional </w:t>
+      </w:r>
+      <w:r>
+        <w:rPr>
+          <w:rFonts w:ascii="Arial" w:hAnsi="Arial" w:cs="Arial"/>
+          <w:b/>
+          <w:bCs/>
+          <w:sz w:val="20"/>
+          <w:szCs w:val="20"/>
+          <w:highlight w:val="yellow"/>
+        </w:rPr>
         <w:lastRenderedPageBreak/>
-        <w:t>Deliverables provided to the client as part of the Services, include Section 9.b as well.  In addition, the Functional Deliverables acceptance language assumes a process where there will be regular formal acceptance test steps (generally UAT), and may need to be separately tailored for an Agile or DevOps approach to development.]</w:t>
+        <w:t>Deliverables provided to the client as part of the Services, include Section 9.b as well.  In addition, the Functional Deliverables acceptance language assumes a process where there will be regular formal acceptance test steps (generally UAT</w:t>
+      </w:r>
+      <w:proofErr w:type="gramStart"/>
+      <w:r>
+        <w:rPr>
+          <w:rFonts w:ascii="Arial" w:hAnsi="Arial" w:cs="Arial"/>
+          <w:b/>
+          <w:bCs/>
+          <w:sz w:val="20"/>
+          <w:szCs w:val="20"/>
+          <w:highlight w:val="yellow"/>
+        </w:rPr>
+        <w:t>), and</w:t>
+      </w:r>
+      <w:proofErr w:type="gramEnd"/>
+      <w:r>
+        <w:rPr>
+          <w:rFonts w:ascii="Arial" w:hAnsi="Arial" w:cs="Arial"/>
+          <w:b/>
+          <w:bCs/>
+          <w:sz w:val="20"/>
+          <w:szCs w:val="20"/>
+          <w:highlight w:val="yellow"/>
+        </w:rPr>
+        <w:t xml:space="preserve"> may need to be separately tailored for an Agile or DevOps approach to development.]</w:t>
       </w:r>
     </w:p>
     <w:p>
@@ -9938,7 +11218,27 @@
           <w:szCs w:val="20"/>
           <w:highlight w:val="yellow"/>
         </w:rPr>
-        <w:t>, it will be accepted.  If not, then any material Nonconformity related to the applicable Functional Deliverable will be (A) fed by EY into list of identified defects and (</w:t>
+        <w:t xml:space="preserve">, it will be accepted.  If not, then any material Nonconformity related to the applicable Functional Deliverable will </w:t>
+      </w:r>
+      <w:proofErr w:type="gramStart"/>
+      <w:r>
+        <w:rPr>
+          <w:rFonts w:ascii="Arial" w:hAnsi="Arial" w:cs="Arial"/>
+          <w:sz w:val="20"/>
+          <w:szCs w:val="20"/>
+          <w:highlight w:val="yellow"/>
+        </w:rPr>
+        <w:t>be (A)</w:t>
+      </w:r>
+      <w:proofErr w:type="gramEnd"/>
+      <w:r>
+        <w:rPr>
+          <w:rFonts w:ascii="Arial" w:hAnsi="Arial" w:cs="Arial"/>
+          <w:sz w:val="20"/>
+          <w:szCs w:val="20"/>
+          <w:highlight w:val="yellow"/>
+        </w:rPr>
+        <w:t xml:space="preserve"> fed by EY into list of identified defects and (</w:t>
       </w:r>
       <w:r>
         <w:rPr>
@@ -10416,17 +11716,40 @@
           <w:szCs w:val="20"/>
           <w:highlight w:val="yellow"/>
         </w:rPr>
-        <w:t xml:space="preserve">NOTE TO DRAFT:  </w:t>
-      </w:r>
-      <w:r>
-        <w:rPr>
-          <w:rFonts w:ascii="Arial" w:hAnsi="Arial" w:cs="Arial"/>
-          <w:b/>
-          <w:sz w:val="20"/>
-          <w:szCs w:val="20"/>
-          <w:highlight w:val="yellow"/>
-        </w:rPr>
-        <w:t xml:space="preserve">Consult with applicable </w:t>
+        <w:t>NOTE TO DRAFT</w:t>
+      </w:r>
+      <w:proofErr w:type="gramStart"/>
+      <w:r>
+        <w:rPr>
+          <w:rFonts w:ascii="Arial" w:hAnsi="Arial" w:cs="Arial"/>
+          <w:b/>
+          <w:i/>
+          <w:sz w:val="20"/>
+          <w:szCs w:val="20"/>
+          <w:highlight w:val="yellow"/>
+        </w:rPr>
+        <w:t xml:space="preserve">:  </w:t>
+      </w:r>
+      <w:r>
+        <w:rPr>
+          <w:rFonts w:ascii="Arial" w:hAnsi="Arial" w:cs="Arial"/>
+          <w:b/>
+          <w:sz w:val="20"/>
+          <w:szCs w:val="20"/>
+          <w:highlight w:val="yellow"/>
+        </w:rPr>
+        <w:t>Consult</w:t>
+      </w:r>
+      <w:proofErr w:type="gramEnd"/>
+      <w:r>
+        <w:rPr>
+          <w:rFonts w:ascii="Arial" w:hAnsi="Arial" w:cs="Arial"/>
+          <w:b/>
+          <w:sz w:val="20"/>
+          <w:szCs w:val="20"/>
+          <w:highlight w:val="yellow"/>
+        </w:rPr>
+        <w:t xml:space="preserve"> with applicable </w:t>
       </w:r>
       <w:r>
         <w:rPr>
@@ -10736,7 +12059,7 @@
     </w:p>
     <w:p>
       <w:pPr>
-        <w:pStyle w:val="Heading1"/>
+        <w:pStyle w:val="TitleHeading"/>
       </w:pPr>
       <w:r>
         <w:t xml:space="preserve">Schedule </w:t>
@@ -10812,15 +12135,27 @@
         </w:rPr>
         <w:t>NOTE TO DRAFT</w:t>
       </w:r>
-      <w:r>
-        <w:rPr>
-          <w:rFonts w:ascii="Arial" w:hAnsi="Arial" w:cs="Arial"/>
-          <w:b/>
-          <w:sz w:val="20"/>
-          <w:szCs w:val="20"/>
-          <w:highlight w:val="yellow"/>
-        </w:rPr>
-        <w:t xml:space="preserve">:  Teams should first focus on drafting Schedule A (Description of Services), to describe the scope of services, </w:t>
+      <w:proofErr w:type="gramStart"/>
+      <w:r>
+        <w:rPr>
+          <w:rFonts w:ascii="Arial" w:hAnsi="Arial" w:cs="Arial"/>
+          <w:b/>
+          <w:sz w:val="20"/>
+          <w:szCs w:val="20"/>
+          <w:highlight w:val="yellow"/>
+        </w:rPr>
+        <w:t>:  Teams</w:t>
+      </w:r>
+      <w:proofErr w:type="gramEnd"/>
+      <w:r>
+        <w:rPr>
+          <w:rFonts w:ascii="Arial" w:hAnsi="Arial" w:cs="Arial"/>
+          <w:b/>
+          <w:sz w:val="20"/>
+          <w:szCs w:val="20"/>
+          <w:highlight w:val="yellow"/>
+        </w:rPr>
+        <w:t xml:space="preserve"> should first focus on drafting Schedule A (Description of Services), to describe the scope of services, </w:t>
       </w:r>
       <w:r>
         <w:rPr>
@@ -10860,7 +12195,29 @@
           <w:szCs w:val="20"/>
           <w:highlight w:val="yellow"/>
         </w:rPr>
-        <w:t>, roles and responsibilities, key assumptions and attributes.  This should be done as early as possible and as completely as possible since it is the cornerstone to agreeing with the client, and to ensure that EY’s delivery model, pricing and service levels are aligned to the scope expectations. Teams should not underestimate the time it takes to draft Schedule A (Description of Services). Teams should also confirm Defined Terms early in the drafting process so that they can be consistently be applied throughout the contract and avoid unnecessary rework.]</w:t>
+        <w:t xml:space="preserve">, roles and responsibilities, key assumptions and attributes.  This should be done as early as possible and as completely as possible since it is the cornerstone to agreeing with the client, and to ensure that EY’s delivery model, pricing and service levels are aligned to the scope expectations. Teams should not underestimate the time it takes to draft Schedule A (Description of Services). Teams should also confirm Defined Terms early in the drafting process so that they </w:t>
+      </w:r>
+      <w:proofErr w:type="gramStart"/>
+      <w:r>
+        <w:rPr>
+          <w:rFonts w:ascii="Arial" w:hAnsi="Arial" w:cs="Arial"/>
+          <w:b/>
+          <w:sz w:val="20"/>
+          <w:szCs w:val="20"/>
+          <w:highlight w:val="yellow"/>
+        </w:rPr>
+        <w:t>can be consistently be</w:t>
+      </w:r>
+      <w:proofErr w:type="gramEnd"/>
+      <w:r>
+        <w:rPr>
+          <w:rFonts w:ascii="Arial" w:hAnsi="Arial" w:cs="Arial"/>
+          <w:b/>
+          <w:sz w:val="20"/>
+          <w:szCs w:val="20"/>
+          <w:highlight w:val="yellow"/>
+        </w:rPr>
+        <w:t xml:space="preserve"> applied throughout the contract and avoid unnecessary rework.]</w:t>
       </w:r>
     </w:p>
     <w:p>
@@ -11054,7 +12411,17 @@
           <w:szCs w:val="20"/>
           <w:highlight w:val="yellow"/>
         </w:rPr>
-        <w:t xml:space="preserve">:  </w:t>
+        <w:t>:</w:t>
+      </w:r>
+      <w:proofErr w:type="gramStart"/>
+      <w:r>
+        <w:rPr>
+          <w:rFonts w:ascii="Arial" w:hAnsi="Arial" w:cs="Arial"/>
+          <w:sz w:val="20"/>
+          <w:szCs w:val="20"/>
+          <w:highlight w:val="yellow"/>
+        </w:rPr>
+        <w:t xml:space="preserve">  </w:t>
       </w:r>
       <w:r>
         <w:rPr>
@@ -11076,8 +12443,33 @@
           <w:szCs w:val="20"/>
           <w:highlight w:val="yellow"/>
         </w:rPr>
-        <w:t>[NOTE TO DRAFT:  This section will typically include (1) “Onboarding” or “Transition” phase to setup/establish the Managed Service, (2) “Managed Services” or “run” phase, and (3) “Additional Services”.  Note, special consideration needed for any transformative projects that will be included as part of the Managed Services, e.g., a client-funded initiative that will ultimately reduce the cost/charges for the Managed Services.]</w:t>
-      </w:r>
+        <w:t>[</w:t>
+      </w:r>
+      <w:proofErr w:type="gramEnd"/>
+      <w:r>
+        <w:rPr>
+          <w:rFonts w:ascii="Arial" w:hAnsi="Arial" w:cs="Arial"/>
+          <w:b/>
+          <w:i/>
+          <w:sz w:val="20"/>
+          <w:szCs w:val="20"/>
+          <w:highlight w:val="yellow"/>
+        </w:rPr>
+        <w:t xml:space="preserve">NOTE TO DRAFT:  This section will typically include (1) “Onboarding” or “Transition” phase to setup/establish the Managed Service, (2) “Managed Services” or “run” phase, and (3) “Additional Services”.  Note, special consideration needed for any transformative projects that will be included as part of the Managed Services, e.g., a client-funded initiative that will ultimately reduce the cost/charges for the Managed </w:t>
+      </w:r>
+      <w:proofErr w:type="gramStart"/>
+      <w:r>
+        <w:rPr>
+          <w:rFonts w:ascii="Arial" w:hAnsi="Arial" w:cs="Arial"/>
+          <w:b/>
+          <w:i/>
+          <w:sz w:val="20"/>
+          <w:szCs w:val="20"/>
+          <w:highlight w:val="yellow"/>
+        </w:rPr>
+        <w:t>Services.]</w:t>
+      </w:r>
+      <w:proofErr w:type="gramEnd"/>
     </w:p>
     <w:p>
       <w:pPr>
@@ -11096,7 +12488,17 @@
           <w:szCs w:val="20"/>
           <w:highlight w:val="yellow"/>
         </w:rPr>
-        <w:t>**ONBOARDING_SVC_DESCRIPTION** as described in Section 1.f</w:t>
+        <w:t xml:space="preserve">**ONBOARDING_SVC_DESCRIPTION** as described in Section </w:t>
+      </w:r>
+      <w:proofErr w:type="gramStart"/>
+      <w:r>
+        <w:rPr>
+          <w:rFonts w:ascii="Arial" w:hAnsi="Arial" w:cs="Arial"/>
+          <w:sz w:val="20"/>
+          <w:szCs w:val="20"/>
+          <w:highlight w:val="yellow"/>
+        </w:rPr>
+        <w:t>1.f</w:t>
       </w:r>
       <w:r>
         <w:rPr>
@@ -11106,6 +12508,7 @@
         </w:rPr>
         <w:t>;</w:t>
       </w:r>
+      <w:proofErr w:type="gramEnd"/>
     </w:p>
     <w:p>
       <w:pPr>
@@ -11190,7 +12593,27 @@
           <w:szCs w:val="20"/>
           <w:highlight w:val="yellow"/>
         </w:rPr>
-        <w:t xml:space="preserve"> [Alternative 1: The scope of Services is limited to the following {lines of business, functions, in scope technology}: OR Alternative 2: The scope of Services will not include the following:</w:t>
+        <w:t xml:space="preserve"> [Alternative 1: The scope of Services is limited to the following {lines of business, functions, in scope </w:t>
+      </w:r>
+      <w:proofErr w:type="gramStart"/>
+      <w:r>
+        <w:rPr>
+          <w:rFonts w:ascii="Arial" w:hAnsi="Arial" w:cs="Arial"/>
+          <w:sz w:val="20"/>
+          <w:szCs w:val="20"/>
+          <w:highlight w:val="yellow"/>
+        </w:rPr>
+        <w:t>technology}:</w:t>
+      </w:r>
+      <w:proofErr w:type="gramEnd"/>
+      <w:r>
+        <w:rPr>
+          <w:rFonts w:ascii="Arial" w:hAnsi="Arial" w:cs="Arial"/>
+          <w:sz w:val="20"/>
+          <w:szCs w:val="20"/>
+          <w:highlight w:val="yellow"/>
+        </w:rPr>
+        <w:t xml:space="preserve"> OR Alternative 2: The scope of Services will not include the following:</w:t>
       </w:r>
       <w:r>
         <w:rPr>
@@ -11365,6 +12788,7 @@
         </w:rPr>
         <w:t>scope limitations</w:t>
       </w:r>
+      <w:proofErr w:type="gramStart"/>
       <w:r>
         <w:rPr>
           <w:rFonts w:ascii="Arial" w:hAnsi="Arial" w:cs="Arial"/>
@@ -11383,6 +12807,7 @@
         </w:rPr>
         <w:t>;</w:t>
       </w:r>
+      <w:proofErr w:type="gramEnd"/>
     </w:p>
     <w:p>
       <w:pPr>
@@ -11509,7 +12934,23 @@
           <w:sz w:val="20"/>
           <w:szCs w:val="20"/>
         </w:rPr>
-        <w:t xml:space="preserve"> define the specific responsibilities of </w:t>
+        <w:t xml:space="preserve"> define the specific responsibilities of each </w:t>
+      </w:r>
+      <w:r>
+        <w:rPr>
+          <w:rFonts w:ascii="Arial" w:hAnsi="Arial" w:cs="Arial"/>
+          <w:sz w:val="20"/>
+          <w:szCs w:val="20"/>
+        </w:rPr>
+        <w:t>Party</w:t>
+      </w:r>
+      <w:r>
+        <w:rPr>
+          <w:rFonts w:ascii="Arial" w:hAnsi="Arial" w:cs="Arial"/>
+          <w:sz w:val="20"/>
+          <w:szCs w:val="20"/>
+        </w:rPr>
+        <w:t xml:space="preserve">, noted by an “X” in the appropriate column (EY vs. Client) within the tables below.  EY will </w:t>
       </w:r>
       <w:r>
         <w:rPr>
@@ -11518,7 +12959,16 @@
           <w:szCs w:val="20"/>
         </w:rPr>
         <w:lastRenderedPageBreak/>
-        <w:t xml:space="preserve">each </w:t>
+        <w:t xml:space="preserve">perform, as part of the Services, those activities designated as EY’s responsibility. Where Client is designated as the </w:t>
+      </w:r>
+      <w:proofErr w:type="gramStart"/>
+      <w:r>
+        <w:rPr>
+          <w:rFonts w:ascii="Arial" w:hAnsi="Arial" w:cs="Arial"/>
+          <w:sz w:val="20"/>
+          <w:szCs w:val="20"/>
+        </w:rPr>
+        <w:t xml:space="preserve">responsible </w:t>
       </w:r>
       <w:r>
         <w:rPr>
@@ -11528,22 +12978,7 @@
         </w:rPr>
         <w:t>Party</w:t>
       </w:r>
-      <w:r>
-        <w:rPr>
-          <w:rFonts w:ascii="Arial" w:hAnsi="Arial" w:cs="Arial"/>
-          <w:sz w:val="20"/>
-          <w:szCs w:val="20"/>
-        </w:rPr>
-        <w:t xml:space="preserve">, noted by an “X” in the appropriate column (EY vs. Client) within the tables below.  EY will perform, as part of the Services, those activities designated as EY’s responsibility. Where Client is designated as the responsible </w:t>
-      </w:r>
-      <w:r>
-        <w:rPr>
-          <w:rFonts w:ascii="Arial" w:hAnsi="Arial" w:cs="Arial"/>
-          <w:sz w:val="20"/>
-          <w:szCs w:val="20"/>
-        </w:rPr>
-        <w:t>Party</w:t>
-      </w:r>
+      <w:proofErr w:type="gramEnd"/>
       <w:r>
         <w:rPr>
           <w:rFonts w:ascii="Arial" w:hAnsi="Arial" w:cs="Arial"/>
@@ -11691,16 +13126,36 @@
           <w:szCs w:val="20"/>
           <w:highlight w:val="yellow"/>
         </w:rPr>
-        <w:t xml:space="preserve">**GO_LIVE_DATE** </w:t>
-      </w:r>
-      <w:r>
-        <w:rPr>
-          <w:rFonts w:ascii="Arial" w:hAnsi="Arial" w:cs="Arial"/>
-          <w:sz w:val="20"/>
-          <w:szCs w:val="20"/>
-          <w:highlight w:val="yellow"/>
-        </w:rPr>
-        <w:t xml:space="preserve">.   Any </w:t>
+        <w:t>**GO_LIVE_DATE*</w:t>
+      </w:r>
+      <w:proofErr w:type="gramStart"/>
+      <w:r>
+        <w:rPr>
+          <w:rFonts w:ascii="Arial" w:hAnsi="Arial" w:cs="Arial"/>
+          <w:sz w:val="20"/>
+          <w:szCs w:val="20"/>
+          <w:highlight w:val="yellow"/>
+        </w:rPr>
+        <w:t xml:space="preserve">* </w:t>
+      </w:r>
+      <w:r>
+        <w:rPr>
+          <w:rFonts w:ascii="Arial" w:hAnsi="Arial" w:cs="Arial"/>
+          <w:sz w:val="20"/>
+          <w:szCs w:val="20"/>
+          <w:highlight w:val="yellow"/>
+        </w:rPr>
+        <w:t>.</w:t>
+      </w:r>
+      <w:proofErr w:type="gramEnd"/>
+      <w:r>
+        <w:rPr>
+          <w:rFonts w:ascii="Arial" w:hAnsi="Arial" w:cs="Arial"/>
+          <w:sz w:val="20"/>
+          <w:szCs w:val="20"/>
+          <w:highlight w:val="yellow"/>
+        </w:rPr>
+        <w:t xml:space="preserve">   Any </w:t>
       </w:r>
       <w:r>
         <w:rPr>
@@ -13106,15 +14561,26 @@
                 <w:szCs w:val="20"/>
                 <w:highlight w:val="cyan"/>
               </w:rPr>
-              <w:t>May include key pre-requisites and/or governing documents needed to support the Managed Services e.g., Operating Manual, Operating Model, Governance protocols, initial Demand Plan and/or Schedules</w:t>
-            </w:r>
-            <w:r>
-              <w:rPr>
-                <w:rFonts w:ascii="Arial" w:hAnsi="Arial" w:cs="Arial"/>
+              <w:t xml:space="preserve">May include key pre-requisites and/or governing documents needed to support the Managed Services e.g., Operating Manual, Operating Model, Governance protocols, initial Demand Plan and/or </w:t>
+            </w:r>
+            <w:proofErr w:type="gramStart"/>
+            <w:r>
+              <w:rPr>
+                <w:rFonts w:ascii="Arial" w:hAnsi="Arial" w:cs="Arial"/>
+                <w:i/>
                 <w:sz w:val="20"/>
                 <w:szCs w:val="20"/>
                 <w:highlight w:val="cyan"/>
               </w:rPr>
+              <w:t>Schedules</w:t>
+            </w:r>
+            <w:r>
+              <w:rPr>
+                <w:rFonts w:ascii="Arial" w:hAnsi="Arial" w:cs="Arial"/>
+                <w:sz w:val="20"/>
+                <w:szCs w:val="20"/>
+                <w:highlight w:val="cyan"/>
+              </w:rPr>
               <w:t xml:space="preserve"> </w:t>
             </w:r>
             <w:r>
@@ -13126,6 +14592,7 @@
               </w:rPr>
               <w:t>]</w:t>
             </w:r>
+            <w:proofErr w:type="gramEnd"/>
           </w:p>
         </w:tc>
         <w:tc>
@@ -13433,6 +14900,7 @@
         </w:rPr>
         <w:t>NOTE TO DRAFT</w:t>
       </w:r>
+      <w:proofErr w:type="gramStart"/>
       <w:r>
         <w:rPr>
           <w:rFonts w:ascii="Arial" w:hAnsi="Arial" w:cs="Arial"/>
@@ -13441,7 +14909,18 @@
           <w:szCs w:val="20"/>
           <w:highlight w:val="cyan"/>
         </w:rPr>
-        <w:t>:  The following structure assumes there is a single type of Managed Service in-scope.  If there is more than one Managed Service Offering, consider adding individual sections for each Managed Service.</w:t>
+        <w:t>:  The</w:t>
+      </w:r>
+      <w:proofErr w:type="gramEnd"/>
+      <w:r>
+        <w:rPr>
+          <w:rFonts w:ascii="Arial" w:hAnsi="Arial" w:cs="Arial"/>
+          <w:b/>
+          <w:sz w:val="20"/>
+          <w:szCs w:val="20"/>
+          <w:highlight w:val="cyan"/>
+        </w:rPr>
+        <w:t xml:space="preserve"> following structure assumes there is a single type of Managed Service in-scope.  If there is more than one Managed Service Offering, consider adding individual sections for each Managed Service.</w:t>
       </w:r>
       <w:r>
         <w:rPr>
@@ -13557,6 +15036,7 @@
         </w:rPr>
         <w:t>[</w:t>
       </w:r>
+      <w:proofErr w:type="gramStart"/>
       <w:r>
         <w:rPr>
           <w:rFonts w:ascii="Arial" w:hAnsi="Arial" w:cs="Arial"/>
@@ -13574,7 +15054,17 @@
           <w:szCs w:val="20"/>
           <w:highlight w:val="cyan"/>
         </w:rPr>
-        <w:t xml:space="preserve">, </w:t>
+        <w:t>,</w:t>
+      </w:r>
+      <w:proofErr w:type="gramEnd"/>
+      <w:r>
+        <w:rPr>
+          <w:rFonts w:ascii="Arial" w:hAnsi="Arial" w:cs="Arial"/>
+          <w:sz w:val="20"/>
+          <w:szCs w:val="20"/>
+          <w:highlight w:val="cyan"/>
+        </w:rPr>
+        <w:t xml:space="preserve"> </w:t>
       </w:r>
       <w:r>
         <w:rPr>
@@ -13836,6 +15326,7 @@
         </w:rPr>
         <w:t>NOTE TO DRAFT</w:t>
       </w:r>
+      <w:proofErr w:type="gramStart"/>
       <w:r>
         <w:rPr>
           <w:rFonts w:ascii="Arial" w:hAnsi="Arial" w:cs="Arial"/>
@@ -13844,7 +15335,18 @@
           <w:szCs w:val="20"/>
           <w:highlight w:val="cyan"/>
         </w:rPr>
-        <w:t xml:space="preserve">:  The following table is the </w:t>
+        <w:t>:  The</w:t>
+      </w:r>
+      <w:proofErr w:type="gramEnd"/>
+      <w:r>
+        <w:rPr>
+          <w:rFonts w:ascii="Arial" w:hAnsi="Arial" w:cs="Arial"/>
+          <w:b/>
+          <w:sz w:val="20"/>
+          <w:szCs w:val="20"/>
+          <w:highlight w:val="cyan"/>
+        </w:rPr>
+        <w:t xml:space="preserve"> following table is the </w:t>
       </w:r>
       <w:r>
         <w:rPr>
@@ -15049,6 +16551,7 @@
         </w:rPr>
         <w:t xml:space="preserve">Attributes of the Managed </w:t>
       </w:r>
+      <w:proofErr w:type="gramStart"/>
       <w:r>
         <w:rPr>
           <w:rFonts w:ascii="Arial" w:hAnsi="Arial" w:cs="Arial"/>
@@ -15076,6 +16579,7 @@
         </w:rPr>
         <w:t>[</w:t>
       </w:r>
+      <w:proofErr w:type="gramEnd"/>
       <w:r>
         <w:rPr>
           <w:rFonts w:ascii="Arial" w:hAnsi="Arial" w:cs="Arial"/>
@@ -15087,15 +16591,27 @@
         </w:rPr>
         <w:t>NOTE TO DRAFT</w:t>
       </w:r>
-      <w:r>
-        <w:rPr>
-          <w:rFonts w:ascii="Arial" w:hAnsi="Arial" w:cs="Arial"/>
-          <w:b/>
-          <w:sz w:val="20"/>
-          <w:szCs w:val="20"/>
-          <w:highlight w:val="yellow"/>
-        </w:rPr>
-        <w:t xml:space="preserve">:  Attributes of the Managed Services act as boundaries or guardrails for the Managed Services.  They define important limitations on the ‘what’ of the service.  For example, if the ‘what’ of the service is that EY will process sanctions alerts based on batches sent by the client, then the attributes might include identification of service locations, language of the services, hours of operation, etc.  Service attributes are important to the extent they impact pricing </w:t>
+      <w:proofErr w:type="gramStart"/>
+      <w:r>
+        <w:rPr>
+          <w:rFonts w:ascii="Arial" w:hAnsi="Arial" w:cs="Arial"/>
+          <w:b/>
+          <w:sz w:val="20"/>
+          <w:szCs w:val="20"/>
+          <w:highlight w:val="yellow"/>
+        </w:rPr>
+        <w:t>:  Attributes</w:t>
+      </w:r>
+      <w:proofErr w:type="gramEnd"/>
+      <w:r>
+        <w:rPr>
+          <w:rFonts w:ascii="Arial" w:hAnsi="Arial" w:cs="Arial"/>
+          <w:b/>
+          <w:sz w:val="20"/>
+          <w:szCs w:val="20"/>
+          <w:highlight w:val="yellow"/>
+        </w:rPr>
+        <w:t xml:space="preserve"> of the Managed Services act as boundaries or guardrails for the Managed Services.  They define important limitations on the ‘what’ of the service.  For example, if the ‘what’ of the service is that EY will process sanctions alerts based on batches sent by the client, then the attributes might include identification of service locations, language of the services, hours of operation, etc.  Service attributes are important to the extent they impact pricing </w:t>
       </w:r>
       <w:r>
         <w:rPr>
@@ -15257,6 +16773,7 @@
           <w:u w:val="single"/>
         </w:rPr>
       </w:pPr>
+      <w:proofErr w:type="gramStart"/>
       <w:r>
         <w:rPr>
           <w:rFonts w:ascii="Arial" w:hAnsi="Arial" w:cs="Arial"/>
@@ -15264,7 +16781,17 @@
           <w:szCs w:val="20"/>
           <w:u w:val="single"/>
         </w:rPr>
-        <w:t>Outputs of the Managed Services</w:t>
+        <w:t>Outputs</w:t>
+      </w:r>
+      <w:proofErr w:type="gramEnd"/>
+      <w:r>
+        <w:rPr>
+          <w:rFonts w:ascii="Arial" w:hAnsi="Arial" w:cs="Arial"/>
+          <w:sz w:val="20"/>
+          <w:szCs w:val="20"/>
+          <w:u w:val="single"/>
+        </w:rPr>
+        <w:t xml:space="preserve"> of the Managed Services</w:t>
       </w:r>
     </w:p>
     <w:p>
@@ -15424,6 +16951,7 @@
         </w:rPr>
         <w:t xml:space="preserve"> MS</w:t>
       </w:r>
+      <w:proofErr w:type="gramStart"/>
       <w:r>
         <w:rPr>
           <w:rFonts w:ascii="Arial" w:hAnsi="Arial" w:cs="Arial"/>
@@ -15443,6 +16971,7 @@
         </w:rPr>
         <w:t>[</w:t>
       </w:r>
+      <w:proofErr w:type="gramEnd"/>
       <w:r>
         <w:rPr>
           <w:rFonts w:ascii="Arial" w:hAnsi="Arial" w:cs="Arial"/>
@@ -16050,6 +17579,7 @@
         </w:rPr>
         <w:t>NOTE TO DRAFT</w:t>
       </w:r>
+      <w:proofErr w:type="gramStart"/>
       <w:r>
         <w:rPr>
           <w:rFonts w:ascii="Arial" w:hAnsi="Arial" w:cs="Arial"/>
@@ -16058,7 +17588,40 @@
           <w:szCs w:val="20"/>
           <w:highlight w:val="cyan"/>
         </w:rPr>
-        <w:t>:  Consider carefully, as EY preserves the ability to change locations at its discretion in Section 6(d) of the SOW.  Specifying locations and/or client approval rights will limit EY’s flexibility in a long term Managed Service</w:t>
+        <w:t>:  Consider</w:t>
+      </w:r>
+      <w:proofErr w:type="gramEnd"/>
+      <w:r>
+        <w:rPr>
+          <w:rFonts w:ascii="Arial" w:hAnsi="Arial" w:cs="Arial"/>
+          <w:b/>
+          <w:sz w:val="20"/>
+          <w:szCs w:val="20"/>
+          <w:highlight w:val="cyan"/>
+        </w:rPr>
+        <w:t xml:space="preserve"> carefully, as EY preserves the ability to change locations at its discretion in Section 6(d) of the SOW.  Specifying locations and/or client approval rights will limit EY’s flexibility in a </w:t>
+      </w:r>
+      <w:proofErr w:type="gramStart"/>
+      <w:r>
+        <w:rPr>
+          <w:rFonts w:ascii="Arial" w:hAnsi="Arial" w:cs="Arial"/>
+          <w:b/>
+          <w:sz w:val="20"/>
+          <w:szCs w:val="20"/>
+          <w:highlight w:val="cyan"/>
+        </w:rPr>
+        <w:t>long term</w:t>
+      </w:r>
+      <w:proofErr w:type="gramEnd"/>
+      <w:r>
+        <w:rPr>
+          <w:rFonts w:ascii="Arial" w:hAnsi="Arial" w:cs="Arial"/>
+          <w:b/>
+          <w:sz w:val="20"/>
+          <w:szCs w:val="20"/>
+          <w:highlight w:val="cyan"/>
+        </w:rPr>
+        <w:t xml:space="preserve"> Managed Service</w:t>
       </w:r>
       <w:r>
         <w:rPr>
@@ -16097,7 +17660,16 @@
           <w:sz w:val="20"/>
           <w:szCs w:val="20"/>
         </w:rPr>
-        <w:t xml:space="preserve">The EY team will perform all Services under this SOW either from Client’s facilities or from the following EY locations:  </w:t>
+        <w:t>The EY team will perform all Services under this SOW either from Client’s facilities or from the following EY locations</w:t>
+      </w:r>
+      <w:proofErr w:type="gramStart"/>
+      <w:r>
+        <w:rPr>
+          <w:rFonts w:ascii="Arial" w:hAnsi="Arial" w:cs="Arial"/>
+          <w:sz w:val="20"/>
+          <w:szCs w:val="20"/>
+        </w:rPr>
+        <w:t xml:space="preserve">:  </w:t>
       </w:r>
       <w:r>
         <w:rPr>
@@ -16108,6 +17680,7 @@
         </w:rPr>
         <w:t>{</w:t>
       </w:r>
+      <w:proofErr w:type="gramEnd"/>
       <w:r>
         <w:rPr>
           <w:rFonts w:ascii="Arial" w:hAnsi="Arial" w:cs="Arial"/>
@@ -16169,15 +17742,27 @@
         </w:rPr>
         <w:t>NOTE TO DRAFT</w:t>
       </w:r>
-      <w:r>
-        <w:rPr>
-          <w:rFonts w:ascii="Arial" w:hAnsi="Arial" w:cs="Arial"/>
-          <w:b/>
-          <w:sz w:val="20"/>
-          <w:szCs w:val="20"/>
-          <w:highlight w:val="yellow"/>
-        </w:rPr>
-        <w:t>:  Add if EY is providing services from secure bays, as they will drive EY costs.  Be clear where secure bays are being used and which services the secure bays support (to manage costs and scope).]</w:t>
+      <w:proofErr w:type="gramStart"/>
+      <w:r>
+        <w:rPr>
+          <w:rFonts w:ascii="Arial" w:hAnsi="Arial" w:cs="Arial"/>
+          <w:b/>
+          <w:sz w:val="20"/>
+          <w:szCs w:val="20"/>
+          <w:highlight w:val="yellow"/>
+        </w:rPr>
+        <w:t>:  Add</w:t>
+      </w:r>
+      <w:proofErr w:type="gramEnd"/>
+      <w:r>
+        <w:rPr>
+          <w:rFonts w:ascii="Arial" w:hAnsi="Arial" w:cs="Arial"/>
+          <w:b/>
+          <w:sz w:val="20"/>
+          <w:szCs w:val="20"/>
+          <w:highlight w:val="yellow"/>
+        </w:rPr>
+        <w:t xml:space="preserve"> if EY is providing services from secure bays, as they will drive EY costs.  Be clear where secure bays are being used and which services the secure bays support (to manage costs and scope).]</w:t>
       </w:r>
       <w:r>
         <w:rPr>
@@ -16217,16 +17802,37 @@
           <w:szCs w:val="20"/>
           <w:highlight w:val="yellow"/>
         </w:rPr>
-        <w:t>location(s)</w:t>
-      </w:r>
-      <w:r>
-        <w:rPr>
-          <w:rFonts w:ascii="Arial" w:hAnsi="Arial" w:cs="Arial"/>
-          <w:sz w:val="20"/>
-          <w:szCs w:val="20"/>
-          <w:highlight w:val="yellow"/>
-        </w:rPr>
-        <w:t>] will be conducted out of a Secure Workplace.  Service locations may not be changed without the express written consent of Client.</w:t>
+        <w:t>location(</w:t>
+      </w:r>
+      <w:proofErr w:type="gramStart"/>
+      <w:r>
+        <w:rPr>
+          <w:rFonts w:ascii="Arial" w:hAnsi="Arial" w:cs="Arial"/>
+          <w:i/>
+          <w:sz w:val="20"/>
+          <w:szCs w:val="20"/>
+          <w:highlight w:val="yellow"/>
+        </w:rPr>
+        <w:t>s)</w:t>
+      </w:r>
+      <w:r>
+        <w:rPr>
+          <w:rFonts w:ascii="Arial" w:hAnsi="Arial" w:cs="Arial"/>
+          <w:sz w:val="20"/>
+          <w:szCs w:val="20"/>
+          <w:highlight w:val="yellow"/>
+        </w:rPr>
+        <w:t>]</w:t>
+      </w:r>
+      <w:proofErr w:type="gramEnd"/>
+      <w:r>
+        <w:rPr>
+          <w:rFonts w:ascii="Arial" w:hAnsi="Arial" w:cs="Arial"/>
+          <w:sz w:val="20"/>
+          <w:szCs w:val="20"/>
+          <w:highlight w:val="yellow"/>
+        </w:rPr>
+        <w:t xml:space="preserve"> will be conducted out of a Secure Workplace.  Service locations may not be changed without the express written consent of Client.</w:t>
       </w:r>
     </w:p>
     <w:p>
@@ -16277,6 +17883,7 @@
         </w:rPr>
         <w:t>NOTE TO DRAFT</w:t>
       </w:r>
+      <w:proofErr w:type="gramStart"/>
       <w:r>
         <w:rPr>
           <w:rFonts w:ascii="Arial" w:hAnsi="Arial" w:cs="Arial"/>
@@ -16285,7 +17892,18 @@
           <w:szCs w:val="20"/>
           <w:highlight w:val="cyan"/>
         </w:rPr>
-        <w:t>:  Add if there are hours of operations limitations for the Managed Services.  Some Managed Services may be 24x7, in which case this attribute may not be applicable.]</w:t>
+        <w:t>:  Add</w:t>
+      </w:r>
+      <w:proofErr w:type="gramEnd"/>
+      <w:r>
+        <w:rPr>
+          <w:rFonts w:ascii="Arial" w:hAnsi="Arial" w:cs="Arial"/>
+          <w:b/>
+          <w:sz w:val="20"/>
+          <w:szCs w:val="20"/>
+          <w:highlight w:val="cyan"/>
+        </w:rPr>
+        <w:t xml:space="preserve"> if there are hours of operations limitations for the Managed Services.  Some Managed Services may be 24x7, in which case this attribute may not be applicable.]</w:t>
       </w:r>
       <w:r>
         <w:rPr>
@@ -16316,7 +17934,43 @@
           <w:sz w:val="20"/>
           <w:szCs w:val="20"/>
         </w:rPr>
-        <w:t xml:space="preserve">EY shall provide the Managed Services during the working hours set forth in the below table. </w:t>
+        <w:t xml:space="preserve">EY shall provide the Managed Services during the working hours set forth </w:t>
+      </w:r>
+      <w:proofErr w:type="gramStart"/>
+      <w:r>
+        <w:rPr>
+          <w:rFonts w:ascii="Arial" w:hAnsi="Arial" w:cs="Arial"/>
+          <w:sz w:val="20"/>
+          <w:szCs w:val="20"/>
+        </w:rPr>
+        <w:t>in</w:t>
+      </w:r>
+      <w:proofErr w:type="gramEnd"/>
+      <w:r>
+        <w:rPr>
+          <w:rFonts w:ascii="Arial" w:hAnsi="Arial" w:cs="Arial"/>
+          <w:sz w:val="20"/>
+          <w:szCs w:val="20"/>
+        </w:rPr>
+        <w:t xml:space="preserve"> the </w:t>
+      </w:r>
+      <w:proofErr w:type="gramStart"/>
+      <w:r>
+        <w:rPr>
+          <w:rFonts w:ascii="Arial" w:hAnsi="Arial" w:cs="Arial"/>
+          <w:sz w:val="20"/>
+          <w:szCs w:val="20"/>
+        </w:rPr>
+        <w:t>below table</w:t>
+      </w:r>
+      <w:proofErr w:type="gramEnd"/>
+      <w:r>
+        <w:rPr>
+          <w:rFonts w:ascii="Arial" w:hAnsi="Arial" w:cs="Arial"/>
+          <w:sz w:val="20"/>
+          <w:szCs w:val="20"/>
+        </w:rPr>
+        <w:t xml:space="preserve">. </w:t>
       </w:r>
     </w:p>
     <w:tbl>
@@ -16856,14 +18510,45 @@
         </w:rPr>
         <w:t>NOTE TO DRAFT</w:t>
       </w:r>
-      <w:r>
-        <w:rPr>
-          <w:rFonts w:ascii="Arial" w:hAnsi="Arial" w:cs="Arial"/>
-          <w:b/>
-          <w:sz w:val="20"/>
-          <w:szCs w:val="20"/>
-        </w:rPr>
-        <w:t>:  List general assumptions that apply to all of the Services</w:t>
+      <w:proofErr w:type="gramStart"/>
+      <w:r>
+        <w:rPr>
+          <w:rFonts w:ascii="Arial" w:hAnsi="Arial" w:cs="Arial"/>
+          <w:b/>
+          <w:sz w:val="20"/>
+          <w:szCs w:val="20"/>
+        </w:rPr>
+        <w:t>:  List</w:t>
+      </w:r>
+      <w:proofErr w:type="gramEnd"/>
+      <w:r>
+        <w:rPr>
+          <w:rFonts w:ascii="Arial" w:hAnsi="Arial" w:cs="Arial"/>
+          <w:b/>
+          <w:sz w:val="20"/>
+          <w:szCs w:val="20"/>
+        </w:rPr>
+        <w:t xml:space="preserve"> general assumptions that apply to </w:t>
+      </w:r>
+      <w:proofErr w:type="gramStart"/>
+      <w:r>
+        <w:rPr>
+          <w:rFonts w:ascii="Arial" w:hAnsi="Arial" w:cs="Arial"/>
+          <w:b/>
+          <w:sz w:val="20"/>
+          <w:szCs w:val="20"/>
+        </w:rPr>
+        <w:t>all of</w:t>
+      </w:r>
+      <w:proofErr w:type="gramEnd"/>
+      <w:r>
+        <w:rPr>
+          <w:rFonts w:ascii="Arial" w:hAnsi="Arial" w:cs="Arial"/>
+          <w:b/>
+          <w:sz w:val="20"/>
+          <w:szCs w:val="20"/>
+        </w:rPr>
+        <w:t xml:space="preserve"> the Services</w:t>
       </w:r>
       <w:r>
         <w:rPr>
@@ -17222,7 +18907,47 @@
           <w:szCs w:val="20"/>
           <w:highlight w:val="yellow"/>
         </w:rPr>
-        <w:t>Client is responsible for any security features associated with the **IMPL_SOFTWARE**. [EY will deliver the **IMPL_SOFTWARE** and Deliverables without the implementation of security, and will not be responsible for any delay or increase in expense resulting from the inclusion of security functionality.]</w:t>
+        <w:t xml:space="preserve">Client is responsible for any security features associated with the **IMPL_SOFTWARE**. [EY will deliver the **IMPL_SOFTWARE** and Deliverables without the implementation of </w:t>
+      </w:r>
+      <w:proofErr w:type="gramStart"/>
+      <w:r>
+        <w:rPr>
+          <w:rFonts w:ascii="Arial" w:hAnsi="Arial" w:cs="Arial"/>
+          <w:sz w:val="20"/>
+          <w:szCs w:val="20"/>
+          <w:highlight w:val="yellow"/>
+        </w:rPr>
+        <w:t>security, and</w:t>
+      </w:r>
+      <w:proofErr w:type="gramEnd"/>
+      <w:r>
+        <w:rPr>
+          <w:rFonts w:ascii="Arial" w:hAnsi="Arial" w:cs="Arial"/>
+          <w:sz w:val="20"/>
+          <w:szCs w:val="20"/>
+          <w:highlight w:val="yellow"/>
+        </w:rPr>
+        <w:t xml:space="preserve"> will not be responsible for any delay or increase in </w:t>
+      </w:r>
+      <w:proofErr w:type="gramStart"/>
+      <w:r>
+        <w:rPr>
+          <w:rFonts w:ascii="Arial" w:hAnsi="Arial" w:cs="Arial"/>
+          <w:sz w:val="20"/>
+          <w:szCs w:val="20"/>
+          <w:highlight w:val="yellow"/>
+        </w:rPr>
+        <w:t>expense</w:t>
+      </w:r>
+      <w:proofErr w:type="gramEnd"/>
+      <w:r>
+        <w:rPr>
+          <w:rFonts w:ascii="Arial" w:hAnsi="Arial" w:cs="Arial"/>
+          <w:sz w:val="20"/>
+          <w:szCs w:val="20"/>
+          <w:highlight w:val="yellow"/>
+        </w:rPr>
+        <w:t xml:space="preserve"> resulting from the inclusion of security functionality.]</w:t>
       </w:r>
     </w:p>
     <w:p>
@@ -17243,7 +18968,27 @@
           <w:szCs w:val="20"/>
           <w:highlight w:val="yellow"/>
         </w:rPr>
-        <w:t>Client is responsible for the results of using the **IMPL_SOFTWARE** Software and Deliverables and/or Outputs in its business operations. Client is also responsible for independent verification and testing of such results prior to using them in its business.</w:t>
+        <w:t xml:space="preserve">Client is responsible for the results of using the **IMPL_SOFTWARE** Software and Deliverables and/or Outputs in its business operations. Client is also responsible for independent verification and testing of such results prior to using them in </w:t>
+      </w:r>
+      <w:proofErr w:type="gramStart"/>
+      <w:r>
+        <w:rPr>
+          <w:rFonts w:ascii="Arial" w:hAnsi="Arial" w:cs="Arial"/>
+          <w:sz w:val="20"/>
+          <w:szCs w:val="20"/>
+          <w:highlight w:val="yellow"/>
+        </w:rPr>
+        <w:t>its</w:t>
+      </w:r>
+      <w:proofErr w:type="gramEnd"/>
+      <w:r>
+        <w:rPr>
+          <w:rFonts w:ascii="Arial" w:hAnsi="Arial" w:cs="Arial"/>
+          <w:sz w:val="20"/>
+          <w:szCs w:val="20"/>
+          <w:highlight w:val="yellow"/>
+        </w:rPr>
+        <w:t xml:space="preserve"> business.</w:t>
       </w:r>
     </w:p>
     <w:p>
@@ -17306,7 +19051,7 @@
     </w:p>
     <w:p>
       <w:pPr>
-        <w:pStyle w:val="Heading1"/>
+        <w:pStyle w:val="TitleHeading"/>
       </w:pPr>
       <w:r>
         <w:t>Schedule B</w:t>
@@ -17442,14 +19187,25 @@
         </w:rPr>
         <w:t>NOTE TO DRAFT</w:t>
       </w:r>
-      <w:r>
-        <w:rPr>
-          <w:rFonts w:ascii="Arial" w:hAnsi="Arial" w:cs="Arial"/>
-          <w:b/>
-          <w:sz w:val="20"/>
-          <w:szCs w:val="20"/>
-        </w:rPr>
-        <w:t>:  This template is intended to be modular in nature.  That is, if an individual deal has Service Levels, with no credits, the terms relative to credits can be deleted and the form should still “work” (with appropriate tailoring).  The notation {Delete if no Service Level Credits} at the end of a clause is a pointer to allow the preparer to easily remove those provisions.]</w:t>
+      <w:proofErr w:type="gramStart"/>
+      <w:r>
+        <w:rPr>
+          <w:rFonts w:ascii="Arial" w:hAnsi="Arial" w:cs="Arial"/>
+          <w:b/>
+          <w:sz w:val="20"/>
+          <w:szCs w:val="20"/>
+        </w:rPr>
+        <w:t>:  This</w:t>
+      </w:r>
+      <w:proofErr w:type="gramEnd"/>
+      <w:r>
+        <w:rPr>
+          <w:rFonts w:ascii="Arial" w:hAnsi="Arial" w:cs="Arial"/>
+          <w:b/>
+          <w:sz w:val="20"/>
+          <w:szCs w:val="20"/>
+        </w:rPr>
+        <w:t xml:space="preserve"> template is intended to be modular in nature.  That is, if an individual deal has Service Levels, with no credits, the terms relative to credits can be deleted and the form should still “work” (with appropriate tailoring).  The notation {Delete if no Service Level Credits} at the end of a clause is a pointer to allow the preparer to easily remove those provisions.]</w:t>
       </w:r>
     </w:p>
     <w:p>
@@ -17519,7 +19275,25 @@
           <w:sz w:val="20"/>
           <w:szCs w:val="20"/>
         </w:rPr>
-        <w:t xml:space="preserve">.  EY will provide the Managed Services so as to achieve or exceed the specific quantifiable, measurable, and objective metrics </w:t>
+        <w:t xml:space="preserve">.  EY will provide the Managed Services </w:t>
+      </w:r>
+      <w:proofErr w:type="gramStart"/>
+      <w:r>
+        <w:rPr>
+          <w:rFonts w:ascii="Arial" w:hAnsi="Arial" w:cs="Arial"/>
+          <w:sz w:val="20"/>
+          <w:szCs w:val="20"/>
+        </w:rPr>
+        <w:t>so as to</w:t>
+      </w:r>
+      <w:proofErr w:type="gramEnd"/>
+      <w:r>
+        <w:rPr>
+          <w:rFonts w:ascii="Arial" w:hAnsi="Arial" w:cs="Arial"/>
+          <w:sz w:val="20"/>
+          <w:szCs w:val="20"/>
+        </w:rPr>
+        <w:t xml:space="preserve"> achieve or exceed the specific quantifiable, measurable, and objective metrics </w:t>
       </w:r>
       <w:r>
         <w:rPr>
@@ -17595,13 +19369,23 @@
         </w:rPr>
         <w:t>Commencement of Obligations</w:t>
       </w:r>
-      <w:r>
-        <w:rPr>
-          <w:rFonts w:ascii="Arial" w:hAnsi="Arial" w:cs="Arial"/>
-          <w:sz w:val="20"/>
-          <w:szCs w:val="20"/>
-        </w:rPr>
-        <w:t xml:space="preserve">:  The obligations set forth in this Schedule B (Service Level </w:t>
+      <w:proofErr w:type="gramStart"/>
+      <w:r>
+        <w:rPr>
+          <w:rFonts w:ascii="Arial" w:hAnsi="Arial" w:cs="Arial"/>
+          <w:sz w:val="20"/>
+          <w:szCs w:val="20"/>
+        </w:rPr>
+        <w:t>:  The</w:t>
+      </w:r>
+      <w:proofErr w:type="gramEnd"/>
+      <w:r>
+        <w:rPr>
+          <w:rFonts w:ascii="Arial" w:hAnsi="Arial" w:cs="Arial"/>
+          <w:sz w:val="20"/>
+          <w:szCs w:val="20"/>
+        </w:rPr>
+        <w:t xml:space="preserve"> obligations set forth in this Schedule B (Service Level </w:t>
       </w:r>
       <w:r>
         <w:rPr>
@@ -17630,14 +19414,25 @@
         </w:rPr>
         <w:t>NOTE TO DRAFT</w:t>
       </w:r>
-      <w:r>
-        <w:rPr>
-          <w:rFonts w:ascii="Arial" w:hAnsi="Arial" w:cs="Arial"/>
-          <w:b/>
-          <w:sz w:val="20"/>
-          <w:szCs w:val="20"/>
-        </w:rPr>
-        <w:t>:  The following language presents options (in brackets).  Consider the appropriate option given the combination of onboarding approach and the maturity of service level performance data at the start of the engagement.]</w:t>
+      <w:proofErr w:type="gramStart"/>
+      <w:r>
+        <w:rPr>
+          <w:rFonts w:ascii="Arial" w:hAnsi="Arial" w:cs="Arial"/>
+          <w:b/>
+          <w:sz w:val="20"/>
+          <w:szCs w:val="20"/>
+        </w:rPr>
+        <w:t>:  The</w:t>
+      </w:r>
+      <w:proofErr w:type="gramEnd"/>
+      <w:r>
+        <w:rPr>
+          <w:rFonts w:ascii="Arial" w:hAnsi="Arial" w:cs="Arial"/>
+          <w:b/>
+          <w:sz w:val="20"/>
+          <w:szCs w:val="20"/>
+        </w:rPr>
+        <w:t xml:space="preserve"> following language presents options (in brackets).  Consider the appropriate option given the combination of onboarding approach and the maturity of service level performance data at the start of the engagement.]</w:t>
       </w:r>
       <w:bookmarkEnd w:id="28"/>
     </w:p>
@@ -17974,7 +19769,16 @@
           <w:sz w:val="20"/>
           <w:szCs w:val="20"/>
         </w:rPr>
-        <w:t>Attachment B-</w:t>
+        <w:t xml:space="preserve">Attachment </w:t>
+      </w:r>
+      <w:proofErr w:type="gramStart"/>
+      <w:r>
+        <w:rPr>
+          <w:rFonts w:ascii="Arial" w:hAnsi="Arial" w:cs="Arial"/>
+          <w:sz w:val="20"/>
+          <w:szCs w:val="20"/>
+        </w:rPr>
+        <w:t>B-</w:t>
       </w:r>
       <w:r>
         <w:rPr>
@@ -17985,6 +19789,7 @@
         </w:rPr>
         <w:t>#</w:t>
       </w:r>
+      <w:proofErr w:type="gramEnd"/>
       <w:r>
         <w:rPr>
           <w:rFonts w:ascii="Arial" w:hAnsi="Arial" w:cs="Arial"/>
@@ -17993,6 +19798,7 @@
         </w:rPr>
         <w:t xml:space="preserve"> [</w:t>
       </w:r>
+      <w:proofErr w:type="gramStart"/>
       <w:r>
         <w:rPr>
           <w:rFonts w:ascii="Arial" w:hAnsi="Arial" w:cs="Arial"/>
@@ -18019,6 +19825,7 @@
         </w:rPr>
         <w:t xml:space="preserve">  [</w:t>
       </w:r>
+      <w:proofErr w:type="gramEnd"/>
       <w:r>
         <w:rPr>
           <w:rFonts w:ascii="Arial" w:hAnsi="Arial" w:cs="Arial"/>
@@ -18029,14 +19836,25 @@
         </w:rPr>
         <w:t>NOTE TO DRAFT</w:t>
       </w:r>
-      <w:r>
-        <w:rPr>
-          <w:rFonts w:ascii="Arial" w:hAnsi="Arial" w:cs="Arial"/>
-          <w:b/>
-          <w:sz w:val="20"/>
-          <w:szCs w:val="20"/>
-        </w:rPr>
-        <w:t xml:space="preserve">:  Sample template </w:t>
+      <w:proofErr w:type="gramStart"/>
+      <w:r>
+        <w:rPr>
+          <w:rFonts w:ascii="Arial" w:hAnsi="Arial" w:cs="Arial"/>
+          <w:b/>
+          <w:sz w:val="20"/>
+          <w:szCs w:val="20"/>
+        </w:rPr>
+        <w:t>:  Sample</w:t>
+      </w:r>
+      <w:proofErr w:type="gramEnd"/>
+      <w:r>
+        <w:rPr>
+          <w:rFonts w:ascii="Arial" w:hAnsi="Arial" w:cs="Arial"/>
+          <w:b/>
+          <w:sz w:val="20"/>
+          <w:szCs w:val="20"/>
+        </w:rPr>
+        <w:t xml:space="preserve"> template </w:t>
       </w:r>
       <w:r>
         <w:rPr>
@@ -18279,7 +20097,25 @@
           <w:sz w:val="20"/>
           <w:szCs w:val="20"/>
         </w:rPr>
-        <w:t>.  Capitalized terms used, but not otherwise defined, in this Schedule B (Service Level Methodology) shall have the meanings in Exhibit 1 (Definitions) to the SOW.</w:t>
+        <w:t xml:space="preserve">.  Capitalized terms used, but not otherwise defined, in this Schedule B (Service Level Methodology) shall have the meanings in Exhibit 1 (Definitions) to </w:t>
+      </w:r>
+      <w:proofErr w:type="gramStart"/>
+      <w:r>
+        <w:rPr>
+          <w:rFonts w:ascii="Arial" w:hAnsi="Arial" w:cs="Arial"/>
+          <w:sz w:val="20"/>
+          <w:szCs w:val="20"/>
+        </w:rPr>
+        <w:t>the SOW</w:t>
+      </w:r>
+      <w:proofErr w:type="gramEnd"/>
+      <w:r>
+        <w:rPr>
+          <w:rFonts w:ascii="Arial" w:hAnsi="Arial" w:cs="Arial"/>
+          <w:sz w:val="20"/>
+          <w:szCs w:val="20"/>
+        </w:rPr>
+        <w:t>.</w:t>
       </w:r>
     </w:p>
     <w:p>
@@ -18419,14 +20255,25 @@
         </w:rPr>
         <w:t>NOTE TO DRAFT</w:t>
       </w:r>
-      <w:r>
-        <w:rPr>
-          <w:rFonts w:ascii="Arial" w:hAnsi="Arial" w:cs="Arial"/>
-          <w:b/>
-          <w:sz w:val="20"/>
-          <w:szCs w:val="20"/>
-        </w:rPr>
-        <w:t>:  Consider whether to use Contract Month as an option as the deal may not align with the calendar year. Sometimes we can use that to leverage Contract Quarters as measurement periods.]</w:t>
+      <w:proofErr w:type="gramStart"/>
+      <w:r>
+        <w:rPr>
+          <w:rFonts w:ascii="Arial" w:hAnsi="Arial" w:cs="Arial"/>
+          <w:b/>
+          <w:sz w:val="20"/>
+          <w:szCs w:val="20"/>
+        </w:rPr>
+        <w:t>:  Consider</w:t>
+      </w:r>
+      <w:proofErr w:type="gramEnd"/>
+      <w:r>
+        <w:rPr>
+          <w:rFonts w:ascii="Arial" w:hAnsi="Arial" w:cs="Arial"/>
+          <w:b/>
+          <w:sz w:val="20"/>
+          <w:szCs w:val="20"/>
+        </w:rPr>
+        <w:t xml:space="preserve"> whether to use Contract Month as an option as the deal may not align with the calendar year. Sometimes we can use that to leverage Contract Quarters as measurement periods.]</w:t>
       </w:r>
     </w:p>
     <w:p>
@@ -18515,14 +20362,45 @@
         </w:rPr>
         <w:t>NOTE TO DRAFT</w:t>
       </w:r>
-      <w:r>
-        <w:rPr>
-          <w:rFonts w:ascii="Arial" w:hAnsi="Arial" w:cs="Arial"/>
-          <w:b/>
-          <w:sz w:val="20"/>
-          <w:szCs w:val="20"/>
-        </w:rPr>
-        <w:t xml:space="preserve">:  Depending on the complexity of the environment, running a RCA may be costly and time consuming.  In deals with complex services and multiple SLAs, often the commitment by a supplier to perform RCA is limited to the most critical scenarios.] </w:t>
+      <w:proofErr w:type="gramStart"/>
+      <w:r>
+        <w:rPr>
+          <w:rFonts w:ascii="Arial" w:hAnsi="Arial" w:cs="Arial"/>
+          <w:b/>
+          <w:sz w:val="20"/>
+          <w:szCs w:val="20"/>
+        </w:rPr>
+        <w:t>:  Depending</w:t>
+      </w:r>
+      <w:proofErr w:type="gramEnd"/>
+      <w:r>
+        <w:rPr>
+          <w:rFonts w:ascii="Arial" w:hAnsi="Arial" w:cs="Arial"/>
+          <w:b/>
+          <w:sz w:val="20"/>
+          <w:szCs w:val="20"/>
+        </w:rPr>
+        <w:t xml:space="preserve"> on the complexity of the environment, running </w:t>
+      </w:r>
+      <w:proofErr w:type="gramStart"/>
+      <w:r>
+        <w:rPr>
+          <w:rFonts w:ascii="Arial" w:hAnsi="Arial" w:cs="Arial"/>
+          <w:b/>
+          <w:sz w:val="20"/>
+          <w:szCs w:val="20"/>
+        </w:rPr>
+        <w:t>a</w:t>
+      </w:r>
+      <w:proofErr w:type="gramEnd"/>
+      <w:r>
+        <w:rPr>
+          <w:rFonts w:ascii="Arial" w:hAnsi="Arial" w:cs="Arial"/>
+          <w:b/>
+          <w:sz w:val="20"/>
+          <w:szCs w:val="20"/>
+        </w:rPr>
+        <w:t xml:space="preserve"> RCA may be costly and time consuming.  In deals with complex services and multiple SLAs, often the commitment by a supplier to perform RCA is limited to the most critical scenarios.] </w:t>
       </w:r>
     </w:p>
     <w:p>
@@ -18541,7 +20419,16 @@
           <w:sz w:val="20"/>
           <w:szCs w:val="20"/>
         </w:rPr>
-        <w:t xml:space="preserve">In the event of a Service Level Default </w:t>
+        <w:t xml:space="preserve">In the event of a Service Level </w:t>
+      </w:r>
+      <w:proofErr w:type="gramStart"/>
+      <w:r>
+        <w:rPr>
+          <w:rFonts w:ascii="Arial" w:hAnsi="Arial" w:cs="Arial"/>
+          <w:sz w:val="20"/>
+          <w:szCs w:val="20"/>
+        </w:rPr>
+        <w:t xml:space="preserve">Default </w:t>
       </w:r>
       <w:r>
         <w:rPr>
@@ -18560,7 +20447,29 @@
           <w:szCs w:val="20"/>
           <w:highlight w:val="yellow"/>
         </w:rPr>
-        <w:t>of a / Critical Service Level</w:t>
+        <w:t>of a</w:t>
+      </w:r>
+      <w:proofErr w:type="gramEnd"/>
+      <w:r>
+        <w:rPr>
+          <w:rFonts w:ascii="Arial" w:hAnsi="Arial" w:cs="Arial"/>
+          <w:i/>
+          <w:sz w:val="20"/>
+          <w:szCs w:val="20"/>
+          <w:highlight w:val="yellow"/>
+        </w:rPr>
+        <w:t xml:space="preserve"> / Critical Service </w:t>
+      </w:r>
+      <w:proofErr w:type="gramStart"/>
+      <w:r>
+        <w:rPr>
+          <w:rFonts w:ascii="Arial" w:hAnsi="Arial" w:cs="Arial"/>
+          <w:i/>
+          <w:sz w:val="20"/>
+          <w:szCs w:val="20"/>
+          <w:highlight w:val="yellow"/>
+        </w:rPr>
+        <w:t>Level</w:t>
       </w:r>
       <w:r>
         <w:rPr>
@@ -18579,6 +20488,7 @@
         </w:rPr>
         <w:t>,</w:t>
       </w:r>
+      <w:proofErr w:type="gramEnd"/>
       <w:r>
         <w:rPr>
           <w:rFonts w:ascii="Arial" w:hAnsi="Arial" w:cs="Arial"/>
@@ -18593,7 +20503,25 @@
           <w:sz w:val="20"/>
           <w:szCs w:val="20"/>
         </w:rPr>
-        <w:t>EY will promptly investigate and perform a root-cause analysis to identify the cause of the failure, and provide a report to Client on the cause(s) of the problem(s) that led to such failure.</w:t>
+        <w:t xml:space="preserve">EY will promptly investigate and perform a root-cause analysis to identify the cause of the </w:t>
+      </w:r>
+      <w:proofErr w:type="gramStart"/>
+      <w:r>
+        <w:rPr>
+          <w:rFonts w:ascii="Arial" w:hAnsi="Arial" w:cs="Arial"/>
+          <w:sz w:val="20"/>
+          <w:szCs w:val="20"/>
+        </w:rPr>
+        <w:t>failure, and</w:t>
+      </w:r>
+      <w:proofErr w:type="gramEnd"/>
+      <w:r>
+        <w:rPr>
+          <w:rFonts w:ascii="Arial" w:hAnsi="Arial" w:cs="Arial"/>
+          <w:sz w:val="20"/>
+          <w:szCs w:val="20"/>
+        </w:rPr>
+        <w:t xml:space="preserve"> provide a report to Client on the cause(s) of the problem(s) that led to such failure.</w:t>
       </w:r>
     </w:p>
     <w:p>
@@ -18738,16 +20666,35 @@
           <w:sz w:val="20"/>
           <w:szCs w:val="20"/>
         </w:rPr>
-        <w:t xml:space="preserve">, EY shall provide Client credits as defined below: </w:t>
-      </w:r>
-      <w:r>
-        <w:rPr>
-          <w:rFonts w:ascii="Arial" w:hAnsi="Arial" w:cs="Arial"/>
-          <w:b/>
-          <w:sz w:val="20"/>
-          <w:szCs w:val="20"/>
-        </w:rPr>
-        <w:t>{Delete ENTIRE SECTION if no Service Level Credits}</w:t>
+        <w:t xml:space="preserve">, EY shall provide Client credits as defined </w:t>
+      </w:r>
+      <w:proofErr w:type="gramStart"/>
+      <w:r>
+        <w:rPr>
+          <w:rFonts w:ascii="Arial" w:hAnsi="Arial" w:cs="Arial"/>
+          <w:sz w:val="20"/>
+          <w:szCs w:val="20"/>
+        </w:rPr>
+        <w:t xml:space="preserve">below: </w:t>
+      </w:r>
+      <w:r>
+        <w:rPr>
+          <w:rFonts w:ascii="Arial" w:hAnsi="Arial" w:cs="Arial"/>
+          <w:b/>
+          <w:sz w:val="20"/>
+          <w:szCs w:val="20"/>
+        </w:rPr>
+        <w:t>{</w:t>
+      </w:r>
+      <w:proofErr w:type="gramEnd"/>
+      <w:r>
+        <w:rPr>
+          <w:rFonts w:ascii="Arial" w:hAnsi="Arial" w:cs="Arial"/>
+          <w:b/>
+          <w:sz w:val="20"/>
+          <w:szCs w:val="20"/>
+        </w:rPr>
+        <w:t>Delete ENTIRE SECTION if no Service Level Credits}</w:t>
       </w:r>
     </w:p>
     <w:p>
@@ -19050,7 +20997,29 @@
           <w:sz w:val="20"/>
           <w:szCs w:val="20"/>
         </w:rPr>
-        <w:t>“Service Level Credit” = A  x  B</w:t>
+        <w:t xml:space="preserve">“Service Level Credit” = </w:t>
+      </w:r>
+      <w:proofErr w:type="gramStart"/>
+      <w:r>
+        <w:rPr>
+          <w:rFonts w:ascii="Arial" w:hAnsi="Arial" w:cs="Arial"/>
+          <w:b/>
+          <w:bCs/>
+          <w:sz w:val="20"/>
+          <w:szCs w:val="20"/>
+        </w:rPr>
+        <w:t>A  x</w:t>
+      </w:r>
+      <w:proofErr w:type="gramEnd"/>
+      <w:r>
+        <w:rPr>
+          <w:rFonts w:ascii="Arial" w:hAnsi="Arial" w:cs="Arial"/>
+          <w:b/>
+          <w:bCs/>
+          <w:sz w:val="20"/>
+          <w:szCs w:val="20"/>
+        </w:rPr>
+        <w:t xml:space="preserve">  B</w:t>
       </w:r>
       <w:r>
         <w:rPr>
@@ -19378,7 +21347,25 @@
           <w:sz w:val="20"/>
           <w:szCs w:val="20"/>
         </w:rPr>
-        <w:t xml:space="preserve"> and that the At Risk Amount </w:t>
+        <w:t xml:space="preserve"> and that the </w:t>
+      </w:r>
+      <w:proofErr w:type="gramStart"/>
+      <w:r>
+        <w:rPr>
+          <w:rFonts w:ascii="Arial" w:hAnsi="Arial" w:cs="Arial"/>
+          <w:sz w:val="20"/>
+          <w:szCs w:val="20"/>
+        </w:rPr>
+        <w:t>At Risk</w:t>
+      </w:r>
+      <w:proofErr w:type="gramEnd"/>
+      <w:r>
+        <w:rPr>
+          <w:rFonts w:ascii="Arial" w:hAnsi="Arial" w:cs="Arial"/>
+          <w:sz w:val="20"/>
+          <w:szCs w:val="20"/>
+        </w:rPr>
+        <w:t xml:space="preserve"> Amount </w:t>
       </w:r>
       <w:bookmarkStart w:id="36" w:name="_DV_M110"/>
       <w:bookmarkEnd w:id="36"/>
@@ -19952,7 +21939,25 @@
           <w:sz w:val="20"/>
           <w:szCs w:val="20"/>
         </w:rPr>
-        <w:t>In no event shall the amount of Service Level Credits credited to Customer, with respect to all Service Level Defaults occurring in a single month, exceed in total, the At Risk Amount.</w:t>
+        <w:t xml:space="preserve">In no event shall the amount of Service Level Credits credited to Customer, with respect to all Service Level Defaults occurring in a single month, exceed in total, the </w:t>
+      </w:r>
+      <w:proofErr w:type="gramStart"/>
+      <w:r>
+        <w:rPr>
+          <w:rFonts w:ascii="Arial" w:hAnsi="Arial" w:cs="Arial"/>
+          <w:sz w:val="20"/>
+          <w:szCs w:val="20"/>
+        </w:rPr>
+        <w:t>At Risk</w:t>
+      </w:r>
+      <w:proofErr w:type="gramEnd"/>
+      <w:r>
+        <w:rPr>
+          <w:rFonts w:ascii="Arial" w:hAnsi="Arial" w:cs="Arial"/>
+          <w:sz w:val="20"/>
+          <w:szCs w:val="20"/>
+        </w:rPr>
+        <w:t xml:space="preserve"> Amount.</w:t>
       </w:r>
     </w:p>
     <w:p>
@@ -20182,7 +22187,25 @@
           <w:sz w:val="20"/>
           <w:szCs w:val="20"/>
         </w:rPr>
-        <w:t>Service Level Credits for Service Level Defaults for Critical Service Levels with a quarterly or annual Measurement Window shall be reflected on the invoice that contains charges for the month following the Measurement Window in which the Service Level Default giving rise to such credit occurred. If there will be no further invoices, EY shall pay the amount of such Service Level Credits to Client within [30] days.</w:t>
+        <w:t xml:space="preserve">Service Level Credits for Service Level Defaults for Critical Service Levels with a quarterly or annual Measurement Window shall be reflected on the invoice that contains charges for the month following the Measurement Window in which the Service Level Default giving rise to such credit occurred. If there </w:t>
+      </w:r>
+      <w:proofErr w:type="gramStart"/>
+      <w:r>
+        <w:rPr>
+          <w:rFonts w:ascii="Arial" w:hAnsi="Arial" w:cs="Arial"/>
+          <w:sz w:val="20"/>
+          <w:szCs w:val="20"/>
+        </w:rPr>
+        <w:t>will be</w:t>
+      </w:r>
+      <w:proofErr w:type="gramEnd"/>
+      <w:r>
+        <w:rPr>
+          <w:rFonts w:ascii="Arial" w:hAnsi="Arial" w:cs="Arial"/>
+          <w:sz w:val="20"/>
+          <w:szCs w:val="20"/>
+        </w:rPr>
+        <w:t xml:space="preserve"> no further invoices, EY shall pay the amount of such Service Level Credits to Client within [30] days.</w:t>
       </w:r>
     </w:p>
     <w:p>
@@ -20263,7 +22286,27 @@
           <w:sz w:val="20"/>
           <w:szCs w:val="20"/>
         </w:rPr>
-        <w:t xml:space="preserve">[NOTE TO DRAFT:  Clients may resist this position, as they would not want to waive other remedies.  Consult with </w:t>
+        <w:t>[NOTE TO DRAFT</w:t>
+      </w:r>
+      <w:proofErr w:type="gramStart"/>
+      <w:r>
+        <w:rPr>
+          <w:rFonts w:ascii="Arial" w:hAnsi="Arial" w:cs="Arial"/>
+          <w:b/>
+          <w:sz w:val="20"/>
+          <w:szCs w:val="20"/>
+        </w:rPr>
+        <w:t>:  Clients</w:t>
+      </w:r>
+      <w:proofErr w:type="gramEnd"/>
+      <w:r>
+        <w:rPr>
+          <w:rFonts w:ascii="Arial" w:hAnsi="Arial" w:cs="Arial"/>
+          <w:b/>
+          <w:sz w:val="20"/>
+          <w:szCs w:val="20"/>
+        </w:rPr>
+        <w:t xml:space="preserve"> may resist this position, as they would not want to waive other remedies.  Consult with </w:t>
       </w:r>
       <w:r>
         <w:rPr>
@@ -20363,7 +22406,16 @@
           <w:sz w:val="20"/>
           <w:szCs w:val="20"/>
         </w:rPr>
-        <w:t xml:space="preserve"> opportunities with respect to Service Level Credits, as follows:</w:t>
+        <w:t xml:space="preserve"> opportunities with respect to Service Level Credits, as </w:t>
+      </w:r>
+      <w:proofErr w:type="gramStart"/>
+      <w:r>
+        <w:rPr>
+          <w:rFonts w:ascii="Arial" w:hAnsi="Arial" w:cs="Arial"/>
+          <w:sz w:val="20"/>
+          <w:szCs w:val="20"/>
+        </w:rPr>
+        <w:t>follows:</w:t>
       </w:r>
       <w:bookmarkEnd w:id="47"/>
       <w:r>
@@ -20381,7 +22433,17 @@
           <w:sz w:val="20"/>
           <w:szCs w:val="20"/>
         </w:rPr>
-        <w:t>{Delete ENTIRE SECTION if no Service Level Credits}</w:t>
+        <w:t>{</w:t>
+      </w:r>
+      <w:proofErr w:type="gramEnd"/>
+      <w:r>
+        <w:rPr>
+          <w:rFonts w:ascii="Arial" w:hAnsi="Arial" w:cs="Arial"/>
+          <w:b/>
+          <w:sz w:val="20"/>
+          <w:szCs w:val="20"/>
+        </w:rPr>
+        <w:t>Delete ENTIRE SECTION if no Service Level Credits}</w:t>
       </w:r>
     </w:p>
     <w:p>
@@ -20634,14 +22696,25 @@
         </w:rPr>
         <w:t>NOTE TO DRAFT</w:t>
       </w:r>
-      <w:r>
-        <w:rPr>
-          <w:rFonts w:ascii="Arial" w:hAnsi="Arial" w:cs="Arial"/>
-          <w:b/>
-          <w:sz w:val="20"/>
-          <w:szCs w:val="20"/>
-        </w:rPr>
-        <w:t>:  If there are low volumes of work that are subject to Service Levels, normally these should not be the subject of Service Level measurement and potentially credits.  However, to the extent that we will have Service Level credits with low volumes of work, include this provision.]</w:t>
+      <w:proofErr w:type="gramStart"/>
+      <w:r>
+        <w:rPr>
+          <w:rFonts w:ascii="Arial" w:hAnsi="Arial" w:cs="Arial"/>
+          <w:b/>
+          <w:sz w:val="20"/>
+          <w:szCs w:val="20"/>
+        </w:rPr>
+        <w:t>:  If</w:t>
+      </w:r>
+      <w:proofErr w:type="gramEnd"/>
+      <w:r>
+        <w:rPr>
+          <w:rFonts w:ascii="Arial" w:hAnsi="Arial" w:cs="Arial"/>
+          <w:b/>
+          <w:sz w:val="20"/>
+          <w:szCs w:val="20"/>
+        </w:rPr>
+        <w:t xml:space="preserve"> there are low volumes of work that are subject to Service Levels, normally these should not be the subject of Service Level measurement and potentially credits.  However, to the extent that we will have Service Level credits with low volumes of work, include this provision.]</w:t>
       </w:r>
     </w:p>
     <w:p>
@@ -20660,7 +22733,25 @@
           <w:sz w:val="20"/>
           <w:szCs w:val="20"/>
         </w:rPr>
-        <w:t>Some Service Levels are expressed in terms of achievement of a level of performance over a percentage of items occurring during a Measurement Window. In these instances, if the number of items occurring during a given Measurement Window is less than or equal to 100, or (ii) greater than 100, but the combination of the number of items and the Service Level metric would result in one miss causing a Service Level Default, the following algorithm will be used to determine the number of compliant items that EY must successfully complete to achieve the Service Level concerned (“</w:t>
+        <w:t xml:space="preserve">Some Service Levels are expressed in terms of achievement of a level of performance over </w:t>
+      </w:r>
+      <w:proofErr w:type="gramStart"/>
+      <w:r>
+        <w:rPr>
+          <w:rFonts w:ascii="Arial" w:hAnsi="Arial" w:cs="Arial"/>
+          <w:sz w:val="20"/>
+          <w:szCs w:val="20"/>
+        </w:rPr>
+        <w:t>a percentage</w:t>
+      </w:r>
+      <w:proofErr w:type="gramEnd"/>
+      <w:r>
+        <w:rPr>
+          <w:rFonts w:ascii="Arial" w:hAnsi="Arial" w:cs="Arial"/>
+          <w:sz w:val="20"/>
+          <w:szCs w:val="20"/>
+        </w:rPr>
+        <w:t xml:space="preserve"> of items occurring during a Measurement Window. In these instances, if the number of items occurring during a given Measurement Window is less than or equal to 100, or (ii) greater than 100, but the combination of the number of items and the Service Level metric would result in one miss causing a Service Level Default, the following algorithm will be used to determine the number of compliant items that EY must successfully complete to achieve the Service Level concerned (“</w:t>
       </w:r>
       <w:r>
         <w:rPr>
@@ -20773,7 +22864,25 @@
           <w:sz w:val="20"/>
           <w:szCs w:val="20"/>
         </w:rPr>
-        <w:t xml:space="preserve">For example purposes only, the following sample calculations illustrate how the above algorithm would function to determine the Minimum Compliant Items (incidents completed within four hours) to achieve this Service Level, in each case, given a different number of total incidents occurring during the corresponding Measurement Window: </w:t>
+        <w:t xml:space="preserve">For </w:t>
+      </w:r>
+      <w:proofErr w:type="gramStart"/>
+      <w:r>
+        <w:rPr>
+          <w:rFonts w:ascii="Arial" w:hAnsi="Arial" w:cs="Arial"/>
+          <w:sz w:val="20"/>
+          <w:szCs w:val="20"/>
+        </w:rPr>
+        <w:t>example</w:t>
+      </w:r>
+      <w:proofErr w:type="gramEnd"/>
+      <w:r>
+        <w:rPr>
+          <w:rFonts w:ascii="Arial" w:hAnsi="Arial" w:cs="Arial"/>
+          <w:sz w:val="20"/>
+          <w:szCs w:val="20"/>
+        </w:rPr>
+        <w:t xml:space="preserve"> purposes only, the following sample calculations illustrate how the above algorithm would function to determine the Minimum Compliant Items (incidents completed within four hours) to achieve this Service Level, in each case, given a different number of total incidents occurring during the corresponding Measurement Window: </w:t>
       </w:r>
     </w:p>
     <w:p>
@@ -20792,7 +22901,25 @@
           <w:sz w:val="20"/>
           <w:szCs w:val="20"/>
         </w:rPr>
-        <w:t xml:space="preserve">If the number of incidents is 100, the Minimum Compliant Items is 95 incidents (100 incidents x 95 percent = 95 incidents). </w:t>
+        <w:t xml:space="preserve">If the number of incidents is 100, the Minimum Compliant Items </w:t>
+      </w:r>
+      <w:proofErr w:type="gramStart"/>
+      <w:r>
+        <w:rPr>
+          <w:rFonts w:ascii="Arial" w:hAnsi="Arial" w:cs="Arial"/>
+          <w:sz w:val="20"/>
+          <w:szCs w:val="20"/>
+        </w:rPr>
+        <w:t>is</w:t>
+      </w:r>
+      <w:proofErr w:type="gramEnd"/>
+      <w:r>
+        <w:rPr>
+          <w:rFonts w:ascii="Arial" w:hAnsi="Arial" w:cs="Arial"/>
+          <w:sz w:val="20"/>
+          <w:szCs w:val="20"/>
+        </w:rPr>
+        <w:t xml:space="preserve"> 95 incidents (100 incidents x 95 percent = 95 incidents). </w:t>
       </w:r>
     </w:p>
     <w:p>
@@ -20811,7 +22938,25 @@
           <w:sz w:val="20"/>
           <w:szCs w:val="20"/>
         </w:rPr>
-        <w:t xml:space="preserve">If the number of incidents is 99, the Minimum Compliant Items is 94 incidents (99 incidents x 95 percent = 94.05 incidents, truncated to 94). </w:t>
+        <w:t xml:space="preserve">If the number of incidents is 99, the Minimum Compliant Items </w:t>
+      </w:r>
+      <w:proofErr w:type="gramStart"/>
+      <w:r>
+        <w:rPr>
+          <w:rFonts w:ascii="Arial" w:hAnsi="Arial" w:cs="Arial"/>
+          <w:sz w:val="20"/>
+          <w:szCs w:val="20"/>
+        </w:rPr>
+        <w:t>is</w:t>
+      </w:r>
+      <w:proofErr w:type="gramEnd"/>
+      <w:r>
+        <w:rPr>
+          <w:rFonts w:ascii="Arial" w:hAnsi="Arial" w:cs="Arial"/>
+          <w:sz w:val="20"/>
+          <w:szCs w:val="20"/>
+        </w:rPr>
+        <w:t xml:space="preserve"> 94 incidents (99 incidents x 95 percent = 94.05 incidents, truncated to 94). </w:t>
       </w:r>
     </w:p>
     <w:p>
@@ -20830,7 +22975,25 @@
           <w:sz w:val="20"/>
           <w:szCs w:val="20"/>
         </w:rPr>
-        <w:t>If the number of incidents is 9, the Minimum Compliant Items is 8 incidents (9 incidents x 95 percent = 8.55 incidents, truncated to 8).</w:t>
+        <w:t xml:space="preserve">If the number of incidents is 9, the Minimum Compliant Items </w:t>
+      </w:r>
+      <w:proofErr w:type="gramStart"/>
+      <w:r>
+        <w:rPr>
+          <w:rFonts w:ascii="Arial" w:hAnsi="Arial" w:cs="Arial"/>
+          <w:sz w:val="20"/>
+          <w:szCs w:val="20"/>
+        </w:rPr>
+        <w:t>is</w:t>
+      </w:r>
+      <w:proofErr w:type="gramEnd"/>
+      <w:r>
+        <w:rPr>
+          <w:rFonts w:ascii="Arial" w:hAnsi="Arial" w:cs="Arial"/>
+          <w:sz w:val="20"/>
+          <w:szCs w:val="20"/>
+        </w:rPr>
+        <w:t xml:space="preserve"> 8 incidents (9 incidents x 95 percent = 8.55 incidents, truncated to 8).</w:t>
       </w:r>
     </w:p>
     <w:p>
@@ -20870,7 +23033,25 @@
           <w:sz w:val="20"/>
           <w:szCs w:val="20"/>
         </w:rPr>
-        <w:t xml:space="preserve">EY will be excused for a Service Level Default and will not be considered to have failed to meet a Service level where the cause of such failure arise as a direct result of any of the following: </w:t>
+        <w:t xml:space="preserve">EY will be excused for a Service Level Default and will not be considered to have failed to meet a Service level where the cause of such failure </w:t>
+      </w:r>
+      <w:proofErr w:type="gramStart"/>
+      <w:r>
+        <w:rPr>
+          <w:rFonts w:ascii="Arial" w:hAnsi="Arial" w:cs="Arial"/>
+          <w:sz w:val="20"/>
+          <w:szCs w:val="20"/>
+        </w:rPr>
+        <w:t>arise</w:t>
+      </w:r>
+      <w:proofErr w:type="gramEnd"/>
+      <w:r>
+        <w:rPr>
+          <w:rFonts w:ascii="Arial" w:hAnsi="Arial" w:cs="Arial"/>
+          <w:sz w:val="20"/>
+          <w:szCs w:val="20"/>
+        </w:rPr>
+        <w:t xml:space="preserve"> as a direct result of any of the following: </w:t>
       </w:r>
     </w:p>
     <w:p>
@@ -20889,8 +23070,18 @@
           <w:sz w:val="20"/>
           <w:szCs w:val="20"/>
         </w:rPr>
-        <w:t>force majeure event;</w:t>
-      </w:r>
+        <w:t xml:space="preserve">force majeure </w:t>
+      </w:r>
+      <w:proofErr w:type="gramStart"/>
+      <w:r>
+        <w:rPr>
+          <w:rFonts w:ascii="Arial" w:hAnsi="Arial" w:cs="Arial"/>
+          <w:sz w:val="20"/>
+          <w:szCs w:val="20"/>
+        </w:rPr>
+        <w:t>event;</w:t>
+      </w:r>
+      <w:proofErr w:type="gramEnd"/>
     </w:p>
     <w:p>
       <w:pPr>
@@ -20908,8 +23099,36 @@
           <w:sz w:val="20"/>
           <w:szCs w:val="20"/>
         </w:rPr>
-        <w:t>downtime or outages resulting from denial of service attacks, virus attacks or hacking attempts notwithstanding EY using commercially reasonable measures in accordance with industry practice to guard against such attacks;</w:t>
-      </w:r>
+        <w:t xml:space="preserve">downtime or outages resulting from </w:t>
+      </w:r>
+      <w:proofErr w:type="gramStart"/>
+      <w:r>
+        <w:rPr>
+          <w:rFonts w:ascii="Arial" w:hAnsi="Arial" w:cs="Arial"/>
+          <w:sz w:val="20"/>
+          <w:szCs w:val="20"/>
+        </w:rPr>
+        <w:t>denial of service</w:t>
+      </w:r>
+      <w:proofErr w:type="gramEnd"/>
+      <w:r>
+        <w:rPr>
+          <w:rFonts w:ascii="Arial" w:hAnsi="Arial" w:cs="Arial"/>
+          <w:sz w:val="20"/>
+          <w:szCs w:val="20"/>
+        </w:rPr>
+        <w:t xml:space="preserve"> attacks, virus attacks or hacking attempts notwithstanding EY using commercially reasonable measures in accordance with industry practice to guard against such </w:t>
+      </w:r>
+      <w:proofErr w:type="gramStart"/>
+      <w:r>
+        <w:rPr>
+          <w:rFonts w:ascii="Arial" w:hAnsi="Arial" w:cs="Arial"/>
+          <w:sz w:val="20"/>
+          <w:szCs w:val="20"/>
+        </w:rPr>
+        <w:t>attacks;</w:t>
+      </w:r>
+      <w:proofErr w:type="gramEnd"/>
     </w:p>
     <w:p>
       <w:pPr>
@@ -20927,7 +23146,25 @@
           <w:sz w:val="20"/>
           <w:szCs w:val="20"/>
         </w:rPr>
-        <w:t xml:space="preserve">any failure by Client or its users to follow processes that have been documented and agreed upon by Client and EY; </w:t>
+        <w:t xml:space="preserve">any failure by Client or its users to follow processes that have been documented and agreed upon by Client and </w:t>
+      </w:r>
+      <w:proofErr w:type="gramStart"/>
+      <w:r>
+        <w:rPr>
+          <w:rFonts w:ascii="Arial" w:hAnsi="Arial" w:cs="Arial"/>
+          <w:sz w:val="20"/>
+          <w:szCs w:val="20"/>
+        </w:rPr>
+        <w:t>EY;</w:t>
+      </w:r>
+      <w:proofErr w:type="gramEnd"/>
+      <w:r>
+        <w:rPr>
+          <w:rFonts w:ascii="Arial" w:hAnsi="Arial" w:cs="Arial"/>
+          <w:sz w:val="20"/>
+          <w:szCs w:val="20"/>
+        </w:rPr>
+        <w:t xml:space="preserve"> </w:t>
       </w:r>
     </w:p>
     <w:p>
@@ -20946,8 +23183,18 @@
           <w:sz w:val="20"/>
           <w:szCs w:val="20"/>
         </w:rPr>
-        <w:t>any failure by Client to perform or delay performing its responsibilities under this SOW or if any of the assumptions or dependencies set out in this SOW are not met;</w:t>
-      </w:r>
+        <w:t xml:space="preserve">any failure by Client to perform or delay performing its responsibilities under this SOW or if any of the assumptions or dependencies set out in this SOW are not </w:t>
+      </w:r>
+      <w:proofErr w:type="gramStart"/>
+      <w:r>
+        <w:rPr>
+          <w:rFonts w:ascii="Arial" w:hAnsi="Arial" w:cs="Arial"/>
+          <w:sz w:val="20"/>
+          <w:szCs w:val="20"/>
+        </w:rPr>
+        <w:t>met;</w:t>
+      </w:r>
+      <w:proofErr w:type="gramEnd"/>
     </w:p>
     <w:p>
       <w:pPr>
@@ -20978,13 +23225,41 @@
           <w:szCs w:val="20"/>
         </w:rPr>
       </w:pPr>
-      <w:r>
-        <w:rPr>
-          <w:rFonts w:ascii="Arial" w:hAnsi="Arial" w:cs="Arial"/>
-          <w:sz w:val="20"/>
-          <w:szCs w:val="20"/>
-        </w:rPr>
-        <w:t xml:space="preserve">the cause of its failure to achieve a Service Level was a factor outside of the reasonable control of EY including any factor caused by Client, Client’s suppliers, Client equipment or users or any third party, and/or the networks (including without limitation public networks, the Internet, telecommunications services or private networks) used by Client; </w:t>
+      <w:proofErr w:type="gramStart"/>
+      <w:r>
+        <w:rPr>
+          <w:rFonts w:ascii="Arial" w:hAnsi="Arial" w:cs="Arial"/>
+          <w:sz w:val="20"/>
+          <w:szCs w:val="20"/>
+        </w:rPr>
+        <w:t>the</w:t>
+      </w:r>
+      <w:proofErr w:type="gramEnd"/>
+      <w:r>
+        <w:rPr>
+          <w:rFonts w:ascii="Arial" w:hAnsi="Arial" w:cs="Arial"/>
+          <w:sz w:val="20"/>
+          <w:szCs w:val="20"/>
+        </w:rPr>
+        <w:t xml:space="preserve"> cause of its failure to achieve a Service Level was a factor outside of the reasonable control of EY including any factor caused by Client, Client’s suppliers, Client equipment or users or any third party, and/or the networks (including without limitation public networks, the Internet, telecommunications services or private networks) used by </w:t>
+      </w:r>
+      <w:proofErr w:type="gramStart"/>
+      <w:r>
+        <w:rPr>
+          <w:rFonts w:ascii="Arial" w:hAnsi="Arial" w:cs="Arial"/>
+          <w:sz w:val="20"/>
+          <w:szCs w:val="20"/>
+        </w:rPr>
+        <w:t>Client;</w:t>
+      </w:r>
+      <w:proofErr w:type="gramEnd"/>
+      <w:r>
+        <w:rPr>
+          <w:rFonts w:ascii="Arial" w:hAnsi="Arial" w:cs="Arial"/>
+          <w:sz w:val="20"/>
+          <w:szCs w:val="20"/>
+        </w:rPr>
+        <w:t xml:space="preserve"> </w:t>
       </w:r>
     </w:p>
     <w:p>
@@ -21306,7 +23581,7 @@
             <v:imagedata r:id="rId13" o:title=""/>
             <w10:wrap type="square" side="right"/>
           </v:shape>
-          <o:OLEObject Type="Embed" ProgID="Excel.Sheet.12" ShapeID="_x0000_s2050" DrawAspect="Icon" ObjectID="_1834304050" r:id="rId14"/>
+          <o:OLEObject Type="Embed" ProgID="Excel.Sheet.12" ShapeID="_x0000_s2050" DrawAspect="Icon" ObjectID="_1834310720" r:id="rId14"/>
         </w:object>
       </w:r>
       <w:r>
@@ -21417,8 +23692,18 @@
           <w:sz w:val="20"/>
           <w:szCs w:val="20"/>
         </w:rPr>
-        <w:t xml:space="preserve"> Name of Service Level;</w:t>
-      </w:r>
+        <w:t xml:space="preserve"> Name of Service </w:t>
+      </w:r>
+      <w:proofErr w:type="gramStart"/>
+      <w:r>
+        <w:rPr>
+          <w:rFonts w:ascii="Arial" w:hAnsi="Arial" w:cs="Arial"/>
+          <w:sz w:val="20"/>
+          <w:szCs w:val="20"/>
+        </w:rPr>
+        <w:t>Level;</w:t>
+      </w:r>
+      <w:proofErr w:type="gramEnd"/>
     </w:p>
     <w:p>
       <w:pPr>
@@ -21437,16 +23722,45 @@
           <w:szCs w:val="20"/>
           <w:u w:val="single"/>
         </w:rPr>
-        <w:t>Service Level Description:</w:t>
-      </w:r>
-      <w:r>
-        <w:rPr>
-          <w:rFonts w:ascii="Arial" w:hAnsi="Arial" w:cs="Arial"/>
-          <w:sz w:val="20"/>
-          <w:szCs w:val="20"/>
-        </w:rPr>
-        <w:t xml:space="preserve">  Brief description of the Service Level, including what the Service Level measures;</w:t>
-      </w:r>
+        <w:t>Service Level Description</w:t>
+      </w:r>
+      <w:proofErr w:type="gramStart"/>
+      <w:r>
+        <w:rPr>
+          <w:rFonts w:ascii="Arial" w:hAnsi="Arial" w:cs="Arial"/>
+          <w:sz w:val="20"/>
+          <w:szCs w:val="20"/>
+          <w:u w:val="single"/>
+        </w:rPr>
+        <w:t>:</w:t>
+      </w:r>
+      <w:r>
+        <w:rPr>
+          <w:rFonts w:ascii="Arial" w:hAnsi="Arial" w:cs="Arial"/>
+          <w:sz w:val="20"/>
+          <w:szCs w:val="20"/>
+        </w:rPr>
+        <w:t xml:space="preserve">  Brief</w:t>
+      </w:r>
+      <w:proofErr w:type="gramEnd"/>
+      <w:r>
+        <w:rPr>
+          <w:rFonts w:ascii="Arial" w:hAnsi="Arial" w:cs="Arial"/>
+          <w:sz w:val="20"/>
+          <w:szCs w:val="20"/>
+        </w:rPr>
+        <w:t xml:space="preserve"> description of the Service Level, including what the Service Level </w:t>
+      </w:r>
+      <w:proofErr w:type="gramStart"/>
+      <w:r>
+        <w:rPr>
+          <w:rFonts w:ascii="Arial" w:hAnsi="Arial" w:cs="Arial"/>
+          <w:sz w:val="20"/>
+          <w:szCs w:val="20"/>
+        </w:rPr>
+        <w:t>measures;</w:t>
+      </w:r>
+      <w:proofErr w:type="gramEnd"/>
     </w:p>
     <w:p>
       <w:pPr>
@@ -21474,16 +23788,45 @@
           <w:szCs w:val="20"/>
           <w:u w:val="single"/>
         </w:rPr>
-        <w:t>Date:</w:t>
-      </w:r>
-      <w:r>
-        <w:rPr>
-          <w:rFonts w:ascii="Arial" w:hAnsi="Arial" w:cs="Arial"/>
-          <w:sz w:val="20"/>
-          <w:szCs w:val="20"/>
-        </w:rPr>
-        <w:t xml:space="preserve">  The date the Service Level measurement and reporting will begin;</w:t>
-      </w:r>
+        <w:t>Date</w:t>
+      </w:r>
+      <w:proofErr w:type="gramStart"/>
+      <w:r>
+        <w:rPr>
+          <w:rFonts w:ascii="Arial" w:hAnsi="Arial" w:cs="Arial"/>
+          <w:sz w:val="20"/>
+          <w:szCs w:val="20"/>
+          <w:u w:val="single"/>
+        </w:rPr>
+        <w:t>:</w:t>
+      </w:r>
+      <w:r>
+        <w:rPr>
+          <w:rFonts w:ascii="Arial" w:hAnsi="Arial" w:cs="Arial"/>
+          <w:sz w:val="20"/>
+          <w:szCs w:val="20"/>
+        </w:rPr>
+        <w:t xml:space="preserve">  The</w:t>
+      </w:r>
+      <w:proofErr w:type="gramEnd"/>
+      <w:r>
+        <w:rPr>
+          <w:rFonts w:ascii="Arial" w:hAnsi="Arial" w:cs="Arial"/>
+          <w:sz w:val="20"/>
+          <w:szCs w:val="20"/>
+        </w:rPr>
+        <w:t xml:space="preserve"> date the Service Level measurement and reporting will </w:t>
+      </w:r>
+      <w:proofErr w:type="gramStart"/>
+      <w:r>
+        <w:rPr>
+          <w:rFonts w:ascii="Arial" w:hAnsi="Arial" w:cs="Arial"/>
+          <w:sz w:val="20"/>
+          <w:szCs w:val="20"/>
+        </w:rPr>
+        <w:t>begin;</w:t>
+      </w:r>
+      <w:proofErr w:type="gramEnd"/>
     </w:p>
     <w:p>
       <w:pPr>
@@ -21502,16 +23845,45 @@
           <w:szCs w:val="20"/>
           <w:u w:val="single"/>
         </w:rPr>
-        <w:t>Number of Months:</w:t>
-      </w:r>
-      <w:r>
-        <w:rPr>
-          <w:rFonts w:ascii="Arial" w:hAnsi="Arial" w:cs="Arial"/>
-          <w:sz w:val="20"/>
-          <w:szCs w:val="20"/>
-        </w:rPr>
-        <w:t xml:space="preserve">  The number of months of the Term for which the Service Level will be measured, calculated, and reported;</w:t>
-      </w:r>
+        <w:t>Number of Months</w:t>
+      </w:r>
+      <w:proofErr w:type="gramStart"/>
+      <w:r>
+        <w:rPr>
+          <w:rFonts w:ascii="Arial" w:hAnsi="Arial" w:cs="Arial"/>
+          <w:sz w:val="20"/>
+          <w:szCs w:val="20"/>
+          <w:u w:val="single"/>
+        </w:rPr>
+        <w:t>:</w:t>
+      </w:r>
+      <w:r>
+        <w:rPr>
+          <w:rFonts w:ascii="Arial" w:hAnsi="Arial" w:cs="Arial"/>
+          <w:sz w:val="20"/>
+          <w:szCs w:val="20"/>
+        </w:rPr>
+        <w:t xml:space="preserve">  The</w:t>
+      </w:r>
+      <w:proofErr w:type="gramEnd"/>
+      <w:r>
+        <w:rPr>
+          <w:rFonts w:ascii="Arial" w:hAnsi="Arial" w:cs="Arial"/>
+          <w:sz w:val="20"/>
+          <w:szCs w:val="20"/>
+        </w:rPr>
+        <w:t xml:space="preserve"> number of months of the Term for which the Service Level will be measured, calculated, and </w:t>
+      </w:r>
+      <w:proofErr w:type="gramStart"/>
+      <w:r>
+        <w:rPr>
+          <w:rFonts w:ascii="Arial" w:hAnsi="Arial" w:cs="Arial"/>
+          <w:sz w:val="20"/>
+          <w:szCs w:val="20"/>
+        </w:rPr>
+        <w:t>reported;</w:t>
+      </w:r>
+      <w:proofErr w:type="gramEnd"/>
     </w:p>
     <w:p>
       <w:pPr>
@@ -21530,16 +23902,45 @@
           <w:szCs w:val="20"/>
           <w:u w:val="single"/>
         </w:rPr>
-        <w:t>Service Level:</w:t>
-      </w:r>
-      <w:r>
-        <w:rPr>
-          <w:rFonts w:ascii="Arial" w:hAnsi="Arial" w:cs="Arial"/>
-          <w:sz w:val="20"/>
-          <w:szCs w:val="20"/>
-        </w:rPr>
-        <w:t xml:space="preserve">  The standard of performance for the applicable Service Level;</w:t>
-      </w:r>
+        <w:t>Service Level</w:t>
+      </w:r>
+      <w:proofErr w:type="gramStart"/>
+      <w:r>
+        <w:rPr>
+          <w:rFonts w:ascii="Arial" w:hAnsi="Arial" w:cs="Arial"/>
+          <w:sz w:val="20"/>
+          <w:szCs w:val="20"/>
+          <w:u w:val="single"/>
+        </w:rPr>
+        <w:t>:</w:t>
+      </w:r>
+      <w:r>
+        <w:rPr>
+          <w:rFonts w:ascii="Arial" w:hAnsi="Arial" w:cs="Arial"/>
+          <w:sz w:val="20"/>
+          <w:szCs w:val="20"/>
+        </w:rPr>
+        <w:t xml:space="preserve">  The</w:t>
+      </w:r>
+      <w:proofErr w:type="gramEnd"/>
+      <w:r>
+        <w:rPr>
+          <w:rFonts w:ascii="Arial" w:hAnsi="Arial" w:cs="Arial"/>
+          <w:sz w:val="20"/>
+          <w:szCs w:val="20"/>
+        </w:rPr>
+        <w:t xml:space="preserve"> standard of performance for the applicable Service </w:t>
+      </w:r>
+      <w:proofErr w:type="gramStart"/>
+      <w:r>
+        <w:rPr>
+          <w:rFonts w:ascii="Arial" w:hAnsi="Arial" w:cs="Arial"/>
+          <w:sz w:val="20"/>
+          <w:szCs w:val="20"/>
+        </w:rPr>
+        <w:t>Level;</w:t>
+      </w:r>
+      <w:proofErr w:type="gramEnd"/>
       <w:r>
         <w:rPr>
           <w:rFonts w:ascii="Arial" w:hAnsi="Arial" w:cs="Arial"/>
@@ -21568,14 +23969,34 @@
         </w:rPr>
         <w:t>Service Level Calculation</w:t>
       </w:r>
-      <w:r>
-        <w:rPr>
-          <w:rFonts w:ascii="Arial" w:hAnsi="Arial" w:cs="Arial"/>
-          <w:sz w:val="20"/>
-          <w:szCs w:val="20"/>
-        </w:rPr>
-        <w:t>:  The methodology and formula that will be used to calculate performance of the Services against the applicable Service Level;</w:t>
-      </w:r>
+      <w:proofErr w:type="gramStart"/>
+      <w:r>
+        <w:rPr>
+          <w:rFonts w:ascii="Arial" w:hAnsi="Arial" w:cs="Arial"/>
+          <w:sz w:val="20"/>
+          <w:szCs w:val="20"/>
+        </w:rPr>
+        <w:t>:  The</w:t>
+      </w:r>
+      <w:proofErr w:type="gramEnd"/>
+      <w:r>
+        <w:rPr>
+          <w:rFonts w:ascii="Arial" w:hAnsi="Arial" w:cs="Arial"/>
+          <w:sz w:val="20"/>
+          <w:szCs w:val="20"/>
+        </w:rPr>
+        <w:t xml:space="preserve"> methodology and formula that will be used to calculate performance of the Services against the applicable Service </w:t>
+      </w:r>
+      <w:proofErr w:type="gramStart"/>
+      <w:r>
+        <w:rPr>
+          <w:rFonts w:ascii="Arial" w:hAnsi="Arial" w:cs="Arial"/>
+          <w:sz w:val="20"/>
+          <w:szCs w:val="20"/>
+        </w:rPr>
+        <w:t>Level;</w:t>
+      </w:r>
+      <w:proofErr w:type="gramEnd"/>
     </w:p>
     <w:p>
       <w:pPr>
@@ -21602,8 +24023,18 @@
           <w:sz w:val="20"/>
           <w:szCs w:val="20"/>
         </w:rPr>
-        <w:t>: The frequency (e.g., monthly) at which the Service level will be measured;</w:t>
-      </w:r>
+        <w:t xml:space="preserve">: The frequency (e.g., monthly) at which the Service level will be </w:t>
+      </w:r>
+      <w:proofErr w:type="gramStart"/>
+      <w:r>
+        <w:rPr>
+          <w:rFonts w:ascii="Arial" w:hAnsi="Arial" w:cs="Arial"/>
+          <w:sz w:val="20"/>
+          <w:szCs w:val="20"/>
+        </w:rPr>
+        <w:t>measured;</w:t>
+      </w:r>
+      <w:proofErr w:type="gramEnd"/>
     </w:p>
     <w:p>
       <w:pPr>
@@ -21630,8 +24061,18 @@
           <w:sz w:val="20"/>
           <w:szCs w:val="20"/>
         </w:rPr>
-        <w:t xml:space="preserve">  The frequency (e.g., monthly) at which the Service level will be reported;</w:t>
-      </w:r>
+        <w:t xml:space="preserve">  The frequency (e.g., monthly) at which the Service level will be </w:t>
+      </w:r>
+      <w:proofErr w:type="gramStart"/>
+      <w:r>
+        <w:rPr>
+          <w:rFonts w:ascii="Arial" w:hAnsi="Arial" w:cs="Arial"/>
+          <w:sz w:val="20"/>
+          <w:szCs w:val="20"/>
+        </w:rPr>
+        <w:t>reported;</w:t>
+      </w:r>
+      <w:proofErr w:type="gramEnd"/>
     </w:p>
     <w:p>
       <w:pPr>
@@ -21678,6 +24119,7 @@
         </w:rPr>
         <w:t>time zone</w:t>
       </w:r>
+      <w:proofErr w:type="gramStart"/>
       <w:r>
         <w:rPr>
           <w:rFonts w:ascii="Arial" w:hAnsi="Arial" w:cs="Arial"/>
@@ -21694,6 +24136,7 @@
         </w:rPr>
         <w:t>;</w:t>
       </w:r>
+      <w:proofErr w:type="gramEnd"/>
     </w:p>
     <w:p>
       <w:pPr>
@@ -21720,8 +24163,18 @@
           <w:sz w:val="20"/>
           <w:szCs w:val="20"/>
         </w:rPr>
-        <w:t>: The system and source of record for all information used to produce any Performance Reports;</w:t>
-      </w:r>
+        <w:t xml:space="preserve">: The system and source of record for all information used to produce any Performance </w:t>
+      </w:r>
+      <w:proofErr w:type="gramStart"/>
+      <w:r>
+        <w:rPr>
+          <w:rFonts w:ascii="Arial" w:hAnsi="Arial" w:cs="Arial"/>
+          <w:sz w:val="20"/>
+          <w:szCs w:val="20"/>
+        </w:rPr>
+        <w:t>Reports;</w:t>
+      </w:r>
+      <w:proofErr w:type="gramEnd"/>
       <w:r>
         <w:rPr>
           <w:rFonts w:ascii="Arial" w:hAnsi="Arial" w:cs="Arial"/>
@@ -21747,15 +24200,33 @@
           <w:sz w:val="20"/>
           <w:szCs w:val="20"/>
         </w:rPr>
-        <w:t xml:space="preserve">Critical Service Level:  </w:t>
-      </w:r>
-      <w:r>
-        <w:rPr>
-          <w:rFonts w:ascii="Arial" w:hAnsi="Arial" w:cs="Arial"/>
-          <w:sz w:val="20"/>
-          <w:szCs w:val="20"/>
-        </w:rPr>
-        <w:t>Identification of the Service Level is a Critical S</w:t>
+        <w:t>Critical Service Level</w:t>
+      </w:r>
+      <w:proofErr w:type="gramStart"/>
+      <w:r>
+        <w:rPr>
+          <w:rFonts w:ascii="Arial" w:hAnsi="Arial" w:cs="Arial"/>
+          <w:sz w:val="20"/>
+          <w:szCs w:val="20"/>
+        </w:rPr>
+        <w:t xml:space="preserve">:  </w:t>
+      </w:r>
+      <w:r>
+        <w:rPr>
+          <w:rFonts w:ascii="Arial" w:hAnsi="Arial" w:cs="Arial"/>
+          <w:sz w:val="20"/>
+          <w:szCs w:val="20"/>
+        </w:rPr>
+        <w:t>Identification</w:t>
+      </w:r>
+      <w:proofErr w:type="gramEnd"/>
+      <w:r>
+        <w:rPr>
+          <w:rFonts w:ascii="Arial" w:hAnsi="Arial" w:cs="Arial"/>
+          <w:sz w:val="20"/>
+          <w:szCs w:val="20"/>
+        </w:rPr>
+        <w:t xml:space="preserve"> of the Service Level is a Critical S</w:t>
       </w:r>
       <w:r>
         <w:rPr>
@@ -21800,14 +24271,25 @@
         </w:rPr>
         <w:t>NOTE TO DRAFT</w:t>
       </w:r>
-      <w:r>
-        <w:rPr>
-          <w:rFonts w:ascii="Arial" w:hAnsi="Arial" w:cs="Arial"/>
-          <w:b/>
-          <w:sz w:val="20"/>
-          <w:szCs w:val="20"/>
-        </w:rPr>
-        <w:t>:  Delete, unless Service Level Credits will apply.]</w:t>
+      <w:proofErr w:type="gramStart"/>
+      <w:r>
+        <w:rPr>
+          <w:rFonts w:ascii="Arial" w:hAnsi="Arial" w:cs="Arial"/>
+          <w:b/>
+          <w:sz w:val="20"/>
+          <w:szCs w:val="20"/>
+        </w:rPr>
+        <w:t>:  Delete</w:t>
+      </w:r>
+      <w:proofErr w:type="gramEnd"/>
+      <w:r>
+        <w:rPr>
+          <w:rFonts w:ascii="Arial" w:hAnsi="Arial" w:cs="Arial"/>
+          <w:b/>
+          <w:sz w:val="20"/>
+          <w:szCs w:val="20"/>
+        </w:rPr>
+        <w:t>, unless Service Level Credits will apply.]</w:t>
       </w:r>
     </w:p>
     <w:p>
@@ -21829,13 +24311,23 @@
         </w:rPr>
         <w:t>Allocation of Pool Percentage</w:t>
       </w:r>
-      <w:r>
-        <w:rPr>
-          <w:rFonts w:ascii="Arial" w:hAnsi="Arial" w:cs="Arial"/>
-          <w:sz w:val="20"/>
-          <w:szCs w:val="20"/>
-        </w:rPr>
-        <w:t>:  The Allocation of Pool Percentage applicable to the Service Level for each Critical Service Level</w:t>
+      <w:proofErr w:type="gramStart"/>
+      <w:r>
+        <w:rPr>
+          <w:rFonts w:ascii="Arial" w:hAnsi="Arial" w:cs="Arial"/>
+          <w:sz w:val="20"/>
+          <w:szCs w:val="20"/>
+        </w:rPr>
+        <w:t>:  The</w:t>
+      </w:r>
+      <w:proofErr w:type="gramEnd"/>
+      <w:r>
+        <w:rPr>
+          <w:rFonts w:ascii="Arial" w:hAnsi="Arial" w:cs="Arial"/>
+          <w:sz w:val="20"/>
+          <w:szCs w:val="20"/>
+        </w:rPr>
+        <w:t xml:space="preserve"> Allocation of Pool Percentage applicable to the Service Level for each Critical Service Level</w:t>
       </w:r>
       <w:r>
         <w:rPr>
@@ -21888,14 +24380,45 @@
         </w:rPr>
         <w:t>NOTE TO DRAFT</w:t>
       </w:r>
-      <w:r>
-        <w:rPr>
-          <w:rFonts w:ascii="Arial" w:hAnsi="Arial" w:cs="Arial"/>
-          <w:b/>
-          <w:sz w:val="20"/>
-          <w:szCs w:val="20"/>
-        </w:rPr>
-        <w:t>:  Delete, unless Service Level Credits will apply.]</w:t>
+      <w:proofErr w:type="gramStart"/>
+      <w:r>
+        <w:rPr>
+          <w:rFonts w:ascii="Arial" w:hAnsi="Arial" w:cs="Arial"/>
+          <w:b/>
+          <w:sz w:val="20"/>
+          <w:szCs w:val="20"/>
+        </w:rPr>
+        <w:t>:  Delete</w:t>
+      </w:r>
+      <w:proofErr w:type="gramEnd"/>
+      <w:r>
+        <w:rPr>
+          <w:rFonts w:ascii="Arial" w:hAnsi="Arial" w:cs="Arial"/>
+          <w:b/>
+          <w:sz w:val="20"/>
+          <w:szCs w:val="20"/>
+        </w:rPr>
+        <w:t xml:space="preserve">, unless Service Level </w:t>
+      </w:r>
+      <w:proofErr w:type="gramStart"/>
+      <w:r>
+        <w:rPr>
+          <w:rFonts w:ascii="Arial" w:hAnsi="Arial" w:cs="Arial"/>
+          <w:b/>
+          <w:sz w:val="20"/>
+          <w:szCs w:val="20"/>
+        </w:rPr>
+        <w:t>Credits will</w:t>
+      </w:r>
+      <w:proofErr w:type="gramEnd"/>
+      <w:r>
+        <w:rPr>
+          <w:rFonts w:ascii="Arial" w:hAnsi="Arial" w:cs="Arial"/>
+          <w:b/>
+          <w:sz w:val="20"/>
+          <w:szCs w:val="20"/>
+        </w:rPr>
+        <w:t xml:space="preserve"> apply.]</w:t>
       </w:r>
     </w:p>
     <w:p>
@@ -21919,15 +24442,34 @@
           <w:u w:val="single"/>
         </w:rPr>
         <w:lastRenderedPageBreak/>
-        <w:t>Key Assumptions:</w:t>
-      </w:r>
-      <w:r>
-        <w:rPr>
-          <w:rFonts w:ascii="Arial" w:hAnsi="Arial" w:cs="Arial"/>
-          <w:sz w:val="20"/>
-          <w:szCs w:val="20"/>
-        </w:rPr>
-        <w:t xml:space="preserve">  A list of all key assumptions and dependencies related to the Service Level. </w:t>
+        <w:t>Key Assumptions</w:t>
+      </w:r>
+      <w:proofErr w:type="gramStart"/>
+      <w:r>
+        <w:rPr>
+          <w:rFonts w:ascii="Arial" w:hAnsi="Arial" w:cs="Arial"/>
+          <w:sz w:val="20"/>
+          <w:szCs w:val="20"/>
+          <w:u w:val="single"/>
+        </w:rPr>
+        <w:t>:</w:t>
+      </w:r>
+      <w:r>
+        <w:rPr>
+          <w:rFonts w:ascii="Arial" w:hAnsi="Arial" w:cs="Arial"/>
+          <w:sz w:val="20"/>
+          <w:szCs w:val="20"/>
+        </w:rPr>
+        <w:t xml:space="preserve">  A</w:t>
+      </w:r>
+      <w:proofErr w:type="gramEnd"/>
+      <w:r>
+        <w:rPr>
+          <w:rFonts w:ascii="Arial" w:hAnsi="Arial" w:cs="Arial"/>
+          <w:sz w:val="20"/>
+          <w:szCs w:val="20"/>
+        </w:rPr>
+        <w:t xml:space="preserve"> list of all key assumptions and dependencies related to the Service Level. </w:t>
       </w:r>
     </w:p>
     <w:p>
@@ -21968,7 +24510,7 @@
     </w:p>
     <w:p>
       <w:pPr>
-        <w:pStyle w:val="Heading1"/>
+        <w:pStyle w:val="TitleHeading"/>
       </w:pPr>
       <w:r>
         <w:t>Schedule C</w:t>
@@ -22159,8 +24701,19 @@
           <w:szCs w:val="20"/>
           <w:u w:val="single"/>
         </w:rPr>
-        <w:t>Charges, Generally</w:t>
-      </w:r>
+        <w:t xml:space="preserve">Charges, </w:t>
+      </w:r>
+      <w:proofErr w:type="gramStart"/>
+      <w:r>
+        <w:rPr>
+          <w:rFonts w:ascii="Arial" w:hAnsi="Arial" w:cs="Arial"/>
+          <w:sz w:val="20"/>
+          <w:szCs w:val="20"/>
+          <w:u w:val="single"/>
+        </w:rPr>
+        <w:t>Generally</w:t>
+      </w:r>
+      <w:proofErr w:type="gramEnd"/>
       <w:r>
         <w:rPr>
           <w:rFonts w:ascii="Arial" w:hAnsi="Arial" w:cs="Arial"/>
@@ -22640,6 +25193,7 @@
         </w:rPr>
         <w:t>Attachments</w:t>
       </w:r>
+      <w:proofErr w:type="gramStart"/>
       <w:r>
         <w:rPr>
           <w:rFonts w:ascii="Arial" w:hAnsi="Arial" w:cs="Arial"/>
@@ -22663,7 +25217,16 @@
           <w:sz w:val="20"/>
           <w:szCs w:val="20"/>
         </w:rPr>
-        <w:t>The following Attachments are incorporated into this Schedule C (Charges) by reference:</w:t>
+        <w:t>The</w:t>
+      </w:r>
+      <w:proofErr w:type="gramEnd"/>
+      <w:r>
+        <w:rPr>
+          <w:rFonts w:ascii="Arial" w:hAnsi="Arial" w:cs="Arial"/>
+          <w:sz w:val="20"/>
+          <w:szCs w:val="20"/>
+        </w:rPr>
+        <w:t xml:space="preserve"> following Attachments are incorporated into this Schedule C (Charges) by reference:</w:t>
       </w:r>
     </w:p>
     <w:p>
@@ -22696,6 +25259,7 @@
         </w:rPr>
         <w:t xml:space="preserve"> C-1</w:t>
       </w:r>
+      <w:proofErr w:type="gramStart"/>
       <w:r>
         <w:rPr>
           <w:rFonts w:ascii="Arial" w:hAnsi="Arial" w:cs="Arial"/>
@@ -22704,6 +25268,7 @@
         </w:rPr>
         <w:t>:  [</w:t>
       </w:r>
+      <w:proofErr w:type="gramEnd"/>
       <w:r>
         <w:rPr>
           <w:rFonts w:ascii="Arial" w:hAnsi="Arial" w:cs="Arial"/>
@@ -22744,6 +25309,7 @@
         </w:rPr>
         <w:t>Definitions</w:t>
       </w:r>
+      <w:proofErr w:type="gramStart"/>
       <w:r>
         <w:rPr>
           <w:rFonts w:ascii="Arial" w:hAnsi="Arial" w:cs="Arial"/>
@@ -22767,7 +25333,16 @@
           <w:sz w:val="20"/>
           <w:szCs w:val="20"/>
         </w:rPr>
-        <w:t xml:space="preserve">Capitalized terms used, but not otherwise defined, in this Schedule C (Charges) shall have the meanings in Exhibit 1 (Definitions) to the SOW. </w:t>
+        <w:t>Capitalized</w:t>
+      </w:r>
+      <w:proofErr w:type="gramEnd"/>
+      <w:r>
+        <w:rPr>
+          <w:rFonts w:ascii="Arial" w:hAnsi="Arial" w:cs="Arial"/>
+          <w:sz w:val="20"/>
+          <w:szCs w:val="20"/>
+        </w:rPr>
+        <w:t xml:space="preserve"> terms used, but not otherwise defined, in this Schedule C (Charges) shall have the meanings in Exhibit 1 (Definitions) to the SOW. </w:t>
       </w:r>
     </w:p>
     <w:p>
@@ -23027,6 +25602,7 @@
         </w:rPr>
         <w:t>[NOTE TO DRAFT</w:t>
       </w:r>
+      <w:proofErr w:type="gramStart"/>
       <w:r>
         <w:rPr>
           <w:rFonts w:ascii="Arial" w:hAnsi="Arial" w:cs="Arial"/>
@@ -23044,7 +25620,37 @@
           <w:sz w:val="20"/>
           <w:szCs w:val="20"/>
         </w:rPr>
-        <w:t>Typically, we will anticipate additional work (i.e., change orders, projects) related to the Managed Services, which may be based on a T&amp;M basis.  Careful consideration should be made of existing rate cards, as well as the implications of sharing GDS/SDC rates directly with the client.]</w:t>
+        <w:t>Typically</w:t>
+      </w:r>
+      <w:proofErr w:type="gramEnd"/>
+      <w:r>
+        <w:rPr>
+          <w:rFonts w:ascii="Arial" w:hAnsi="Arial" w:cs="Arial"/>
+          <w:b/>
+          <w:sz w:val="20"/>
+          <w:szCs w:val="20"/>
+        </w:rPr>
+        <w:t xml:space="preserve">, we will anticipate additional work (i.e., </w:t>
+      </w:r>
+      <w:proofErr w:type="gramStart"/>
+      <w:r>
+        <w:rPr>
+          <w:rFonts w:ascii="Arial" w:hAnsi="Arial" w:cs="Arial"/>
+          <w:b/>
+          <w:sz w:val="20"/>
+          <w:szCs w:val="20"/>
+        </w:rPr>
+        <w:t>change</w:t>
+      </w:r>
+      <w:proofErr w:type="gramEnd"/>
+      <w:r>
+        <w:rPr>
+          <w:rFonts w:ascii="Arial" w:hAnsi="Arial" w:cs="Arial"/>
+          <w:b/>
+          <w:sz w:val="20"/>
+          <w:szCs w:val="20"/>
+        </w:rPr>
+        <w:t xml:space="preserve"> orders, projects) related to the Managed Services, which may be based on a T&amp;M basis.  Careful consideration should be made of existing rate cards, as well as the implications of sharing GDS/SDC rates directly with the client.]</w:t>
       </w:r>
     </w:p>
     <w:p>
@@ -23516,16 +26122,37 @@
           <w:sz w:val="20"/>
           <w:szCs w:val="20"/>
         </w:rPr>
-        <w:t xml:space="preserve">[NOTE TO DRAFT:  </w:t>
-      </w:r>
-      <w:r>
-        <w:rPr>
-          <w:rFonts w:ascii="Arial" w:hAnsi="Arial" w:cs="Arial"/>
-          <w:b/>
-          <w:sz w:val="20"/>
-          <w:szCs w:val="20"/>
-        </w:rPr>
-        <w:t xml:space="preserve">Consult with </w:t>
+        <w:t>[NOTE TO DRAFT</w:t>
+      </w:r>
+      <w:proofErr w:type="gramStart"/>
+      <w:r>
+        <w:rPr>
+          <w:rFonts w:ascii="Arial" w:hAnsi="Arial" w:cs="Arial"/>
+          <w:b/>
+          <w:i/>
+          <w:sz w:val="20"/>
+          <w:szCs w:val="20"/>
+        </w:rPr>
+        <w:t xml:space="preserve">:  </w:t>
+      </w:r>
+      <w:r>
+        <w:rPr>
+          <w:rFonts w:ascii="Arial" w:hAnsi="Arial" w:cs="Arial"/>
+          <w:b/>
+          <w:sz w:val="20"/>
+          <w:szCs w:val="20"/>
+        </w:rPr>
+        <w:t>Consult</w:t>
+      </w:r>
+      <w:proofErr w:type="gramEnd"/>
+      <w:r>
+        <w:rPr>
+          <w:rFonts w:ascii="Arial" w:hAnsi="Arial" w:cs="Arial"/>
+          <w:b/>
+          <w:sz w:val="20"/>
+          <w:szCs w:val="20"/>
+        </w:rPr>
+        <w:t xml:space="preserve"> with </w:t>
       </w:r>
       <w:r>
         <w:rPr>
@@ -23561,16 +26188,76 @@
           <w:sz w:val="20"/>
           <w:szCs w:val="20"/>
         </w:rPr>
-        <w:t xml:space="preserve"> on the importance and structure for demand planning.  This is a joint governance process but is most directly aligned to the pricing.  Most EY managed services will include a significant labor component, as such demand planning will be critical to ensuring appropriate staffing is available for the Managed Services.</w:t>
-      </w:r>
-      <w:r>
-        <w:rPr>
-          <w:rFonts w:ascii="Arial" w:hAnsi="Arial" w:cs="Arial"/>
-          <w:b/>
-          <w:sz w:val="20"/>
-          <w:szCs w:val="20"/>
-        </w:rPr>
-        <w:t xml:space="preserve">  Demand planning also affects our ability to meet Service Levels as we will need to staff to meet Service Levels based on anticipated demand.</w:t>
+        <w:t xml:space="preserve"> on the importance and structure for demand planning.  This is a joint governance process but is most directly aligned to the pricing.  Most EY managed services will include a significant labor component, as </w:t>
+      </w:r>
+      <w:proofErr w:type="gramStart"/>
+      <w:r>
+        <w:rPr>
+          <w:rFonts w:ascii="Arial" w:hAnsi="Arial" w:cs="Arial"/>
+          <w:b/>
+          <w:sz w:val="20"/>
+          <w:szCs w:val="20"/>
+        </w:rPr>
+        <w:t>such demand</w:t>
+      </w:r>
+      <w:proofErr w:type="gramEnd"/>
+      <w:r>
+        <w:rPr>
+          <w:rFonts w:ascii="Arial" w:hAnsi="Arial" w:cs="Arial"/>
+          <w:b/>
+          <w:sz w:val="20"/>
+          <w:szCs w:val="20"/>
+        </w:rPr>
+        <w:t xml:space="preserve"> planning will be critical to </w:t>
+      </w:r>
+      <w:proofErr w:type="gramStart"/>
+      <w:r>
+        <w:rPr>
+          <w:rFonts w:ascii="Arial" w:hAnsi="Arial" w:cs="Arial"/>
+          <w:b/>
+          <w:sz w:val="20"/>
+          <w:szCs w:val="20"/>
+        </w:rPr>
+        <w:t>ensuring</w:t>
+      </w:r>
+      <w:proofErr w:type="gramEnd"/>
+      <w:r>
+        <w:rPr>
+          <w:rFonts w:ascii="Arial" w:hAnsi="Arial" w:cs="Arial"/>
+          <w:b/>
+          <w:sz w:val="20"/>
+          <w:szCs w:val="20"/>
+        </w:rPr>
+        <w:t xml:space="preserve"> appropriate staffing is available for the Managed Services.</w:t>
+      </w:r>
+      <w:r>
+        <w:rPr>
+          <w:rFonts w:ascii="Arial" w:hAnsi="Arial" w:cs="Arial"/>
+          <w:b/>
+          <w:sz w:val="20"/>
+          <w:szCs w:val="20"/>
+        </w:rPr>
+        <w:t xml:space="preserve">  Demand planning also affects our ability to meet Service Levels as we will </w:t>
+      </w:r>
+      <w:proofErr w:type="gramStart"/>
+      <w:r>
+        <w:rPr>
+          <w:rFonts w:ascii="Arial" w:hAnsi="Arial" w:cs="Arial"/>
+          <w:b/>
+          <w:sz w:val="20"/>
+          <w:szCs w:val="20"/>
+        </w:rPr>
+        <w:t>need to</w:t>
+      </w:r>
+      <w:proofErr w:type="gramEnd"/>
+      <w:r>
+        <w:rPr>
+          <w:rFonts w:ascii="Arial" w:hAnsi="Arial" w:cs="Arial"/>
+          <w:b/>
+          <w:sz w:val="20"/>
+          <w:szCs w:val="20"/>
+        </w:rPr>
+        <w:t xml:space="preserve"> staff to meet Service Levels based on anticipated demand.</w:t>
       </w:r>
       <w:r>
         <w:rPr>
@@ -23641,14 +26328,25 @@
         </w:rPr>
         <w:t>NOTE TO DRAFT</w:t>
       </w:r>
-      <w:r>
-        <w:rPr>
-          <w:rFonts w:ascii="Arial" w:hAnsi="Arial" w:cs="Arial"/>
-          <w:b/>
-          <w:sz w:val="20"/>
-          <w:szCs w:val="20"/>
-        </w:rPr>
-        <w:t xml:space="preserve">:  Structure Adjustments to the Charges in consultation with </w:t>
+      <w:proofErr w:type="gramStart"/>
+      <w:r>
+        <w:rPr>
+          <w:rFonts w:ascii="Arial" w:hAnsi="Arial" w:cs="Arial"/>
+          <w:b/>
+          <w:sz w:val="20"/>
+          <w:szCs w:val="20"/>
+        </w:rPr>
+        <w:t>:  Structure</w:t>
+      </w:r>
+      <w:proofErr w:type="gramEnd"/>
+      <w:r>
+        <w:rPr>
+          <w:rFonts w:ascii="Arial" w:hAnsi="Arial" w:cs="Arial"/>
+          <w:b/>
+          <w:sz w:val="20"/>
+          <w:szCs w:val="20"/>
+        </w:rPr>
+        <w:t xml:space="preserve"> Adjustments to the Charges in consultation with </w:t>
       </w:r>
       <w:r>
         <w:rPr>
@@ -23871,7 +26569,27 @@
           <w:sz w:val="20"/>
           <w:szCs w:val="20"/>
         </w:rPr>
-        <w:t xml:space="preserve">[NOTE TO DRAFT:  Structure Termination Charges in consultation with </w:t>
+        <w:t>[NOTE TO DRAFT</w:t>
+      </w:r>
+      <w:proofErr w:type="gramStart"/>
+      <w:r>
+        <w:rPr>
+          <w:rFonts w:ascii="Arial" w:hAnsi="Arial" w:cs="Arial"/>
+          <w:b/>
+          <w:sz w:val="20"/>
+          <w:szCs w:val="20"/>
+        </w:rPr>
+        <w:t>:  Structure</w:t>
+      </w:r>
+      <w:proofErr w:type="gramEnd"/>
+      <w:r>
+        <w:rPr>
+          <w:rFonts w:ascii="Arial" w:hAnsi="Arial" w:cs="Arial"/>
+          <w:b/>
+          <w:sz w:val="20"/>
+          <w:szCs w:val="20"/>
+        </w:rPr>
+        <w:t xml:space="preserve"> Termination Charges in consultation with </w:t>
       </w:r>
       <w:r>
         <w:rPr>
@@ -23929,14 +26647,25 @@
         </w:rPr>
         <w:t xml:space="preserve">).  Careful evaluation of sunk costs, stranded investments, timing for ramping-off of employees will need to be considered as Termination Charges are established.  </w:t>
       </w:r>
-      <w:r>
-        <w:rPr>
-          <w:rFonts w:ascii="Arial" w:hAnsi="Arial" w:cs="Arial"/>
-          <w:b/>
-          <w:sz w:val="20"/>
-          <w:szCs w:val="20"/>
-        </w:rPr>
-        <w:t>In particular, if EY has “financed” any up</w:t>
+      <w:proofErr w:type="gramStart"/>
+      <w:r>
+        <w:rPr>
+          <w:rFonts w:ascii="Arial" w:hAnsi="Arial" w:cs="Arial"/>
+          <w:b/>
+          <w:sz w:val="20"/>
+          <w:szCs w:val="20"/>
+        </w:rPr>
+        <w:t>In particular, if</w:t>
+      </w:r>
+      <w:proofErr w:type="gramEnd"/>
+      <w:r>
+        <w:rPr>
+          <w:rFonts w:ascii="Arial" w:hAnsi="Arial" w:cs="Arial"/>
+          <w:b/>
+          <w:sz w:val="20"/>
+          <w:szCs w:val="20"/>
+        </w:rPr>
+        <w:t xml:space="preserve"> EY has “financed” any up</w:t>
       </w:r>
       <w:r>
         <w:rPr>
@@ -24024,7 +26753,25 @@
           <w:sz w:val="20"/>
           <w:szCs w:val="20"/>
         </w:rPr>
-        <w:t>: Technology surcharge and direct technology costs: Based on the pricing negotiation selected, include the applicable sentence if the services provided under this SOW utilize technology as noted in our FAAS technology pricing guidance.]</w:t>
+        <w:t xml:space="preserve">: Technology surcharge and direct technology costs: Based on the pricing negotiation selected, include the applicable sentence if the services provided under this SOW utilize technology as noted in our </w:t>
+      </w:r>
+      <w:proofErr w:type="gramStart"/>
+      <w:r>
+        <w:rPr>
+          <w:rFonts w:ascii="Arial" w:hAnsi="Arial" w:cs="Arial"/>
+          <w:sz w:val="20"/>
+          <w:szCs w:val="20"/>
+        </w:rPr>
+        <w:t>FAAS technology</w:t>
+      </w:r>
+      <w:proofErr w:type="gramEnd"/>
+      <w:r>
+        <w:rPr>
+          <w:rFonts w:ascii="Arial" w:hAnsi="Arial" w:cs="Arial"/>
+          <w:sz w:val="20"/>
+          <w:szCs w:val="20"/>
+        </w:rPr>
+        <w:t xml:space="preserve"> pricing guidance.]</w:t>
       </w:r>
     </w:p>
     <w:p>
@@ -24178,18 +26925,51 @@
           <w:sz w:val="20"/>
           <w:szCs w:val="20"/>
         </w:rPr>
-        <w:t xml:space="preserve">The price per </w:t>
-      </w:r>
+        <w:t xml:space="preserve">The </w:t>
+      </w:r>
+      <w:proofErr w:type="gramStart"/>
       <w:r>
         <w:rPr>
           <w:rFonts w:ascii="Arial" w:hAnsi="Arial" w:cs="Arial"/>
           <w:b w:val="0"/>
           <w:sz w:val="20"/>
           <w:szCs w:val="20"/>
-          <w:highlight w:val="yellow"/>
-        </w:rPr>
-        <w:t>[insert agreed upon measurement (example data volume, contract, transaction, etc.)]</w:t>
-      </w:r>
+        </w:rPr>
+        <w:t xml:space="preserve">price per </w:t>
+      </w:r>
+      <w:r>
+        <w:rPr>
+          <w:rFonts w:ascii="Arial" w:hAnsi="Arial" w:cs="Arial"/>
+          <w:b w:val="0"/>
+          <w:sz w:val="20"/>
+          <w:szCs w:val="20"/>
+          <w:highlight w:val="yellow"/>
+        </w:rPr>
+        <w:t>[insert</w:t>
+      </w:r>
+      <w:proofErr w:type="gramEnd"/>
+      <w:r>
+        <w:rPr>
+          <w:rFonts w:ascii="Arial" w:hAnsi="Arial" w:cs="Arial"/>
+          <w:b w:val="0"/>
+          <w:sz w:val="20"/>
+          <w:szCs w:val="20"/>
+          <w:highlight w:val="yellow"/>
+        </w:rPr>
+        <w:t xml:space="preserve"> agreed upon measurement (example data volume, contract, transaction, etc</w:t>
+      </w:r>
+      <w:proofErr w:type="gramStart"/>
+      <w:r>
+        <w:rPr>
+          <w:rFonts w:ascii="Arial" w:hAnsi="Arial" w:cs="Arial"/>
+          <w:b w:val="0"/>
+          <w:sz w:val="20"/>
+          <w:szCs w:val="20"/>
+          <w:highlight w:val="yellow"/>
+        </w:rPr>
+        <w:t>.)]</w:t>
+      </w:r>
+      <w:proofErr w:type="gramEnd"/>
       <w:r>
         <w:rPr>
           <w:rFonts w:ascii="Arial" w:hAnsi="Arial" w:cs="Arial"/>
@@ -24414,6 +27194,7 @@
         </w:rPr>
         <w:t>NOTE TO DRAFT</w:t>
       </w:r>
+      <w:proofErr w:type="gramStart"/>
       <w:r>
         <w:rPr>
           <w:rFonts w:ascii="Arial" w:hAnsi="Arial" w:cs="Arial"/>
@@ -24422,7 +27203,18 @@
           <w:sz w:val="20"/>
           <w:szCs w:val="20"/>
         </w:rPr>
-        <w:t>:  Structure expense terms giving recognition to the terms of the master agreement with the client as well as established expense protocols.]</w:t>
+        <w:t>:  Structure</w:t>
+      </w:r>
+      <w:proofErr w:type="gramEnd"/>
+      <w:r>
+        <w:rPr>
+          <w:rFonts w:ascii="Arial" w:hAnsi="Arial" w:cs="Arial"/>
+          <w:b/>
+          <w:kern w:val="12"/>
+          <w:sz w:val="20"/>
+          <w:szCs w:val="20"/>
+        </w:rPr>
+        <w:t xml:space="preserve"> expense terms giving recognition to the terms of the master agreement with the client as well as established expense protocols.]</w:t>
       </w:r>
     </w:p>
     <w:p>
@@ -24486,14 +27278,25 @@
         </w:rPr>
         <w:t>NOTE TO DRAFT</w:t>
       </w:r>
-      <w:r>
-        <w:rPr>
-          <w:rFonts w:ascii="Arial" w:hAnsi="Arial" w:cs="Arial"/>
-          <w:b/>
-          <w:sz w:val="20"/>
-          <w:szCs w:val="20"/>
-        </w:rPr>
-        <w:t>:  Structure taxes terms only to the extent not covered in the master agreement consult with subject matter advisors to ensure tax concepts are adequate/appropriate for managed services.]</w:t>
+      <w:proofErr w:type="gramStart"/>
+      <w:r>
+        <w:rPr>
+          <w:rFonts w:ascii="Arial" w:hAnsi="Arial" w:cs="Arial"/>
+          <w:b/>
+          <w:sz w:val="20"/>
+          <w:szCs w:val="20"/>
+        </w:rPr>
+        <w:t>:  Structure</w:t>
+      </w:r>
+      <w:proofErr w:type="gramEnd"/>
+      <w:r>
+        <w:rPr>
+          <w:rFonts w:ascii="Arial" w:hAnsi="Arial" w:cs="Arial"/>
+          <w:b/>
+          <w:sz w:val="20"/>
+          <w:szCs w:val="20"/>
+        </w:rPr>
+        <w:t xml:space="preserve"> taxes terms only to the extent not covered in the master agreement consult with subject matter advisors to ensure tax concepts are adequate/appropriate for managed services.]</w:t>
       </w:r>
     </w:p>
     <w:p>
@@ -24545,14 +27348,25 @@
         </w:rPr>
         <w:t>NOTE TO DRAFT</w:t>
       </w:r>
-      <w:r>
-        <w:rPr>
-          <w:rFonts w:ascii="Arial" w:hAnsi="Arial" w:cs="Arial"/>
-          <w:b/>
-          <w:sz w:val="20"/>
-          <w:szCs w:val="20"/>
-        </w:rPr>
-        <w:t>:  Address invoicing/billing terms needed for managed services (to the extent not covered in the master agreement).  Specify when charges will be billed (preserving flexibility for EY’s invoice timing).  Address late payment interest.]</w:t>
+      <w:proofErr w:type="gramStart"/>
+      <w:r>
+        <w:rPr>
+          <w:rFonts w:ascii="Arial" w:hAnsi="Arial" w:cs="Arial"/>
+          <w:b/>
+          <w:sz w:val="20"/>
+          <w:szCs w:val="20"/>
+        </w:rPr>
+        <w:t>:  Address</w:t>
+      </w:r>
+      <w:proofErr w:type="gramEnd"/>
+      <w:r>
+        <w:rPr>
+          <w:rFonts w:ascii="Arial" w:hAnsi="Arial" w:cs="Arial"/>
+          <w:b/>
+          <w:sz w:val="20"/>
+          <w:szCs w:val="20"/>
+        </w:rPr>
+        <w:t xml:space="preserve"> invoicing/billing terms needed for managed services (to the extent not covered in the master agreement).  Specify when charges will be billed (preserving flexibility for EY’s invoice timing).  Address late payment interest.]</w:t>
       </w:r>
     </w:p>
     <w:p>
@@ -24844,7 +27658,7 @@
     </w:p>
     <w:p>
       <w:pPr>
-        <w:pStyle w:val="Heading1"/>
+        <w:pStyle w:val="TitleHeading"/>
       </w:pPr>
       <w:r>
         <w:t>Schedule D</w:t>
@@ -24923,14 +27737,25 @@
         </w:rPr>
         <w:t>NOTE TO DRAFT</w:t>
       </w:r>
-      <w:r>
-        <w:rPr>
-          <w:rFonts w:ascii="Arial" w:hAnsi="Arial" w:cs="Arial"/>
-          <w:b/>
-          <w:sz w:val="20"/>
-          <w:szCs w:val="20"/>
-        </w:rPr>
-        <w:t>:  The following states a standard model for managed services governance.  This should be reviewed carefully for each deal.  It is important that the team understands the delivery implications of these terms</w:t>
+      <w:proofErr w:type="gramStart"/>
+      <w:r>
+        <w:rPr>
+          <w:rFonts w:ascii="Arial" w:hAnsi="Arial" w:cs="Arial"/>
+          <w:b/>
+          <w:sz w:val="20"/>
+          <w:szCs w:val="20"/>
+        </w:rPr>
+        <w:t>:  The</w:t>
+      </w:r>
+      <w:proofErr w:type="gramEnd"/>
+      <w:r>
+        <w:rPr>
+          <w:rFonts w:ascii="Arial" w:hAnsi="Arial" w:cs="Arial"/>
+          <w:b/>
+          <w:sz w:val="20"/>
+          <w:szCs w:val="20"/>
+        </w:rPr>
+        <w:t xml:space="preserve"> following states a standard model for managed services governance.  This should be reviewed carefully for each deal.  It is important that the team understands the delivery implications of these terms</w:t>
       </w:r>
       <w:r>
         <w:rPr>
@@ -25103,7 +27928,16 @@
           <w:sz w:val="20"/>
           <w:szCs w:val="20"/>
         </w:rPr>
-        <w:t>iscuss and implement strategies and prioritize actions</w:t>
+        <w:t xml:space="preserve">iscuss and implement strategies and prioritize </w:t>
+      </w:r>
+      <w:proofErr w:type="gramStart"/>
+      <w:r>
+        <w:rPr>
+          <w:rFonts w:ascii="Arial" w:hAnsi="Arial" w:cs="Arial"/>
+          <w:sz w:val="20"/>
+          <w:szCs w:val="20"/>
+        </w:rPr>
+        <w:t>actions</w:t>
       </w:r>
       <w:r>
         <w:rPr>
@@ -25113,6 +27947,7 @@
         </w:rPr>
         <w:t>;</w:t>
       </w:r>
+      <w:proofErr w:type="gramEnd"/>
     </w:p>
     <w:p>
       <w:pPr>
@@ -25130,7 +27965,16 @@
           <w:sz w:val="20"/>
           <w:szCs w:val="20"/>
         </w:rPr>
-        <w:t>Recognize, escalate and address risks and i</w:t>
+        <w:t xml:space="preserve">Recognize, escalate and address risks and </w:t>
+      </w:r>
+      <w:proofErr w:type="gramStart"/>
+      <w:r>
+        <w:rPr>
+          <w:rFonts w:ascii="Arial" w:hAnsi="Arial" w:cs="Arial"/>
+          <w:sz w:val="20"/>
+          <w:szCs w:val="20"/>
+        </w:rPr>
+        <w:t>i</w:t>
       </w:r>
       <w:r>
         <w:rPr>
@@ -25148,6 +27992,7 @@
         </w:rPr>
         <w:t>;</w:t>
       </w:r>
+      <w:proofErr w:type="gramEnd"/>
     </w:p>
     <w:p>
       <w:pPr>
@@ -25316,7 +28161,25 @@
           <w:sz w:val="20"/>
           <w:szCs w:val="20"/>
         </w:rPr>
-        <w:t>The high level functional components of the Governance Model will cover:</w:t>
+        <w:t xml:space="preserve">The </w:t>
+      </w:r>
+      <w:proofErr w:type="gramStart"/>
+      <w:r>
+        <w:rPr>
+          <w:rFonts w:ascii="Arial" w:hAnsi="Arial" w:cs="Arial"/>
+          <w:sz w:val="20"/>
+          <w:szCs w:val="20"/>
+        </w:rPr>
+        <w:t>high level</w:t>
+      </w:r>
+      <w:proofErr w:type="gramEnd"/>
+      <w:r>
+        <w:rPr>
+          <w:rFonts w:ascii="Arial" w:hAnsi="Arial" w:cs="Arial"/>
+          <w:sz w:val="20"/>
+          <w:szCs w:val="20"/>
+        </w:rPr>
+        <w:t xml:space="preserve"> functional components of the Governance Model will cover:</w:t>
       </w:r>
     </w:p>
     <w:p>
@@ -25335,8 +28198,18 @@
           <w:sz w:val="20"/>
           <w:szCs w:val="20"/>
         </w:rPr>
-        <w:t>Relationship management;</w:t>
-      </w:r>
+        <w:t xml:space="preserve">Relationship </w:t>
+      </w:r>
+      <w:proofErr w:type="gramStart"/>
+      <w:r>
+        <w:rPr>
+          <w:rFonts w:ascii="Arial" w:hAnsi="Arial" w:cs="Arial"/>
+          <w:sz w:val="20"/>
+          <w:szCs w:val="20"/>
+        </w:rPr>
+        <w:t>management;</w:t>
+      </w:r>
+      <w:proofErr w:type="gramEnd"/>
     </w:p>
     <w:p>
       <w:pPr>
@@ -25354,8 +28227,18 @@
           <w:sz w:val="20"/>
           <w:szCs w:val="20"/>
         </w:rPr>
-        <w:t>Performance management;</w:t>
-      </w:r>
+        <w:t xml:space="preserve">Performance </w:t>
+      </w:r>
+      <w:proofErr w:type="gramStart"/>
+      <w:r>
+        <w:rPr>
+          <w:rFonts w:ascii="Arial" w:hAnsi="Arial" w:cs="Arial"/>
+          <w:sz w:val="20"/>
+          <w:szCs w:val="20"/>
+        </w:rPr>
+        <w:t>management;</w:t>
+      </w:r>
+      <w:proofErr w:type="gramEnd"/>
     </w:p>
     <w:p>
       <w:pPr>
@@ -25791,13 +28674,23 @@
         </w:rPr>
         <w:t xml:space="preserve">obligations, and </w:t>
       </w:r>
-      <w:r>
-        <w:rPr>
-          <w:rFonts w:ascii="Arial" w:hAnsi="Arial" w:cs="Arial"/>
-          <w:sz w:val="20"/>
-          <w:szCs w:val="20"/>
-        </w:rPr>
-        <w:t xml:space="preserve">monitor </w:t>
+      <w:proofErr w:type="gramStart"/>
+      <w:r>
+        <w:rPr>
+          <w:rFonts w:ascii="Arial" w:hAnsi="Arial" w:cs="Arial"/>
+          <w:sz w:val="20"/>
+          <w:szCs w:val="20"/>
+        </w:rPr>
+        <w:t>monitor</w:t>
+      </w:r>
+      <w:proofErr w:type="gramEnd"/>
+      <w:r>
+        <w:rPr>
+          <w:rFonts w:ascii="Arial" w:hAnsi="Arial" w:cs="Arial"/>
+          <w:sz w:val="20"/>
+          <w:szCs w:val="20"/>
+        </w:rPr>
+        <w:t xml:space="preserve"> </w:t>
       </w:r>
       <w:r>
         <w:rPr>
@@ -25923,7 +28816,25 @@
           <w:sz w:val="20"/>
           <w:szCs w:val="20"/>
         </w:rPr>
-        <w:t>) support the development and management of the Client contract relationship; (</w:t>
+        <w:t xml:space="preserve">) </w:t>
+      </w:r>
+      <w:proofErr w:type="gramStart"/>
+      <w:r>
+        <w:rPr>
+          <w:rFonts w:ascii="Arial" w:hAnsi="Arial" w:cs="Arial"/>
+          <w:sz w:val="20"/>
+          <w:szCs w:val="20"/>
+        </w:rPr>
+        <w:t>support</w:t>
+      </w:r>
+      <w:proofErr w:type="gramEnd"/>
+      <w:r>
+        <w:rPr>
+          <w:rFonts w:ascii="Arial" w:hAnsi="Arial" w:cs="Arial"/>
+          <w:sz w:val="20"/>
+          <w:szCs w:val="20"/>
+        </w:rPr>
+        <w:t xml:space="preserve"> the development and management of the Client contract relationship; (</w:t>
       </w:r>
       <w:r>
         <w:rPr>
@@ -25939,7 +28850,16 @@
           <w:sz w:val="20"/>
           <w:szCs w:val="20"/>
         </w:rPr>
-        <w:t>) resolv</w:t>
+        <w:t xml:space="preserve">) </w:t>
+      </w:r>
+      <w:proofErr w:type="gramStart"/>
+      <w:r>
+        <w:rPr>
+          <w:rFonts w:ascii="Arial" w:hAnsi="Arial" w:cs="Arial"/>
+          <w:sz w:val="20"/>
+          <w:szCs w:val="20"/>
+        </w:rPr>
+        <w:t>resolv</w:t>
       </w:r>
       <w:r>
         <w:rPr>
@@ -25949,6 +28869,7 @@
         </w:rPr>
         <w:t>e</w:t>
       </w:r>
+      <w:proofErr w:type="gramEnd"/>
       <w:r>
         <w:rPr>
           <w:rFonts w:ascii="Arial" w:hAnsi="Arial" w:cs="Arial"/>
@@ -25963,7 +28884,25 @@
           <w:sz w:val="20"/>
           <w:szCs w:val="20"/>
         </w:rPr>
-        <w:t>; and (C) oversee the performance of Services.</w:t>
+        <w:t xml:space="preserve">; and (C) </w:t>
+      </w:r>
+      <w:proofErr w:type="gramStart"/>
+      <w:r>
+        <w:rPr>
+          <w:rFonts w:ascii="Arial" w:hAnsi="Arial" w:cs="Arial"/>
+          <w:sz w:val="20"/>
+          <w:szCs w:val="20"/>
+        </w:rPr>
+        <w:t>oversee</w:t>
+      </w:r>
+      <w:proofErr w:type="gramEnd"/>
+      <w:r>
+        <w:rPr>
+          <w:rFonts w:ascii="Arial" w:hAnsi="Arial" w:cs="Arial"/>
+          <w:sz w:val="20"/>
+          <w:szCs w:val="20"/>
+        </w:rPr>
+        <w:t xml:space="preserve"> the performance of Services.</w:t>
       </w:r>
     </w:p>
     <w:p>
@@ -26172,7 +29111,27 @@
           <w:sz w:val="20"/>
           <w:szCs w:val="20"/>
         </w:rPr>
-        <w:t>[NOTE TO DRAFT:  The following governance bodies and meetings should be evaluated on an individual deal basis, the model below reflects what would be typically appropriate for an EY Managed Service.</w:t>
+        <w:t>[NOTE TO DRAFT</w:t>
+      </w:r>
+      <w:proofErr w:type="gramStart"/>
+      <w:r>
+        <w:rPr>
+          <w:rFonts w:ascii="Arial" w:hAnsi="Arial" w:cs="Arial"/>
+          <w:b/>
+          <w:sz w:val="20"/>
+          <w:szCs w:val="20"/>
+        </w:rPr>
+        <w:t>:  The</w:t>
+      </w:r>
+      <w:proofErr w:type="gramEnd"/>
+      <w:r>
+        <w:rPr>
+          <w:rFonts w:ascii="Arial" w:hAnsi="Arial" w:cs="Arial"/>
+          <w:b/>
+          <w:sz w:val="20"/>
+          <w:szCs w:val="20"/>
+        </w:rPr>
+        <w:t xml:space="preserve"> following governance bodies and meetings should be evaluated on an individual deal basis, the model below reflects what would be typically appropriate for an EY Managed Service.</w:t>
       </w:r>
       <w:r>
         <w:rPr>
@@ -26253,7 +29212,27 @@
           <w:szCs w:val="20"/>
           <w:lang w:val="en-AU"/>
         </w:rPr>
-        <w:t>:  The Joint Review Board will: (A) set and manage the long term plan and strategy for the Managed Services; (B) review Service performance; and (C) address escalated items from the Service Performance Board, as well as external or significant organizational or policy issues that require resolution.</w:t>
+        <w:t xml:space="preserve">:  The Joint Review Board will: (A) set and manage the </w:t>
+      </w:r>
+      <w:proofErr w:type="gramStart"/>
+      <w:r>
+        <w:rPr>
+          <w:rFonts w:ascii="Arial" w:hAnsi="Arial" w:cs="Arial"/>
+          <w:sz w:val="20"/>
+          <w:szCs w:val="20"/>
+          <w:lang w:val="en-AU"/>
+        </w:rPr>
+        <w:t>long term</w:t>
+      </w:r>
+      <w:proofErr w:type="gramEnd"/>
+      <w:r>
+        <w:rPr>
+          <w:rFonts w:ascii="Arial" w:hAnsi="Arial" w:cs="Arial"/>
+          <w:sz w:val="20"/>
+          <w:szCs w:val="20"/>
+          <w:lang w:val="en-AU"/>
+        </w:rPr>
+        <w:t xml:space="preserve"> plan and strategy for the Managed Services; (B) review Service performance; and (C) address escalated items from the Service Performance Board, as well as external or significant organizational or policy issues that require resolution.</w:t>
       </w:r>
       <w:r>
         <w:rPr>
@@ -26689,7 +29668,27 @@
                 <w:sz w:val="20"/>
                 <w:szCs w:val="20"/>
               </w:rPr>
-              <w:t>Material contract change review and approval</w:t>
+              <w:t xml:space="preserve">Material </w:t>
+            </w:r>
+            <w:proofErr w:type="gramStart"/>
+            <w:r>
+              <w:rPr>
+                <w:rFonts w:ascii="Arial" w:hAnsi="Arial" w:cs="Arial"/>
+                <w:kern w:val="12"/>
+                <w:sz w:val="20"/>
+                <w:szCs w:val="20"/>
+              </w:rPr>
+              <w:t>contract</w:t>
+            </w:r>
+            <w:proofErr w:type="gramEnd"/>
+            <w:r>
+              <w:rPr>
+                <w:rFonts w:ascii="Arial" w:hAnsi="Arial" w:cs="Arial"/>
+                <w:kern w:val="12"/>
+                <w:sz w:val="20"/>
+                <w:szCs w:val="20"/>
+              </w:rPr>
+              <w:t xml:space="preserve"> change review and approval</w:t>
             </w:r>
           </w:p>
         </w:tc>
@@ -26744,7 +29743,27 @@
                 <w:sz w:val="20"/>
                 <w:szCs w:val="20"/>
               </w:rPr>
-              <w:t>Material contract change decisions</w:t>
+              <w:t xml:space="preserve">Material </w:t>
+            </w:r>
+            <w:proofErr w:type="gramStart"/>
+            <w:r>
+              <w:rPr>
+                <w:rFonts w:ascii="Arial" w:hAnsi="Arial" w:cs="Arial"/>
+                <w:kern w:val="12"/>
+                <w:sz w:val="20"/>
+                <w:szCs w:val="20"/>
+              </w:rPr>
+              <w:t>contract</w:t>
+            </w:r>
+            <w:proofErr w:type="gramEnd"/>
+            <w:r>
+              <w:rPr>
+                <w:rFonts w:ascii="Arial" w:hAnsi="Arial" w:cs="Arial"/>
+                <w:kern w:val="12"/>
+                <w:sz w:val="20"/>
+                <w:szCs w:val="20"/>
+              </w:rPr>
+              <w:t xml:space="preserve"> change decisions</w:t>
             </w:r>
           </w:p>
           <w:p>
@@ -27269,14 +30288,25 @@
                 <w:szCs w:val="20"/>
               </w:rPr>
             </w:pPr>
-            <w:r>
-              <w:rPr>
-                <w:rFonts w:ascii="Arial" w:hAnsi="Arial" w:cs="Arial"/>
-                <w:kern w:val="12"/>
-                <w:sz w:val="20"/>
-                <w:szCs w:val="20"/>
-              </w:rPr>
-              <w:t>Review Performance Reports</w:t>
+            <w:proofErr w:type="gramStart"/>
+            <w:r>
+              <w:rPr>
+                <w:rFonts w:ascii="Arial" w:hAnsi="Arial" w:cs="Arial"/>
+                <w:kern w:val="12"/>
+                <w:sz w:val="20"/>
+                <w:szCs w:val="20"/>
+              </w:rPr>
+              <w:t>Review</w:t>
+            </w:r>
+            <w:proofErr w:type="gramEnd"/>
+            <w:r>
+              <w:rPr>
+                <w:rFonts w:ascii="Arial" w:hAnsi="Arial" w:cs="Arial"/>
+                <w:kern w:val="12"/>
+                <w:sz w:val="20"/>
+                <w:szCs w:val="20"/>
+              </w:rPr>
+              <w:t xml:space="preserve"> Performance Reports</w:t>
             </w:r>
           </w:p>
           <w:p>
@@ -28374,7 +31404,25 @@
           <w:sz w:val="20"/>
           <w:szCs w:val="20"/>
         </w:rPr>
-        <w:t>to discuss the Dispute and negotiate in good faith in an effort to resolve the Dispute.</w:t>
+        <w:t xml:space="preserve">to discuss the Dispute and negotiate in good faith </w:t>
+      </w:r>
+      <w:proofErr w:type="gramStart"/>
+      <w:r>
+        <w:rPr>
+          <w:rFonts w:ascii="Arial" w:hAnsi="Arial" w:cs="Arial"/>
+          <w:sz w:val="20"/>
+          <w:szCs w:val="20"/>
+        </w:rPr>
+        <w:t>in an effort to</w:t>
+      </w:r>
+      <w:proofErr w:type="gramEnd"/>
+      <w:r>
+        <w:rPr>
+          <w:rFonts w:ascii="Arial" w:hAnsi="Arial" w:cs="Arial"/>
+          <w:sz w:val="20"/>
+          <w:szCs w:val="20"/>
+        </w:rPr>
+        <w:t xml:space="preserve"> resolve the Dispute.</w:t>
       </w:r>
     </w:p>
     <w:p>
@@ -28393,7 +31441,25 @@
           <w:sz w:val="20"/>
           <w:szCs w:val="20"/>
         </w:rPr>
-        <w:t>If the Client Account Manager and the EY Delivery Manager are unable to resolve the Dispute within 30 days after the referral of the Dispute to them for resolution, the Dispute will be referred to the Joint Review Board. The Joint Review Board will use reasonable efforts to resolve such Dispute or, if appropriate, to negotiate a modification or amendment to this SOW. The Joint Review Board will meet as often, and as promptly as the Parties deem necessary to discuss the Dispute and negotiate in good faith in an effort to resolve the Dispute.</w:t>
+        <w:t xml:space="preserve">If the Client Account Manager and the EY Delivery Manager are unable to resolve the Dispute within 30 days after the referral of the Dispute to them for resolution, the Dispute will be referred to the Joint Review Board. The Joint Review Board will use reasonable efforts to resolve such Dispute or, if appropriate, to negotiate a modification or amendment to this SOW. The Joint Review Board will meet as often, and as promptly as the Parties deem necessary to discuss the Dispute and negotiate in good faith </w:t>
+      </w:r>
+      <w:proofErr w:type="gramStart"/>
+      <w:r>
+        <w:rPr>
+          <w:rFonts w:ascii="Arial" w:hAnsi="Arial" w:cs="Arial"/>
+          <w:sz w:val="20"/>
+          <w:szCs w:val="20"/>
+        </w:rPr>
+        <w:t>in an effort to</w:t>
+      </w:r>
+      <w:proofErr w:type="gramEnd"/>
+      <w:r>
+        <w:rPr>
+          <w:rFonts w:ascii="Arial" w:hAnsi="Arial" w:cs="Arial"/>
+          <w:sz w:val="20"/>
+          <w:szCs w:val="20"/>
+        </w:rPr>
+        <w:t xml:space="preserve"> resolve the Dispute.</w:t>
       </w:r>
     </w:p>
     <w:p>
@@ -28412,7 +31478,25 @@
           <w:sz w:val="20"/>
           <w:szCs w:val="20"/>
         </w:rPr>
-        <w:t xml:space="preserve">In accordance with the SOW, formal proceedings for the resolution of a Dispute may not be commenced until the earlier of: </w:t>
+        <w:t xml:space="preserve">In accordance with the SOW, formal proceedings for the resolution of a Dispute may not </w:t>
+      </w:r>
+      <w:proofErr w:type="gramStart"/>
+      <w:r>
+        <w:rPr>
+          <w:rFonts w:ascii="Arial" w:hAnsi="Arial" w:cs="Arial"/>
+          <w:sz w:val="20"/>
+          <w:szCs w:val="20"/>
+        </w:rPr>
+        <w:t>be commenced</w:t>
+      </w:r>
+      <w:proofErr w:type="gramEnd"/>
+      <w:r>
+        <w:rPr>
+          <w:rFonts w:ascii="Arial" w:hAnsi="Arial" w:cs="Arial"/>
+          <w:sz w:val="20"/>
+          <w:szCs w:val="20"/>
+        </w:rPr>
+        <w:t xml:space="preserve"> until the earlier of: </w:t>
       </w:r>
     </w:p>
     <w:p>
@@ -28610,7 +31694,25 @@
           <w:sz w:val="20"/>
           <w:szCs w:val="20"/>
         </w:rPr>
-        <w:t>Either Party, on a good faith basis, may designate a Dispute as one requiring expedited resolution. A Dispute may require an expedited resolution if based upon the nature or significance of the Dispute, a delayed resolution may have significant financial and/or operational consequences to the Parties, In such case each Party will use its commercially reasonable efforts to make the applicable executives available to discuss and resolve the issues within the shortened timeframes.</w:t>
+        <w:t xml:space="preserve">Either Party, on a good faith basis, may designate a Dispute as one requiring expedited resolution. A Dispute may require an expedited resolution if based upon the nature or significance of the Dispute, a delayed resolution may have significant financial and/or operational consequences to the Parties, </w:t>
+      </w:r>
+      <w:proofErr w:type="gramStart"/>
+      <w:r>
+        <w:rPr>
+          <w:rFonts w:ascii="Arial" w:hAnsi="Arial" w:cs="Arial"/>
+          <w:sz w:val="20"/>
+          <w:szCs w:val="20"/>
+        </w:rPr>
+        <w:t>In</w:t>
+      </w:r>
+      <w:proofErr w:type="gramEnd"/>
+      <w:r>
+        <w:rPr>
+          <w:rFonts w:ascii="Arial" w:hAnsi="Arial" w:cs="Arial"/>
+          <w:sz w:val="20"/>
+          <w:szCs w:val="20"/>
+        </w:rPr>
+        <w:t xml:space="preserve"> such case each Party will use its commercially reasonable efforts to make the applicable executives available to discuss and resolve the issues within the shortened timeframes.</w:t>
       </w:r>
     </w:p>
     <w:p>
@@ -30003,7 +33105,27 @@
                 <w:sz w:val="20"/>
                 <w:szCs w:val="20"/>
               </w:rPr>
-              <w:t>Description – Give a brief summary of the proposed change.</w:t>
+              <w:t xml:space="preserve">Description – Give </w:t>
+            </w:r>
+            <w:proofErr w:type="gramStart"/>
+            <w:r>
+              <w:rPr>
+                <w:rFonts w:ascii="Arial" w:hAnsi="Arial" w:cs="Arial"/>
+                <w:kern w:val="12"/>
+                <w:sz w:val="20"/>
+                <w:szCs w:val="20"/>
+              </w:rPr>
+              <w:t>a brief summary</w:t>
+            </w:r>
+            <w:proofErr w:type="gramEnd"/>
+            <w:r>
+              <w:rPr>
+                <w:rFonts w:ascii="Arial" w:hAnsi="Arial" w:cs="Arial"/>
+                <w:kern w:val="12"/>
+                <w:sz w:val="20"/>
+                <w:szCs w:val="20"/>
+              </w:rPr>
+              <w:t xml:space="preserve"> of the proposed change.</w:t>
             </w:r>
           </w:p>
         </w:tc>
@@ -30438,14 +33560,25 @@
                 <w:szCs w:val="20"/>
               </w:rPr>
             </w:pPr>
-            <w:r>
-              <w:rPr>
-                <w:rFonts w:ascii="Arial" w:hAnsi="Arial" w:cs="Arial"/>
-                <w:kern w:val="12"/>
-                <w:sz w:val="20"/>
-                <w:szCs w:val="20"/>
-              </w:rPr>
-              <w:t>Approval Authority Name</w:t>
+            <w:proofErr w:type="gramStart"/>
+            <w:r>
+              <w:rPr>
+                <w:rFonts w:ascii="Arial" w:hAnsi="Arial" w:cs="Arial"/>
+                <w:kern w:val="12"/>
+                <w:sz w:val="20"/>
+                <w:szCs w:val="20"/>
+              </w:rPr>
+              <w:t>Approval</w:t>
+            </w:r>
+            <w:proofErr w:type="gramEnd"/>
+            <w:r>
+              <w:rPr>
+                <w:rFonts w:ascii="Arial" w:hAnsi="Arial" w:cs="Arial"/>
+                <w:kern w:val="12"/>
+                <w:sz w:val="20"/>
+                <w:szCs w:val="20"/>
+              </w:rPr>
+              <w:t xml:space="preserve"> Authority Name</w:t>
             </w:r>
           </w:p>
         </w:tc>
@@ -30467,14 +33600,25 @@
                 <w:szCs w:val="20"/>
               </w:rPr>
             </w:pPr>
-            <w:r>
-              <w:rPr>
-                <w:rFonts w:ascii="Arial" w:hAnsi="Arial" w:cs="Arial"/>
-                <w:kern w:val="12"/>
-                <w:sz w:val="20"/>
-                <w:szCs w:val="20"/>
-              </w:rPr>
-              <w:t>Approval Authority Role</w:t>
+            <w:proofErr w:type="gramStart"/>
+            <w:r>
+              <w:rPr>
+                <w:rFonts w:ascii="Arial" w:hAnsi="Arial" w:cs="Arial"/>
+                <w:kern w:val="12"/>
+                <w:sz w:val="20"/>
+                <w:szCs w:val="20"/>
+              </w:rPr>
+              <w:t>Approval</w:t>
+            </w:r>
+            <w:proofErr w:type="gramEnd"/>
+            <w:r>
+              <w:rPr>
+                <w:rFonts w:ascii="Arial" w:hAnsi="Arial" w:cs="Arial"/>
+                <w:kern w:val="12"/>
+                <w:sz w:val="20"/>
+                <w:szCs w:val="20"/>
+              </w:rPr>
+              <w:t xml:space="preserve"> Authority Role</w:t>
             </w:r>
           </w:p>
         </w:tc>
@@ -30688,8 +33832,19 @@
                 <w:sz w:val="20"/>
                 <w:szCs w:val="20"/>
               </w:rPr>
-              <w:t xml:space="preserve"> Approve</w:t>
-            </w:r>
+              <w:t xml:space="preserve"> </w:t>
+            </w:r>
+            <w:proofErr w:type="gramStart"/>
+            <w:r>
+              <w:rPr>
+                <w:rFonts w:ascii="Arial" w:hAnsi="Arial" w:cs="Arial"/>
+                <w:kern w:val="12"/>
+                <w:sz w:val="20"/>
+                <w:szCs w:val="20"/>
+              </w:rPr>
+              <w:t>Approve</w:t>
+            </w:r>
+            <w:proofErr w:type="gramEnd"/>
           </w:p>
           <w:p>
             <w:pPr>
@@ -30771,7 +33926,17 @@
                 <w:sz w:val="20"/>
                 <w:szCs w:val="20"/>
               </w:rPr>
-              <w:t xml:space="preserve"> Approve with modifications </w:t>
+              <w:t xml:space="preserve"> Approve with </w:t>
+            </w:r>
+            <w:proofErr w:type="gramStart"/>
+            <w:r>
+              <w:rPr>
+                <w:rFonts w:ascii="Arial" w:hAnsi="Arial" w:cs="Arial"/>
+                <w:kern w:val="12"/>
+                <w:sz w:val="20"/>
+                <w:szCs w:val="20"/>
+              </w:rPr>
+              <w:t xml:space="preserve">modifications </w:t>
             </w:r>
             <w:r>
               <w:rPr>
@@ -30781,7 +33946,17 @@
                 <w:szCs w:val="20"/>
               </w:rPr>
               <w:tab/>
-              <w:t>(see below)</w:t>
+              <w:t>(</w:t>
+            </w:r>
+            <w:proofErr w:type="gramEnd"/>
+            <w:r>
+              <w:rPr>
+                <w:rFonts w:ascii="Arial" w:hAnsi="Arial" w:cs="Arial"/>
+                <w:kern w:val="12"/>
+                <w:sz w:val="20"/>
+                <w:szCs w:val="20"/>
+              </w:rPr>
+              <w:t>see below)</w:t>
             </w:r>
           </w:p>
           <w:p>
@@ -30923,14 +34098,25 @@
                 <w:szCs w:val="20"/>
               </w:rPr>
             </w:pPr>
-            <w:r>
-              <w:rPr>
-                <w:rFonts w:ascii="Arial" w:hAnsi="Arial" w:cs="Arial"/>
-                <w:kern w:val="12"/>
-                <w:sz w:val="20"/>
-                <w:szCs w:val="20"/>
-              </w:rPr>
-              <w:t>Approval Authority Name</w:t>
+            <w:proofErr w:type="gramStart"/>
+            <w:r>
+              <w:rPr>
+                <w:rFonts w:ascii="Arial" w:hAnsi="Arial" w:cs="Arial"/>
+                <w:kern w:val="12"/>
+                <w:sz w:val="20"/>
+                <w:szCs w:val="20"/>
+              </w:rPr>
+              <w:t>Approval</w:t>
+            </w:r>
+            <w:proofErr w:type="gramEnd"/>
+            <w:r>
+              <w:rPr>
+                <w:rFonts w:ascii="Arial" w:hAnsi="Arial" w:cs="Arial"/>
+                <w:kern w:val="12"/>
+                <w:sz w:val="20"/>
+                <w:szCs w:val="20"/>
+              </w:rPr>
+              <w:t xml:space="preserve"> Authority Name</w:t>
             </w:r>
           </w:p>
         </w:tc>
@@ -30952,14 +34138,25 @@
                 <w:szCs w:val="20"/>
               </w:rPr>
             </w:pPr>
-            <w:r>
-              <w:rPr>
-                <w:rFonts w:ascii="Arial" w:hAnsi="Arial" w:cs="Arial"/>
-                <w:kern w:val="12"/>
-                <w:sz w:val="20"/>
-                <w:szCs w:val="20"/>
-              </w:rPr>
-              <w:t>Approval Authority Role</w:t>
+            <w:proofErr w:type="gramStart"/>
+            <w:r>
+              <w:rPr>
+                <w:rFonts w:ascii="Arial" w:hAnsi="Arial" w:cs="Arial"/>
+                <w:kern w:val="12"/>
+                <w:sz w:val="20"/>
+                <w:szCs w:val="20"/>
+              </w:rPr>
+              <w:t>Approval</w:t>
+            </w:r>
+            <w:proofErr w:type="gramEnd"/>
+            <w:r>
+              <w:rPr>
+                <w:rFonts w:ascii="Arial" w:hAnsi="Arial" w:cs="Arial"/>
+                <w:kern w:val="12"/>
+                <w:sz w:val="20"/>
+                <w:szCs w:val="20"/>
+              </w:rPr>
+              <w:t xml:space="preserve"> Authority Role</w:t>
             </w:r>
           </w:p>
         </w:tc>
@@ -31171,8 +34368,19 @@
                 <w:sz w:val="20"/>
                 <w:szCs w:val="20"/>
               </w:rPr>
-              <w:t xml:space="preserve"> Approve</w:t>
-            </w:r>
+              <w:t xml:space="preserve"> </w:t>
+            </w:r>
+            <w:proofErr w:type="gramStart"/>
+            <w:r>
+              <w:rPr>
+                <w:rFonts w:ascii="Arial" w:hAnsi="Arial" w:cs="Arial"/>
+                <w:kern w:val="12"/>
+                <w:sz w:val="20"/>
+                <w:szCs w:val="20"/>
+              </w:rPr>
+              <w:t>Approve</w:t>
+            </w:r>
+            <w:proofErr w:type="gramEnd"/>
           </w:p>
           <w:p>
             <w:pPr>
@@ -31254,7 +34462,17 @@
                 <w:sz w:val="20"/>
                 <w:szCs w:val="20"/>
               </w:rPr>
-              <w:t xml:space="preserve"> Approve with modifications </w:t>
+              <w:t xml:space="preserve"> Approve with </w:t>
+            </w:r>
+            <w:proofErr w:type="gramStart"/>
+            <w:r>
+              <w:rPr>
+                <w:rFonts w:ascii="Arial" w:hAnsi="Arial" w:cs="Arial"/>
+                <w:kern w:val="12"/>
+                <w:sz w:val="20"/>
+                <w:szCs w:val="20"/>
+              </w:rPr>
+              <w:t xml:space="preserve">modifications </w:t>
             </w:r>
             <w:r>
               <w:rPr>
@@ -31264,7 +34482,17 @@
                 <w:szCs w:val="20"/>
               </w:rPr>
               <w:tab/>
-              <w:t>(see below)</w:t>
+              <w:t>(</w:t>
+            </w:r>
+            <w:proofErr w:type="gramEnd"/>
+            <w:r>
+              <w:rPr>
+                <w:rFonts w:ascii="Arial" w:hAnsi="Arial" w:cs="Arial"/>
+                <w:kern w:val="12"/>
+                <w:sz w:val="20"/>
+                <w:szCs w:val="20"/>
+              </w:rPr>
+              <w:t>see below)</w:t>
             </w:r>
           </w:p>
           <w:p>
@@ -31947,7 +35175,7 @@
     </w:p>
     <w:p>
       <w:pPr>
-        <w:pStyle w:val="Heading1"/>
+        <w:pStyle w:val="TitleHeading"/>
       </w:pPr>
       <w:r>
         <w:t>Schedule E</w:t>
@@ -32028,6 +35256,7 @@
         </w:rPr>
         <w:t>NOTE TO DRAFT</w:t>
       </w:r>
+      <w:proofErr w:type="gramStart"/>
       <w:r>
         <w:rPr>
           <w:rFonts w:ascii="Arial" w:hAnsi="Arial" w:cs="Arial"/>
@@ -32036,7 +35265,18 @@
           <w:sz w:val="20"/>
           <w:szCs w:val="20"/>
         </w:rPr>
-        <w:t>:  Pursuit team to refine language as needed, customize based on EY MS solution and Client requirements.</w:t>
+        <w:t>:  Pursuit</w:t>
+      </w:r>
+      <w:proofErr w:type="gramEnd"/>
+      <w:r>
+        <w:rPr>
+          <w:rFonts w:ascii="Arial" w:hAnsi="Arial" w:cs="Arial"/>
+          <w:b/>
+          <w:kern w:val="12"/>
+          <w:sz w:val="20"/>
+          <w:szCs w:val="20"/>
+        </w:rPr>
+        <w:t xml:space="preserve"> team to refine language as needed, customize based on EY MS solution and Client requirements.</w:t>
       </w:r>
       <w:r>
         <w:rPr>
@@ -32105,7 +35345,25 @@
           <w:sz w:val="20"/>
           <w:szCs w:val="20"/>
         </w:rPr>
-        <w:t xml:space="preserve"> shall amend this Schedule E (Access and Technology Requirements) with definitive access and technology requirements. If the Parties do not so amend this Schedule E (Access and Technology Requirements) within 30 days after the Commencement Date, the access and technology requirements set forth herein shall govern during the Term of the SOW.</w:t>
+        <w:t xml:space="preserve"> shall amend this Schedule E (Access and Technology Requirements) with definitive access and technology requirements. If the Parties do </w:t>
+      </w:r>
+      <w:proofErr w:type="gramStart"/>
+      <w:r>
+        <w:rPr>
+          <w:rFonts w:ascii="Arial" w:hAnsi="Arial" w:cs="Arial"/>
+          <w:sz w:val="20"/>
+          <w:szCs w:val="20"/>
+        </w:rPr>
+        <w:t>not so</w:t>
+      </w:r>
+      <w:proofErr w:type="gramEnd"/>
+      <w:r>
+        <w:rPr>
+          <w:rFonts w:ascii="Arial" w:hAnsi="Arial" w:cs="Arial"/>
+          <w:sz w:val="20"/>
+          <w:szCs w:val="20"/>
+        </w:rPr>
+        <w:t xml:space="preserve"> amend this Schedule E (Access and Technology Requirements) within 30 days after the Commencement Date, the access and technology requirements set forth herein shall govern during the Term of the SOW.</w:t>
       </w:r>
     </w:p>
     <w:p>
@@ -32270,14 +35528,25 @@
         </w:rPr>
         <w:t>NOTE TO DRAFT</w:t>
       </w:r>
-      <w:r>
-        <w:rPr>
-          <w:rFonts w:ascii="Arial" w:hAnsi="Arial" w:cs="Arial"/>
-          <w:b/>
-          <w:sz w:val="20"/>
-          <w:szCs w:val="20"/>
-        </w:rPr>
-        <w:t>:  The final clause is appropriate only if a VPN is the preferred access method.  Please review and update as appropriate for your deal.]</w:t>
+      <w:proofErr w:type="gramStart"/>
+      <w:r>
+        <w:rPr>
+          <w:rFonts w:ascii="Arial" w:hAnsi="Arial" w:cs="Arial"/>
+          <w:b/>
+          <w:sz w:val="20"/>
+          <w:szCs w:val="20"/>
+        </w:rPr>
+        <w:t>:  The</w:t>
+      </w:r>
+      <w:proofErr w:type="gramEnd"/>
+      <w:r>
+        <w:rPr>
+          <w:rFonts w:ascii="Arial" w:hAnsi="Arial" w:cs="Arial"/>
+          <w:b/>
+          <w:sz w:val="20"/>
+          <w:szCs w:val="20"/>
+        </w:rPr>
+        <w:t xml:space="preserve"> final clause is appropriate only if a VPN is the preferred access method.  Please review and update as appropriate for your deal.]</w:t>
       </w:r>
     </w:p>
     <w:p>
@@ -32409,13 +35678,23 @@
           <w:szCs w:val="20"/>
         </w:rPr>
       </w:pPr>
-      <w:r>
-        <w:rPr>
-          <w:rFonts w:ascii="Arial" w:hAnsi="Arial" w:cs="Arial"/>
-          <w:sz w:val="20"/>
-          <w:szCs w:val="20"/>
-        </w:rPr>
-        <w:t>Help Desk Access Requirements</w:t>
+      <w:proofErr w:type="gramStart"/>
+      <w:r>
+        <w:rPr>
+          <w:rFonts w:ascii="Arial" w:hAnsi="Arial" w:cs="Arial"/>
+          <w:sz w:val="20"/>
+          <w:szCs w:val="20"/>
+        </w:rPr>
+        <w:t>Help</w:t>
+      </w:r>
+      <w:proofErr w:type="gramEnd"/>
+      <w:r>
+        <w:rPr>
+          <w:rFonts w:ascii="Arial" w:hAnsi="Arial" w:cs="Arial"/>
+          <w:sz w:val="20"/>
+          <w:szCs w:val="20"/>
+        </w:rPr>
+        <w:t xml:space="preserve"> Desk Access Requirements</w:t>
       </w:r>
     </w:p>
     <w:p>
@@ -32453,7 +35732,27 @@
           <w:szCs w:val="20"/>
           <w:highlight w:val="yellow"/>
         </w:rPr>
-        <w:t xml:space="preserve"> help desk for resolving any issues related the transfer of data from Client’s </w:t>
+        <w:t xml:space="preserve"> help desk for resolving any issues </w:t>
+      </w:r>
+      <w:proofErr w:type="gramStart"/>
+      <w:r>
+        <w:rPr>
+          <w:rFonts w:ascii="Arial" w:hAnsi="Arial" w:cs="Arial"/>
+          <w:sz w:val="20"/>
+          <w:szCs w:val="20"/>
+          <w:highlight w:val="yellow"/>
+        </w:rPr>
+        <w:t>related</w:t>
+      </w:r>
+      <w:proofErr w:type="gramEnd"/>
+      <w:r>
+        <w:rPr>
+          <w:rFonts w:ascii="Arial" w:hAnsi="Arial" w:cs="Arial"/>
+          <w:sz w:val="20"/>
+          <w:szCs w:val="20"/>
+          <w:highlight w:val="yellow"/>
+        </w:rPr>
+        <w:t xml:space="preserve"> the transfer of data from Client’s </w:t>
       </w:r>
       <w:r>
         <w:rPr>
@@ -32545,7 +35844,7 @@
     </w:p>
     <w:p>
       <w:pPr>
-        <w:pStyle w:val="Heading1"/>
+        <w:pStyle w:val="TitleHeading"/>
       </w:pPr>
       <w:r>
         <w:t xml:space="preserve">Schedule F </w:t>
@@ -32612,23 +35911,54 @@
         </w:rPr>
         <w:t>NOTE TO DRAFT</w:t>
       </w:r>
-      <w:r>
-        <w:rPr>
-          <w:rFonts w:ascii="Arial" w:hAnsi="Arial" w:cs="Arial"/>
-          <w:b/>
-          <w:sz w:val="20"/>
-          <w:szCs w:val="20"/>
-        </w:rPr>
-        <w:t>:  Pursuit team to refine language as needed, based on location strategy, any technology that may be part of our solution, criticality of recovering Client business processes, etc.  Illustrative example provided below.</w:t>
-      </w:r>
-      <w:r>
-        <w:rPr>
-          <w:rFonts w:ascii="Arial" w:hAnsi="Arial" w:cs="Arial"/>
-          <w:b/>
-          <w:sz w:val="20"/>
-          <w:szCs w:val="20"/>
-        </w:rPr>
-        <w:t xml:space="preserve">  Note that unless a Client-specific or offering-specific environment is being established, disaster recovery is defined by the global information technology team and cannot be customized to a specific engagement.</w:t>
+      <w:proofErr w:type="gramStart"/>
+      <w:r>
+        <w:rPr>
+          <w:rFonts w:ascii="Arial" w:hAnsi="Arial" w:cs="Arial"/>
+          <w:b/>
+          <w:sz w:val="20"/>
+          <w:szCs w:val="20"/>
+        </w:rPr>
+        <w:t>:  Pursuit</w:t>
+      </w:r>
+      <w:proofErr w:type="gramEnd"/>
+      <w:r>
+        <w:rPr>
+          <w:rFonts w:ascii="Arial" w:hAnsi="Arial" w:cs="Arial"/>
+          <w:b/>
+          <w:sz w:val="20"/>
+          <w:szCs w:val="20"/>
+        </w:rPr>
+        <w:t xml:space="preserve"> team to refine language as needed, based on location strategy, any technology that may be part of our solution, criticality of recovering Client business processes, etc.  Illustrative example provided below.</w:t>
+      </w:r>
+      <w:r>
+        <w:rPr>
+          <w:rFonts w:ascii="Arial" w:hAnsi="Arial" w:cs="Arial"/>
+          <w:b/>
+          <w:sz w:val="20"/>
+          <w:szCs w:val="20"/>
+        </w:rPr>
+        <w:t xml:space="preserve">  Note that unless a </w:t>
+      </w:r>
+      <w:proofErr w:type="gramStart"/>
+      <w:r>
+        <w:rPr>
+          <w:rFonts w:ascii="Arial" w:hAnsi="Arial" w:cs="Arial"/>
+          <w:b/>
+          <w:sz w:val="20"/>
+          <w:szCs w:val="20"/>
+        </w:rPr>
+        <w:t>Client</w:t>
+      </w:r>
+      <w:proofErr w:type="gramEnd"/>
+      <w:r>
+        <w:rPr>
+          <w:rFonts w:ascii="Arial" w:hAnsi="Arial" w:cs="Arial"/>
+          <w:b/>
+          <w:sz w:val="20"/>
+          <w:szCs w:val="20"/>
+        </w:rPr>
+        <w:t>-specific or offering-specific environment is being established, disaster recovery is defined by the global information technology team and cannot be customized to a specific engagement.</w:t>
       </w:r>
       <w:r>
         <w:rPr>
@@ -32885,7 +36215,25 @@
           <w:sz w:val="20"/>
           <w:szCs w:val="20"/>
         </w:rPr>
-        <w:t xml:space="preserve">”) for any material deficiencies discovered via the test. Remediation Plans shall provide for remediation within timeframes reasonably commensurate with the level of risk posed by the deficiency. In the event Client disagrees with the proposed remediation timeframes, the matter shall be resolved in accordance with the Governance Model provided for herein. </w:t>
+        <w:t xml:space="preserve">”) for any material deficiencies discovered via the test. Remediation Plans shall </w:t>
+      </w:r>
+      <w:proofErr w:type="gramStart"/>
+      <w:r>
+        <w:rPr>
+          <w:rFonts w:ascii="Arial" w:hAnsi="Arial" w:cs="Arial"/>
+          <w:sz w:val="20"/>
+          <w:szCs w:val="20"/>
+        </w:rPr>
+        <w:t>provide for</w:t>
+      </w:r>
+      <w:proofErr w:type="gramEnd"/>
+      <w:r>
+        <w:rPr>
+          <w:rFonts w:ascii="Arial" w:hAnsi="Arial" w:cs="Arial"/>
+          <w:sz w:val="20"/>
+          <w:szCs w:val="20"/>
+        </w:rPr>
+        <w:t xml:space="preserve"> remediation within timeframes reasonably commensurate with the level of risk posed by the deficiency. In the event Client disagrees with the proposed remediation timeframes, the matter shall be resolved in accordance with the Governance Model provided for herein. </w:t>
       </w:r>
     </w:p>
     <w:p>
@@ -33055,12 +36403,13 @@
           <w:sz w:val="20"/>
           <w:szCs w:val="20"/>
         </w:rPr>
+        <w:lastRenderedPageBreak/>
         <w:br w:type="page"/>
       </w:r>
     </w:p>
     <w:p>
       <w:pPr>
-        <w:pStyle w:val="Heading1"/>
+        <w:pStyle w:val="TitleHeading"/>
       </w:pPr>
       <w:r>
         <w:lastRenderedPageBreak/>
@@ -33266,7 +36615,51 @@
           <w:szCs w:val="20"/>
           <w:highlight w:val="cyan"/>
         </w:rPr>
-        <w:t>: This is the list definitions includes the general definitions for all deals and will need to be customized for additional definitions based on Schedule A and Schedule C.]</w:t>
+        <w:t xml:space="preserve">: This is the </w:t>
+      </w:r>
+      <w:proofErr w:type="gramStart"/>
+      <w:r>
+        <w:rPr>
+          <w:rFonts w:ascii="Arial" w:hAnsi="Arial" w:cs="Arial"/>
+          <w:b/>
+          <w:sz w:val="20"/>
+          <w:szCs w:val="20"/>
+          <w:highlight w:val="cyan"/>
+        </w:rPr>
+        <w:t>list</w:t>
+      </w:r>
+      <w:proofErr w:type="gramEnd"/>
+      <w:r>
+        <w:rPr>
+          <w:rFonts w:ascii="Arial" w:hAnsi="Arial" w:cs="Arial"/>
+          <w:b/>
+          <w:sz w:val="20"/>
+          <w:szCs w:val="20"/>
+          <w:highlight w:val="cyan"/>
+        </w:rPr>
+        <w:t xml:space="preserve"> </w:t>
+      </w:r>
+      <w:proofErr w:type="gramStart"/>
+      <w:r>
+        <w:rPr>
+          <w:rFonts w:ascii="Arial" w:hAnsi="Arial" w:cs="Arial"/>
+          <w:b/>
+          <w:sz w:val="20"/>
+          <w:szCs w:val="20"/>
+          <w:highlight w:val="cyan"/>
+        </w:rPr>
+        <w:t>definitions</w:t>
+      </w:r>
+      <w:proofErr w:type="gramEnd"/>
+      <w:r>
+        <w:rPr>
+          <w:rFonts w:ascii="Arial" w:hAnsi="Arial" w:cs="Arial"/>
+          <w:b/>
+          <w:sz w:val="20"/>
+          <w:szCs w:val="20"/>
+          <w:highlight w:val="cyan"/>
+        </w:rPr>
+        <w:t xml:space="preserve"> includes the general definitions for all deals and will need to be customized for additional definitions based on Schedule A and Schedule C.]</w:t>
       </w:r>
     </w:p>
     <w:p>
@@ -33649,7 +37042,51 @@
                 <w:szCs w:val="20"/>
                 <w:highlight w:val="yellow"/>
               </w:rPr>
-              <w:t xml:space="preserve">A quantity, stated as a number of percentage points that is specified for a given Critical Service Level. The total of all Allocation of Pool Percentages shall not exceed the Pool Percentage Available for Allocation and the quantity of percentage points specified for any Critical Service Level shall not exceed the Maximum SLA Allocation Percentage.  </w:t>
+              <w:t xml:space="preserve">A quantity, stated as </w:t>
+            </w:r>
+            <w:proofErr w:type="gramStart"/>
+            <w:r>
+              <w:rPr>
+                <w:rFonts w:ascii="Arial" w:hAnsi="Arial" w:cs="Arial"/>
+                <w:kern w:val="12"/>
+                <w:sz w:val="20"/>
+                <w:szCs w:val="20"/>
+                <w:highlight w:val="yellow"/>
+              </w:rPr>
+              <w:t>a number of</w:t>
+            </w:r>
+            <w:proofErr w:type="gramEnd"/>
+            <w:r>
+              <w:rPr>
+                <w:rFonts w:ascii="Arial" w:hAnsi="Arial" w:cs="Arial"/>
+                <w:kern w:val="12"/>
+                <w:sz w:val="20"/>
+                <w:szCs w:val="20"/>
+                <w:highlight w:val="yellow"/>
+              </w:rPr>
+              <w:t xml:space="preserve"> percentage points that </w:t>
+            </w:r>
+            <w:proofErr w:type="gramStart"/>
+            <w:r>
+              <w:rPr>
+                <w:rFonts w:ascii="Arial" w:hAnsi="Arial" w:cs="Arial"/>
+                <w:kern w:val="12"/>
+                <w:sz w:val="20"/>
+                <w:szCs w:val="20"/>
+                <w:highlight w:val="yellow"/>
+              </w:rPr>
+              <w:t>is</w:t>
+            </w:r>
+            <w:proofErr w:type="gramEnd"/>
+            <w:r>
+              <w:rPr>
+                <w:rFonts w:ascii="Arial" w:hAnsi="Arial" w:cs="Arial"/>
+                <w:kern w:val="12"/>
+                <w:sz w:val="20"/>
+                <w:szCs w:val="20"/>
+                <w:highlight w:val="yellow"/>
+              </w:rPr>
+              <w:t xml:space="preserve"> specified for a given Critical Service Level. The total of all Allocation of Pool Percentages shall not exceed the Pool Percentage Available for Allocation and the quantity of percentage points specified for any Critical Service Level shall not exceed the Maximum SLA Allocation Percentage.  </w:t>
             </w:r>
             <w:r>
               <w:rPr>
@@ -33674,6 +37111,7 @@
               </w:rPr>
               <w:t>NOTE TO DRAFT</w:t>
             </w:r>
+            <w:proofErr w:type="gramStart"/>
             <w:r>
               <w:rPr>
                 <w:rFonts w:ascii="Arial" w:hAnsi="Arial" w:cs="Arial"/>
@@ -33683,7 +37121,19 @@
                 <w:szCs w:val="20"/>
                 <w:highlight w:val="yellow"/>
               </w:rPr>
-              <w:t>:  Delete, unless Service Level Credits will apply.]</w:t>
+              <w:t>:  Delete</w:t>
+            </w:r>
+            <w:proofErr w:type="gramEnd"/>
+            <w:r>
+              <w:rPr>
+                <w:rFonts w:ascii="Arial" w:hAnsi="Arial" w:cs="Arial"/>
+                <w:b/>
+                <w:kern w:val="12"/>
+                <w:sz w:val="20"/>
+                <w:szCs w:val="20"/>
+                <w:highlight w:val="yellow"/>
+              </w:rPr>
+              <w:t>, unless Service Level Credits will apply.]</w:t>
             </w:r>
           </w:p>
         </w:tc>
@@ -33927,6 +37377,7 @@
               </w:rPr>
               <w:t>NOTE TO DRAFT</w:t>
             </w:r>
+            <w:proofErr w:type="gramStart"/>
             <w:r>
               <w:rPr>
                 <w:rFonts w:ascii="Arial" w:hAnsi="Arial" w:cs="Arial"/>
@@ -33935,7 +37386,18 @@
                 <w:sz w:val="20"/>
                 <w:szCs w:val="20"/>
               </w:rPr>
-              <w:t>:  Delete, unless Service Level Credits will apply.]</w:t>
+              <w:t>:  Delete</w:t>
+            </w:r>
+            <w:proofErr w:type="gramEnd"/>
+            <w:r>
+              <w:rPr>
+                <w:rFonts w:ascii="Arial" w:hAnsi="Arial" w:cs="Arial"/>
+                <w:b/>
+                <w:kern w:val="12"/>
+                <w:sz w:val="20"/>
+                <w:szCs w:val="20"/>
+              </w:rPr>
+              <w:t>, unless Service Level Credits will apply.]</w:t>
             </w:r>
           </w:p>
         </w:tc>
@@ -33992,6 +37454,7 @@
                 <w:highlight w:val="green"/>
               </w:rPr>
             </w:pPr>
+            <w:proofErr w:type="gramStart"/>
             <w:r>
               <w:rPr>
                 <w:rFonts w:ascii="Arial" w:eastAsia="Calibri" w:hAnsi="Arial" w:cs="Arial"/>
@@ -33999,7 +37462,17 @@
                 <w:sz w:val="20"/>
                 <w:szCs w:val="20"/>
               </w:rPr>
-              <w:t>A revision, substitution, addition, installation, de-installation or other modification in the Services</w:t>
+              <w:t>A revision</w:t>
+            </w:r>
+            <w:proofErr w:type="gramEnd"/>
+            <w:r>
+              <w:rPr>
+                <w:rFonts w:ascii="Arial" w:eastAsia="Calibri" w:hAnsi="Arial" w:cs="Arial"/>
+                <w:kern w:val="12"/>
+                <w:sz w:val="20"/>
+                <w:szCs w:val="20"/>
+              </w:rPr>
+              <w:t>, substitution, addition, installation, de-installation or other modification in the Services</w:t>
             </w:r>
           </w:p>
         </w:tc>
@@ -34681,7 +38154,27 @@
                 <w:sz w:val="20"/>
                 <w:szCs w:val="20"/>
               </w:rPr>
-              <w:t>Client Information that is information about Client’s customers, employees or other third parties.</w:t>
+              <w:t xml:space="preserve">Client </w:t>
+            </w:r>
+            <w:proofErr w:type="gramStart"/>
+            <w:r>
+              <w:rPr>
+                <w:rFonts w:ascii="Arial" w:eastAsia="Calibri" w:hAnsi="Arial" w:cs="Arial"/>
+                <w:kern w:val="12"/>
+                <w:sz w:val="20"/>
+                <w:szCs w:val="20"/>
+              </w:rPr>
+              <w:t>Information that</w:t>
+            </w:r>
+            <w:proofErr w:type="gramEnd"/>
+            <w:r>
+              <w:rPr>
+                <w:rFonts w:ascii="Arial" w:eastAsia="Calibri" w:hAnsi="Arial" w:cs="Arial"/>
+                <w:kern w:val="12"/>
+                <w:sz w:val="20"/>
+                <w:szCs w:val="20"/>
+              </w:rPr>
+              <w:t xml:space="preserve"> is information about Client’s customers, employees or other third parties.</w:t>
             </w:r>
           </w:p>
         </w:tc>
@@ -35179,8 +38672,9 @@
                 <w:szCs w:val="20"/>
                 <w:highlight w:val="yellow"/>
               </w:rPr>
-              <w:t>The twelve (12) month period beginning on the</w:t>
-            </w:r>
+              <w:t xml:space="preserve">The twelve (12) month period </w:t>
+            </w:r>
+            <w:proofErr w:type="gramStart"/>
             <w:r>
               <w:rPr>
                 <w:rFonts w:ascii="Arial" w:eastAsia="Calibri" w:hAnsi="Arial" w:cs="Arial"/>
@@ -35189,6 +38683,27 @@
                 <w:szCs w:val="20"/>
                 <w:highlight w:val="yellow"/>
               </w:rPr>
+              <w:t>beginning</w:t>
+            </w:r>
+            <w:proofErr w:type="gramEnd"/>
+            <w:r>
+              <w:rPr>
+                <w:rFonts w:ascii="Arial" w:eastAsia="Calibri" w:hAnsi="Arial" w:cs="Arial"/>
+                <w:kern w:val="12"/>
+                <w:sz w:val="20"/>
+                <w:szCs w:val="20"/>
+                <w:highlight w:val="yellow"/>
+              </w:rPr>
+              <w:t xml:space="preserve"> on the</w:t>
+            </w:r>
+            <w:r>
+              <w:rPr>
+                <w:rFonts w:ascii="Arial" w:eastAsia="Calibri" w:hAnsi="Arial" w:cs="Arial"/>
+                <w:kern w:val="12"/>
+                <w:sz w:val="20"/>
+                <w:szCs w:val="20"/>
+                <w:highlight w:val="yellow"/>
+              </w:rPr>
               <w:t xml:space="preserve"> **COMMENCEMENT_DATE**</w:t>
             </w:r>
             <w:r>
@@ -35199,7 +38714,29 @@
                 <w:szCs w:val="20"/>
                 <w:highlight w:val="yellow"/>
               </w:rPr>
-              <w:t xml:space="preserve"> and ending on the first anniversary thereof, and each consecutive twelve (12) month period during the Term of this SOW.</w:t>
+              <w:t xml:space="preserve"> and </w:t>
+            </w:r>
+            <w:proofErr w:type="gramStart"/>
+            <w:r>
+              <w:rPr>
+                <w:rFonts w:ascii="Arial" w:eastAsia="Calibri" w:hAnsi="Arial" w:cs="Arial"/>
+                <w:kern w:val="12"/>
+                <w:sz w:val="20"/>
+                <w:szCs w:val="20"/>
+                <w:highlight w:val="yellow"/>
+              </w:rPr>
+              <w:t>ending</w:t>
+            </w:r>
+            <w:proofErr w:type="gramEnd"/>
+            <w:r>
+              <w:rPr>
+                <w:rFonts w:ascii="Arial" w:eastAsia="Calibri" w:hAnsi="Arial" w:cs="Arial"/>
+                <w:kern w:val="12"/>
+                <w:sz w:val="20"/>
+                <w:szCs w:val="20"/>
+                <w:highlight w:val="yellow"/>
+              </w:rPr>
+              <w:t xml:space="preserve"> on the first anniversary thereof, and each consecutive twelve (12) month period during the Term of this SOW.</w:t>
             </w:r>
           </w:p>
         </w:tc>
@@ -35262,7 +38799,27 @@
                 <w:sz w:val="20"/>
                 <w:szCs w:val="20"/>
               </w:rPr>
-              <w:t>“Control” variations thereof, including “Controlling”, “Controlled”  means, with respect to any entity, the possession, directly or indirectly, of the power to direct or cause the direction of the management and policies or operations of such entity, whether through the ownership of voting securities (or other ownership interest), by contract, or otherwise.</w:t>
+              <w:t>“Control” variations thereof, including “Controlling”, “</w:t>
+            </w:r>
+            <w:proofErr w:type="gramStart"/>
+            <w:r>
+              <w:rPr>
+                <w:rFonts w:ascii="Arial" w:eastAsia="Calibri" w:hAnsi="Arial" w:cs="Arial"/>
+                <w:kern w:val="12"/>
+                <w:sz w:val="20"/>
+                <w:szCs w:val="20"/>
+              </w:rPr>
+              <w:t>Controlled”  means</w:t>
+            </w:r>
+            <w:proofErr w:type="gramEnd"/>
+            <w:r>
+              <w:rPr>
+                <w:rFonts w:ascii="Arial" w:eastAsia="Calibri" w:hAnsi="Arial" w:cs="Arial"/>
+                <w:kern w:val="12"/>
+                <w:sz w:val="20"/>
+                <w:szCs w:val="20"/>
+              </w:rPr>
+              <w:t>, with respect to any entity, the possession, directly or indirectly, of the power to direct or cause the direction of the management and policies or operations of such entity, whether through the ownership of voting securities (or other ownership interest), by contract, or otherwise.</w:t>
             </w:r>
           </w:p>
         </w:tc>
@@ -35353,6 +38910,7 @@
               </w:rPr>
               <w:t>NOTE TO DRAFT</w:t>
             </w:r>
+            <w:proofErr w:type="gramStart"/>
             <w:r>
               <w:rPr>
                 <w:rFonts w:ascii="Arial" w:hAnsi="Arial" w:cs="Arial"/>
@@ -35362,7 +38920,19 @@
                 <w:szCs w:val="20"/>
                 <w:highlight w:val="yellow"/>
               </w:rPr>
-              <w:t>:  Delete, unless Service Level Credits will apply.]</w:t>
+              <w:t>:  Delete</w:t>
+            </w:r>
+            <w:proofErr w:type="gramEnd"/>
+            <w:r>
+              <w:rPr>
+                <w:rFonts w:ascii="Arial" w:hAnsi="Arial" w:cs="Arial"/>
+                <w:b/>
+                <w:kern w:val="12"/>
+                <w:sz w:val="20"/>
+                <w:szCs w:val="20"/>
+                <w:highlight w:val="yellow"/>
+              </w:rPr>
+              <w:t>, unless Service Level Credits will apply.]</w:t>
             </w:r>
           </w:p>
         </w:tc>
@@ -35452,6 +39022,7 @@
               </w:rPr>
               <w:t>NOTE TO DRAFT</w:t>
             </w:r>
+            <w:proofErr w:type="gramStart"/>
             <w:r>
               <w:rPr>
                 <w:rFonts w:ascii="Arial" w:hAnsi="Arial" w:cs="Arial"/>
@@ -35461,7 +39032,19 @@
                 <w:szCs w:val="20"/>
                 <w:highlight w:val="yellow"/>
               </w:rPr>
-              <w:t>:  Delete, unless Service Level Credits will apply.]</w:t>
+              <w:t>:  Delete</w:t>
+            </w:r>
+            <w:proofErr w:type="gramEnd"/>
+            <w:r>
+              <w:rPr>
+                <w:rFonts w:ascii="Arial" w:hAnsi="Arial" w:cs="Arial"/>
+                <w:b/>
+                <w:kern w:val="12"/>
+                <w:sz w:val="20"/>
+                <w:szCs w:val="20"/>
+                <w:highlight w:val="yellow"/>
+              </w:rPr>
+              <w:t>, unless Service Level Credits will apply.]</w:t>
             </w:r>
           </w:p>
         </w:tc>
@@ -36114,7 +39697,29 @@
                 <w:szCs w:val="20"/>
                 <w:highlight w:val="yellow"/>
               </w:rPr>
-              <w:t xml:space="preserve">The methodology used to determine the potential elimination of a Service Level Credit, as described in Section </w:t>
+              <w:t xml:space="preserve">The methodology </w:t>
+            </w:r>
+            <w:proofErr w:type="gramStart"/>
+            <w:r>
+              <w:rPr>
+                <w:rFonts w:ascii="Arial" w:hAnsi="Arial" w:cs="Arial"/>
+                <w:kern w:val="12"/>
+                <w:sz w:val="20"/>
+                <w:szCs w:val="20"/>
+                <w:highlight w:val="yellow"/>
+              </w:rPr>
+              <w:t>used</w:t>
+            </w:r>
+            <w:proofErr w:type="gramEnd"/>
+            <w:r>
+              <w:rPr>
+                <w:rFonts w:ascii="Arial" w:hAnsi="Arial" w:cs="Arial"/>
+                <w:kern w:val="12"/>
+                <w:sz w:val="20"/>
+                <w:szCs w:val="20"/>
+                <w:highlight w:val="yellow"/>
+              </w:rPr>
+              <w:t xml:space="preserve"> to determine the potential elimination of a Service Level Credit, as described in Section </w:t>
             </w:r>
             <w:r>
               <w:rPr>
@@ -36344,6 +39949,7 @@
               </w:rPr>
               <w:t>NOTE TO DRAFT</w:t>
             </w:r>
+            <w:proofErr w:type="gramStart"/>
             <w:r>
               <w:rPr>
                 <w:rFonts w:ascii="Arial" w:eastAsia="Calibri" w:hAnsi="Arial" w:cs="Arial"/>
@@ -36353,7 +39959,19 @@
                 <w:szCs w:val="20"/>
                 <w:highlight w:val="yellow"/>
               </w:rPr>
-              <w:t xml:space="preserve">:  Consult with </w:t>
+              <w:t>:  Consult</w:t>
+            </w:r>
+            <w:proofErr w:type="gramEnd"/>
+            <w:r>
+              <w:rPr>
+                <w:rFonts w:ascii="Arial" w:eastAsia="Calibri" w:hAnsi="Arial" w:cs="Arial"/>
+                <w:b/>
+                <w:kern w:val="12"/>
+                <w:sz w:val="20"/>
+                <w:szCs w:val="20"/>
+                <w:highlight w:val="yellow"/>
+              </w:rPr>
+              <w:t xml:space="preserve"> with </w:t>
             </w:r>
             <w:r>
               <w:rPr>
@@ -37149,6 +40767,7 @@
               </w:rPr>
               <w:t>NOTE TO DRAFT</w:t>
             </w:r>
+            <w:proofErr w:type="gramStart"/>
             <w:r>
               <w:rPr>
                 <w:rFonts w:ascii="Arial" w:hAnsi="Arial" w:cs="Arial"/>
@@ -37158,7 +40777,19 @@
                 <w:szCs w:val="20"/>
                 <w:highlight w:val="yellow"/>
               </w:rPr>
-              <w:t>:  Delete or modify, unless Service Level Credits will apply.]</w:t>
+              <w:t>:  Delete</w:t>
+            </w:r>
+            <w:proofErr w:type="gramEnd"/>
+            <w:r>
+              <w:rPr>
+                <w:rFonts w:ascii="Arial" w:hAnsi="Arial" w:cs="Arial"/>
+                <w:b/>
+                <w:kern w:val="12"/>
+                <w:sz w:val="20"/>
+                <w:szCs w:val="20"/>
+                <w:highlight w:val="yellow"/>
+              </w:rPr>
+              <w:t xml:space="preserve"> or modify, unless Service Level Credits will apply.]</w:t>
             </w:r>
           </w:p>
         </w:tc>
@@ -37450,7 +41081,29 @@
                 <w:szCs w:val="20"/>
                 <w:highlight w:val="yellow"/>
               </w:rPr>
-              <w:t>which would represent [twenty-five percent (25%)] of the At Risk Amount</w:t>
+              <w:t xml:space="preserve">which would represent [twenty-five percent (25%)] of the </w:t>
+            </w:r>
+            <w:proofErr w:type="gramStart"/>
+            <w:r>
+              <w:rPr>
+                <w:rFonts w:ascii="Arial" w:hAnsi="Arial" w:cs="Arial"/>
+                <w:kern w:val="12"/>
+                <w:sz w:val="20"/>
+                <w:szCs w:val="20"/>
+                <w:highlight w:val="yellow"/>
+              </w:rPr>
+              <w:t>At Risk</w:t>
+            </w:r>
+            <w:proofErr w:type="gramEnd"/>
+            <w:r>
+              <w:rPr>
+                <w:rFonts w:ascii="Arial" w:hAnsi="Arial" w:cs="Arial"/>
+                <w:kern w:val="12"/>
+                <w:sz w:val="20"/>
+                <w:szCs w:val="20"/>
+                <w:highlight w:val="yellow"/>
+              </w:rPr>
+              <w:t xml:space="preserve"> Amount</w:t>
             </w:r>
             <w:r>
               <w:rPr>
@@ -37535,7 +41188,29 @@
                 <w:szCs w:val="20"/>
                 <w:highlight w:val="yellow"/>
               </w:rPr>
-              <w:t>The time during, or frequency by, which a Service Level shall be measured. The Measurement Window will exclude scheduled maintenance and emergency maintenance</w:t>
+              <w:t xml:space="preserve">The time during, or frequency </w:t>
+            </w:r>
+            <w:proofErr w:type="gramStart"/>
+            <w:r>
+              <w:rPr>
+                <w:rFonts w:ascii="Arial" w:hAnsi="Arial" w:cs="Arial"/>
+                <w:kern w:val="12"/>
+                <w:sz w:val="20"/>
+                <w:szCs w:val="20"/>
+                <w:highlight w:val="yellow"/>
+              </w:rPr>
+              <w:t>by, which</w:t>
+            </w:r>
+            <w:proofErr w:type="gramEnd"/>
+            <w:r>
+              <w:rPr>
+                <w:rFonts w:ascii="Arial" w:hAnsi="Arial" w:cs="Arial"/>
+                <w:kern w:val="12"/>
+                <w:sz w:val="20"/>
+                <w:szCs w:val="20"/>
+                <w:highlight w:val="yellow"/>
+              </w:rPr>
+              <w:t xml:space="preserve"> a Service Level shall be measured. The Measurement Window will exclude scheduled maintenance and emergency maintenance</w:t>
             </w:r>
             <w:r>
               <w:rPr>
@@ -37661,6 +41336,7 @@
               </w:rPr>
               <w:t>NOTE TO DRAFT</w:t>
             </w:r>
+            <w:proofErr w:type="gramStart"/>
             <w:r>
               <w:rPr>
                 <w:rFonts w:ascii="Arial" w:hAnsi="Arial" w:cs="Arial"/>
@@ -37669,7 +41345,18 @@
                 <w:sz w:val="20"/>
                 <w:szCs w:val="20"/>
               </w:rPr>
-              <w:t>:  Delete, unless Service Level Credits will apply.]</w:t>
+              <w:t>:  Delete</w:t>
+            </w:r>
+            <w:proofErr w:type="gramEnd"/>
+            <w:r>
+              <w:rPr>
+                <w:rFonts w:ascii="Arial" w:hAnsi="Arial" w:cs="Arial"/>
+                <w:b/>
+                <w:kern w:val="12"/>
+                <w:sz w:val="20"/>
+                <w:szCs w:val="20"/>
+              </w:rPr>
+              <w:t>, unless Service Level Credits will apply.]</w:t>
             </w:r>
           </w:p>
         </w:tc>
@@ -38026,7 +41713,29 @@
                 <w:szCs w:val="20"/>
                 <w:highlight w:val="yellow"/>
               </w:rPr>
-              <w:t xml:space="preserve">One hundred percentage points (100), which represents one hundred percent (100%) of the At Risk Amount.  </w:t>
+              <w:t xml:space="preserve">One hundred percentage points (100), which represents one hundred percent (100%) of the </w:t>
+            </w:r>
+            <w:proofErr w:type="gramStart"/>
+            <w:r>
+              <w:rPr>
+                <w:rFonts w:ascii="Arial" w:hAnsi="Arial" w:cs="Arial"/>
+                <w:kern w:val="12"/>
+                <w:sz w:val="20"/>
+                <w:szCs w:val="20"/>
+                <w:highlight w:val="yellow"/>
+              </w:rPr>
+              <w:t>At Risk</w:t>
+            </w:r>
+            <w:proofErr w:type="gramEnd"/>
+            <w:r>
+              <w:rPr>
+                <w:rFonts w:ascii="Arial" w:hAnsi="Arial" w:cs="Arial"/>
+                <w:kern w:val="12"/>
+                <w:sz w:val="20"/>
+                <w:szCs w:val="20"/>
+                <w:highlight w:val="yellow"/>
+              </w:rPr>
+              <w:t xml:space="preserve"> Amount.  </w:t>
             </w:r>
             <w:r>
               <w:rPr>
@@ -38051,6 +41760,7 @@
               </w:rPr>
               <w:t>NOTE TO DRAFT</w:t>
             </w:r>
+            <w:proofErr w:type="gramStart"/>
             <w:r>
               <w:rPr>
                 <w:rFonts w:ascii="Arial" w:hAnsi="Arial" w:cs="Arial"/>
@@ -38060,7 +41770,19 @@
                 <w:szCs w:val="20"/>
                 <w:highlight w:val="yellow"/>
               </w:rPr>
-              <w:t>:  Delete, unless Service Level Credits will apply.]</w:t>
+              <w:t>:  Delete</w:t>
+            </w:r>
+            <w:proofErr w:type="gramEnd"/>
+            <w:r>
+              <w:rPr>
+                <w:rFonts w:ascii="Arial" w:hAnsi="Arial" w:cs="Arial"/>
+                <w:b/>
+                <w:kern w:val="12"/>
+                <w:sz w:val="20"/>
+                <w:szCs w:val="20"/>
+                <w:highlight w:val="yellow"/>
+              </w:rPr>
+              <w:t>, unless Service Level Credits will apply.]</w:t>
             </w:r>
           </w:p>
         </w:tc>
@@ -38499,6 +42221,7 @@
               </w:rPr>
               <w:t>NOTE TO DRAFT</w:t>
             </w:r>
+            <w:proofErr w:type="gramStart"/>
             <w:r>
               <w:rPr>
                 <w:rFonts w:ascii="Arial" w:hAnsi="Arial" w:cs="Arial"/>
@@ -38508,7 +42231,19 @@
                 <w:szCs w:val="20"/>
                 <w:highlight w:val="yellow"/>
               </w:rPr>
-              <w:t>:  Delete second sentence, unless Service Level Credits will apply.]</w:t>
+              <w:t>:  Delete</w:t>
+            </w:r>
+            <w:proofErr w:type="gramEnd"/>
+            <w:r>
+              <w:rPr>
+                <w:rFonts w:ascii="Arial" w:hAnsi="Arial" w:cs="Arial"/>
+                <w:b/>
+                <w:kern w:val="12"/>
+                <w:sz w:val="20"/>
+                <w:szCs w:val="20"/>
+                <w:highlight w:val="yellow"/>
+              </w:rPr>
+              <w:t xml:space="preserve"> second sentence, unless Service Level Credits will apply.]</w:t>
             </w:r>
           </w:p>
         </w:tc>
@@ -38573,7 +42308,29 @@
                 <w:szCs w:val="20"/>
                 <w:highlight w:val="yellow"/>
               </w:rPr>
-              <w:t xml:space="preserve">A credit applied against the Charge as a result of a Service Level Default with respect to a Critical Service level, which credit is specified in Schedule B (Service Level Methodology).  </w:t>
+              <w:t xml:space="preserve">A credit applied against the Charge </w:t>
+            </w:r>
+            <w:proofErr w:type="gramStart"/>
+            <w:r>
+              <w:rPr>
+                <w:rFonts w:ascii="Arial" w:hAnsi="Arial" w:cs="Arial"/>
+                <w:kern w:val="12"/>
+                <w:sz w:val="20"/>
+                <w:szCs w:val="20"/>
+                <w:highlight w:val="yellow"/>
+              </w:rPr>
+              <w:t>as a result of</w:t>
+            </w:r>
+            <w:proofErr w:type="gramEnd"/>
+            <w:r>
+              <w:rPr>
+                <w:rFonts w:ascii="Arial" w:hAnsi="Arial" w:cs="Arial"/>
+                <w:kern w:val="12"/>
+                <w:sz w:val="20"/>
+                <w:szCs w:val="20"/>
+                <w:highlight w:val="yellow"/>
+              </w:rPr>
+              <w:t xml:space="preserve"> a Service Level Default with respect to a Critical Service level, which credit is specified in Schedule B (Service Level Methodology).  </w:t>
             </w:r>
             <w:r>
               <w:rPr>
@@ -38598,6 +42355,7 @@
               </w:rPr>
               <w:t>NOTE TO DRAFT</w:t>
             </w:r>
+            <w:proofErr w:type="gramStart"/>
             <w:r>
               <w:rPr>
                 <w:rFonts w:ascii="Arial" w:hAnsi="Arial" w:cs="Arial"/>
@@ -38607,7 +42365,19 @@
                 <w:szCs w:val="20"/>
                 <w:highlight w:val="yellow"/>
               </w:rPr>
-              <w:t>:  Delete, unless Service Level Credits will apply.]</w:t>
+              <w:t>:  Delete</w:t>
+            </w:r>
+            <w:proofErr w:type="gramEnd"/>
+            <w:r>
+              <w:rPr>
+                <w:rFonts w:ascii="Arial" w:hAnsi="Arial" w:cs="Arial"/>
+                <w:b/>
+                <w:kern w:val="12"/>
+                <w:sz w:val="20"/>
+                <w:szCs w:val="20"/>
+                <w:highlight w:val="yellow"/>
+              </w:rPr>
+              <w:t>, unless Service Level Credits will apply.]</w:t>
             </w:r>
           </w:p>
         </w:tc>
@@ -38746,7 +42516,29 @@
                 <w:szCs w:val="20"/>
                 <w:highlight w:val="yellow"/>
               </w:rPr>
-              <w:t xml:space="preserve">The period, reflected in months, following the [applicable Go-Live Date] for a Service Level, which period is specified in Attachment B-1 (Service Level Matrix).  </w:t>
+              <w:t xml:space="preserve">The period, reflected in months, </w:t>
+            </w:r>
+            <w:proofErr w:type="gramStart"/>
+            <w:r>
+              <w:rPr>
+                <w:rFonts w:ascii="Arial" w:hAnsi="Arial" w:cs="Arial"/>
+                <w:kern w:val="12"/>
+                <w:sz w:val="20"/>
+                <w:szCs w:val="20"/>
+                <w:highlight w:val="yellow"/>
+              </w:rPr>
+              <w:t>following</w:t>
+            </w:r>
+            <w:proofErr w:type="gramEnd"/>
+            <w:r>
+              <w:rPr>
+                <w:rFonts w:ascii="Arial" w:hAnsi="Arial" w:cs="Arial"/>
+                <w:kern w:val="12"/>
+                <w:sz w:val="20"/>
+                <w:szCs w:val="20"/>
+                <w:highlight w:val="yellow"/>
+              </w:rPr>
+              <w:t xml:space="preserve"> the [applicable Go-Live Date] for a Service Level, which period is specified in Attachment B-1 (Service Level Matrix).  </w:t>
             </w:r>
             <w:r>
               <w:rPr>
@@ -38771,6 +42563,7 @@
               </w:rPr>
               <w:t>NOTE TO DRAFT</w:t>
             </w:r>
+            <w:proofErr w:type="gramStart"/>
             <w:r>
               <w:rPr>
                 <w:rFonts w:ascii="Arial" w:hAnsi="Arial" w:cs="Arial"/>
@@ -38780,7 +42573,19 @@
                 <w:szCs w:val="20"/>
                 <w:highlight w:val="yellow"/>
               </w:rPr>
-              <w:t>:  If there is not a Service Level Stabilization Period, delete.]</w:t>
+              <w:t>:  If</w:t>
+            </w:r>
+            <w:proofErr w:type="gramEnd"/>
+            <w:r>
+              <w:rPr>
+                <w:rFonts w:ascii="Arial" w:hAnsi="Arial" w:cs="Arial"/>
+                <w:b/>
+                <w:kern w:val="12"/>
+                <w:sz w:val="20"/>
+                <w:szCs w:val="20"/>
+                <w:highlight w:val="yellow"/>
+              </w:rPr>
+              <w:t xml:space="preserve"> there is not a Service Level Stabilization Period, delete.]</w:t>
             </w:r>
           </w:p>
         </w:tc>
@@ -39604,6 +43409,7 @@
         </w:rPr>
         <w:t>NOTE TO DRAFT</w:t>
       </w:r>
+      <w:proofErr w:type="gramStart"/>
       <w:r>
         <w:rPr>
           <w:rFonts w:ascii="Arial" w:eastAsia="Calibri" w:hAnsi="Arial" w:cs="Arial"/>
@@ -39612,7 +43418,18 @@
           <w:szCs w:val="20"/>
           <w:highlight w:val="yellow"/>
         </w:rPr>
-        <w:t xml:space="preserve">:  The following list of defined terms are not used in the MS SOW Template, but are frequently used terms in Managed Services SOW.  To the extent these terms are relevant/useful, copy them into the table above, </w:t>
+        <w:t>:  The</w:t>
+      </w:r>
+      <w:proofErr w:type="gramEnd"/>
+      <w:r>
+        <w:rPr>
+          <w:rFonts w:ascii="Arial" w:eastAsia="Calibri" w:hAnsi="Arial" w:cs="Arial"/>
+          <w:b/>
+          <w:sz w:val="20"/>
+          <w:szCs w:val="20"/>
+          <w:highlight w:val="yellow"/>
+        </w:rPr>
+        <w:t xml:space="preserve"> following list of defined terms are not used in the MS SOW Template, but are frequently used terms in Managed Services SOW.  To the extent these terms are relevant/useful, copy them into the table above, </w:t>
       </w:r>
       <w:r>
         <w:rPr>
@@ -39710,7 +43527,27 @@
                 <w:sz w:val="20"/>
                 <w:szCs w:val="20"/>
               </w:rPr>
-              <w:t xml:space="preserve">The Business Hours occurring Monday through Friday, excluding EY Holidays and Client Holidays.   </w:t>
+              <w:t xml:space="preserve">The Business Hours </w:t>
+            </w:r>
+            <w:proofErr w:type="gramStart"/>
+            <w:r>
+              <w:rPr>
+                <w:rFonts w:ascii="Arial" w:eastAsia="Calibri" w:hAnsi="Arial" w:cs="Arial"/>
+                <w:kern w:val="12"/>
+                <w:sz w:val="20"/>
+                <w:szCs w:val="20"/>
+              </w:rPr>
+              <w:t>occurring</w:t>
+            </w:r>
+            <w:proofErr w:type="gramEnd"/>
+            <w:r>
+              <w:rPr>
+                <w:rFonts w:ascii="Arial" w:eastAsia="Calibri" w:hAnsi="Arial" w:cs="Arial"/>
+                <w:kern w:val="12"/>
+                <w:sz w:val="20"/>
+                <w:szCs w:val="20"/>
+              </w:rPr>
+              <w:t xml:space="preserve"> Monday through Friday, excluding EY Holidays and Client Holidays.   </w:t>
             </w:r>
           </w:p>
         </w:tc>
@@ -39971,6 +43808,7 @@
               </w:rPr>
               <w:t xml:space="preserve">8:00 AM to 5:00 PM in </w:t>
             </w:r>
+            <w:proofErr w:type="gramStart"/>
             <w:r>
               <w:rPr>
                 <w:rFonts w:ascii="Arial" w:eastAsia="Calibri" w:hAnsi="Arial" w:cs="Arial"/>
@@ -40000,16 +43838,40 @@
                 <w:szCs w:val="20"/>
                 <w:highlight w:val="cyan"/>
               </w:rPr>
-              <w:t>time zone</w:t>
-            </w:r>
+              <w:t>time</w:t>
+            </w:r>
+            <w:proofErr w:type="gramEnd"/>
             <w:r>
               <w:rPr>
                 <w:rFonts w:ascii="Arial" w:eastAsia="Calibri" w:hAnsi="Arial" w:cs="Arial"/>
+                <w:i/>
                 <w:kern w:val="12"/>
                 <w:sz w:val="20"/>
                 <w:szCs w:val="20"/>
                 <w:highlight w:val="cyan"/>
               </w:rPr>
+              <w:t xml:space="preserve"> </w:t>
+            </w:r>
+            <w:proofErr w:type="gramStart"/>
+            <w:r>
+              <w:rPr>
+                <w:rFonts w:ascii="Arial" w:eastAsia="Calibri" w:hAnsi="Arial" w:cs="Arial"/>
+                <w:i/>
+                <w:kern w:val="12"/>
+                <w:sz w:val="20"/>
+                <w:szCs w:val="20"/>
+                <w:highlight w:val="cyan"/>
+              </w:rPr>
+              <w:t>zone</w:t>
+            </w:r>
+            <w:r>
+              <w:rPr>
+                <w:rFonts w:ascii="Arial" w:eastAsia="Calibri" w:hAnsi="Arial" w:cs="Arial"/>
+                <w:kern w:val="12"/>
+                <w:sz w:val="20"/>
+                <w:szCs w:val="20"/>
+                <w:highlight w:val="cyan"/>
+              </w:rPr>
               <w:t>}</w:t>
             </w:r>
             <w:r>
@@ -40022,6 +43884,7 @@
               </w:rPr>
               <w:t>,</w:t>
             </w:r>
+            <w:proofErr w:type="gramEnd"/>
             <w:r>
               <w:rPr>
                 <w:rFonts w:ascii="Arial" w:eastAsia="Calibri" w:hAnsi="Arial" w:cs="Arial"/>
@@ -46256,10 +50119,6 @@
 </file>
 
 <file path=customXml/item1.xml><?xml version="1.0" encoding="utf-8"?>
-<b:Sources xmlns:b="http://schemas.openxmlformats.org/officeDocument/2006/bibliography" xmlns="http://schemas.openxmlformats.org/officeDocument/2006/bibliography" SelectedStyle="\APA.XSL" StyleName="APA"/>
-</file>
-
-<file path=customXml/item2.xml><?xml version="1.0" encoding="utf-8"?>
 <?mso-contentType ?>
 <FormTemplates xmlns="http://schemas.microsoft.com/sharepoint/v3/contenttype/forms">
   <Display>DocumentLibraryForm</Display>
@@ -46268,17 +50127,15 @@
 </FormTemplates>
 </file>
 
+<file path=customXml/item2.xml><?xml version="1.0" encoding="utf-8"?>
+<b:Sources xmlns:b="http://schemas.openxmlformats.org/officeDocument/2006/bibliography" xmlns="http://schemas.openxmlformats.org/officeDocument/2006/bibliography" SelectedStyle="\APA.XSL" StyleName="APA"/>
+</file>
+
 <file path=customXml/item3.xml><?xml version="1.0" encoding="utf-8"?>
-<p:properties xmlns:p="http://schemas.microsoft.com/office/2006/metadata/properties" xmlns:xsi="http://www.w3.org/2001/XMLSchema-instance" xmlns:pc="http://schemas.microsoft.com/office/infopath/2007/PartnerControls">
-  <documentManagement/>
-</p:properties>
+<b:Sources xmlns:b="http://schemas.openxmlformats.org/officeDocument/2006/bibliography" xmlns="http://schemas.openxmlformats.org/officeDocument/2006/bibliography" SelectedStyle="\APA.XSL" StyleName="APA"/>
 </file>
 
 <file path=customXml/item4.xml><?xml version="1.0" encoding="utf-8"?>
-<b:Sources xmlns:b="http://schemas.openxmlformats.org/officeDocument/2006/bibliography" xmlns="http://schemas.openxmlformats.org/officeDocument/2006/bibliography" SelectedStyle="\APA.XSL" StyleName="APA"/>
-</file>
-
-<file path=customXml/item5.xml><?xml version="1.0" encoding="utf-8"?>
 <ct:contentTypeSchema xmlns:ct="http://schemas.microsoft.com/office/2006/metadata/contentType" xmlns:ma="http://schemas.microsoft.com/office/2006/metadata/properties/metaAttributes" ct:_="" ma:_="" ma:contentTypeName="Document" ma:contentTypeID="0x010100512D8143EBAB4F48A45D02323B7787CD" ma:contentTypeVersion="4" ma:contentTypeDescription="Create a new document." ma:contentTypeScope="" ma:versionID="615fc09795e7468283b6f0bb7d04746b">
   <xsd:schema xmlns:xsd="http://www.w3.org/2001/XMLSchema" xmlns:xs="http://www.w3.org/2001/XMLSchema" xmlns:p="http://schemas.microsoft.com/office/2006/metadata/properties" xmlns:ns2="63b1587f-e08d-4165-8b7c-8e10ec81d5e9" targetNamespace="http://schemas.microsoft.com/office/2006/metadata/properties" ma:root="true" ma:fieldsID="c75373169537aa6399a5b51c659de3c9" ns2:_="">
     <xsd:import namespace="63b1587f-e08d-4165-8b7c-8e10ec81d5e9"/>
@@ -46422,11 +50279,25 @@
 </ct:contentTypeSchema>
 </file>
 
-<file path=customXml/item6.xml><?xml version="1.0" encoding="utf-8"?>
+<file path=customXml/item5.xml><?xml version="1.0" encoding="utf-8"?>
 <b:Sources xmlns:b="http://schemas.openxmlformats.org/officeDocument/2006/bibliography" xmlns="http://schemas.openxmlformats.org/officeDocument/2006/bibliography" SelectedStyle="\APA.XSL" StyleName="APA"/>
 </file>
 
+<file path=customXml/item6.xml><?xml version="1.0" encoding="utf-8"?>
+<p:properties xmlns:p="http://schemas.microsoft.com/office/2006/metadata/properties" xmlns:xsi="http://www.w3.org/2001/XMLSchema-instance" xmlns:pc="http://schemas.microsoft.com/office/infopath/2007/PartnerControls">
+  <documentManagement/>
+</p:properties>
+</file>
+
 <file path=customXml/itemProps1.xml><?xml version="1.0" encoding="utf-8"?>
+<ds:datastoreItem xmlns:ds="http://schemas.openxmlformats.org/officeDocument/2006/customXml" ds:itemID="{79DE9347-DA71-41D7-8AB7-BE817D0578F9}">
+  <ds:schemaRefs>
+    <ds:schemaRef ds:uri="http://schemas.microsoft.com/sharepoint/v3/contenttype/forms"/>
+  </ds:schemaRefs>
+</ds:datastoreItem>
+</file>
+
+<file path=customXml/itemProps2.xml><?xml version="1.0" encoding="utf-8"?>
 <ds:datastoreItem xmlns:ds="http://schemas.openxmlformats.org/officeDocument/2006/customXml" ds:itemID="{6A49E694-C9B1-4585-9329-CE9C5F8A02A4}">
   <ds:schemaRefs>
     <ds:schemaRef ds:uri="http://schemas.openxmlformats.org/officeDocument/2006/bibliography"/>
@@ -46434,32 +50305,15 @@
 </ds:datastoreItem>
 </file>
 
-<file path=customXml/itemProps2.xml><?xml version="1.0" encoding="utf-8"?>
-<ds:datastoreItem xmlns:ds="http://schemas.openxmlformats.org/officeDocument/2006/customXml" ds:itemID="{79DE9347-DA71-41D7-8AB7-BE817D0578F9}">
-  <ds:schemaRefs>
-    <ds:schemaRef ds:uri="http://schemas.microsoft.com/sharepoint/v3/contenttype/forms"/>
-  </ds:schemaRefs>
-</ds:datastoreItem>
-</file>
-
 <file path=customXml/itemProps3.xml><?xml version="1.0" encoding="utf-8"?>
-<ds:datastoreItem xmlns:ds="http://schemas.openxmlformats.org/officeDocument/2006/customXml" ds:itemID="{E17D5425-5B54-4EFF-99CF-277D0F67288E}">
-  <ds:schemaRefs>
-    <ds:schemaRef ds:uri="http://schemas.microsoft.com/office/2006/metadata/properties"/>
-    <ds:schemaRef ds:uri="http://schemas.microsoft.com/office/infopath/2007/PartnerControls"/>
-  </ds:schemaRefs>
-</ds:datastoreItem>
-</file>
-
-<file path=customXml/itemProps4.xml><?xml version="1.0" encoding="utf-8"?>
-<ds:datastoreItem xmlns:ds="http://schemas.openxmlformats.org/officeDocument/2006/customXml" ds:itemID="{6775AE77-A174-431F-9442-11CAACC92E6C}">
+<ds:datastoreItem xmlns:ds="http://schemas.openxmlformats.org/officeDocument/2006/customXml" ds:itemID="{F320ED58-4B1A-47B1-9F07-B3EAE44843DB}">
   <ds:schemaRefs>
     <ds:schemaRef ds:uri="http://schemas.openxmlformats.org/officeDocument/2006/bibliography"/>
   </ds:schemaRefs>
 </ds:datastoreItem>
 </file>
 
-<file path=customXml/itemProps5.xml><?xml version="1.0" encoding="utf-8"?>
+<file path=customXml/itemProps4.xml><?xml version="1.0" encoding="utf-8"?>
 <ds:datastoreItem xmlns:ds="http://schemas.openxmlformats.org/officeDocument/2006/customXml" ds:itemID="{3A6E9E0C-3497-4BC4-97CB-020000036436}">
   <ds:schemaRefs>
     <ds:schemaRef ds:uri="http://schemas.microsoft.com/office/2006/metadata/contentType"/>
@@ -46477,10 +50331,19 @@
 </ds:datastoreItem>
 </file>
 
-<file path=customXml/itemProps6.xml><?xml version="1.0" encoding="utf-8"?>
-<ds:datastoreItem xmlns:ds="http://schemas.openxmlformats.org/officeDocument/2006/customXml" ds:itemID="{F320ED58-4B1A-47B1-9F07-B3EAE44843DB}">
+<file path=customXml/itemProps5.xml><?xml version="1.0" encoding="utf-8"?>
+<ds:datastoreItem xmlns:ds="http://schemas.openxmlformats.org/officeDocument/2006/customXml" ds:itemID="{6775AE77-A174-431F-9442-11CAACC92E6C}">
   <ds:schemaRefs>
     <ds:schemaRef ds:uri="http://schemas.openxmlformats.org/officeDocument/2006/bibliography"/>
   </ds:schemaRefs>
 </ds:datastoreItem>
+</file>
+
+<file path=customXml/itemProps6.xml><?xml version="1.0" encoding="utf-8"?>
+<ds:datastoreItem xmlns:ds="http://schemas.openxmlformats.org/officeDocument/2006/customXml" ds:itemID="{E17D5425-5B54-4EFF-99CF-277D0F67288E}">
+  <ds:schemaRefs>
+    <ds:schemaRef ds:uri="http://schemas.microsoft.com/office/2006/metadata/properties"/>
+    <ds:schemaRef ds:uri="http://schemas.microsoft.com/office/infopath/2007/PartnerControls"/>
+  </ds:schemaRefs>
+</ds:datastoreItem>
 </file>